--- a/设计报告.docx
+++ b/设计报告.docx
@@ -5148,7 +5148,7 @@
                 <w:i w:val="0"/>
                 <w:sz w:val="21"/>
               </w:rPr>
-              <w:t>PA3</w:t>
+              <w:t>PB11</w:t>
             </w:r>
           </w:p>
         </w:tc>
@@ -5168,7 +5168,7 @@
                 <w:i w:val="0"/>
                 <w:sz w:val="21"/>
               </w:rPr>
-              <w:t>USART2_RX</w:t>
+              <w:t>USART3_RX</w:t>
             </w:r>
           </w:p>
         </w:tc>
@@ -5188,7 +5188,25 @@
                 <w:i w:val="0"/>
                 <w:sz w:val="21"/>
               </w:rPr>
-              <w:t>与 RS485 共用，由 P5 跳线选择</w:t>
+              <w:t xml:space="preserve">板载 </w:t>
+            </w:r>
+            <w:r>
+              <w:rPr>
+                <w:rFonts w:ascii="Times New Roman" w:hAnsi="Times New Roman" w:eastAsia="宋体" w:cs="Times New Roman"/>
+                <w:b/>
+                <w:i w:val="0"/>
+                <w:sz w:val="21"/>
+              </w:rPr>
+              <w:t>ATK 模块接口</w:t>
+            </w:r>
+            <w:r>
+              <w:rPr>
+                <w:rFonts w:ascii="Times New Roman" w:hAnsi="Times New Roman" w:eastAsia="宋体" w:cs="Times New Roman"/>
+                <w:b w:val="0"/>
+                <w:i w:val="0"/>
+                <w:sz w:val="21"/>
+              </w:rPr>
+              <w:t>，硬连接；模块 RX 接 PB10（见下行）</w:t>
             </w:r>
           </w:p>
         </w:tc>
@@ -5233,7 +5251,7 @@
                 <w:i w:val="0"/>
                 <w:sz w:val="21"/>
               </w:rPr>
-              <w:t>PA2</w:t>
+              <w:t>PB10</w:t>
             </w:r>
           </w:p>
         </w:tc>
@@ -5253,7 +5271,7 @@
                 <w:i w:val="0"/>
                 <w:sz w:val="21"/>
               </w:rPr>
-              <w:t>USART2_TX</w:t>
+              <w:t>USART3_TX</w:t>
             </w:r>
           </w:p>
         </w:tc>
@@ -5273,7 +5291,70 @@
                 <w:i w:val="0"/>
                 <w:sz w:val="21"/>
               </w:rPr>
-              <w:t>同上</w:t>
+              <w:t xml:space="preserve">同上。依据 </w:t>
+            </w:r>
+            <w:r>
+              <w:rPr>
+                <w:rFonts w:ascii="Consolas" w:hAnsi="Consolas" w:eastAsia="宋体" w:cs="Consolas"/>
+                <w:b w:val="0"/>
+                <w:i w:val="0"/>
+                <w:sz w:val="19"/>
+              </w:rPr>
+              <w:t>esp8266.c</w:t>
+            </w:r>
+            <w:r>
+              <w:rPr>
+                <w:rFonts w:ascii="Times New Roman" w:hAnsi="Times New Roman" w:eastAsia="宋体" w:cs="Times New Roman"/>
+                <w:b w:val="0"/>
+                <w:i w:val="0"/>
+                <w:sz w:val="21"/>
+              </w:rPr>
+              <w:t>：</w:t>
+            </w:r>
+            <w:r>
+              <w:rPr>
+                <w:rFonts w:ascii="Consolas" w:hAnsi="Consolas" w:eastAsia="宋体" w:cs="Consolas"/>
+                <w:b w:val="0"/>
+                <w:i w:val="0"/>
+                <w:sz w:val="19"/>
+              </w:rPr>
+              <w:t>ESP_UART = USART3</w:t>
+            </w:r>
+            <w:r>
+              <w:rPr>
+                <w:rFonts w:ascii="Times New Roman" w:hAnsi="Times New Roman" w:eastAsia="宋体" w:cs="Times New Roman"/>
+                <w:b w:val="0"/>
+                <w:i w:val="0"/>
+                <w:sz w:val="21"/>
+              </w:rPr>
+              <w:t>、</w:t>
+            </w:r>
+            <w:r>
+              <w:rPr>
+                <w:rFonts w:ascii="Consolas" w:hAnsi="Consolas" w:eastAsia="宋体" w:cs="Consolas"/>
+                <w:b w:val="0"/>
+                <w:i w:val="0"/>
+                <w:sz w:val="19"/>
+              </w:rPr>
+              <w:t>ESP_TX_PIN = GPIO_PIN_10</w:t>
+            </w:r>
+            <w:r>
+              <w:rPr>
+                <w:rFonts w:ascii="Times New Roman" w:hAnsi="Times New Roman" w:eastAsia="宋体" w:cs="Times New Roman"/>
+                <w:b w:val="0"/>
+                <w:i w:val="0"/>
+                <w:sz w:val="21"/>
+              </w:rPr>
+              <w:t>（GPIOB）、</w:t>
+            </w:r>
+            <w:r>
+              <w:rPr>
+                <w:rFonts w:ascii="Consolas" w:hAnsi="Consolas" w:eastAsia="宋体" w:cs="Consolas"/>
+                <w:b w:val="0"/>
+                <w:i w:val="0"/>
+                <w:sz w:val="19"/>
+              </w:rPr>
+              <w:t>ESP_RX_PIN = GPIO_PIN_11</w:t>
             </w:r>
           </w:p>
         </w:tc>

--- a/设计报告.docx
+++ b/设计报告.docx
@@ -386,7 +386,7 @@
                 <w:i w:val="0"/>
                 <w:sz w:val="21"/>
               </w:rPr>
-              <w:t>V1.1</w:t>
+              <w:t>V1.2</w:t>
             </w:r>
             <w:r>
               <w:rPr>
@@ -18706,6 +18706,134 @@
                 <w:sz w:val="21"/>
               </w:rPr>
               <w:t>✅ 30/30 【实测】</w:t>
+            </w:r>
+          </w:p>
+        </w:tc>
+      </w:tr>
+      <w:tr>
+        <w:trPr>
+          <w:cantSplit/>
+        </w:trPr>
+        <w:tc>
+          <w:tcPr>
+            <w:tcW w:type="dxa" w:w="3213"/>
+          </w:tcPr>
+          <w:p>
+            <w:pPr>
+              <w:spacing w:line="276" w:lineRule="auto" w:after="20"/>
+            </w:pPr>
+            <w:r/>
+            <w:r>
+              <w:rPr>
+                <w:rFonts w:ascii="Times New Roman" w:hAnsi="Times New Roman" w:eastAsia="宋体" w:cs="Times New Roman"/>
+                <w:b w:val="0"/>
+                <w:i w:val="0"/>
+                <w:sz w:val="21"/>
+              </w:rPr>
+              <w:t>主机端行为测试</w:t>
+            </w:r>
+          </w:p>
+        </w:tc>
+        <w:tc>
+          <w:tcPr>
+            <w:tcW w:type="dxa" w:w="3213"/>
+          </w:tcPr>
+          <w:p>
+            <w:pPr>
+              <w:spacing w:line="276" w:lineRule="auto" w:after="20"/>
+            </w:pPr>
+            <w:r/>
+            <w:r>
+              <w:rPr>
+                <w:rFonts w:ascii="Consolas" w:hAnsi="Consolas" w:eastAsia="宋体" w:cs="Consolas"/>
+                <w:b w:val="0"/>
+                <w:i w:val="0"/>
+                <w:sz w:val="19"/>
+              </w:rPr>
+              <w:t>tests/host/run_host_tests.py</w:t>
+            </w:r>
+            <w:r>
+              <w:rPr>
+                <w:rFonts w:ascii="Times New Roman" w:hAnsi="Times New Roman" w:eastAsia="宋体" w:cs="Times New Roman"/>
+                <w:b w:val="0"/>
+                <w:i w:val="0"/>
+                <w:sz w:val="21"/>
+              </w:rPr>
+              <w:t xml:space="preserve">（原生 gcc 编译 </w:t>
+            </w:r>
+            <w:r>
+              <w:rPr>
+                <w:rFonts w:ascii="Consolas" w:hAnsi="Consolas" w:eastAsia="宋体" w:cs="Consolas"/>
+                <w:b w:val="0"/>
+                <w:i w:val="0"/>
+                <w:sz w:val="19"/>
+              </w:rPr>
+              <w:t>control.c</w:t>
+            </w:r>
+            <w:r>
+              <w:rPr>
+                <w:rFonts w:ascii="Times New Roman" w:hAnsi="Times New Roman" w:eastAsia="宋体" w:cs="Times New Roman"/>
+                <w:b w:val="0"/>
+                <w:i w:val="0"/>
+                <w:sz w:val="21"/>
+              </w:rPr>
+              <w:t xml:space="preserve"> / </w:t>
+            </w:r>
+            <w:r>
+              <w:rPr>
+                <w:rFonts w:ascii="Consolas" w:hAnsi="Consolas" w:eastAsia="宋体" w:cs="Consolas"/>
+                <w:b w:val="0"/>
+                <w:i w:val="0"/>
+                <w:sz w:val="19"/>
+              </w:rPr>
+              <w:t>protocol.c</w:t>
+            </w:r>
+            <w:r>
+              <w:rPr>
+                <w:rFonts w:ascii="Times New Roman" w:hAnsi="Times New Roman" w:eastAsia="宋体" w:cs="Times New Roman"/>
+                <w:b w:val="0"/>
+                <w:i w:val="0"/>
+                <w:sz w:val="21"/>
+              </w:rPr>
+              <w:t xml:space="preserve"> </w:t>
+            </w:r>
+            <w:r>
+              <w:rPr>
+                <w:rFonts w:ascii="Times New Roman" w:hAnsi="Times New Roman" w:eastAsia="宋体" w:cs="Times New Roman"/>
+                <w:b/>
+                <w:i w:val="0"/>
+                <w:sz w:val="21"/>
+              </w:rPr>
+              <w:t>原文</w:t>
+            </w:r>
+            <w:r>
+              <w:rPr>
+                <w:rFonts w:ascii="Times New Roman" w:hAnsi="Times New Roman" w:eastAsia="宋体" w:cs="Times New Roman"/>
+                <w:b w:val="0"/>
+                <w:i w:val="0"/>
+                <w:sz w:val="21"/>
+              </w:rPr>
+              <w:t>）</w:t>
+            </w:r>
+          </w:p>
+        </w:tc>
+        <w:tc>
+          <w:tcPr>
+            <w:tcW w:type="dxa" w:w="3213"/>
+          </w:tcPr>
+          <w:p>
+            <w:pPr>
+              <w:spacing w:line="276" w:lineRule="auto" w:after="20"/>
+            </w:pPr>
+            <w:r/>
+            <w:r>
+              <w:rPr>
+                <w:rFonts w:ascii="Times New Roman" w:hAnsi="Times New Roman" w:eastAsia="宋体" w:cs="Times New Roman"/>
+                <w:b w:val="0"/>
+                <w:i w:val="0"/>
+                <w:sz w:val="21"/>
+              </w:rPr>
+              <w:t>✅ control 129 / protocol 68，0 FAIL 【实测】</w:t>
             </w:r>
           </w:p>
         </w:tc>
@@ -25315,6 +25443,251 @@
                 <w:sz w:val="21"/>
               </w:rPr>
               <w:t>说明</w:t>
+            </w:r>
+          </w:p>
+        </w:tc>
+      </w:tr>
+      <w:tr>
+        <w:trPr>
+          <w:cantSplit/>
+        </w:trPr>
+        <w:tc>
+          <w:tcPr>
+            <w:tcW w:type="dxa" w:w="3213"/>
+          </w:tcPr>
+          <w:p>
+            <w:pPr>
+              <w:spacing w:line="276" w:lineRule="auto" w:after="20"/>
+            </w:pPr>
+            <w:r/>
+            <w:r>
+              <w:rPr>
+                <w:rFonts w:ascii="Times New Roman" w:hAnsi="Times New Roman" w:eastAsia="宋体" w:cs="Times New Roman"/>
+                <w:b/>
+                <w:i w:val="0"/>
+                <w:sz w:val="21"/>
+              </w:rPr>
+              <w:t>V1.2</w:t>
+            </w:r>
+          </w:p>
+        </w:tc>
+        <w:tc>
+          <w:tcPr>
+            <w:tcW w:type="dxa" w:w="3213"/>
+          </w:tcPr>
+          <w:p>
+            <w:pPr>
+              <w:spacing w:line="276" w:lineRule="auto" w:after="20"/>
+            </w:pPr>
+            <w:r/>
+            <w:r>
+              <w:rPr>
+                <w:rFonts w:ascii="Times New Roman" w:hAnsi="Times New Roman" w:eastAsia="宋体" w:cs="Times New Roman"/>
+                <w:b w:val="0"/>
+                <w:i w:val="0"/>
+                <w:sz w:val="21"/>
+              </w:rPr>
+              <w:t>2026-10-12</w:t>
+            </w:r>
+          </w:p>
+        </w:tc>
+        <w:tc>
+          <w:tcPr>
+            <w:tcW w:type="dxa" w:w="3213"/>
+          </w:tcPr>
+          <w:p>
+            <w:pPr>
+              <w:spacing w:line="276" w:lineRule="auto" w:after="20"/>
+            </w:pPr>
+            <w:r/>
+            <w:r>
+              <w:rPr>
+                <w:rFonts w:ascii="Times New Roman" w:hAnsi="Times New Roman" w:eastAsia="宋体" w:cs="Times New Roman"/>
+                <w:b/>
+                <w:i w:val="0"/>
+                <w:sz w:val="21"/>
+              </w:rPr>
+              <w:t>实现增补</w:t>
+            </w:r>
+            <w:r>
+              <w:rPr>
+                <w:rFonts w:ascii="Times New Roman" w:hAnsi="Times New Roman" w:eastAsia="宋体" w:cs="Times New Roman"/>
+                <w:b w:val="0"/>
+                <w:i w:val="0"/>
+                <w:sz w:val="21"/>
+              </w:rPr>
+              <w:t xml:space="preserve">：Qt 端新增历史数据落盘（收到 </w:t>
+            </w:r>
+            <w:r>
+              <w:rPr>
+                <w:rFonts w:ascii="Consolas" w:hAnsi="Consolas" w:eastAsia="宋体" w:cs="Consolas"/>
+                <w:b w:val="0"/>
+                <w:i w:val="0"/>
+                <w:sz w:val="19"/>
+              </w:rPr>
+              <w:t>report</w:t>
+            </w:r>
+            <w:r>
+              <w:rPr>
+                <w:rFonts w:ascii="Times New Roman" w:hAnsi="Times New Roman" w:eastAsia="宋体" w:cs="Times New Roman"/>
+                <w:b w:val="0"/>
+                <w:i w:val="0"/>
+                <w:sz w:val="21"/>
+              </w:rPr>
+              <w:t xml:space="preserve"> 帧即 append CSV，写点在 ACK 守卫</w:t>
+            </w:r>
+            <w:r>
+              <w:rPr>
+                <w:rFonts w:ascii="Times New Roman" w:hAnsi="Times New Roman" w:eastAsia="宋体" w:cs="Times New Roman"/>
+                <w:b/>
+                <w:i w:val="0"/>
+                <w:sz w:val="21"/>
+              </w:rPr>
+              <w:t>之前</w:t>
+            </w:r>
+            <w:r>
+              <w:rPr>
+                <w:rFonts w:ascii="Times New Roman" w:hAnsi="Times New Roman" w:eastAsia="宋体" w:cs="Times New Roman"/>
+                <w:b w:val="0"/>
+                <w:i w:val="0"/>
+                <w:sz w:val="21"/>
+              </w:rPr>
+              <w:t xml:space="preserve"> —— 守卫只影响界面渲染、不影响留档；打开/写入失败只提示一次，程序照常运行）；上位机抽出 </w:t>
+            </w:r>
+            <w:r>
+              <w:rPr>
+                <w:rFonts w:ascii="Consolas" w:hAnsi="Consolas" w:eastAsia="宋体" w:cs="Consolas"/>
+                <w:b w:val="0"/>
+                <w:i w:val="0"/>
+                <w:sz w:val="19"/>
+              </w:rPr>
+              <w:t>LlmController</w:t>
+            </w:r>
+            <w:r>
+              <w:rPr>
+                <w:rFonts w:ascii="Times New Roman" w:hAnsi="Times New Roman" w:eastAsia="宋体" w:cs="Times New Roman"/>
+                <w:b w:val="0"/>
+                <w:i w:val="0"/>
+                <w:sz w:val="21"/>
+              </w:rPr>
+              <w:t xml:space="preserve">（LLM 线程 + </w:t>
+            </w:r>
+            <w:r>
+              <w:rPr>
+                <w:rFonts w:ascii="Consolas" w:hAnsi="Consolas" w:eastAsia="宋体" w:cs="Consolas"/>
+                <w:b w:val="0"/>
+                <w:i w:val="0"/>
+                <w:sz w:val="19"/>
+              </w:rPr>
+              <w:t>/health</w:t>
+            </w:r>
+            <w:r>
+              <w:rPr>
+                <w:rFonts w:ascii="Times New Roman" w:hAnsi="Times New Roman" w:eastAsia="宋体" w:cs="Times New Roman"/>
+                <w:b w:val="0"/>
+                <w:i w:val="0"/>
+                <w:sz w:val="21"/>
+              </w:rPr>
+              <w:t xml:space="preserve"> 探测 + 可用性）与 </w:t>
+            </w:r>
+            <w:r>
+              <w:rPr>
+                <w:rFonts w:ascii="Consolas" w:hAnsi="Consolas" w:eastAsia="宋体" w:cs="Consolas"/>
+                <w:b w:val="0"/>
+                <w:i w:val="0"/>
+                <w:sz w:val="19"/>
+              </w:rPr>
+              <w:t>VoiceController</w:t>
+            </w:r>
+            <w:r>
+              <w:rPr>
+                <w:rFonts w:ascii="Times New Roman" w:hAnsi="Times New Roman" w:eastAsia="宋体" w:cs="Times New Roman"/>
+                <w:b w:val="0"/>
+                <w:i w:val="0"/>
+                <w:sz w:val="21"/>
+              </w:rPr>
+              <w:t>（TTS 播报 / ASR 识别 / 播报开关）两个控制器，</w:t>
+            </w:r>
+            <w:r>
+              <w:rPr>
+                <w:rFonts w:ascii="Consolas" w:hAnsi="Consolas" w:eastAsia="宋体" w:cs="Consolas"/>
+                <w:b w:val="0"/>
+                <w:i w:val="0"/>
+                <w:sz w:val="19"/>
+              </w:rPr>
+              <w:t>MainWindow</w:t>
+            </w:r>
+            <w:r>
+              <w:rPr>
+                <w:rFonts w:ascii="Times New Roman" w:hAnsi="Times New Roman" w:eastAsia="宋体" w:cs="Times New Roman"/>
+                <w:b w:val="0"/>
+                <w:i w:val="0"/>
+                <w:sz w:val="21"/>
+              </w:rPr>
+              <w:t xml:space="preserve"> 退回纯 UI 装配与信号转发。</w:t>
+            </w:r>
+            <w:r>
+              <w:rPr>
+                <w:rFonts w:ascii="Times New Roman" w:hAnsi="Times New Roman" w:eastAsia="宋体" w:cs="Times New Roman"/>
+                <w:b/>
+                <w:i w:val="0"/>
+                <w:sz w:val="21"/>
+              </w:rPr>
+              <w:t>测试口径</w:t>
+            </w:r>
+            <w:r>
+              <w:rPr>
+                <w:rFonts w:ascii="Times New Roman" w:hAnsi="Times New Roman" w:eastAsia="宋体" w:cs="Times New Roman"/>
+                <w:b w:val="0"/>
+                <w:i w:val="0"/>
+                <w:sz w:val="21"/>
+              </w:rPr>
+              <w:t>：主机端行为测试（</w:t>
+            </w:r>
+            <w:r>
+              <w:rPr>
+                <w:rFonts w:ascii="Consolas" w:hAnsi="Consolas" w:eastAsia="宋体" w:cs="Consolas"/>
+                <w:b w:val="0"/>
+                <w:i w:val="0"/>
+                <w:sz w:val="19"/>
+              </w:rPr>
+              <w:t>tests/host</w:t>
+            </w:r>
+            <w:r>
+              <w:rPr>
+                <w:rFonts w:ascii="Times New Roman" w:hAnsi="Times New Roman" w:eastAsia="宋体" w:cs="Times New Roman"/>
+                <w:b w:val="0"/>
+                <w:i w:val="0"/>
+                <w:sz w:val="21"/>
+              </w:rPr>
+              <w:t xml:space="preserve">，本机实测 </w:t>
+            </w:r>
+            <w:r>
+              <w:rPr>
+                <w:rFonts w:ascii="Times New Roman" w:hAnsi="Times New Roman" w:eastAsia="宋体" w:cs="Times New Roman"/>
+                <w:b/>
+                <w:i w:val="0"/>
+                <w:sz w:val="21"/>
+              </w:rPr>
+              <w:t>control 129 PASS / protocol 68 PASS，0 FAIL</w:t>
+            </w:r>
+            <w:r>
+              <w:rPr>
+                <w:rFonts w:ascii="Times New Roman" w:hAnsi="Times New Roman" w:eastAsia="宋体" w:cs="Times New Roman"/>
+                <w:b w:val="0"/>
+                <w:i w:val="0"/>
+                <w:sz w:val="21"/>
+              </w:rPr>
+              <w:t xml:space="preserve">）并入 §8.1 与 </w:t>
+            </w:r>
+            <w:r>
+              <w:rPr>
+                <w:rFonts w:ascii="Consolas" w:hAnsi="Consolas" w:eastAsia="宋体" w:cs="Consolas"/>
+                <w:b w:val="0"/>
+                <w:i w:val="0"/>
+                <w:sz w:val="19"/>
+              </w:rPr>
+              <w:t>tools/build.ps1 -Target test</w:t>
             </w:r>
           </w:p>
         </w:tc>

--- a/设计报告.docx
+++ b/设计报告.docx
@@ -17368,7 +17368,7 @@
           <w:i w:val="0"/>
           <w:sz w:val="24"/>
         </w:rPr>
-        <w:t xml:space="preserve"> 用于关闭思考以降低延迟，</w:t>
+        <w:t xml:space="preserve"> 用于关闭思考以降低延迟。</w:t>
       </w:r>
       <w:r>
         <w:rPr>
@@ -17377,7 +17377,7 @@
           <w:i w:val="0"/>
           <w:sz w:val="24"/>
         </w:rPr>
-        <w:t>若本机 llama.cpp 版本不支持该键会报错</w:t>
+        <w:t>该键已实测有效</w:t>
       </w:r>
       <w:r>
         <w:rPr>
@@ -17386,7 +17386,7 @@
           <w:i w:val="0"/>
           <w:sz w:val="24"/>
         </w:rPr>
-        <w:t xml:space="preserve">， 此时删除该键、改为在提示词中要求"直接给最终 JSON"并调大 </w:t>
+        <w:t xml:space="preserve">（2026-10-12，llama-server 0.6.0-dev build 11457）： 带 </w:t>
       </w:r>
       <w:r>
         <w:rPr>
@@ -17395,7 +17395,187 @@
           <w:i w:val="0"/>
           <w:sz w:val="22"/>
         </w:rPr>
+        <w:t>enable_thinking=false</w:t>
+      </w:r>
+      <w:r>
+        <w:rPr>
+          <w:rFonts w:ascii="Times New Roman" w:hAnsi="Times New Roman" w:eastAsia="宋体" w:cs="Times New Roman"/>
+          <w:b w:val="0"/>
+          <w:i w:val="0"/>
+          <w:sz w:val="24"/>
+        </w:rPr>
+        <w:t xml:space="preserve"> 时响应无 </w:t>
+      </w:r>
+      <w:r>
+        <w:rPr>
+          <w:rFonts w:ascii="Consolas" w:hAnsi="Consolas" w:eastAsia="宋体" w:cs="Consolas"/>
+          <w:b w:val="0"/>
+          <w:i w:val="0"/>
+          <w:sz w:val="22"/>
+        </w:rPr>
+        <w:t>reasoning_content</w:t>
+      </w:r>
+      <w:r>
+        <w:rPr>
+          <w:rFonts w:ascii="Times New Roman" w:hAnsi="Times New Roman" w:eastAsia="宋体" w:cs="Times New Roman"/>
+          <w:b w:val="0"/>
+          <w:i w:val="0"/>
+          <w:sz w:val="24"/>
+        </w:rPr>
+        <w:t>、</w:t>
+      </w:r>
+      <w:r>
+        <w:rPr>
+          <w:rFonts w:ascii="Consolas" w:hAnsi="Consolas" w:eastAsia="宋体" w:cs="Consolas"/>
+          <w:b w:val="0"/>
+          <w:i w:val="0"/>
+          <w:sz w:val="22"/>
+        </w:rPr>
+        <w:t>completion_tokens</w:t>
+      </w:r>
+      <w:r>
+        <w:rPr>
+          <w:rFonts w:ascii="Times New Roman" w:hAnsi="Times New Roman" w:eastAsia="宋体" w:cs="Times New Roman"/>
+          <w:b w:val="0"/>
+          <w:i w:val="0"/>
+          <w:sz w:val="24"/>
+        </w:rPr>
+        <w:t xml:space="preserve"> 仅 23；不带该键时模型产出 434 token 的 </w:t>
+      </w:r>
+      <w:r>
+        <w:rPr>
+          <w:rFonts w:ascii="Consolas" w:hAnsi="Consolas" w:eastAsia="宋体" w:cs="Consolas"/>
+          <w:b w:val="0"/>
+          <w:i w:val="0"/>
+          <w:sz w:val="22"/>
+        </w:rPr>
+        <w:t>reasoning_content</w:t>
+      </w:r>
+      <w:r>
+        <w:rPr>
+          <w:rFonts w:ascii="Times New Roman" w:hAnsi="Times New Roman" w:eastAsia="宋体" w:cs="Times New Roman"/>
+          <w:b w:val="0"/>
+          <w:i w:val="0"/>
+          <w:sz w:val="24"/>
+        </w:rPr>
+        <w:t xml:space="preserve">； 取 </w:t>
+      </w:r>
+      <w:r>
+        <w:rPr>
+          <w:rFonts w:ascii="Consolas" w:hAnsi="Consolas" w:eastAsia="宋体" w:cs="Consolas"/>
+          <w:b w:val="0"/>
+          <w:i w:val="0"/>
+          <w:sz w:val="22"/>
+        </w:rPr>
+        <w:t>true</w:t>
+      </w:r>
+      <w:r>
+        <w:rPr>
+          <w:rFonts w:ascii="Times New Roman" w:hAnsi="Times New Roman" w:eastAsia="宋体" w:cs="Times New Roman"/>
+          <w:b w:val="0"/>
+          <w:i w:val="0"/>
+          <w:sz w:val="24"/>
+        </w:rPr>
+        <w:t xml:space="preserve"> 时 512 token 的 </w:t>
+      </w:r>
+      <w:r>
+        <w:rPr>
+          <w:rFonts w:ascii="Consolas" w:hAnsi="Consolas" w:eastAsia="宋体" w:cs="Consolas"/>
+          <w:b w:val="0"/>
+          <w:i w:val="0"/>
+          <w:sz w:val="22"/>
+        </w:rPr>
         <w:t>max_tokens</w:t>
+      </w:r>
+      <w:r>
+        <w:rPr>
+          <w:rFonts w:ascii="Times New Roman" w:hAnsi="Times New Roman" w:eastAsia="宋体" w:cs="Times New Roman"/>
+          <w:b w:val="0"/>
+          <w:i w:val="0"/>
+          <w:sz w:val="24"/>
+        </w:rPr>
+        <w:t xml:space="preserve"> 会被 reasoning 吃满而 </w:t>
+      </w:r>
+      <w:r>
+        <w:rPr>
+          <w:rFonts w:ascii="Consolas" w:hAnsi="Consolas" w:eastAsia="宋体" w:cs="Consolas"/>
+          <w:b w:val="0"/>
+          <w:i w:val="0"/>
+          <w:sz w:val="22"/>
+        </w:rPr>
+        <w:t>content</w:t>
+      </w:r>
+      <w:r>
+        <w:rPr>
+          <w:rFonts w:ascii="Times New Roman" w:hAnsi="Times New Roman" w:eastAsia="宋体" w:cs="Times New Roman"/>
+          <w:b w:val="0"/>
+          <w:i w:val="0"/>
+          <w:sz w:val="24"/>
+        </w:rPr>
+        <w:t xml:space="preserve"> 为空。故</w:t>
+      </w:r>
+      <w:r>
+        <w:rPr>
+          <w:rFonts w:ascii="Times New Roman" w:hAnsi="Times New Roman" w:eastAsia="宋体" w:cs="Times New Roman"/>
+          <w:b/>
+          <w:i w:val="0"/>
+          <w:sz w:val="24"/>
+        </w:rPr>
+        <w:t>保留该键</w:t>
+      </w:r>
+      <w:r>
+        <w:rPr>
+          <w:rFonts w:ascii="Times New Roman" w:hAnsi="Times New Roman" w:eastAsia="宋体" w:cs="Times New Roman"/>
+          <w:b w:val="0"/>
+          <w:i w:val="0"/>
+          <w:sz w:val="24"/>
+        </w:rPr>
+        <w:t xml:space="preserve">，无需"不支持则删除"的备选方案。 注意本机 llama-server 对 </w:t>
+      </w:r>
+      <w:r>
+        <w:rPr>
+          <w:rFonts w:ascii="Consolas" w:hAnsi="Consolas" w:eastAsia="宋体" w:cs="Consolas"/>
+          <w:b w:val="0"/>
+          <w:i w:val="0"/>
+          <w:sz w:val="22"/>
+        </w:rPr>
+        <w:t>chat_template_kwargs</w:t>
+      </w:r>
+      <w:r>
+        <w:rPr>
+          <w:rFonts w:ascii="Times New Roman" w:hAnsi="Times New Roman" w:eastAsia="宋体" w:cs="Times New Roman"/>
+          <w:b w:val="0"/>
+          <w:i w:val="0"/>
+          <w:sz w:val="24"/>
+        </w:rPr>
+        <w:t xml:space="preserve"> 内的未知键不报错（塞入伪造键仍返回 HTTP 200），因此</w:t>
+      </w:r>
+      <w:r>
+        <w:rPr>
+          <w:rFonts w:ascii="Times New Roman" w:hAnsi="Times New Roman" w:eastAsia="宋体" w:cs="Times New Roman"/>
+          <w:b/>
+          <w:i w:val="0"/>
+          <w:sz w:val="24"/>
+        </w:rPr>
+        <w:t xml:space="preserve">判据是 </w:t>
+      </w:r>
+      <w:r>
+        <w:rPr>
+          <w:rFonts w:ascii="Consolas" w:hAnsi="Consolas" w:eastAsia="宋体" w:cs="Consolas"/>
+          <w:b/>
+          <w:i w:val="0"/>
+          <w:sz w:val="22"/>
+        </w:rPr>
+        <w:t>reasoning_content</w:t>
+      </w:r>
+      <w:r>
+        <w:rPr>
+          <w:rFonts w:ascii="Times New Roman" w:hAnsi="Times New Roman" w:eastAsia="宋体" w:cs="Times New Roman"/>
+          <w:b/>
+          <w:i w:val="0"/>
+          <w:sz w:val="24"/>
+        </w:rPr>
+        <w:t xml:space="preserve"> / token 数，而不是"有没有报错"</w:t>
       </w:r>
       <w:r>
         <w:rPr>

--- a/设计报告.docx
+++ b/设计报告.docx
@@ -17180,6 +17180,2112 @@
           <w:sz w:val="24"/>
         </w:rPr>
         <w:t>写成"太暗了开灯"。</w:t>
+      </w:r>
+    </w:p>
+    <w:p>
+      <w:pPr>
+        <w:pStyle w:val="Heading3"/>
+        <w:spacing w:before="200" w:after="120" w:line="288" w:lineRule="auto"/>
+      </w:pPr>
+      <w:r>
+        <w:rPr>
+          <w:rFonts w:ascii="黑体" w:hAnsi="黑体" w:eastAsia="黑体" w:cs="黑体"/>
+          <w:b/>
+          <w:i w:val="0"/>
+          <w:color w:val="2E5496"/>
+          <w:sz w:val="24"/>
+        </w:rPr>
+        <w:t>7.2.1 提示词白名单加强的前后对比【实测】</w:t>
+      </w:r>
+    </w:p>
+    <w:p>
+      <w:r>
+        <w:rPr>
+          <w:rFonts w:ascii="Times New Roman" w:hAnsi="Times New Roman" w:eastAsia="宋体" w:cs="Times New Roman"/>
+          <w:b/>
+          <w:i w:val="0"/>
+          <w:sz w:val="24"/>
+        </w:rPr>
+        <w:t>测量条件</w:t>
+      </w:r>
+      <w:r>
+        <w:rPr>
+          <w:rFonts w:ascii="Times New Roman" w:hAnsi="Times New Roman" w:eastAsia="宋体" w:cs="Times New Roman"/>
+          <w:b w:val="0"/>
+          <w:i w:val="0"/>
+          <w:sz w:val="24"/>
+        </w:rPr>
+        <w:t xml:space="preserve">（2026-10-12，llama-server 0.6.0-dev build 11457，router 模式 </w:t>
+      </w:r>
+      <w:r>
+        <w:rPr>
+          <w:rFonts w:ascii="Consolas" w:hAnsi="Consolas" w:eastAsia="宋体" w:cs="Consolas"/>
+          <w:b w:val="0"/>
+          <w:i w:val="0"/>
+          <w:sz w:val="22"/>
+        </w:rPr>
+        <w:t>http://127.0.0.1:8092</w:t>
+      </w:r>
+      <w:r>
+        <w:rPr>
+          <w:rFonts w:ascii="Times New Roman" w:hAnsi="Times New Roman" w:eastAsia="宋体" w:cs="Times New Roman"/>
+          <w:b w:val="0"/>
+          <w:i w:val="0"/>
+          <w:sz w:val="24"/>
+        </w:rPr>
+        <w:t xml:space="preserve">， 模型 </w:t>
+      </w:r>
+      <w:r>
+        <w:rPr>
+          <w:rFonts w:ascii="Consolas" w:hAnsi="Consolas" w:eastAsia="宋体" w:cs="Consolas"/>
+          <w:b w:val="0"/>
+          <w:i w:val="0"/>
+          <w:sz w:val="22"/>
+        </w:rPr>
+        <w:t>glm-4.7-flash</w:t>
+      </w:r>
+      <w:r>
+        <w:rPr>
+          <w:rFonts w:ascii="Times New Roman" w:hAnsi="Times New Roman" w:eastAsia="宋体" w:cs="Times New Roman"/>
+          <w:b w:val="0"/>
+          <w:i w:val="0"/>
+          <w:sz w:val="24"/>
+        </w:rPr>
+        <w:t xml:space="preserve">，单轮采样，请求体与 </w:t>
+      </w:r>
+      <w:r>
+        <w:rPr>
+          <w:rFonts w:ascii="Consolas" w:hAnsi="Consolas" w:eastAsia="宋体" w:cs="Consolas"/>
+          <w:b w:val="0"/>
+          <w:i w:val="0"/>
+          <w:sz w:val="22"/>
+        </w:rPr>
+        <w:t>LlmClient::ask()</w:t>
+      </w:r>
+      <w:r>
+        <w:rPr>
+          <w:rFonts w:ascii="Times New Roman" w:hAnsi="Times New Roman" w:eastAsia="宋体" w:cs="Times New Roman"/>
+          <w:b w:val="0"/>
+          <w:i w:val="0"/>
+          <w:sz w:val="24"/>
+        </w:rPr>
+        <w:t xml:space="preserve"> 逐字一致： </w:t>
+      </w:r>
+      <w:r>
+        <w:rPr>
+          <w:rFonts w:ascii="Consolas" w:hAnsi="Consolas" w:eastAsia="宋体" w:cs="Consolas"/>
+          <w:b w:val="0"/>
+          <w:i w:val="0"/>
+          <w:sz w:val="22"/>
+        </w:rPr>
+        <w:t>temperature=0.1</w:t>
+      </w:r>
+      <w:r>
+        <w:rPr>
+          <w:rFonts w:ascii="Times New Roman" w:hAnsi="Times New Roman" w:eastAsia="宋体" w:cs="Times New Roman"/>
+          <w:b w:val="0"/>
+          <w:i w:val="0"/>
+          <w:sz w:val="24"/>
+        </w:rPr>
+        <w:t>、</w:t>
+      </w:r>
+      <w:r>
+        <w:rPr>
+          <w:rFonts w:ascii="Consolas" w:hAnsi="Consolas" w:eastAsia="宋体" w:cs="Consolas"/>
+          <w:b w:val="0"/>
+          <w:i w:val="0"/>
+          <w:sz w:val="22"/>
+        </w:rPr>
+        <w:t>max_tokens=512</w:t>
+      </w:r>
+      <w:r>
+        <w:rPr>
+          <w:rFonts w:ascii="Times New Roman" w:hAnsi="Times New Roman" w:eastAsia="宋体" w:cs="Times New Roman"/>
+          <w:b w:val="0"/>
+          <w:i w:val="0"/>
+          <w:sz w:val="24"/>
+        </w:rPr>
+        <w:t>、</w:t>
+      </w:r>
+      <w:r>
+        <w:rPr>
+          <w:rFonts w:ascii="Consolas" w:hAnsi="Consolas" w:eastAsia="宋体" w:cs="Consolas"/>
+          <w:b w:val="0"/>
+          <w:i w:val="0"/>
+          <w:sz w:val="22"/>
+        </w:rPr>
+        <w:t>stream=false</w:t>
+      </w:r>
+      <w:r>
+        <w:rPr>
+          <w:rFonts w:ascii="Times New Roman" w:hAnsi="Times New Roman" w:eastAsia="宋体" w:cs="Times New Roman"/>
+          <w:b w:val="0"/>
+          <w:i w:val="0"/>
+          <w:sz w:val="24"/>
+        </w:rPr>
+        <w:t>、</w:t>
+      </w:r>
+      <w:r>
+        <w:rPr>
+          <w:rFonts w:ascii="Consolas" w:hAnsi="Consolas" w:eastAsia="宋体" w:cs="Consolas"/>
+          <w:b w:val="0"/>
+          <w:i w:val="0"/>
+          <w:sz w:val="22"/>
+        </w:rPr>
+        <w:t>chat_template_kwargs={"enable_thinking":false}</w:t>
+      </w:r>
+      <w:r>
+        <w:rPr>
+          <w:rFonts w:ascii="Times New Roman" w:hAnsi="Times New Roman" w:eastAsia="宋体" w:cs="Times New Roman"/>
+          <w:b w:val="0"/>
+          <w:i w:val="0"/>
+          <w:sz w:val="24"/>
+        </w:rPr>
+        <w:t>）。</w:t>
+      </w:r>
+    </w:p>
+    <w:p>
+      <w:r>
+        <w:rPr>
+          <w:rFonts w:ascii="Times New Roman" w:hAnsi="Times New Roman" w:eastAsia="宋体" w:cs="Times New Roman"/>
+          <w:b/>
+          <w:i w:val="0"/>
+          <w:sz w:val="24"/>
+        </w:rPr>
+        <w:t>测法（两次测量用同一套用例、同一判定逻辑）</w:t>
+      </w:r>
+      <w:r>
+        <w:rPr>
+          <w:rFonts w:ascii="Times New Roman" w:hAnsi="Times New Roman" w:eastAsia="宋体" w:cs="Times New Roman"/>
+          <w:b w:val="0"/>
+          <w:i w:val="0"/>
+          <w:sz w:val="24"/>
+        </w:rPr>
+        <w:t>：</w:t>
+      </w:r>
+    </w:p>
+    <w:p>
+      <w:pPr>
+        <w:spacing w:line="360" w:lineRule="auto" w:after="40"/>
+        <w:ind w:left="425" w:hanging="425"/>
+      </w:pPr>
+      <w:r>
+        <w:rPr>
+          <w:rFonts w:ascii="Times New Roman" w:hAnsi="Times New Roman" w:eastAsia="宋体" w:cs="Times New Roman"/>
+          <w:b w:val="0"/>
+          <w:i w:val="0"/>
+          <w:sz w:val="24"/>
+        </w:rPr>
+        <w:t>1. 两个 System Prompt 都由</w:t>
+      </w:r>
+      <w:r>
+        <w:rPr>
+          <w:rFonts w:ascii="Times New Roman" w:hAnsi="Times New Roman" w:eastAsia="宋体" w:cs="Times New Roman"/>
+          <w:b/>
+          <w:i w:val="0"/>
+          <w:sz w:val="24"/>
+        </w:rPr>
+        <w:t>真实代码生成</w:t>
+      </w:r>
+      <w:r>
+        <w:rPr>
+          <w:rFonts w:ascii="Times New Roman" w:hAnsi="Times New Roman" w:eastAsia="宋体" w:cs="Times New Roman"/>
+          <w:b w:val="0"/>
+          <w:i w:val="0"/>
+          <w:sz w:val="24"/>
+        </w:rPr>
+        <w:t>，不是手抄 —— 改进后取工作区</w:t>
+      </w:r>
+    </w:p>
+    <w:p>
+      <w:r>
+        <w:rPr>
+          <w:rFonts w:ascii="Consolas" w:hAnsi="Consolas" w:eastAsia="宋体" w:cs="Consolas"/>
+          <w:b w:val="0"/>
+          <w:i w:val="0"/>
+          <w:sz w:val="22"/>
+        </w:rPr>
+        <w:t>qtapp/src/llmclient.cpp::buildSystemPrompt()</w:t>
+      </w:r>
+      <w:r>
+        <w:rPr>
+          <w:rFonts w:ascii="Times New Roman" w:hAnsi="Times New Roman" w:eastAsia="宋体" w:cs="Times New Roman"/>
+          <w:b w:val="0"/>
+          <w:i w:val="0"/>
+          <w:sz w:val="24"/>
+        </w:rPr>
+        <w:t xml:space="preserve">；基线取 </w:t>
+      </w:r>
+      <w:r>
+        <w:rPr>
+          <w:rFonts w:ascii="Consolas" w:hAnsi="Consolas" w:eastAsia="宋体" w:cs="Consolas"/>
+          <w:b w:val="0"/>
+          <w:i w:val="0"/>
+          <w:sz w:val="22"/>
+        </w:rPr>
+        <w:t>git show 01631d8:qtapp/src/llmclient.cpp</w:t>
+      </w:r>
+      <w:r>
+        <w:rPr>
+          <w:rFonts w:ascii="Times New Roman" w:hAnsi="Times New Roman" w:eastAsia="宋体" w:cs="Times New Roman"/>
+          <w:b w:val="0"/>
+          <w:i w:val="0"/>
+          <w:sz w:val="24"/>
+        </w:rPr>
+        <w:t xml:space="preserve"> 的同名函数。两者各自与 </w:t>
+      </w:r>
+      <w:r>
+        <w:rPr>
+          <w:rFonts w:ascii="Consolas" w:hAnsi="Consolas" w:eastAsia="宋体" w:cs="Consolas"/>
+          <w:b w:val="0"/>
+          <w:i w:val="0"/>
+          <w:sz w:val="22"/>
+        </w:rPr>
+        <w:t>llmclient.h</w:t>
+      </w:r>
+      <w:r>
+        <w:rPr>
+          <w:rFonts w:ascii="Times New Roman" w:hAnsi="Times New Roman" w:eastAsia="宋体" w:cs="Times New Roman"/>
+          <w:b w:val="0"/>
+          <w:i w:val="0"/>
+          <w:sz w:val="24"/>
+        </w:rPr>
+        <w:t>、</w:t>
+      </w:r>
+      <w:r>
+        <w:rPr>
+          <w:rFonts w:ascii="Consolas" w:hAnsi="Consolas" w:eastAsia="宋体" w:cs="Consolas"/>
+          <w:b w:val="0"/>
+          <w:i w:val="0"/>
+          <w:sz w:val="22"/>
+        </w:rPr>
+        <w:t>protocol_actions.h</w:t>
+      </w:r>
+      <w:r>
+        <w:rPr>
+          <w:rFonts w:ascii="Times New Roman" w:hAnsi="Times New Roman" w:eastAsia="宋体" w:cs="Times New Roman"/>
+          <w:b w:val="0"/>
+          <w:i w:val="0"/>
+          <w:sz w:val="24"/>
+        </w:rPr>
+        <w:t xml:space="preserve"> 一起编译成临时夹具直接调用该函数， dump 出的 prompt 文本再发请求（夹具在 </w:t>
+      </w:r>
+      <w:r>
+        <w:rPr>
+          <w:rFonts w:ascii="Consolas" w:hAnsi="Consolas" w:eastAsia="宋体" w:cs="Consolas"/>
+          <w:b w:val="0"/>
+          <w:i w:val="0"/>
+          <w:sz w:val="22"/>
+        </w:rPr>
+        <w:t>%TEMP%</w:t>
+      </w:r>
+      <w:r>
+        <w:rPr>
+          <w:rFonts w:ascii="Times New Roman" w:hAnsi="Times New Roman" w:eastAsia="宋体" w:cs="Times New Roman"/>
+          <w:b w:val="0"/>
+          <w:i w:val="0"/>
+          <w:sz w:val="24"/>
+        </w:rPr>
+        <w:t>，</w:t>
+      </w:r>
+      <w:r>
+        <w:rPr>
+          <w:rFonts w:ascii="Times New Roman" w:hAnsi="Times New Roman" w:eastAsia="宋体" w:cs="Times New Roman"/>
+          <w:b/>
+          <w:i w:val="0"/>
+          <w:sz w:val="24"/>
+        </w:rPr>
+        <w:t>不入仓</w:t>
+      </w:r>
+      <w:r>
+        <w:rPr>
+          <w:rFonts w:ascii="Times New Roman" w:hAnsi="Times New Roman" w:eastAsia="宋体" w:cs="Times New Roman"/>
+          <w:b w:val="0"/>
+          <w:i w:val="0"/>
+          <w:sz w:val="24"/>
+        </w:rPr>
+        <w:t>）。</w:t>
+      </w:r>
+    </w:p>
+    <w:p>
+      <w:pPr>
+        <w:spacing w:line="360" w:lineRule="auto" w:after="40"/>
+        <w:ind w:left="425" w:hanging="425"/>
+      </w:pPr>
+      <w:r>
+        <w:rPr>
+          <w:rFonts w:ascii="Times New Roman" w:hAnsi="Times New Roman" w:eastAsia="宋体" w:cs="Times New Roman"/>
+          <w:b w:val="0"/>
+          <w:i w:val="0"/>
+          <w:sz w:val="24"/>
+        </w:rPr>
+        <w:t>2. 合法动作名</w:t>
+      </w:r>
+      <w:r>
+        <w:rPr>
+          <w:rFonts w:ascii="Times New Roman" w:hAnsi="Times New Roman" w:eastAsia="宋体" w:cs="Times New Roman"/>
+          <w:b/>
+          <w:i w:val="0"/>
+          <w:sz w:val="24"/>
+        </w:rPr>
+        <w:t xml:space="preserve">从 </w:t>
+      </w:r>
+      <w:r>
+        <w:rPr>
+          <w:rFonts w:ascii="Consolas" w:hAnsi="Consolas" w:eastAsia="宋体" w:cs="Consolas"/>
+          <w:b/>
+          <w:i w:val="0"/>
+          <w:sz w:val="22"/>
+        </w:rPr>
+        <w:t>qtapp/src/protocol_actions.h</w:t>
+      </w:r>
+      <w:r>
+        <w:rPr>
+          <w:rFonts w:ascii="Times New Roman" w:hAnsi="Times New Roman" w:eastAsia="宋体" w:cs="Times New Roman"/>
+          <w:b/>
+          <w:i w:val="0"/>
+          <w:sz w:val="24"/>
+        </w:rPr>
+        <w:t xml:space="preserve"> 正则解析</w:t>
+      </w:r>
+      <w:r>
+        <w:rPr>
+          <w:rFonts w:ascii="Times New Roman" w:hAnsi="Times New Roman" w:eastAsia="宋体" w:cs="Times New Roman"/>
+          <w:b w:val="0"/>
+          <w:i w:val="0"/>
+          <w:sz w:val="24"/>
+        </w:rPr>
+        <w:t>（</w:t>
+      </w:r>
+      <w:r>
+        <w:rPr>
+          <w:rFonts w:ascii="Consolas" w:hAnsi="Consolas" w:eastAsia="宋体" w:cs="Consolas"/>
+          <w:b w:val="0"/>
+          <w:i w:val="0"/>
+          <w:sz w:val="22"/>
+        </w:rPr>
+        <w:t>constexpr char ACTION_*[] = "..."</w:t>
+      </w:r>
+      <w:r>
+        <w:rPr>
+          <w:rFonts w:ascii="Times New Roman" w:hAnsi="Times New Roman" w:eastAsia="宋体" w:cs="Times New Roman"/>
+          <w:b w:val="0"/>
+          <w:i w:val="0"/>
+          <w:sz w:val="24"/>
+        </w:rPr>
+        <w:t>），</w:t>
+      </w:r>
+    </w:p>
+    <w:p>
+      <w:r>
+        <w:rPr>
+          <w:rFonts w:ascii="Times New Roman" w:hAnsi="Times New Roman" w:eastAsia="宋体" w:cs="Times New Roman"/>
+          <w:b w:val="0"/>
+          <w:i w:val="0"/>
+          <w:sz w:val="24"/>
+        </w:rPr>
+        <w:t xml:space="preserve">并与 </w:t>
+      </w:r>
+      <w:r>
+        <w:rPr>
+          <w:rFonts w:ascii="Consolas" w:hAnsi="Consolas" w:eastAsia="宋体" w:cs="Consolas"/>
+          <w:b w:val="0"/>
+          <w:i w:val="0"/>
+          <w:sz w:val="22"/>
+        </w:rPr>
+        <w:t>allActions()</w:t>
+      </w:r>
+      <w:r>
+        <w:rPr>
+          <w:rFonts w:ascii="Times New Roman" w:hAnsi="Times New Roman" w:eastAsia="宋体" w:cs="Times New Roman"/>
+          <w:b w:val="0"/>
+          <w:i w:val="0"/>
+          <w:sz w:val="24"/>
+        </w:rPr>
+        <w:t xml:space="preserve"> 数组清单交叉校验，</w:t>
+      </w:r>
+      <w:r>
+        <w:rPr>
+          <w:rFonts w:ascii="Times New Roman" w:hAnsi="Times New Roman" w:eastAsia="宋体" w:cs="Times New Roman"/>
+          <w:b/>
+          <w:i w:val="0"/>
+          <w:sz w:val="24"/>
+        </w:rPr>
+        <w:t>不硬编码</w:t>
+      </w:r>
+      <w:r>
+        <w:rPr>
+          <w:rFonts w:ascii="Times New Roman" w:hAnsi="Times New Roman" w:eastAsia="宋体" w:cs="Times New Roman"/>
+          <w:b w:val="0"/>
+          <w:i w:val="0"/>
+          <w:sz w:val="24"/>
+        </w:rPr>
+        <w:t>。</w:t>
+      </w:r>
+    </w:p>
+    <w:p>
+      <w:pPr>
+        <w:spacing w:line="360" w:lineRule="auto" w:after="40"/>
+        <w:ind w:left="425" w:hanging="425"/>
+      </w:pPr>
+      <w:r>
+        <w:rPr>
+          <w:rFonts w:ascii="Times New Roman" w:hAnsi="Times New Roman" w:eastAsia="宋体" w:cs="Times New Roman"/>
+          <w:b w:val="0"/>
+          <w:i w:val="0"/>
+          <w:sz w:val="24"/>
+        </w:rPr>
+        <w:t xml:space="preserve">3. 判定逐字镜像 </w:t>
+      </w:r>
+      <w:r>
+        <w:rPr>
+          <w:rFonts w:ascii="Consolas" w:hAnsi="Consolas" w:eastAsia="宋体" w:cs="Consolas"/>
+          <w:b w:val="0"/>
+          <w:i w:val="0"/>
+          <w:sz w:val="22"/>
+        </w:rPr>
+        <w:t>MainWindow::onLlmFinished()</w:t>
+      </w:r>
+      <w:r>
+        <w:rPr>
+          <w:rFonts w:ascii="Times New Roman" w:hAnsi="Times New Roman" w:eastAsia="宋体" w:cs="Times New Roman"/>
+          <w:b w:val="0"/>
+          <w:i w:val="0"/>
+          <w:sz w:val="24"/>
+        </w:rPr>
+        <w:t xml:space="preserve">：取响应首 </w:t>
+      </w:r>
+      <w:r>
+        <w:rPr>
+          <w:rFonts w:ascii="Consolas" w:hAnsi="Consolas" w:eastAsia="宋体" w:cs="Consolas"/>
+          <w:b w:val="0"/>
+          <w:i w:val="0"/>
+          <w:sz w:val="22"/>
+        </w:rPr>
+        <w:t>{</w:t>
+      </w:r>
+      <w:r>
+        <w:rPr>
+          <w:rFonts w:ascii="Times New Roman" w:hAnsi="Times New Roman" w:eastAsia="宋体" w:cs="Times New Roman"/>
+          <w:b w:val="0"/>
+          <w:i w:val="0"/>
+          <w:sz w:val="24"/>
+        </w:rPr>
+        <w:t xml:space="preserve"> 到末 </w:t>
+      </w:r>
+      <w:r>
+        <w:rPr>
+          <w:rFonts w:ascii="Consolas" w:hAnsi="Consolas" w:eastAsia="宋体" w:cs="Consolas"/>
+          <w:b w:val="0"/>
+          <w:i w:val="0"/>
+          <w:sz w:val="22"/>
+        </w:rPr>
+        <w:t>}</w:t>
+      </w:r>
+      <w:r>
+        <w:rPr>
+          <w:rFonts w:ascii="Times New Roman" w:hAnsi="Times New Roman" w:eastAsia="宋体" w:cs="Times New Roman"/>
+          <w:b w:val="0"/>
+          <w:i w:val="0"/>
+          <w:sz w:val="24"/>
+        </w:rPr>
+        <w:t xml:space="preserve"> → JSON 解析 → 要求</w:t>
+      </w:r>
+    </w:p>
+    <w:p>
+      <w:r>
+        <w:rPr>
+          <w:rFonts w:ascii="Consolas" w:hAnsi="Consolas" w:eastAsia="宋体" w:cs="Consolas"/>
+          <w:b w:val="0"/>
+          <w:i w:val="0"/>
+          <w:sz w:val="22"/>
+        </w:rPr>
+        <w:t>action</w:t>
+      </w:r>
+      <w:r>
+        <w:rPr>
+          <w:rFonts w:ascii="Times New Roman" w:hAnsi="Times New Roman" w:eastAsia="宋体" w:cs="Times New Roman"/>
+          <w:b w:val="0"/>
+          <w:i w:val="0"/>
+          <w:sz w:val="24"/>
+        </w:rPr>
+        <w:t xml:space="preserve"> </w:t>
+      </w:r>
+      <w:r>
+        <w:rPr>
+          <w:rFonts w:ascii="Times New Roman" w:hAnsi="Times New Roman" w:eastAsia="宋体" w:cs="Times New Roman"/>
+          <w:b/>
+          <w:i w:val="0"/>
+          <w:sz w:val="24"/>
+        </w:rPr>
+        <w:t>严格等于</w:t>
+      </w:r>
+      <w:r>
+        <w:rPr>
+          <w:rFonts w:ascii="Times New Roman" w:hAnsi="Times New Roman" w:eastAsia="宋体" w:cs="Times New Roman"/>
+          <w:b w:val="0"/>
+          <w:i w:val="0"/>
+          <w:sz w:val="24"/>
+        </w:rPr>
+        <w:t xml:space="preserve"> </w:t>
+      </w:r>
+      <w:r>
+        <w:rPr>
+          <w:rFonts w:ascii="Consolas" w:hAnsi="Consolas" w:eastAsia="宋体" w:cs="Consolas"/>
+          <w:b w:val="0"/>
+          <w:i w:val="0"/>
+          <w:sz w:val="22"/>
+        </w:rPr>
+        <w:t>ACTION_*</w:t>
+      </w:r>
+      <w:r>
+        <w:rPr>
+          <w:rFonts w:ascii="Times New Roman" w:hAnsi="Times New Roman" w:eastAsia="宋体" w:cs="Times New Roman"/>
+          <w:b w:val="0"/>
+          <w:i w:val="0"/>
+          <w:sz w:val="24"/>
+        </w:rPr>
+        <w:t xml:space="preserve"> 之一。</w:t>
+      </w:r>
+      <w:r>
+        <w:rPr>
+          <w:rFonts w:ascii="Times New Roman" w:hAnsi="Times New Roman" w:eastAsia="宋体" w:cs="Times New Roman"/>
+          <w:b/>
+          <w:i w:val="0"/>
+          <w:sz w:val="24"/>
+        </w:rPr>
+        <w:t>"能解析出 JSON"不计为合规。</w:t>
+      </w:r>
+    </w:p>
+    <w:p>
+      <w:pPr>
+        <w:spacing w:line="360" w:lineRule="auto" w:after="40"/>
+        <w:ind w:left="425" w:hanging="425"/>
+      </w:pPr>
+      <w:r>
+        <w:rPr>
+          <w:rFonts w:ascii="Times New Roman" w:hAnsi="Times New Roman" w:eastAsia="宋体" w:cs="Times New Roman"/>
+          <w:b w:val="0"/>
+          <w:i w:val="0"/>
+          <w:sz w:val="24"/>
+        </w:rPr>
+        <w:t>4. 用例：指定 12 条不同说法（阈值三种说法 / 开关继电器 / 两种回到自动 / 两种查状态 / 两种报警测试）</w:t>
+      </w:r>
+    </w:p>
+    <w:p>
+      <w:r>
+        <w:rPr>
+          <w:rFonts w:ascii="Times New Roman" w:hAnsi="Times New Roman" w:eastAsia="宋体" w:cs="Times New Roman"/>
+          <w:b w:val="0"/>
+          <w:i w:val="0"/>
+          <w:sz w:val="24"/>
+        </w:rPr>
+        <w:t>＋ 附加 12 条压力说法（"阈值设置成两千五百"、"关掉报警"、"切到手动模式"、"…分析一下…" 等）， 两个 prompt 跑</w:t>
+      </w:r>
+      <w:r>
+        <w:rPr>
+          <w:rFonts w:ascii="Times New Roman" w:hAnsi="Times New Roman" w:eastAsia="宋体" w:cs="Times New Roman"/>
+          <w:b/>
+          <w:i w:val="0"/>
+          <w:sz w:val="24"/>
+        </w:rPr>
+        <w:t>完全相同</w:t>
+      </w:r>
+      <w:r>
+        <w:rPr>
+          <w:rFonts w:ascii="Times New Roman" w:hAnsi="Times New Roman" w:eastAsia="宋体" w:cs="Times New Roman"/>
+          <w:b w:val="0"/>
+          <w:i w:val="0"/>
+          <w:sz w:val="24"/>
+        </w:rPr>
+        <w:t>的用例。</w:t>
+      </w:r>
+    </w:p>
+    <w:tbl>
+      <w:tblPr>
+        <w:tblStyle w:val="TableGrid"/>
+        <w:tblW w:type="pct" w:w="5000"/>
+        <w:jc w:val="center"/>
+        <w:tblLook w:firstColumn="1" w:firstRow="1" w:lastColumn="0" w:lastRow="0" w:noHBand="0" w:noVBand="1" w:val="04A0"/>
+        <w:tblLayout w:type="autofit"/>
+      </w:tblPr>
+      <w:tblGrid>
+        <w:gridCol w:w="3213"/>
+        <w:gridCol w:w="3213"/>
+        <w:gridCol w:w="3213"/>
+      </w:tblGrid>
+      <w:tr>
+        <w:trPr>
+          <w:cantSplit/>
+          <w:tblHeader w:val="true"/>
+        </w:trPr>
+        <w:tc>
+          <w:tcPr>
+            <w:tcW w:type="dxa" w:w="3213"/>
+            <w:shd w:val="clear" w:color="auto" w:fill="DCE6F5"/>
+          </w:tcPr>
+          <w:p>
+            <w:pPr>
+              <w:spacing w:line="276" w:lineRule="auto" w:after="20"/>
+            </w:pPr>
+            <w:r/>
+            <w:r>
+              <w:rPr>
+                <w:rFonts w:ascii="Times New Roman" w:hAnsi="Times New Roman" w:eastAsia="宋体" w:cs="Times New Roman"/>
+                <w:b/>
+                <w:i w:val="0"/>
+                <w:sz w:val="21"/>
+              </w:rPr>
+              <w:t>指标</w:t>
+            </w:r>
+          </w:p>
+        </w:tc>
+        <w:tc>
+          <w:tcPr>
+            <w:tcW w:type="dxa" w:w="3213"/>
+            <w:shd w:val="clear" w:color="auto" w:fill="DCE6F5"/>
+          </w:tcPr>
+          <w:p>
+            <w:pPr>
+              <w:spacing w:line="276" w:lineRule="auto" w:after="20"/>
+            </w:pPr>
+            <w:r/>
+            <w:r>
+              <w:rPr>
+                <w:rFonts w:ascii="Times New Roman" w:hAnsi="Times New Roman" w:eastAsia="宋体" w:cs="Times New Roman"/>
+                <w:b/>
+                <w:i w:val="0"/>
+                <w:sz w:val="21"/>
+              </w:rPr>
+              <w:t>基线（</w:t>
+            </w:r>
+            <w:r>
+              <w:rPr>
+                <w:rFonts w:ascii="Consolas" w:hAnsi="Consolas" w:eastAsia="宋体" w:cs="Consolas"/>
+                <w:b/>
+                <w:i w:val="0"/>
+                <w:sz w:val="19"/>
+              </w:rPr>
+              <w:t>01631d8</w:t>
+            </w:r>
+            <w:r>
+              <w:rPr>
+                <w:rFonts w:ascii="Times New Roman" w:hAnsi="Times New Roman" w:eastAsia="宋体" w:cs="Times New Roman"/>
+                <w:b/>
+                <w:i w:val="0"/>
+                <w:sz w:val="21"/>
+              </w:rPr>
+              <w:t xml:space="preserve"> 提示词，627 字符）</w:t>
+            </w:r>
+          </w:p>
+        </w:tc>
+        <w:tc>
+          <w:tcPr>
+            <w:tcW w:type="dxa" w:w="3213"/>
+            <w:shd w:val="clear" w:color="auto" w:fill="DCE6F5"/>
+          </w:tcPr>
+          <w:p>
+            <w:pPr>
+              <w:spacing w:line="276" w:lineRule="auto" w:after="20"/>
+            </w:pPr>
+            <w:r/>
+            <w:r>
+              <w:rPr>
+                <w:rFonts w:ascii="Times New Roman" w:hAnsi="Times New Roman" w:eastAsia="宋体" w:cs="Times New Roman"/>
+                <w:b/>
+                <w:i w:val="0"/>
+                <w:sz w:val="21"/>
+              </w:rPr>
+              <w:t>改进后（工作区提示词，1870 字符）</w:t>
+            </w:r>
+          </w:p>
+        </w:tc>
+      </w:tr>
+      <w:tr>
+        <w:trPr>
+          <w:cantSplit/>
+        </w:trPr>
+        <w:tc>
+          <w:tcPr>
+            <w:tcW w:type="dxa" w:w="3213"/>
+          </w:tcPr>
+          <w:p>
+            <w:pPr>
+              <w:spacing w:line="276" w:lineRule="auto" w:after="20"/>
+            </w:pPr>
+            <w:r/>
+            <w:r>
+              <w:rPr>
+                <w:rFonts w:ascii="Times New Roman" w:hAnsi="Times New Roman" w:eastAsia="宋体" w:cs="Times New Roman"/>
+                <w:b w:val="0"/>
+                <w:i w:val="0"/>
+                <w:sz w:val="21"/>
+              </w:rPr>
+              <w:t>动作名合规（</w:t>
+            </w:r>
+            <w:r>
+              <w:rPr>
+                <w:rFonts w:ascii="Consolas" w:hAnsi="Consolas" w:eastAsia="宋体" w:cs="Consolas"/>
+                <w:b w:val="0"/>
+                <w:i w:val="0"/>
+                <w:sz w:val="19"/>
+              </w:rPr>
+              <w:t>action</w:t>
+            </w:r>
+            <w:r>
+              <w:rPr>
+                <w:rFonts w:ascii="Times New Roman" w:hAnsi="Times New Roman" w:eastAsia="宋体" w:cs="Times New Roman"/>
+                <w:b w:val="0"/>
+                <w:i w:val="0"/>
+                <w:sz w:val="21"/>
+              </w:rPr>
+              <w:t xml:space="preserve"> ∈ </w:t>
+            </w:r>
+            <w:r>
+              <w:rPr>
+                <w:rFonts w:ascii="Consolas" w:hAnsi="Consolas" w:eastAsia="宋体" w:cs="Consolas"/>
+                <w:b w:val="0"/>
+                <w:i w:val="0"/>
+                <w:sz w:val="19"/>
+              </w:rPr>
+              <w:t>ACTION_*</w:t>
+            </w:r>
+            <w:r>
+              <w:rPr>
+                <w:rFonts w:ascii="Times New Roman" w:hAnsi="Times New Roman" w:eastAsia="宋体" w:cs="Times New Roman"/>
+                <w:b w:val="0"/>
+                <w:i w:val="0"/>
+                <w:sz w:val="21"/>
+              </w:rPr>
+              <w:t>）· 24 用例单轮</w:t>
+            </w:r>
+          </w:p>
+        </w:tc>
+        <w:tc>
+          <w:tcPr>
+            <w:tcW w:type="dxa" w:w="3213"/>
+          </w:tcPr>
+          <w:p>
+            <w:pPr>
+              <w:spacing w:line="276" w:lineRule="auto" w:after="20"/>
+            </w:pPr>
+            <w:r/>
+            <w:r>
+              <w:rPr>
+                <w:rFonts w:ascii="Times New Roman" w:hAnsi="Times New Roman" w:eastAsia="宋体" w:cs="Times New Roman"/>
+                <w:b/>
+                <w:i w:val="0"/>
+                <w:sz w:val="21"/>
+              </w:rPr>
+              <w:t>24/24</w:t>
+            </w:r>
+          </w:p>
+        </w:tc>
+        <w:tc>
+          <w:tcPr>
+            <w:tcW w:type="dxa" w:w="3213"/>
+          </w:tcPr>
+          <w:p>
+            <w:pPr>
+              <w:spacing w:line="276" w:lineRule="auto" w:after="20"/>
+            </w:pPr>
+            <w:r/>
+            <w:r>
+              <w:rPr>
+                <w:rFonts w:ascii="Times New Roman" w:hAnsi="Times New Roman" w:eastAsia="宋体" w:cs="Times New Roman"/>
+                <w:b/>
+                <w:i w:val="0"/>
+                <w:sz w:val="21"/>
+              </w:rPr>
+              <w:t>24/24</w:t>
+            </w:r>
+          </w:p>
+        </w:tc>
+      </w:tr>
+      <w:tr>
+        <w:trPr>
+          <w:cantSplit/>
+        </w:trPr>
+        <w:tc>
+          <w:tcPr>
+            <w:tcW w:type="dxa" w:w="3213"/>
+          </w:tcPr>
+          <w:p>
+            <w:pPr>
+              <w:spacing w:line="276" w:lineRule="auto" w:after="20"/>
+            </w:pPr>
+            <w:r/>
+            <w:r>
+              <w:rPr>
+                <w:rFonts w:ascii="Times New Roman" w:hAnsi="Times New Roman" w:eastAsia="宋体" w:cs="Times New Roman"/>
+                <w:b w:val="0"/>
+                <w:i w:val="0"/>
+                <w:sz w:val="21"/>
+              </w:rPr>
+              <w:t>动作名合规 · 指定 12 用例 × 3 轮（36 次）</w:t>
+            </w:r>
+          </w:p>
+        </w:tc>
+        <w:tc>
+          <w:tcPr>
+            <w:tcW w:type="dxa" w:w="3213"/>
+          </w:tcPr>
+          <w:p>
+            <w:pPr>
+              <w:spacing w:line="276" w:lineRule="auto" w:after="20"/>
+            </w:pPr>
+            <w:r/>
+            <w:r>
+              <w:rPr>
+                <w:rFonts w:ascii="Times New Roman" w:hAnsi="Times New Roman" w:eastAsia="宋体" w:cs="Times New Roman"/>
+                <w:b/>
+                <w:i w:val="0"/>
+                <w:sz w:val="21"/>
+              </w:rPr>
+              <w:t>36/36</w:t>
+            </w:r>
+          </w:p>
+        </w:tc>
+        <w:tc>
+          <w:tcPr>
+            <w:tcW w:type="dxa" w:w="3213"/>
+          </w:tcPr>
+          <w:p>
+            <w:pPr>
+              <w:spacing w:line="276" w:lineRule="auto" w:after="20"/>
+            </w:pPr>
+            <w:r/>
+            <w:r>
+              <w:rPr>
+                <w:rFonts w:ascii="Times New Roman" w:hAnsi="Times New Roman" w:eastAsia="宋体" w:cs="Times New Roman"/>
+                <w:b/>
+                <w:i w:val="0"/>
+                <w:sz w:val="21"/>
+              </w:rPr>
+              <w:t>36/36</w:t>
+            </w:r>
+          </w:p>
+        </w:tc>
+      </w:tr>
+      <w:tr>
+        <w:trPr>
+          <w:cantSplit/>
+        </w:trPr>
+        <w:tc>
+          <w:tcPr>
+            <w:tcW w:type="dxa" w:w="3213"/>
+          </w:tcPr>
+          <w:p>
+            <w:pPr>
+              <w:spacing w:line="276" w:lineRule="auto" w:after="20"/>
+            </w:pPr>
+            <w:r/>
+            <w:r>
+              <w:rPr>
+                <w:rFonts w:ascii="Times New Roman" w:hAnsi="Times New Roman" w:eastAsia="宋体" w:cs="Times New Roman"/>
+                <w:b w:val="0"/>
+                <w:i w:val="0"/>
+                <w:sz w:val="21"/>
+              </w:rPr>
+              <w:t>语义正确（</w:t>
+            </w:r>
+            <w:r>
+              <w:rPr>
+                <w:rFonts w:ascii="Consolas" w:hAnsi="Consolas" w:eastAsia="宋体" w:cs="Consolas"/>
+                <w:b w:val="0"/>
+                <w:i w:val="0"/>
+                <w:sz w:val="19"/>
+              </w:rPr>
+              <w:t>action</w:t>
+            </w:r>
+            <w:r>
+              <w:rPr>
+                <w:rFonts w:ascii="Times New Roman" w:hAnsi="Times New Roman" w:eastAsia="宋体" w:cs="Times New Roman"/>
+                <w:b w:val="0"/>
+                <w:i w:val="0"/>
+                <w:sz w:val="21"/>
+              </w:rPr>
+              <w:t xml:space="preserve"> == 用例预期）· 24 用例单轮</w:t>
+            </w:r>
+          </w:p>
+        </w:tc>
+        <w:tc>
+          <w:tcPr>
+            <w:tcW w:type="dxa" w:w="3213"/>
+          </w:tcPr>
+          <w:p>
+            <w:pPr>
+              <w:spacing w:line="276" w:lineRule="auto" w:after="20"/>
+            </w:pPr>
+            <w:r/>
+            <w:r>
+              <w:rPr>
+                <w:rFonts w:ascii="Times New Roman" w:hAnsi="Times New Roman" w:eastAsia="宋体" w:cs="Times New Roman"/>
+                <w:b w:val="0"/>
+                <w:i w:val="0"/>
+                <w:sz w:val="21"/>
+              </w:rPr>
+              <w:t>22/24</w:t>
+            </w:r>
+          </w:p>
+        </w:tc>
+        <w:tc>
+          <w:tcPr>
+            <w:tcW w:type="dxa" w:w="3213"/>
+          </w:tcPr>
+          <w:p>
+            <w:pPr>
+              <w:spacing w:line="276" w:lineRule="auto" w:after="20"/>
+            </w:pPr>
+            <w:r/>
+            <w:r>
+              <w:rPr>
+                <w:rFonts w:ascii="Times New Roman" w:hAnsi="Times New Roman" w:eastAsia="宋体" w:cs="Times New Roman"/>
+                <w:b/>
+                <w:i w:val="0"/>
+                <w:sz w:val="21"/>
+              </w:rPr>
+              <w:t>24/24</w:t>
+            </w:r>
+          </w:p>
+        </w:tc>
+      </w:tr>
+      <w:tr>
+        <w:trPr>
+          <w:cantSplit/>
+        </w:trPr>
+        <w:tc>
+          <w:tcPr>
+            <w:tcW w:type="dxa" w:w="3213"/>
+          </w:tcPr>
+          <w:p>
+            <w:pPr>
+              <w:spacing w:line="276" w:lineRule="auto" w:after="20"/>
+            </w:pPr>
+            <w:r/>
+            <w:r>
+              <w:rPr>
+                <w:rFonts w:ascii="Times New Roman" w:hAnsi="Times New Roman" w:eastAsia="宋体" w:cs="Times New Roman"/>
+                <w:b w:val="0"/>
+                <w:i w:val="0"/>
+                <w:sz w:val="21"/>
+              </w:rPr>
+              <w:t>输出形状干净（无 markdown 围栏 / 前置叙述）</w:t>
+            </w:r>
+          </w:p>
+        </w:tc>
+        <w:tc>
+          <w:tcPr>
+            <w:tcW w:type="dxa" w:w="3213"/>
+          </w:tcPr>
+          <w:p>
+            <w:pPr>
+              <w:spacing w:line="276" w:lineRule="auto" w:after="20"/>
+            </w:pPr>
+            <w:r/>
+            <w:r>
+              <w:rPr>
+                <w:rFonts w:ascii="Times New Roman" w:hAnsi="Times New Roman" w:eastAsia="宋体" w:cs="Times New Roman"/>
+                <w:b w:val="0"/>
+                <w:i w:val="0"/>
+                <w:sz w:val="21"/>
+              </w:rPr>
+              <w:t>23/24</w:t>
+            </w:r>
+          </w:p>
+        </w:tc>
+        <w:tc>
+          <w:tcPr>
+            <w:tcW w:type="dxa" w:w="3213"/>
+          </w:tcPr>
+          <w:p>
+            <w:pPr>
+              <w:spacing w:line="276" w:lineRule="auto" w:after="20"/>
+            </w:pPr>
+            <w:r/>
+            <w:r>
+              <w:rPr>
+                <w:rFonts w:ascii="Times New Roman" w:hAnsi="Times New Roman" w:eastAsia="宋体" w:cs="Times New Roman"/>
+                <w:b/>
+                <w:i w:val="0"/>
+                <w:sz w:val="21"/>
+              </w:rPr>
+              <w:t>24/24</w:t>
+            </w:r>
+          </w:p>
+        </w:tc>
+      </w:tr>
+    </w:tbl>
+    <w:p>
+      <w:pPr>
+        <w:spacing w:after="40"/>
+      </w:pPr>
+    </w:p>
+    <w:p>
+      <w:r>
+        <w:rPr>
+          <w:rFonts w:ascii="Times New Roman" w:hAnsi="Times New Roman" w:eastAsia="宋体" w:cs="Times New Roman"/>
+          <w:b/>
+          <w:i w:val="0"/>
+          <w:sz w:val="24"/>
+        </w:rPr>
+        <w:t>基线仅有的 3 处偏差原文</w:t>
+      </w:r>
+      <w:r>
+        <w:rPr>
+          <w:rFonts w:ascii="Times New Roman" w:hAnsi="Times New Roman" w:eastAsia="宋体" w:cs="Times New Roman"/>
+          <w:b w:val="0"/>
+          <w:i w:val="0"/>
+          <w:sz w:val="24"/>
+        </w:rPr>
+        <w:t>（改进后全部消除）：</w:t>
+      </w:r>
+    </w:p>
+    <w:tbl>
+      <w:tblPr>
+        <w:tblStyle w:val="TableGrid"/>
+        <w:tblW w:type="pct" w:w="5000"/>
+        <w:jc w:val="center"/>
+        <w:tblLook w:firstColumn="1" w:firstRow="1" w:lastColumn="0" w:lastRow="0" w:noHBand="0" w:noVBand="1" w:val="04A0"/>
+        <w:tblLayout w:type="autofit"/>
+      </w:tblPr>
+      <w:tblGrid>
+        <w:gridCol w:w="2409"/>
+        <w:gridCol w:w="2409"/>
+        <w:gridCol w:w="2409"/>
+        <w:gridCol w:w="2409"/>
+      </w:tblGrid>
+      <w:tr>
+        <w:trPr>
+          <w:cantSplit/>
+          <w:tblHeader w:val="true"/>
+        </w:trPr>
+        <w:tc>
+          <w:tcPr>
+            <w:tcW w:type="dxa" w:w="2409"/>
+            <w:shd w:val="clear" w:color="auto" w:fill="DCE6F5"/>
+          </w:tcPr>
+          <w:p>
+            <w:pPr>
+              <w:spacing w:line="276" w:lineRule="auto" w:after="20"/>
+            </w:pPr>
+            <w:r/>
+            <w:r>
+              <w:rPr>
+                <w:rFonts w:ascii="Times New Roman" w:hAnsi="Times New Roman" w:eastAsia="宋体" w:cs="Times New Roman"/>
+                <w:b/>
+                <w:i w:val="0"/>
+                <w:sz w:val="21"/>
+              </w:rPr>
+              <w:t>用例</w:t>
+            </w:r>
+          </w:p>
+        </w:tc>
+        <w:tc>
+          <w:tcPr>
+            <w:tcW w:type="dxa" w:w="2409"/>
+            <w:shd w:val="clear" w:color="auto" w:fill="DCE6F5"/>
+          </w:tcPr>
+          <w:p>
+            <w:pPr>
+              <w:spacing w:line="276" w:lineRule="auto" w:after="20"/>
+            </w:pPr>
+            <w:r/>
+            <w:r>
+              <w:rPr>
+                <w:rFonts w:ascii="Times New Roman" w:hAnsi="Times New Roman" w:eastAsia="宋体" w:cs="Times New Roman"/>
+                <w:b/>
+                <w:i w:val="0"/>
+                <w:sz w:val="21"/>
+              </w:rPr>
+              <w:t>基线输出</w:t>
+            </w:r>
+          </w:p>
+        </w:tc>
+        <w:tc>
+          <w:tcPr>
+            <w:tcW w:type="dxa" w:w="2409"/>
+            <w:shd w:val="clear" w:color="auto" w:fill="DCE6F5"/>
+          </w:tcPr>
+          <w:p>
+            <w:pPr>
+              <w:spacing w:line="276" w:lineRule="auto" w:after="20"/>
+            </w:pPr>
+            <w:r/>
+            <w:r>
+              <w:rPr>
+                <w:rFonts w:ascii="Times New Roman" w:hAnsi="Times New Roman" w:eastAsia="宋体" w:cs="Times New Roman"/>
+                <w:b/>
+                <w:i w:val="0"/>
+                <w:sz w:val="21"/>
+              </w:rPr>
+              <w:t>问题</w:t>
+            </w:r>
+          </w:p>
+        </w:tc>
+        <w:tc>
+          <w:tcPr>
+            <w:tcW w:type="dxa" w:w="2409"/>
+            <w:shd w:val="clear" w:color="auto" w:fill="DCE6F5"/>
+          </w:tcPr>
+          <w:p>
+            <w:pPr>
+              <w:spacing w:line="276" w:lineRule="auto" w:after="20"/>
+            </w:pPr>
+            <w:r/>
+            <w:r>
+              <w:rPr>
+                <w:rFonts w:ascii="Times New Roman" w:hAnsi="Times New Roman" w:eastAsia="宋体" w:cs="Times New Roman"/>
+                <w:b/>
+                <w:i w:val="0"/>
+                <w:sz w:val="21"/>
+              </w:rPr>
+              <w:t>改进后输出</w:t>
+            </w:r>
+          </w:p>
+        </w:tc>
+      </w:tr>
+      <w:tr>
+        <w:trPr>
+          <w:cantSplit/>
+        </w:trPr>
+        <w:tc>
+          <w:tcPr>
+            <w:tcW w:type="dxa" w:w="2409"/>
+          </w:tcPr>
+          <w:p>
+            <w:pPr>
+              <w:spacing w:line="276" w:lineRule="auto" w:after="20"/>
+            </w:pPr>
+            <w:r/>
+            <w:r>
+              <w:rPr>
+                <w:rFonts w:ascii="Times New Roman" w:hAnsi="Times New Roman" w:eastAsia="宋体" w:cs="Times New Roman"/>
+                <w:b w:val="0"/>
+                <w:i w:val="0"/>
+                <w:sz w:val="21"/>
+              </w:rPr>
+              <w:t>关掉报警</w:t>
+            </w:r>
+          </w:p>
+        </w:tc>
+        <w:tc>
+          <w:tcPr>
+            <w:tcW w:type="dxa" w:w="2409"/>
+          </w:tcPr>
+          <w:p>
+            <w:pPr>
+              <w:spacing w:line="276" w:lineRule="auto" w:after="20"/>
+            </w:pPr>
+            <w:r/>
+            <w:r>
+              <w:rPr>
+                <w:rFonts w:ascii="Consolas" w:hAnsi="Consolas" w:eastAsia="宋体" w:cs="Consolas"/>
+                <w:b w:val="0"/>
+                <w:i w:val="0"/>
+                <w:sz w:val="19"/>
+              </w:rPr>
+              <w:t>{"action":"relay_off"}</w:t>
+            </w:r>
+          </w:p>
+        </w:tc>
+        <w:tc>
+          <w:tcPr>
+            <w:tcW w:type="dxa" w:w="2409"/>
+          </w:tcPr>
+          <w:p>
+            <w:pPr>
+              <w:spacing w:line="276" w:lineRule="auto" w:after="20"/>
+            </w:pPr>
+            <w:r/>
+            <w:r>
+              <w:rPr>
+                <w:rFonts w:ascii="Times New Roman" w:hAnsi="Times New Roman" w:eastAsia="宋体" w:cs="Times New Roman"/>
+                <w:b w:val="0"/>
+                <w:i w:val="0"/>
+                <w:sz w:val="21"/>
+              </w:rPr>
+              <w:t xml:space="preserve">语义错，应为 </w:t>
+            </w:r>
+            <w:r>
+              <w:rPr>
+                <w:rFonts w:ascii="Consolas" w:hAnsi="Consolas" w:eastAsia="宋体" w:cs="Consolas"/>
+                <w:b w:val="0"/>
+                <w:i w:val="0"/>
+                <w:sz w:val="19"/>
+              </w:rPr>
+              <w:t>alarm_test</w:t>
+            </w:r>
+          </w:p>
+        </w:tc>
+        <w:tc>
+          <w:tcPr>
+            <w:tcW w:type="dxa" w:w="2409"/>
+          </w:tcPr>
+          <w:p>
+            <w:pPr>
+              <w:spacing w:line="276" w:lineRule="auto" w:after="20"/>
+            </w:pPr>
+            <w:r/>
+            <w:r>
+              <w:rPr>
+                <w:rFonts w:ascii="Consolas" w:hAnsi="Consolas" w:eastAsia="宋体" w:cs="Consolas"/>
+                <w:b w:val="0"/>
+                <w:i w:val="0"/>
+                <w:sz w:val="19"/>
+              </w:rPr>
+              <w:t>{"action":"alarm_test"}</w:t>
+            </w:r>
+          </w:p>
+        </w:tc>
+      </w:tr>
+      <w:tr>
+        <w:trPr>
+          <w:cantSplit/>
+        </w:trPr>
+        <w:tc>
+          <w:tcPr>
+            <w:tcW w:type="dxa" w:w="2409"/>
+          </w:tcPr>
+          <w:p>
+            <w:pPr>
+              <w:spacing w:line="276" w:lineRule="auto" w:after="20"/>
+            </w:pPr>
+            <w:r/>
+            <w:r>
+              <w:rPr>
+                <w:rFonts w:ascii="Times New Roman" w:hAnsi="Times New Roman" w:eastAsia="宋体" w:cs="Times New Roman"/>
+                <w:b w:val="0"/>
+                <w:i w:val="0"/>
+                <w:sz w:val="21"/>
+              </w:rPr>
+              <w:t>切到手动模式</w:t>
+            </w:r>
+          </w:p>
+        </w:tc>
+        <w:tc>
+          <w:tcPr>
+            <w:tcW w:type="dxa" w:w="2409"/>
+          </w:tcPr>
+          <w:p>
+            <w:pPr>
+              <w:spacing w:line="276" w:lineRule="auto" w:after="20"/>
+            </w:pPr>
+            <w:r/>
+            <w:r>
+              <w:rPr>
+                <w:rFonts w:ascii="Consolas" w:hAnsi="Consolas" w:eastAsia="宋体" w:cs="Consolas"/>
+                <w:b w:val="0"/>
+                <w:i w:val="0"/>
+                <w:sz w:val="19"/>
+              </w:rPr>
+              <w:t>{"action":"relay_on"}</w:t>
+            </w:r>
+          </w:p>
+        </w:tc>
+        <w:tc>
+          <w:tcPr>
+            <w:tcW w:type="dxa" w:w="2409"/>
+          </w:tcPr>
+          <w:p>
+            <w:pPr>
+              <w:spacing w:line="276" w:lineRule="auto" w:after="20"/>
+            </w:pPr>
+            <w:r/>
+            <w:r>
+              <w:rPr>
+                <w:rFonts w:ascii="Times New Roman" w:hAnsi="Times New Roman" w:eastAsia="宋体" w:cs="Times New Roman"/>
+                <w:b w:val="0"/>
+                <w:i w:val="0"/>
+                <w:sz w:val="21"/>
+              </w:rPr>
+              <w:t xml:space="preserve">语义错，协议无"切手动"动作，提示词规定应答 </w:t>
+            </w:r>
+            <w:r>
+              <w:rPr>
+                <w:rFonts w:ascii="Consolas" w:hAnsi="Consolas" w:eastAsia="宋体" w:cs="Consolas"/>
+                <w:b w:val="0"/>
+                <w:i w:val="0"/>
+                <w:sz w:val="19"/>
+              </w:rPr>
+              <w:t>get_state</w:t>
+            </w:r>
+          </w:p>
+        </w:tc>
+        <w:tc>
+          <w:tcPr>
+            <w:tcW w:type="dxa" w:w="2409"/>
+          </w:tcPr>
+          <w:p>
+            <w:pPr>
+              <w:spacing w:line="276" w:lineRule="auto" w:after="20"/>
+            </w:pPr>
+            <w:r/>
+            <w:r>
+              <w:rPr>
+                <w:rFonts w:ascii="Consolas" w:hAnsi="Consolas" w:eastAsia="宋体" w:cs="Consolas"/>
+                <w:b w:val="0"/>
+                <w:i w:val="0"/>
+                <w:sz w:val="19"/>
+              </w:rPr>
+              <w:t>{"action":"get_state"}</w:t>
+            </w:r>
+          </w:p>
+        </w:tc>
+      </w:tr>
+      <w:tr>
+        <w:trPr>
+          <w:cantSplit/>
+        </w:trPr>
+        <w:tc>
+          <w:tcPr>
+            <w:tcW w:type="dxa" w:w="2409"/>
+          </w:tcPr>
+          <w:p>
+            <w:pPr>
+              <w:spacing w:line="276" w:lineRule="auto" w:after="20"/>
+            </w:pPr>
+            <w:r/>
+            <w:r>
+              <w:rPr>
+                <w:rFonts w:ascii="Times New Roman" w:hAnsi="Times New Roman" w:eastAsia="宋体" w:cs="Times New Roman"/>
+                <w:b w:val="0"/>
+                <w:i w:val="0"/>
+                <w:sz w:val="21"/>
+              </w:rPr>
+              <w:t>我现在需要你分析一下：光太强了该怎么办</w:t>
+            </w:r>
+          </w:p>
+        </w:tc>
+        <w:tc>
+          <w:tcPr>
+            <w:tcW w:type="dxa" w:w="2409"/>
+          </w:tcPr>
+          <w:p>
+            <w:pPr>
+              <w:spacing w:line="276" w:lineRule="auto" w:after="20"/>
+            </w:pPr>
+            <w:r/>
+            <w:r>
+              <w:rPr>
+                <w:rFonts w:ascii="Times New Roman" w:hAnsi="Times New Roman" w:eastAsia="宋体" w:cs="Times New Roman"/>
+                <w:b w:val="0"/>
+                <w:i w:val="0"/>
+                <w:sz w:val="21"/>
+              </w:rPr>
+              <w:t xml:space="preserve">用 markdown 代码围栏（三反引号 + </w:t>
+            </w:r>
+            <w:r>
+              <w:rPr>
+                <w:rFonts w:ascii="Consolas" w:hAnsi="Consolas" w:eastAsia="宋体" w:cs="Consolas"/>
+                <w:b w:val="0"/>
+                <w:i w:val="0"/>
+                <w:sz w:val="19"/>
+              </w:rPr>
+              <w:t>json</w:t>
+            </w:r>
+            <w:r>
+              <w:rPr>
+                <w:rFonts w:ascii="Times New Roman" w:hAnsi="Times New Roman" w:eastAsia="宋体" w:cs="Times New Roman"/>
+                <w:b w:val="0"/>
+                <w:i w:val="0"/>
+                <w:sz w:val="21"/>
+              </w:rPr>
+              <w:t xml:space="preserve">）包裹 </w:t>
+            </w:r>
+            <w:r>
+              <w:rPr>
+                <w:rFonts w:ascii="Consolas" w:hAnsi="Consolas" w:eastAsia="宋体" w:cs="Consolas"/>
+                <w:b w:val="0"/>
+                <w:i w:val="0"/>
+                <w:sz w:val="19"/>
+              </w:rPr>
+              <w:t>{"action":"relay_on"}</w:t>
+            </w:r>
+          </w:p>
+        </w:tc>
+        <w:tc>
+          <w:tcPr>
+            <w:tcW w:type="dxa" w:w="2409"/>
+          </w:tcPr>
+          <w:p>
+            <w:pPr>
+              <w:spacing w:line="276" w:lineRule="auto" w:after="20"/>
+            </w:pPr>
+            <w:r/>
+            <w:r>
+              <w:rPr>
+                <w:rFonts w:ascii="Times New Roman" w:hAnsi="Times New Roman" w:eastAsia="宋体" w:cs="Times New Roman"/>
+                <w:b w:val="0"/>
+                <w:i w:val="0"/>
+                <w:sz w:val="21"/>
+              </w:rPr>
+              <w:t>带围栏，违反"只输出 JSON"（语义仍可解析故未致失败）</w:t>
+            </w:r>
+          </w:p>
+        </w:tc>
+        <w:tc>
+          <w:tcPr>
+            <w:tcW w:type="dxa" w:w="2409"/>
+          </w:tcPr>
+          <w:p>
+            <w:pPr>
+              <w:spacing w:line="276" w:lineRule="auto" w:after="20"/>
+            </w:pPr>
+            <w:r/>
+            <w:r>
+              <w:rPr>
+                <w:rFonts w:ascii="Consolas" w:hAnsi="Consolas" w:eastAsia="宋体" w:cs="Consolas"/>
+                <w:b w:val="0"/>
+                <w:i w:val="0"/>
+                <w:sz w:val="19"/>
+              </w:rPr>
+              <w:t>{"action":"relay_on"}</w:t>
+            </w:r>
+          </w:p>
+        </w:tc>
+      </w:tr>
+    </w:tbl>
+    <w:p>
+      <w:pPr>
+        <w:spacing w:after="40"/>
+      </w:pPr>
+    </w:p>
+    <w:p>
+      <w:pPr>
+        <w:spacing w:line="312" w:lineRule="auto" w:after="40"/>
+        <w:ind w:left="340"/>
+        <w:pBdr>
+          <w:left w:val="single" w:sz="18" w:space="1" w:color="8FAADC"/>
+        </w:pBdr>
+      </w:pPr>
+      <w:r>
+        <w:rPr>
+          <w:rFonts w:ascii="Times New Roman" w:hAnsi="Times New Roman" w:eastAsia="宋体" w:cs="Times New Roman"/>
+          <w:b/>
+          <w:i w:val="0"/>
+          <w:color w:val="595959"/>
+          <w:sz w:val="23"/>
+        </w:rPr>
+        <w:t>诚实结论（重要）</w:t>
+      </w:r>
+      <w:r>
+        <w:rPr>
+          <w:rFonts w:ascii="Times New Roman" w:hAnsi="Times New Roman" w:eastAsia="宋体" w:cs="Times New Roman"/>
+          <w:b w:val="0"/>
+          <w:i w:val="0"/>
+          <w:color w:val="595959"/>
+          <w:sz w:val="23"/>
+        </w:rPr>
+        <w:t>：在</w:t>
+      </w:r>
+      <w:r>
+        <w:rPr>
+          <w:rFonts w:ascii="Times New Roman" w:hAnsi="Times New Roman" w:eastAsia="宋体" w:cs="Times New Roman"/>
+          <w:b/>
+          <w:i w:val="0"/>
+          <w:color w:val="595959"/>
+          <w:sz w:val="23"/>
+        </w:rPr>
+        <w:t>指定 12 用例 × 3 轮（36 次）×2 个 prompt ＋ 24 用例单轮 ×2 个 prompt</w:t>
+      </w:r>
+      <w:r>
+        <w:rPr>
+          <w:rFonts w:ascii="Times New Roman" w:hAnsi="Times New Roman" w:eastAsia="宋体" w:cs="Times New Roman"/>
+          <w:b w:val="0"/>
+          <w:i w:val="0"/>
+          <w:color w:val="595959"/>
+          <w:sz w:val="23"/>
+        </w:rPr>
+        <w:t>，</w:t>
+      </w:r>
+    </w:p>
+    <w:p>
+      <w:pPr>
+        <w:spacing w:line="312" w:lineRule="auto" w:after="40"/>
+        <w:ind w:left="340"/>
+        <w:pBdr>
+          <w:left w:val="single" w:sz="18" w:space="1" w:color="8FAADC"/>
+        </w:pBdr>
+      </w:pPr>
+      <w:r>
+        <w:rPr>
+          <w:rFonts w:ascii="Times New Roman" w:hAnsi="Times New Roman" w:eastAsia="宋体" w:cs="Times New Roman"/>
+          <w:b w:val="0"/>
+          <w:i w:val="0"/>
+          <w:color w:val="595959"/>
+          <w:sz w:val="23"/>
+        </w:rPr>
+        <w:t>合计每个 prompt 60 次采样中，</w:t>
+      </w:r>
+      <w:r>
+        <w:rPr>
+          <w:rFonts w:ascii="Times New Roman" w:hAnsi="Times New Roman" w:eastAsia="宋体" w:cs="Times New Roman"/>
+          <w:b/>
+          <w:i w:val="0"/>
+          <w:color w:val="595959"/>
+          <w:sz w:val="23"/>
+        </w:rPr>
+        <w:t>旧提示词一次也没有出现自造动作名</w:t>
+      </w:r>
+      <w:r>
+        <w:rPr>
+          <w:rFonts w:ascii="Times New Roman" w:hAnsi="Times New Roman" w:eastAsia="宋体" w:cs="Times New Roman"/>
+          <w:b w:val="0"/>
+          <w:i w:val="0"/>
+          <w:color w:val="595959"/>
+          <w:sz w:val="23"/>
+        </w:rPr>
+        <w:t>（</w:t>
+      </w:r>
+      <w:r>
+        <w:rPr>
+          <w:rFonts w:ascii="Consolas" w:hAnsi="Consolas" w:eastAsia="宋体" w:cs="Consolas"/>
+          <w:b w:val="0"/>
+          <w:i w:val="0"/>
+          <w:color w:val="595959"/>
+          <w:sz w:val="21"/>
+        </w:rPr>
+        <w:t>set_threshold</w:t>
+      </w:r>
+      <w:r>
+        <w:rPr>
+          <w:rFonts w:ascii="Times New Roman" w:hAnsi="Times New Roman" w:eastAsia="宋体" w:cs="Times New Roman"/>
+          <w:b w:val="0"/>
+          <w:i w:val="0"/>
+          <w:color w:val="595959"/>
+          <w:sz w:val="23"/>
+        </w:rPr>
+        <w:t xml:space="preserve"> / </w:t>
+      </w:r>
+      <w:r>
+        <w:rPr>
+          <w:rFonts w:ascii="Consolas" w:hAnsi="Consolas" w:eastAsia="宋体" w:cs="Consolas"/>
+          <w:b w:val="0"/>
+          <w:i w:val="0"/>
+          <w:color w:val="595959"/>
+          <w:sz w:val="21"/>
+        </w:rPr>
+        <w:t>threshold</w:t>
+      </w:r>
+      <w:r>
+        <w:rPr>
+          <w:rFonts w:ascii="Times New Roman" w:hAnsi="Times New Roman" w:eastAsia="宋体" w:cs="Times New Roman"/>
+          <w:b w:val="0"/>
+          <w:i w:val="0"/>
+          <w:color w:val="595959"/>
+          <w:sz w:val="23"/>
+        </w:rPr>
+        <w:t xml:space="preserve"> 等</w:t>
+      </w:r>
+    </w:p>
+    <w:p>
+      <w:pPr>
+        <w:spacing w:line="312" w:lineRule="auto" w:after="40"/>
+        <w:ind w:left="340"/>
+        <w:pBdr>
+          <w:left w:val="single" w:sz="18" w:space="1" w:color="8FAADC"/>
+        </w:pBdr>
+      </w:pPr>
+      <w:r>
+        <w:rPr>
+          <w:rFonts w:ascii="Times New Roman" w:hAnsi="Times New Roman" w:eastAsia="宋体" w:cs="Times New Roman"/>
+          <w:b/>
+          <w:i w:val="0"/>
+          <w:color w:val="595959"/>
+          <w:sz w:val="23"/>
+        </w:rPr>
+        <w:t>零次复现</w:t>
+      </w:r>
+      <w:r>
+        <w:rPr>
+          <w:rFonts w:ascii="Times New Roman" w:hAnsi="Times New Roman" w:eastAsia="宋体" w:cs="Times New Roman"/>
+          <w:b w:val="0"/>
+          <w:i w:val="0"/>
+          <w:color w:val="595959"/>
+          <w:sz w:val="23"/>
+        </w:rPr>
+        <w:t>）—— 即"动作名合规率"一项</w:t>
+      </w:r>
+      <w:r>
+        <w:rPr>
+          <w:rFonts w:ascii="Times New Roman" w:hAnsi="Times New Roman" w:eastAsia="宋体" w:cs="Times New Roman"/>
+          <w:b/>
+          <w:i w:val="0"/>
+          <w:color w:val="595959"/>
+          <w:sz w:val="23"/>
+        </w:rPr>
+        <w:t>基线已是 100%，本次加强没能在这套用例上量出该项提升</w:t>
+      </w:r>
+      <w:r>
+        <w:rPr>
+          <w:rFonts w:ascii="Times New Roman" w:hAnsi="Times New Roman" w:eastAsia="宋体" w:cs="Times New Roman"/>
+          <w:b w:val="0"/>
+          <w:i w:val="0"/>
+          <w:color w:val="595959"/>
+          <w:sz w:val="23"/>
+        </w:rPr>
+        <w:t>。</w:t>
+      </w:r>
+    </w:p>
+    <w:p>
+      <w:pPr>
+        <w:spacing w:line="312" w:lineRule="auto" w:after="40"/>
+        <w:ind w:left="340"/>
+        <w:pBdr>
+          <w:left w:val="single" w:sz="18" w:space="1" w:color="8FAADC"/>
+        </w:pBdr>
+      </w:pPr>
+      <w:r>
+        <w:rPr>
+          <w:rFonts w:ascii="Times New Roman" w:hAnsi="Times New Roman" w:eastAsia="宋体" w:cs="Times New Roman"/>
+          <w:b w:val="0"/>
+          <w:i w:val="0"/>
+          <w:color w:val="595959"/>
+          <w:sz w:val="23"/>
+        </w:rPr>
+        <w:t>可量出的收益是</w:t>
+      </w:r>
+      <w:r>
+        <w:rPr>
+          <w:rFonts w:ascii="Times New Roman" w:hAnsi="Times New Roman" w:eastAsia="宋体" w:cs="Times New Roman"/>
+          <w:b/>
+          <w:i w:val="0"/>
+          <w:color w:val="595959"/>
+          <w:sz w:val="23"/>
+        </w:rPr>
+        <w:t>语义正确率 22/24 → 24/24</w:t>
+      </w:r>
+      <w:r>
+        <w:rPr>
+          <w:rFonts w:ascii="Times New Roman" w:hAnsi="Times New Roman" w:eastAsia="宋体" w:cs="Times New Roman"/>
+          <w:b w:val="0"/>
+          <w:i w:val="0"/>
+          <w:color w:val="595959"/>
+          <w:sz w:val="23"/>
+        </w:rPr>
+        <w:t xml:space="preserve"> 与</w:t>
+      </w:r>
+      <w:r>
+        <w:rPr>
+          <w:rFonts w:ascii="Times New Roman" w:hAnsi="Times New Roman" w:eastAsia="宋体" w:cs="Times New Roman"/>
+          <w:b/>
+          <w:i w:val="0"/>
+          <w:color w:val="595959"/>
+          <w:sz w:val="23"/>
+        </w:rPr>
+        <w:t>输出形状稳定性（去掉代码围栏）23/24 → 24/24</w:t>
+      </w:r>
+      <w:r>
+        <w:rPr>
+          <w:rFonts w:ascii="Times New Roman" w:hAnsi="Times New Roman" w:eastAsia="宋体" w:cs="Times New Roman"/>
+          <w:b w:val="0"/>
+          <w:i w:val="0"/>
+          <w:color w:val="595959"/>
+          <w:sz w:val="23"/>
+        </w:rPr>
+        <w:t>；</w:t>
+      </w:r>
+    </w:p>
+    <w:p>
+      <w:pPr>
+        <w:spacing w:line="312" w:lineRule="auto" w:after="40"/>
+        <w:ind w:left="340"/>
+        <w:pBdr>
+          <w:left w:val="single" w:sz="18" w:space="1" w:color="8FAADC"/>
+        </w:pBdr>
+      </w:pPr>
+      <w:r>
+        <w:rPr>
+          <w:rFonts w:ascii="Times New Roman" w:hAnsi="Times New Roman" w:eastAsia="宋体" w:cs="Times New Roman"/>
+          <w:b w:val="0"/>
+          <w:i w:val="0"/>
+          <w:color w:val="595959"/>
+          <w:sz w:val="23"/>
+        </w:rPr>
+        <w:t xml:space="preserve">对"自造动作名"与"reasoning 吃满 max_tokens 导致 </w:t>
+      </w:r>
+      <w:r>
+        <w:rPr>
+          <w:rFonts w:ascii="Consolas" w:hAnsi="Consolas" w:eastAsia="宋体" w:cs="Consolas"/>
+          <w:b w:val="0"/>
+          <w:i w:val="0"/>
+          <w:color w:val="595959"/>
+          <w:sz w:val="21"/>
+        </w:rPr>
+        <w:t>content</w:t>
+      </w:r>
+      <w:r>
+        <w:rPr>
+          <w:rFonts w:ascii="Times New Roman" w:hAnsi="Times New Roman" w:eastAsia="宋体" w:cs="Times New Roman"/>
+          <w:b w:val="0"/>
+          <w:i w:val="0"/>
+          <w:color w:val="595959"/>
+          <w:sz w:val="23"/>
+        </w:rPr>
+        <w:t xml:space="preserve"> 为空"这两种失效模式的防护属于</w:t>
+      </w:r>
+    </w:p>
+    <w:p>
+      <w:pPr>
+        <w:spacing w:line="312" w:lineRule="auto" w:after="40"/>
+        <w:ind w:left="340"/>
+        <w:pBdr>
+          <w:left w:val="single" w:sz="18" w:space="1" w:color="8FAADC"/>
+        </w:pBdr>
+      </w:pPr>
+      <w:r>
+        <w:rPr>
+          <w:rFonts w:ascii="Times New Roman" w:hAnsi="Times New Roman" w:eastAsia="宋体" w:cs="Times New Roman"/>
+          <w:b/>
+          <w:i w:val="0"/>
+          <w:color w:val="595959"/>
+          <w:sz w:val="23"/>
+        </w:rPr>
+        <w:t>防御性加固</w:t>
+      </w:r>
+      <w:r>
+        <w:rPr>
+          <w:rFonts w:ascii="Times New Roman" w:hAnsi="Times New Roman" w:eastAsia="宋体" w:cs="Times New Roman"/>
+          <w:b w:val="0"/>
+          <w:i w:val="0"/>
+          <w:color w:val="595959"/>
+          <w:sz w:val="23"/>
+        </w:rPr>
+        <w:t>，其价值不能由本表证明。</w:t>
+      </w:r>
+      <w:r>
+        <w:rPr>
+          <w:rFonts w:ascii="Times New Roman" w:hAnsi="Times New Roman" w:eastAsia="宋体" w:cs="Times New Roman"/>
+          <w:b/>
+          <w:i w:val="0"/>
+          <w:color w:val="595959"/>
+          <w:sz w:val="23"/>
+        </w:rPr>
+        <w:t>若后续要证明该项收益，需要构造能触发自造名的用例（例如把模块名、字段名混进提问，或改动状态文本措辞），当前用例集不足以区分两个 prompt。</w:t>
+      </w:r>
+    </w:p>
+    <w:p>
+      <w:pPr>
+        <w:spacing w:line="312" w:lineRule="auto" w:after="40"/>
+        <w:ind w:left="340"/>
+        <w:pBdr>
+          <w:left w:val="single" w:sz="18" w:space="1" w:color="8FAADC"/>
+        </w:pBdr>
+      </w:pPr>
+    </w:p>
+    <w:p>
+      <w:pPr>
+        <w:spacing w:line="312" w:lineRule="auto" w:after="40"/>
+        <w:ind w:left="340"/>
+        <w:pBdr>
+          <w:left w:val="single" w:sz="18" w:space="1" w:color="8FAADC"/>
+        </w:pBdr>
+      </w:pPr>
+      <w:r>
+        <w:rPr>
+          <w:rFonts w:ascii="Times New Roman" w:hAnsi="Times New Roman" w:eastAsia="宋体" w:cs="Times New Roman"/>
+          <w:b/>
+          <w:i w:val="0"/>
+          <w:color w:val="595959"/>
+          <w:sz w:val="23"/>
+        </w:rPr>
+        <w:t>测量过程中的环境异常（如实记录）</w:t>
+      </w:r>
+      <w:r>
+        <w:rPr>
+          <w:rFonts w:ascii="Times New Roman" w:hAnsi="Times New Roman" w:eastAsia="宋体" w:cs="Times New Roman"/>
+          <w:b w:val="0"/>
+          <w:i w:val="0"/>
+          <w:color w:val="595959"/>
+          <w:sz w:val="23"/>
+        </w:rPr>
+        <w:t xml:space="preserve">：采样中途 </w:t>
+      </w:r>
+      <w:r>
+        <w:rPr>
+          <w:rFonts w:ascii="Consolas" w:hAnsi="Consolas" w:eastAsia="宋体" w:cs="Consolas"/>
+          <w:b w:val="0"/>
+          <w:i w:val="0"/>
+          <w:color w:val="595959"/>
+          <w:sz w:val="21"/>
+        </w:rPr>
+        <w:t>llama-server</w:t>
+      </w:r>
+      <w:r>
+        <w:rPr>
+          <w:rFonts w:ascii="Times New Roman" w:hAnsi="Times New Roman" w:eastAsia="宋体" w:cs="Times New Roman"/>
+          <w:b w:val="0"/>
+          <w:i w:val="0"/>
+          <w:color w:val="595959"/>
+          <w:sz w:val="23"/>
+        </w:rPr>
+        <w:t>（pid 3476）两次直接退出，</w:t>
+      </w:r>
+    </w:p>
+    <w:p>
+      <w:pPr>
+        <w:spacing w:line="312" w:lineRule="auto" w:after="40"/>
+        <w:ind w:left="340"/>
+        <w:pBdr>
+          <w:left w:val="single" w:sz="18" w:space="1" w:color="8FAADC"/>
+        </w:pBdr>
+      </w:pPr>
+      <w:r>
+        <w:rPr>
+          <w:rFonts w:ascii="Times New Roman" w:hAnsi="Times New Roman" w:eastAsia="宋体" w:cs="Times New Roman"/>
+          <w:b w:val="0"/>
+          <w:i w:val="0"/>
+          <w:color w:val="595959"/>
+          <w:sz w:val="23"/>
+        </w:rPr>
+        <w:t xml:space="preserve">客户端侧表现为 </w:t>
+      </w:r>
+      <w:r>
+        <w:rPr>
+          <w:rFonts w:ascii="Consolas" w:hAnsi="Consolas" w:eastAsia="宋体" w:cs="Consolas"/>
+          <w:b w:val="0"/>
+          <w:i w:val="0"/>
+          <w:color w:val="595959"/>
+          <w:sz w:val="21"/>
+        </w:rPr>
+        <w:t>ConnectionResetError [WinError 10054]</w:t>
+      </w:r>
+      <w:r>
+        <w:rPr>
+          <w:rFonts w:ascii="Times New Roman" w:hAnsi="Times New Roman" w:eastAsia="宋体" w:cs="Times New Roman"/>
+          <w:b w:val="0"/>
+          <w:i w:val="0"/>
+          <w:color w:val="595959"/>
+          <w:sz w:val="23"/>
+        </w:rPr>
+        <w:t>；</w:t>
+      </w:r>
+      <w:r>
+        <w:rPr>
+          <w:rFonts w:ascii="Consolas" w:hAnsi="Consolas" w:eastAsia="宋体" w:cs="Consolas"/>
+          <w:b w:val="0"/>
+          <w:i w:val="0"/>
+          <w:color w:val="595959"/>
+          <w:sz w:val="21"/>
+        </w:rPr>
+        <w:t>D:\llama.cpp\模型启动\启动.cmd</w:t>
+      </w:r>
+    </w:p>
+    <w:p>
+      <w:pPr>
+        <w:spacing w:line="312" w:lineRule="auto" w:after="40"/>
+        <w:ind w:left="340"/>
+        <w:pBdr>
+          <w:left w:val="single" w:sz="18" w:space="1" w:color="8FAADC"/>
+        </w:pBdr>
+      </w:pPr>
+      <w:r>
+        <w:rPr>
+          <w:rFonts w:ascii="Times New Roman" w:hAnsi="Times New Roman" w:eastAsia="宋体" w:cs="Times New Roman"/>
+          <w:b w:val="0"/>
+          <w:i w:val="0"/>
+          <w:color w:val="595959"/>
+          <w:sz w:val="23"/>
+        </w:rPr>
+        <w:t>的守护在 23:08:45 自动把它重新拉起（新 pid 35008，</w:t>
+      </w:r>
+      <w:r>
+        <w:rPr>
+          <w:rFonts w:ascii="Consolas" w:hAnsi="Consolas" w:eastAsia="宋体" w:cs="Consolas"/>
+          <w:b w:val="0"/>
+          <w:i w:val="0"/>
+          <w:color w:val="595959"/>
+          <w:sz w:val="21"/>
+        </w:rPr>
+        <w:t>/health</w:t>
+      </w:r>
+      <w:r>
+        <w:rPr>
+          <w:rFonts w:ascii="Times New Roman" w:hAnsi="Times New Roman" w:eastAsia="宋体" w:cs="Times New Roman"/>
+          <w:b w:val="0"/>
+          <w:i w:val="0"/>
+          <w:color w:val="595959"/>
+          <w:sz w:val="23"/>
+        </w:rPr>
+        <w:t xml:space="preserve"> 复测 200），日志被</w:t>
+      </w:r>
+    </w:p>
+    <w:p>
+      <w:pPr>
+        <w:spacing w:line="312" w:lineRule="auto" w:after="40"/>
+        <w:ind w:left="340"/>
+        <w:pBdr>
+          <w:left w:val="single" w:sz="18" w:space="1" w:color="8FAADC"/>
+        </w:pBdr>
+      </w:pPr>
+      <w:r>
+        <w:rPr>
+          <w:rFonts w:ascii="Consolas" w:hAnsi="Consolas" w:eastAsia="宋体" w:cs="Consolas"/>
+          <w:b w:val="0"/>
+          <w:i w:val="0"/>
+          <w:color w:val="595959"/>
+          <w:sz w:val="21"/>
+        </w:rPr>
+        <w:t>start-qwen.bat</w:t>
+      </w:r>
+      <w:r>
+        <w:rPr>
+          <w:rFonts w:ascii="Times New Roman" w:hAnsi="Times New Roman" w:eastAsia="宋体" w:cs="Times New Roman"/>
+          <w:b w:val="0"/>
+          <w:i w:val="0"/>
+          <w:color w:val="595959"/>
+          <w:sz w:val="23"/>
+        </w:rPr>
+        <w:t xml:space="preserve"> 的 </w:t>
+      </w:r>
+      <w:r>
+        <w:rPr>
+          <w:rFonts w:ascii="Consolas" w:hAnsi="Consolas" w:eastAsia="宋体" w:cs="Consolas"/>
+          <w:b w:val="0"/>
+          <w:i w:val="0"/>
+          <w:color w:val="595959"/>
+          <w:sz w:val="21"/>
+        </w:rPr>
+        <w:t>&gt;</w:t>
+      </w:r>
+      <w:r>
+        <w:rPr>
+          <w:rFonts w:ascii="Times New Roman" w:hAnsi="Times New Roman" w:eastAsia="宋体" w:cs="Times New Roman"/>
+          <w:b w:val="0"/>
+          <w:i w:val="0"/>
+          <w:color w:val="595959"/>
+          <w:sz w:val="23"/>
+        </w:rPr>
+        <w:t xml:space="preserve"> 重定向覆盖，</w:t>
+      </w:r>
+      <w:r>
+        <w:rPr>
+          <w:rFonts w:ascii="Times New Roman" w:hAnsi="Times New Roman" w:eastAsia="宋体" w:cs="Times New Roman"/>
+          <w:b/>
+          <w:i w:val="0"/>
+          <w:color w:val="595959"/>
+          <w:sz w:val="23"/>
+        </w:rPr>
+        <w:t>故崩溃原因不可考</w:t>
+      </w:r>
+      <w:r>
+        <w:rPr>
+          <w:rFonts w:ascii="Times New Roman" w:hAnsi="Times New Roman" w:eastAsia="宋体" w:cs="Times New Roman"/>
+          <w:b w:val="0"/>
+          <w:i w:val="0"/>
+          <w:color w:val="595959"/>
+          <w:sz w:val="23"/>
+        </w:rPr>
+        <w:t>。上表两行"24 用例单轮"数据取自</w:t>
+      </w:r>
+    </w:p>
+    <w:p>
+      <w:pPr>
+        <w:spacing w:line="312" w:lineRule="auto" w:after="40"/>
+        <w:ind w:left="340"/>
+        <w:pBdr>
+          <w:left w:val="single" w:sz="18" w:space="1" w:color="8FAADC"/>
+        </w:pBdr>
+      </w:pPr>
+      <w:r>
+        <w:rPr>
+          <w:rFonts w:ascii="Times New Roman" w:hAnsi="Times New Roman" w:eastAsia="宋体" w:cs="Times New Roman"/>
+          <w:b/>
+          <w:i w:val="0"/>
+          <w:color w:val="595959"/>
+          <w:sz w:val="23"/>
+        </w:rPr>
+        <w:t>同一次完整运行</w:t>
+      </w:r>
+      <w:r>
+        <w:rPr>
+          <w:rFonts w:ascii="Times New Roman" w:hAnsi="Times New Roman" w:eastAsia="宋体" w:cs="Times New Roman"/>
+          <w:b w:val="0"/>
+          <w:i w:val="0"/>
+          <w:color w:val="595959"/>
+          <w:sz w:val="23"/>
+        </w:rPr>
+        <w:t>，且该次运行</w:t>
+      </w:r>
+      <w:r>
+        <w:rPr>
+          <w:rFonts w:ascii="Times New Roman" w:hAnsi="Times New Roman" w:eastAsia="宋体" w:cs="Times New Roman"/>
+          <w:b/>
+          <w:i w:val="0"/>
+          <w:color w:val="595959"/>
+          <w:sz w:val="23"/>
+        </w:rPr>
+        <w:t xml:space="preserve">开始前与结束后的 </w:t>
+      </w:r>
+      <w:r>
+        <w:rPr>
+          <w:rFonts w:ascii="Consolas" w:hAnsi="Consolas" w:eastAsia="宋体" w:cs="Consolas"/>
+          <w:b/>
+          <w:i w:val="0"/>
+          <w:color w:val="595959"/>
+          <w:sz w:val="21"/>
+        </w:rPr>
+        <w:t>/health</w:t>
+      </w:r>
+      <w:r>
+        <w:rPr>
+          <w:rFonts w:ascii="Times New Roman" w:hAnsi="Times New Roman" w:eastAsia="宋体" w:cs="Times New Roman"/>
+          <w:b/>
+          <w:i w:val="0"/>
+          <w:color w:val="595959"/>
+          <w:sz w:val="23"/>
+        </w:rPr>
+        <w:t xml:space="preserve"> 均为 200</w:t>
+      </w:r>
+      <w:r>
+        <w:rPr>
+          <w:rFonts w:ascii="Times New Roman" w:hAnsi="Times New Roman" w:eastAsia="宋体" w:cs="Times New Roman"/>
+          <w:b w:val="0"/>
+          <w:i w:val="0"/>
+          <w:color w:val="595959"/>
+          <w:sz w:val="23"/>
+        </w:rPr>
+        <w:t>（通信正常），</w:t>
+      </w:r>
+    </w:p>
+    <w:p>
+      <w:pPr>
+        <w:spacing w:line="312" w:lineRule="auto" w:after="160"/>
+        <w:ind w:left="340"/>
+        <w:pBdr>
+          <w:left w:val="single" w:sz="18" w:space="1" w:color="8FAADC"/>
+        </w:pBdr>
+      </w:pPr>
+      <w:r>
+        <w:rPr>
+          <w:rFonts w:ascii="Times New Roman" w:hAnsi="Times New Roman" w:eastAsia="宋体" w:cs="Times New Roman"/>
+          <w:b w:val="0"/>
+          <w:i w:val="0"/>
+          <w:color w:val="595959"/>
+          <w:sz w:val="23"/>
+        </w:rPr>
+        <w:t xml:space="preserve">36 次重复数据也各自在 </w:t>
+      </w:r>
+      <w:r>
+        <w:rPr>
+          <w:rFonts w:ascii="Consolas" w:hAnsi="Consolas" w:eastAsia="宋体" w:cs="Consolas"/>
+          <w:b w:val="0"/>
+          <w:i w:val="0"/>
+          <w:color w:val="595959"/>
+          <w:sz w:val="21"/>
+        </w:rPr>
+        <w:t>/health == 200</w:t>
+      </w:r>
+      <w:r>
+        <w:rPr>
+          <w:rFonts w:ascii="Times New Roman" w:hAnsi="Times New Roman" w:eastAsia="宋体" w:cs="Times New Roman"/>
+          <w:b w:val="0"/>
+          <w:i w:val="0"/>
+          <w:color w:val="595959"/>
+          <w:sz w:val="23"/>
+        </w:rPr>
+        <w:t xml:space="preserve"> 下完成，故上表数字不受该异常影响。</w:t>
       </w:r>
     </w:p>
     <w:p>

--- a/设计报告.docx
+++ b/设计报告.docx
@@ -21574,7 +21574,25 @@
                 <w:i w:val="0"/>
                 <w:sz w:val="21"/>
               </w:rPr>
-              <w:t xml:space="preserve">⏳ </w:t>
+              <w:t xml:space="preserve">⚠ </w:t>
+            </w:r>
+            <w:r>
+              <w:rPr>
+                <w:rFonts w:ascii="Times New Roman" w:hAnsi="Times New Roman" w:eastAsia="宋体" w:cs="Times New Roman"/>
+                <w:b/>
+                <w:i w:val="0"/>
+                <w:sz w:val="21"/>
+              </w:rPr>
+              <w:t>T01–T03、T08 已取得真机实测数据（§8.4）</w:t>
+            </w:r>
+            <w:r>
+              <w:rPr>
+                <w:rFonts w:ascii="Times New Roman" w:hAnsi="Times New Roman" w:eastAsia="宋体" w:cs="Times New Roman"/>
+                <w:b w:val="0"/>
+                <w:i w:val="0"/>
+                <w:sz w:val="21"/>
+              </w:rPr>
+              <w:t xml:space="preserve">；其余 ⏳ </w:t>
             </w:r>
             <w:r>
               <w:rPr>
@@ -21668,7 +21686,7 @@
           <w:rFonts w:ascii="Consolas" w:hAnsi="Consolas" w:eastAsia="Consolas" w:cs="Consolas"/>
           <w:sz w:val="21"/>
         </w:rPr>
-        <w:t>Program Size: Code=57260  RO-data=13360  RW-data=32  ZI-data=3136</w:t>
+        <w:t>Program Size: Code=64012  RO-data=14212  RW-data=24  ZI-data=7672</w:t>
       </w:r>
     </w:p>
     <w:p>
@@ -21836,7 +21854,7 @@
                 <w:i w:val="0"/>
                 <w:sz w:val="21"/>
               </w:rPr>
-              <w:t>Code + RO-data + RW-data = 57260 + 13360 + 32</w:t>
+              <w:t>Code + RO-data + RW-data = 64012 + 14212 + 24</w:t>
             </w:r>
           </w:p>
         </w:tc>
@@ -21856,7 +21874,7 @@
                 <w:i w:val="0"/>
                 <w:sz w:val="21"/>
               </w:rPr>
-              <w:t>70652 B（69.0 KB）</w:t>
+              <w:t>78248 B（76.4 KB）</w:t>
             </w:r>
           </w:p>
         </w:tc>
@@ -21885,7 +21903,7 @@
                 <w:i w:val="0"/>
                 <w:sz w:val="21"/>
               </w:rPr>
-              <w:t>13.5%</w:t>
+              <w:t>14.9%</w:t>
             </w:r>
           </w:p>
         </w:tc>
@@ -21930,7 +21948,7 @@
                 <w:i w:val="0"/>
                 <w:sz w:val="21"/>
               </w:rPr>
-              <w:t>RW-data + ZI-data = 32 + 3136</w:t>
+              <w:t>RW-data + ZI-data = 24 + 7672</w:t>
             </w:r>
           </w:p>
         </w:tc>
@@ -21950,7 +21968,7 @@
                 <w:i w:val="0"/>
                 <w:sz w:val="21"/>
               </w:rPr>
-              <w:t>3168 B（3.1 KB）</w:t>
+              <w:t>7696 B（7.5 KB）</w:t>
             </w:r>
           </w:p>
         </w:tc>
@@ -21979,7 +21997,7 @@
                 <w:i w:val="0"/>
                 <w:sz w:val="21"/>
               </w:rPr>
-              <w:t>4.8%</w:t>
+              <w:t>11.7%</w:t>
             </w:r>
           </w:p>
         </w:tc>
@@ -22016,7 +22034,7 @@
           <w:i w:val="0"/>
           <w:sz w:val="24"/>
         </w:rPr>
-        <w:t xml:space="preserve"> 198788 B，MD5 </w:t>
+        <w:t xml:space="preserve"> 220147 B，MD5 </w:t>
       </w:r>
       <w:r>
         <w:rPr>
@@ -22025,16 +22043,124 @@
           <w:i w:val="0"/>
           <w:sz w:val="22"/>
         </w:rPr>
-        <w:t>e134fb7e393852df6f4a2a535d1ce844</w:t>
-      </w:r>
-      <w:r>
-        <w:rPr>
-          <w:rFonts w:ascii="Times New Roman" w:hAnsi="Times New Roman" w:eastAsia="宋体" w:cs="Times New Roman"/>
-          <w:b w:val="0"/>
-          <w:i w:val="0"/>
-          <w:sz w:val="24"/>
-        </w:rPr>
-        <w:t>。</w:t>
+        <w:t>fc893c3f0d47e61fd4e35cdbc9600faa</w:t>
+      </w:r>
+      <w:r>
+        <w:rPr>
+          <w:rFonts w:ascii="Times New Roman" w:hAnsi="Times New Roman" w:eastAsia="宋体" w:cs="Times New Roman"/>
+          <w:b w:val="0"/>
+          <w:i w:val="0"/>
+          <w:sz w:val="24"/>
+        </w:rPr>
+        <w:t xml:space="preserve">（SHA256 </w:t>
+      </w:r>
+      <w:r>
+        <w:rPr>
+          <w:rFonts w:ascii="Consolas" w:hAnsi="Consolas" w:eastAsia="宋体" w:cs="Consolas"/>
+          <w:b w:val="0"/>
+          <w:i w:val="0"/>
+          <w:sz w:val="22"/>
+        </w:rPr>
+        <w:t>E22A9B5C…A0D67</w:t>
+      </w:r>
+      <w:r>
+        <w:rPr>
+          <w:rFonts w:ascii="Times New Roman" w:hAnsi="Times New Roman" w:eastAsia="宋体" w:cs="Times New Roman"/>
+          <w:b w:val="0"/>
+          <w:i w:val="0"/>
+          <w:sz w:val="24"/>
+        </w:rPr>
+        <w:t xml:space="preserve">）。 该映像已用 </w:t>
+      </w:r>
+      <w:r>
+        <w:rPr>
+          <w:rFonts w:ascii="Consolas" w:hAnsi="Consolas" w:eastAsia="宋体" w:cs="Consolas"/>
+          <w:b w:val="0"/>
+          <w:i w:val="0"/>
+          <w:sz w:val="22"/>
+        </w:rPr>
+        <w:t>-w … -v -rst</w:t>
+      </w:r>
+      <w:r>
+        <w:rPr>
+          <w:rFonts w:ascii="Times New Roman" w:hAnsi="Times New Roman" w:eastAsia="宋体" w:cs="Times New Roman"/>
+          <w:b w:val="0"/>
+          <w:i w:val="0"/>
+          <w:sz w:val="24"/>
+        </w:rPr>
+        <w:t xml:space="preserve"> 烧录并回读校验（</w:t>
+      </w:r>
+      <w:r>
+        <w:rPr>
+          <w:rFonts w:ascii="Consolas" w:hAnsi="Consolas" w:eastAsia="宋体" w:cs="Consolas"/>
+          <w:b w:val="0"/>
+          <w:i w:val="0"/>
+          <w:sz w:val="22"/>
+        </w:rPr>
+        <w:t>Download verified successfully</w:t>
+      </w:r>
+      <w:r>
+        <w:rPr>
+          <w:rFonts w:ascii="Times New Roman" w:hAnsi="Times New Roman" w:eastAsia="宋体" w:cs="Times New Roman"/>
+          <w:b w:val="0"/>
+          <w:i w:val="0"/>
+          <w:sz w:val="24"/>
+        </w:rPr>
+        <w:t>），§8.4 的全部真机数据均出自此映像。 （本轮为</w:t>
+      </w:r>
+      <w:r>
+        <w:rPr>
+          <w:rFonts w:ascii="Times New Roman" w:hAnsi="Times New Roman" w:eastAsia="宋体" w:cs="Times New Roman"/>
+          <w:b/>
+          <w:i w:val="0"/>
+          <w:sz w:val="24"/>
+        </w:rPr>
+        <w:t>验证轮</w:t>
+      </w:r>
+      <w:r>
+        <w:rPr>
+          <w:rFonts w:ascii="Times New Roman" w:hAnsi="Times New Roman" w:eastAsia="宋体" w:cs="Times New Roman"/>
+          <w:b w:val="0"/>
+          <w:i w:val="0"/>
+          <w:sz w:val="24"/>
+        </w:rPr>
+        <w:t xml:space="preserve">，未改动 </w:t>
+      </w:r>
+      <w:r>
+        <w:rPr>
+          <w:rFonts w:ascii="Consolas" w:hAnsi="Consolas" w:eastAsia="宋体" w:cs="Consolas"/>
+          <w:b w:val="0"/>
+          <w:i w:val="0"/>
+          <w:sz w:val="22"/>
+        </w:rPr>
+        <w:t>firmware/</w:t>
+      </w:r>
+      <w:r>
+        <w:rPr>
+          <w:rFonts w:ascii="Times New Roman" w:hAnsi="Times New Roman" w:eastAsia="宋体" w:cs="Times New Roman"/>
+          <w:b w:val="0"/>
+          <w:i w:val="0"/>
+          <w:sz w:val="24"/>
+        </w:rPr>
+        <w:t xml:space="preserve"> 与 </w:t>
+      </w:r>
+      <w:r>
+        <w:rPr>
+          <w:rFonts w:ascii="Consolas" w:hAnsi="Consolas" w:eastAsia="宋体" w:cs="Consolas"/>
+          <w:b w:val="0"/>
+          <w:i w:val="0"/>
+          <w:sz w:val="22"/>
+        </w:rPr>
+        <w:t>qtapp/</w:t>
+      </w:r>
+      <w:r>
+        <w:rPr>
+          <w:rFonts w:ascii="Times New Roman" w:hAnsi="Times New Roman" w:eastAsia="宋体" w:cs="Times New Roman"/>
+          <w:b w:val="0"/>
+          <w:i w:val="0"/>
+          <w:sz w:val="24"/>
+        </w:rPr>
+        <w:t xml:space="preserve"> 任何源码；此处数值较 V1.1 记录增长，是此前固件功能迭代的累计结果。）</w:t>
       </w:r>
     </w:p>
     <w:p>
@@ -22980,7 +23106,61 @@
                 <w:i w:val="0"/>
                 <w:sz w:val="21"/>
               </w:rPr>
-              <w:t>⏳ 待测（方向错则后续全无意义）</w:t>
+              <w:t xml:space="preserve">⚠ </w:t>
+            </w:r>
+            <w:r>
+              <w:rPr>
+                <w:rFonts w:ascii="Times New Roman" w:hAnsi="Times New Roman" w:eastAsia="宋体" w:cs="Times New Roman"/>
+                <w:b/>
+                <w:i w:val="0"/>
+                <w:sz w:val="21"/>
+              </w:rPr>
+              <w:t>部分实测</w:t>
+            </w:r>
+            <w:r>
+              <w:rPr>
+                <w:rFonts w:ascii="Times New Roman" w:hAnsi="Times New Roman" w:eastAsia="宋体" w:cs="Times New Roman"/>
+                <w:b w:val="0"/>
+                <w:i w:val="0"/>
+                <w:sz w:val="21"/>
+              </w:rPr>
+              <w:t>：</w:t>
+            </w:r>
+            <w:r>
+              <w:rPr>
+                <w:rFonts w:ascii="Consolas" w:hAnsi="Consolas" w:eastAsia="宋体" w:cs="Consolas"/>
+                <w:b w:val="0"/>
+                <w:i w:val="0"/>
+                <w:sz w:val="19"/>
+              </w:rPr>
+              <w:t>light = 4095 - adc</w:t>
+            </w:r>
+            <w:r>
+              <w:rPr>
+                <w:rFonts w:ascii="Times New Roman" w:hAnsi="Times New Roman" w:eastAsia="宋体" w:cs="Times New Roman"/>
+                <w:b w:val="0"/>
+                <w:i w:val="0"/>
+                <w:sz w:val="21"/>
+              </w:rPr>
+              <w:t xml:space="preserve"> 换算与量程已实测通过（§8.4 A-1）；</w:t>
+            </w:r>
+            <w:r>
+              <w:rPr>
+                <w:rFonts w:ascii="Times New Roman" w:hAnsi="Times New Roman" w:eastAsia="宋体" w:cs="Times New Roman"/>
+                <w:b/>
+                <w:i w:val="0"/>
+                <w:sz w:val="21"/>
+              </w:rPr>
+              <w:t>物理方向未测</w:t>
+            </w:r>
+            <w:r>
+              <w:rPr>
+                <w:rFonts w:ascii="Times New Roman" w:hAnsi="Times New Roman" w:eastAsia="宋体" w:cs="Times New Roman"/>
+                <w:b w:val="0"/>
+                <w:i w:val="0"/>
+                <w:sz w:val="21"/>
+              </w:rPr>
+              <w:t>（本机环境光敏读数近似饱和，遮/照造不出可辨变化）</w:t>
             </w:r>
           </w:p>
         </w:tc>
@@ -23103,7 +23283,61 @@
                 <w:i w:val="0"/>
                 <w:sz w:val="21"/>
               </w:rPr>
-              <w:t>⏳ 待测</w:t>
+              <w:t xml:space="preserve">⚠ </w:t>
+            </w:r>
+            <w:r>
+              <w:rPr>
+                <w:rFonts w:ascii="Times New Roman" w:hAnsi="Times New Roman" w:eastAsia="宋体" w:cs="Times New Roman"/>
+                <w:b/>
+                <w:i w:val="0"/>
+                <w:sz w:val="21"/>
+              </w:rPr>
+              <w:t>部分实测</w:t>
+            </w:r>
+            <w:r>
+              <w:rPr>
+                <w:rFonts w:ascii="Times New Roman" w:hAnsi="Times New Roman" w:eastAsia="宋体" w:cs="Times New Roman"/>
+                <w:b w:val="0"/>
+                <w:i w:val="0"/>
+                <w:sz w:val="21"/>
+              </w:rPr>
+              <w:t>：执行器吸合 + 蜂鸣器响 + GPIO 极性已实测通过（§8.4 A-2）；</w:t>
+            </w:r>
+            <w:r>
+              <w:rPr>
+                <w:rFonts w:ascii="Consolas" w:hAnsi="Consolas" w:eastAsia="宋体" w:cs="Consolas"/>
+                <w:b w:val="0"/>
+                <w:i w:val="0"/>
+                <w:sz w:val="19"/>
+              </w:rPr>
+              <w:t>evt: alarm</w:t>
+            </w:r>
+            <w:r>
+              <w:rPr>
+                <w:rFonts w:ascii="Times New Roman" w:hAnsi="Times New Roman" w:eastAsia="宋体" w:cs="Times New Roman"/>
+                <w:b w:val="0"/>
+                <w:i w:val="0"/>
+                <w:sz w:val="21"/>
+              </w:rPr>
+              <w:t xml:space="preserve"> 的</w:t>
+            </w:r>
+            <w:r>
+              <w:rPr>
+                <w:rFonts w:ascii="Times New Roman" w:hAnsi="Times New Roman" w:eastAsia="宋体" w:cs="Times New Roman"/>
+                <w:b/>
+                <w:i w:val="0"/>
+                <w:sz w:val="21"/>
+              </w:rPr>
+              <w:t>链路送达</w:t>
+            </w:r>
+            <w:r>
+              <w:rPr>
+                <w:rFonts w:ascii="Times New Roman" w:hAnsi="Times New Roman" w:eastAsia="宋体" w:cs="Times New Roman"/>
+                <w:b w:val="0"/>
+                <w:i w:val="0"/>
+                <w:sz w:val="21"/>
+              </w:rPr>
+              <w:t>未测（AP 不可达）</w:t>
             </w:r>
           </w:p>
         </w:tc>
@@ -23253,7 +23487,61 @@
                 <w:i w:val="0"/>
                 <w:sz w:val="21"/>
               </w:rPr>
-              <w:t>⏳ 待测</w:t>
+              <w:t xml:space="preserve">⚠ </w:t>
+            </w:r>
+            <w:r>
+              <w:rPr>
+                <w:rFonts w:ascii="Times New Roman" w:hAnsi="Times New Roman" w:eastAsia="宋体" w:cs="Times New Roman"/>
+                <w:b/>
+                <w:i w:val="0"/>
+                <w:sz w:val="21"/>
+              </w:rPr>
+              <w:t>部分实测</w:t>
+            </w:r>
+            <w:r>
+              <w:rPr>
+                <w:rFonts w:ascii="Times New Roman" w:hAnsi="Times New Roman" w:eastAsia="宋体" w:cs="Times New Roman"/>
+                <w:b w:val="0"/>
+                <w:i w:val="0"/>
+                <w:sz w:val="21"/>
+              </w:rPr>
+              <w:t>：执行器释放 + 蜂鸣器停 + GPIO 极性已实测通过（§8.4 A-3）；</w:t>
+            </w:r>
+            <w:r>
+              <w:rPr>
+                <w:rFonts w:ascii="Consolas" w:hAnsi="Consolas" w:eastAsia="宋体" w:cs="Consolas"/>
+                <w:b w:val="0"/>
+                <w:i w:val="0"/>
+                <w:sz w:val="19"/>
+              </w:rPr>
+              <w:t>evt: recover</w:t>
+            </w:r>
+            <w:r>
+              <w:rPr>
+                <w:rFonts w:ascii="Times New Roman" w:hAnsi="Times New Roman" w:eastAsia="宋体" w:cs="Times New Roman"/>
+                <w:b w:val="0"/>
+                <w:i w:val="0"/>
+                <w:sz w:val="21"/>
+              </w:rPr>
+              <w:t xml:space="preserve"> 的</w:t>
+            </w:r>
+            <w:r>
+              <w:rPr>
+                <w:rFonts w:ascii="Times New Roman" w:hAnsi="Times New Roman" w:eastAsia="宋体" w:cs="Times New Roman"/>
+                <w:b/>
+                <w:i w:val="0"/>
+                <w:sz w:val="21"/>
+              </w:rPr>
+              <w:t>链路送达</w:t>
+            </w:r>
+            <w:r>
+              <w:rPr>
+                <w:rFonts w:ascii="Times New Roman" w:hAnsi="Times New Roman" w:eastAsia="宋体" w:cs="Times New Roman"/>
+                <w:b w:val="0"/>
+                <w:i w:val="0"/>
+                <w:sz w:val="21"/>
+              </w:rPr>
+              <w:t>未测（AP 不可达）</w:t>
             </w:r>
           </w:p>
         </w:tc>
@@ -23385,7 +23673,43 @@
                 <w:i w:val="0"/>
                 <w:sz w:val="21"/>
               </w:rPr>
-              <w:t>⏳ 待测</w:t>
+              <w:t>⏳ 待测：</w:t>
+            </w:r>
+            <w:r>
+              <w:rPr>
+                <w:rFonts w:ascii="Times New Roman" w:hAnsi="Times New Roman" w:eastAsia="宋体" w:cs="Times New Roman"/>
+                <w:b/>
+                <w:i w:val="0"/>
+                <w:sz w:val="21"/>
+              </w:rPr>
+              <w:t>受阻</w:t>
+            </w:r>
+            <w:r>
+              <w:rPr>
+                <w:rFonts w:ascii="Times New Roman" w:hAnsi="Times New Roman" w:eastAsia="宋体" w:cs="Times New Roman"/>
+                <w:b w:val="0"/>
+                <w:i w:val="0"/>
+                <w:sz w:val="21"/>
+              </w:rPr>
+              <w:t xml:space="preserve">，本机环境光敏读数与默认回差 150 的组合造不出 </w:t>
+            </w:r>
+            <w:r>
+              <w:rPr>
+                <w:rFonts w:ascii="Consolas" w:hAnsi="Consolas" w:eastAsia="宋体" w:cs="Consolas"/>
+                <w:b w:val="0"/>
+                <w:i w:val="0"/>
+                <w:sz w:val="19"/>
+              </w:rPr>
+              <w:t>light ∈ [th-hys, th]</w:t>
+            </w:r>
+            <w:r>
+              <w:rPr>
+                <w:rFonts w:ascii="Times New Roman" w:hAnsi="Times New Roman" w:eastAsia="宋体" w:cs="Times New Roman"/>
+                <w:b w:val="0"/>
+                <w:i w:val="0"/>
+                <w:sz w:val="21"/>
+              </w:rPr>
+              <w:t>（§8.4 B-1）</w:t>
             </w:r>
           </w:p>
         </w:tc>
@@ -25032,7 +25356,36 @@
           <w:color w:val="1F3864"/>
           <w:sz w:val="26"/>
         </w:rPr>
-        <w:t>8.4 待测清单与前置条件</w:t>
+        <w:t>8.4 真机硬件在环（HIL）实测：T01–T04【实测】</w:t>
+      </w:r>
+    </w:p>
+    <w:p>
+      <w:r>
+        <w:rPr>
+          <w:rFonts w:ascii="Times New Roman" w:hAnsi="Times New Roman" w:eastAsia="宋体" w:cs="Times New Roman"/>
+          <w:b w:val="0"/>
+          <w:i w:val="0"/>
+          <w:sz w:val="24"/>
+        </w:rPr>
+        <w:t xml:space="preserve">按"在最短路闭环上先暴露接线/极性问题"的原则，把 §8.3 的硬件四测 T01–T04 提前到 M5 之前执行。 </w:t>
+      </w:r>
+      <w:r>
+        <w:rPr>
+          <w:rFonts w:ascii="Times New Roman" w:hAnsi="Times New Roman" w:eastAsia="宋体" w:cs="Times New Roman"/>
+          <w:b/>
+          <w:i w:val="0"/>
+          <w:sz w:val="24"/>
+        </w:rPr>
+        <w:t>观测通道全部为机器判定，不依赖人眼</w:t>
+      </w:r>
+      <w:r>
+        <w:rPr>
+          <w:rFonts w:ascii="Times New Roman" w:hAnsi="Times New Roman" w:eastAsia="宋体" w:cs="Times New Roman"/>
+          <w:b w:val="0"/>
+          <w:i w:val="0"/>
+          <w:sz w:val="24"/>
+        </w:rPr>
+        <w:t>：</w:t>
       </w:r>
     </w:p>
     <w:tbl>
@@ -25070,7 +25423,7 @@
                 <w:i w:val="0"/>
                 <w:sz w:val="21"/>
               </w:rPr>
-              <w:t>待测项</w:t>
+              <w:t>通道</w:t>
             </w:r>
           </w:p>
         </w:tc>
@@ -25091,7 +25444,7 @@
                 <w:i w:val="0"/>
                 <w:sz w:val="21"/>
               </w:rPr>
-              <w:t>前置条件</w:t>
+              <w:t>配置</w:t>
             </w:r>
           </w:p>
         </w:tc>
@@ -25112,7 +25465,7 @@
                 <w:i w:val="0"/>
                 <w:sz w:val="21"/>
               </w:rPr>
-              <w:t>测法要点</w:t>
+              <w:t>用途</w:t>
             </w:r>
           </w:p>
         </w:tc>
@@ -25137,7 +25490,7 @@
                 <w:i w:val="0"/>
                 <w:sz w:val="21"/>
               </w:rPr>
-              <w:t>T01–T04、T06、T08、T09–T11、T18</w:t>
+              <w:t>调试串口</w:t>
             </w:r>
           </w:p>
         </w:tc>
@@ -25157,7 +25510,36 @@
                 <w:i w:val="0"/>
                 <w:sz w:val="21"/>
               </w:rPr>
-              <w:t xml:space="preserve">开发板 + ST-Link + 已填 </w:t>
+              <w:t>COM3 @115200，</w:t>
+            </w:r>
+            <w:r>
+              <w:rPr>
+                <w:rFonts w:ascii="Times New Roman" w:hAnsi="Times New Roman" w:eastAsia="宋体" w:cs="Times New Roman"/>
+                <w:b/>
+                <w:i w:val="0"/>
+                <w:sz w:val="21"/>
+              </w:rPr>
+              <w:t>DTR=False / RTS=False</w:t>
+            </w:r>
+          </w:p>
+        </w:tc>
+        <w:tc>
+          <w:tcPr>
+            <w:tcW w:type="dxa" w:w="3213"/>
+          </w:tcPr>
+          <w:p>
+            <w:pPr>
+              <w:spacing w:line="276" w:lineRule="auto" w:after="20"/>
+            </w:pPr>
+            <w:r/>
+            <w:r>
+              <w:rPr>
+                <w:rFonts w:ascii="Times New Roman" w:hAnsi="Times New Roman" w:eastAsia="宋体" w:cs="Times New Roman"/>
+                <w:b w:val="0"/>
+                <w:i w:val="0"/>
+                <w:sz w:val="21"/>
+              </w:rPr>
+              <w:t xml:space="preserve">固件每秒自打印 </w:t>
             </w:r>
             <w:r>
               <w:rPr>
@@ -25166,27 +25548,16 @@
                 <w:i w:val="0"/>
                 <w:sz w:val="19"/>
               </w:rPr>
-              <w:t>wifi_config.h</w:t>
-            </w:r>
-          </w:p>
-        </w:tc>
-        <w:tc>
-          <w:tcPr>
-            <w:tcW w:type="dxa" w:w="3213"/>
-          </w:tcPr>
-          <w:p>
-            <w:pPr>
-              <w:spacing w:line="276" w:lineRule="auto" w:after="20"/>
-            </w:pPr>
-            <w:r/>
-            <w:r>
-              <w:rPr>
-                <w:rFonts w:ascii="Times New Roman" w:hAnsi="Times New Roman" w:eastAsia="宋体" w:cs="Times New Roman"/>
-                <w:b w:val="0"/>
-                <w:i w:val="0"/>
-                <w:sz w:val="21"/>
-              </w:rPr>
-              <w:t>手电/遮挡造光强变化；示波器或秒表核对回差与重连时间</w:t>
+              <w:t>[1s] adc=… light=… th=… relay=… buzz=… mode=… net=…</w:t>
+            </w:r>
+            <w:r>
+              <w:rPr>
+                <w:rFonts w:ascii="Times New Roman" w:hAnsi="Times New Roman" w:eastAsia="宋体" w:cs="Times New Roman"/>
+                <w:b w:val="0"/>
+                <w:i w:val="0"/>
+                <w:sz w:val="21"/>
+              </w:rPr>
+              <w:t>，是主证据</w:t>
             </w:r>
           </w:p>
         </w:tc>
@@ -25211,7 +25582,7 @@
                 <w:i w:val="0"/>
                 <w:sz w:val="21"/>
               </w:rPr>
-              <w:t>T05、T16</w:t>
+              <w:t>SWD</w:t>
             </w:r>
           </w:p>
         </w:tc>
@@ -25226,12 +25597,12 @@
             <w:r/>
             <w:r>
               <w:rPr>
-                <w:rFonts w:ascii="Times New Roman" w:hAnsi="Times New Roman" w:eastAsia="宋体" w:cs="Times New Roman"/>
-                <w:b w:val="0"/>
-                <w:i w:val="0"/>
-                <w:sz w:val="21"/>
-              </w:rPr>
-              <w:t>上位机 + 虚拟节点</w:t>
+                <w:rFonts w:ascii="Consolas" w:hAnsi="Consolas" w:eastAsia="宋体" w:cs="Consolas"/>
+                <w:b w:val="0"/>
+                <w:i w:val="0"/>
+                <w:sz w:val="19"/>
+              </w:rPr>
+              <w:t>STM32_Programmer_CLI -c port=SWD mode=hotplug</w:t>
             </w:r>
           </w:p>
         </w:tc>
@@ -25251,7 +25622,142 @@
                 <w:i w:val="0"/>
                 <w:sz w:val="21"/>
               </w:rPr>
-              <w:t>先用虚拟节点验证交互与离线判定，再换成真板</w:t>
+              <w:t>读 RAM 符号（</w:t>
+            </w:r>
+            <w:r>
+              <w:rPr>
+                <w:rFonts w:ascii="Consolas" w:hAnsi="Consolas" w:eastAsia="宋体" w:cs="Consolas"/>
+                <w:b w:val="0"/>
+                <w:i w:val="0"/>
+                <w:sz w:val="19"/>
+              </w:rPr>
+              <w:t>g_adc</w:t>
+            </w:r>
+            <w:r>
+              <w:rPr>
+                <w:rFonts w:ascii="Times New Roman" w:hAnsi="Times New Roman" w:eastAsia="宋体" w:cs="Times New Roman"/>
+                <w:b w:val="0"/>
+                <w:i w:val="0"/>
+                <w:sz w:val="21"/>
+              </w:rPr>
+              <w:t>/</w:t>
+            </w:r>
+            <w:r>
+              <w:rPr>
+                <w:rFonts w:ascii="Consolas" w:hAnsi="Consolas" w:eastAsia="宋体" w:cs="Consolas"/>
+                <w:b w:val="0"/>
+                <w:i w:val="0"/>
+                <w:sz w:val="19"/>
+              </w:rPr>
+              <w:t>g_light</w:t>
+            </w:r>
+            <w:r>
+              <w:rPr>
+                <w:rFonts w:ascii="Times New Roman" w:hAnsi="Times New Roman" w:eastAsia="宋体" w:cs="Times New Roman"/>
+                <w:b w:val="0"/>
+                <w:i w:val="0"/>
+                <w:sz w:val="21"/>
+              </w:rPr>
+              <w:t>/</w:t>
+            </w:r>
+            <w:r>
+              <w:rPr>
+                <w:rFonts w:ascii="Consolas" w:hAnsi="Consolas" w:eastAsia="宋体" w:cs="Consolas"/>
+                <w:b w:val="0"/>
+                <w:i w:val="0"/>
+                <w:sz w:val="19"/>
+              </w:rPr>
+              <w:t>g_th</w:t>
+            </w:r>
+            <w:r>
+              <w:rPr>
+                <w:rFonts w:ascii="Times New Roman" w:hAnsi="Times New Roman" w:eastAsia="宋体" w:cs="Times New Roman"/>
+                <w:b w:val="0"/>
+                <w:i w:val="0"/>
+                <w:sz w:val="21"/>
+              </w:rPr>
+              <w:t>/</w:t>
+            </w:r>
+            <w:r>
+              <w:rPr>
+                <w:rFonts w:ascii="Consolas" w:hAnsi="Consolas" w:eastAsia="宋体" w:cs="Consolas"/>
+                <w:b w:val="0"/>
+                <w:i w:val="0"/>
+                <w:sz w:val="19"/>
+              </w:rPr>
+              <w:t>g_hys</w:t>
+            </w:r>
+            <w:r>
+              <w:rPr>
+                <w:rFonts w:ascii="Times New Roman" w:hAnsi="Times New Roman" w:eastAsia="宋体" w:cs="Times New Roman"/>
+                <w:b w:val="0"/>
+                <w:i w:val="0"/>
+                <w:sz w:val="21"/>
+              </w:rPr>
+              <w:t>/</w:t>
+            </w:r>
+            <w:r>
+              <w:rPr>
+                <w:rFonts w:ascii="Consolas" w:hAnsi="Consolas" w:eastAsia="宋体" w:cs="Consolas"/>
+                <w:b w:val="0"/>
+                <w:i w:val="0"/>
+                <w:sz w:val="19"/>
+              </w:rPr>
+              <w:t>g_relay</w:t>
+            </w:r>
+            <w:r>
+              <w:rPr>
+                <w:rFonts w:ascii="Times New Roman" w:hAnsi="Times New Roman" w:eastAsia="宋体" w:cs="Times New Roman"/>
+                <w:b w:val="0"/>
+                <w:i w:val="0"/>
+                <w:sz w:val="21"/>
+              </w:rPr>
+              <w:t>/</w:t>
+            </w:r>
+            <w:r>
+              <w:rPr>
+                <w:rFonts w:ascii="Consolas" w:hAnsi="Consolas" w:eastAsia="宋体" w:cs="Consolas"/>
+                <w:b w:val="0"/>
+                <w:i w:val="0"/>
+                <w:sz w:val="19"/>
+              </w:rPr>
+              <w:t>g_buzz</w:t>
+            </w:r>
+            <w:r>
+              <w:rPr>
+                <w:rFonts w:ascii="Times New Roman" w:hAnsi="Times New Roman" w:eastAsia="宋体" w:cs="Times New Roman"/>
+                <w:b w:val="0"/>
+                <w:i w:val="0"/>
+                <w:sz w:val="21"/>
+              </w:rPr>
+              <w:t>/</w:t>
+            </w:r>
+            <w:r>
+              <w:rPr>
+                <w:rFonts w:ascii="Consolas" w:hAnsi="Consolas" w:eastAsia="宋体" w:cs="Consolas"/>
+                <w:b w:val="0"/>
+                <w:i w:val="0"/>
+                <w:sz w:val="19"/>
+              </w:rPr>
+              <w:t>g_mode</w:t>
+            </w:r>
+            <w:r>
+              <w:rPr>
+                <w:rFonts w:ascii="Times New Roman" w:hAnsi="Times New Roman" w:eastAsia="宋体" w:cs="Times New Roman"/>
+                <w:b w:val="0"/>
+                <w:i w:val="0"/>
+                <w:sz w:val="21"/>
+              </w:rPr>
+              <w:t xml:space="preserve">）与 GPIO 寄存器 </w:t>
+            </w:r>
+            <w:r>
+              <w:rPr>
+                <w:rFonts w:ascii="Consolas" w:hAnsi="Consolas" w:eastAsia="宋体" w:cs="Consolas"/>
+                <w:b w:val="0"/>
+                <w:i w:val="0"/>
+                <w:sz w:val="19"/>
+              </w:rPr>
+              <w:t>ODR/BSRR/IDR/CRL/CRH</w:t>
             </w:r>
           </w:p>
         </w:tc>
@@ -25276,7 +25782,7 @@
                 <w:i w:val="0"/>
                 <w:sz w:val="21"/>
               </w:rPr>
-              <w:t>T12–T15</w:t>
+              <w:t>烧录</w:t>
             </w:r>
           </w:p>
         </w:tc>
@@ -25291,21 +25797,12 @@
             <w:r/>
             <w:r>
               <w:rPr>
-                <w:rFonts w:ascii="Times New Roman" w:hAnsi="Times New Roman" w:eastAsia="宋体" w:cs="Times New Roman"/>
-                <w:b/>
-                <w:i w:val="0"/>
-                <w:sz w:val="21"/>
-              </w:rPr>
-              <w:t>Qt TextToSpeech 补装</w:t>
-            </w:r>
-            <w:r>
-              <w:rPr>
-                <w:rFonts w:ascii="Times New Roman" w:hAnsi="Times New Roman" w:eastAsia="宋体" w:cs="Times New Roman"/>
-                <w:b w:val="0"/>
-                <w:i w:val="0"/>
-                <w:sz w:val="21"/>
-              </w:rPr>
-              <w:t>；llama-server 已启动并预热；麦克风可用</w:t>
+                <w:rFonts w:ascii="Consolas" w:hAnsi="Consolas" w:eastAsia="宋体" w:cs="Consolas"/>
+                <w:b w:val="0"/>
+                <w:i w:val="0"/>
+                <w:sz w:val="19"/>
+              </w:rPr>
+              <w:t>-c port=SWD mode=normal -w firmware\Output\greenhouse.hex -v -rst</w:t>
             </w:r>
           </w:p>
         </w:tc>
@@ -25325,137 +25822,25 @@
                 <w:i w:val="0"/>
                 <w:sz w:val="21"/>
               </w:rPr>
-              <w:t>记录端到端延迟与 token（见 7.3 测法）</w:t>
-            </w:r>
-          </w:p>
-        </w:tc>
-      </w:tr>
-      <w:tr>
-        <w:trPr>
-          <w:cantSplit/>
-        </w:trPr>
-        <w:tc>
-          <w:tcPr>
-            <w:tcW w:type="dxa" w:w="3213"/>
-          </w:tcPr>
-          <w:p>
-            <w:pPr>
-              <w:spacing w:line="276" w:lineRule="auto" w:after="20"/>
-            </w:pPr>
-            <w:r/>
-            <w:r>
-              <w:rPr>
-                <w:rFonts w:ascii="Times New Roman" w:hAnsi="Times New Roman" w:eastAsia="宋体" w:cs="Times New Roman"/>
-                <w:b w:val="0"/>
-                <w:i w:val="0"/>
-                <w:sz w:val="21"/>
-              </w:rPr>
-              <w:t>T17</w:t>
-            </w:r>
-          </w:p>
-        </w:tc>
-        <w:tc>
-          <w:tcPr>
-            <w:tcW w:type="dxa" w:w="3213"/>
-          </w:tcPr>
-          <w:p>
-            <w:pPr>
-              <w:spacing w:line="276" w:lineRule="auto" w:after="20"/>
-            </w:pPr>
-            <w:r/>
-            <w:r>
-              <w:rPr>
-                <w:rFonts w:ascii="Times New Roman" w:hAnsi="Times New Roman" w:eastAsia="宋体" w:cs="Times New Roman"/>
-                <w:b/>
-                <w:i w:val="0"/>
-                <w:sz w:val="21"/>
-              </w:rPr>
-              <w:t>借用继电器到位</w:t>
-            </w:r>
-          </w:p>
-        </w:tc>
-        <w:tc>
-          <w:tcPr>
-            <w:tcW w:type="dxa" w:w="3213"/>
-          </w:tcPr>
-          <w:p>
-            <w:pPr>
-              <w:spacing w:line="276" w:lineRule="auto" w:after="20"/>
-            </w:pPr>
-            <w:r/>
-            <w:r>
-              <w:rPr>
-                <w:rFonts w:ascii="Times New Roman" w:hAnsi="Times New Roman" w:eastAsia="宋体" w:cs="Times New Roman"/>
-                <w:b w:val="0"/>
-                <w:i w:val="0"/>
-                <w:sz w:val="21"/>
-              </w:rPr>
-              <w:t>接线后跳线选低电平触发，复测 T02/T03/T05</w:t>
-            </w:r>
-          </w:p>
-        </w:tc>
-      </w:tr>
-      <w:tr>
-        <w:trPr>
-          <w:cantSplit/>
-        </w:trPr>
-        <w:tc>
-          <w:tcPr>
-            <w:tcW w:type="dxa" w:w="3213"/>
-          </w:tcPr>
-          <w:p>
-            <w:pPr>
-              <w:spacing w:line="276" w:lineRule="auto" w:after="20"/>
-            </w:pPr>
-            <w:r/>
-            <w:r>
-              <w:rPr>
-                <w:rFonts w:ascii="Times New Roman" w:hAnsi="Times New Roman" w:eastAsia="宋体" w:cs="Times New Roman"/>
-                <w:b w:val="0"/>
-                <w:i w:val="0"/>
-                <w:sz w:val="21"/>
-              </w:rPr>
-              <w:t>30 分钟连续运行稳定性</w:t>
-            </w:r>
-          </w:p>
-        </w:tc>
-        <w:tc>
-          <w:tcPr>
-            <w:tcW w:type="dxa" w:w="3213"/>
-          </w:tcPr>
-          <w:p>
-            <w:pPr>
-              <w:spacing w:line="276" w:lineRule="auto" w:after="20"/>
-            </w:pPr>
-            <w:r/>
-            <w:r>
-              <w:rPr>
-                <w:rFonts w:ascii="Times New Roman" w:hAnsi="Times New Roman" w:eastAsia="宋体" w:cs="Times New Roman"/>
-                <w:b w:val="0"/>
-                <w:i w:val="0"/>
-                <w:sz w:val="21"/>
-              </w:rPr>
-              <w:t>完整系统</w:t>
-            </w:r>
-          </w:p>
-        </w:tc>
-        <w:tc>
-          <w:tcPr>
-            <w:tcW w:type="dxa" w:w="3213"/>
-          </w:tcPr>
-          <w:p>
-            <w:pPr>
-              <w:spacing w:line="276" w:lineRule="auto" w:after="20"/>
-            </w:pPr>
-            <w:r/>
-            <w:r>
-              <w:rPr>
-                <w:rFonts w:ascii="Times New Roman" w:hAnsi="Times New Roman" w:eastAsia="宋体" w:cs="Times New Roman"/>
-                <w:b w:val="0"/>
-                <w:i w:val="0"/>
-                <w:sz w:val="21"/>
-              </w:rPr>
-              <w:t>观察 LED0 心跳是否中断、IWDG 是否复位</w:t>
+              <w:t xml:space="preserve">先 </w:t>
+            </w:r>
+            <w:r>
+              <w:rPr>
+                <w:rFonts w:ascii="Consolas" w:hAnsi="Consolas" w:eastAsia="宋体" w:cs="Consolas"/>
+                <w:b w:val="0"/>
+                <w:i w:val="0"/>
+                <w:sz w:val="19"/>
+              </w:rPr>
+              <w:t>Verify OK</w:t>
+            </w:r>
+            <w:r>
+              <w:rPr>
+                <w:rFonts w:ascii="Times New Roman" w:hAnsi="Times New Roman" w:eastAsia="宋体" w:cs="Times New Roman"/>
+                <w:b w:val="0"/>
+                <w:i w:val="0"/>
+                <w:sz w:val="21"/>
+              </w:rPr>
+              <w:t xml:space="preserve"> 确立固件来源，再开测</w:t>
             </w:r>
           </w:p>
         </w:tc>
@@ -25474,31 +25859,106 @@
           <w:i w:val="0"/>
           <w:sz w:val="24"/>
         </w:rPr>
-        <w:t>已知环境限制（非代码缺陷，需在答辩中如实说明）</w:t>
-      </w:r>
-      <w:r>
-        <w:rPr>
-          <w:rFonts w:ascii="Times New Roman" w:hAnsi="Times New Roman" w:eastAsia="宋体" w:cs="Times New Roman"/>
-          <w:b w:val="0"/>
-          <w:i w:val="0"/>
-          <w:sz w:val="24"/>
-        </w:rPr>
-        <w:t>：</w:t>
-      </w:r>
-    </w:p>
-    <w:p>
-      <w:pPr>
-        <w:pStyle w:val="ListBullet"/>
-        <w:spacing w:line="360" w:lineRule="auto"/>
-      </w:pPr>
-      <w:r>
-        <w:rPr>
-          <w:rFonts w:ascii="Times New Roman" w:hAnsi="Times New Roman" w:eastAsia="宋体" w:cs="Times New Roman"/>
-          <w:b w:val="0"/>
-          <w:i w:val="0"/>
-          <w:sz w:val="24"/>
-        </w:rPr>
-        <w:t>本机 Qt 6.12.0 套件</w:t>
+        <w:t>取值可靠性自证</w:t>
+      </w:r>
+      <w:r>
+        <w:rPr>
+          <w:rFonts w:ascii="Times New Roman" w:hAnsi="Times New Roman" w:eastAsia="宋体" w:cs="Times New Roman"/>
+          <w:b w:val="0"/>
+          <w:i w:val="0"/>
+          <w:sz w:val="24"/>
+        </w:rPr>
+        <w:t xml:space="preserve">（先证明读数可信，再谈结论）：连续 8 次读 </w:t>
+      </w:r>
+      <w:r>
+        <w:rPr>
+          <w:rFonts w:ascii="Consolas" w:hAnsi="Consolas" w:eastAsia="宋体" w:cs="Consolas"/>
+          <w:b w:val="0"/>
+          <w:i w:val="0"/>
+          <w:sz w:val="22"/>
+        </w:rPr>
+        <w:t>uwTick</w:t>
+      </w:r>
+      <w:r>
+        <w:rPr>
+          <w:rFonts w:ascii="Times New Roman" w:hAnsi="Times New Roman" w:eastAsia="宋体" w:cs="Times New Roman"/>
+          <w:b w:val="0"/>
+          <w:i w:val="0"/>
+          <w:sz w:val="24"/>
+        </w:rPr>
+        <w:t xml:space="preserve"> 严格单调递增 （218186 → 219429 → 220659 → 221893 → 223128 → 224369 → 225608 → 226855），且 </w:t>
+      </w:r>
+      <w:r>
+        <w:rPr>
+          <w:rFonts w:ascii="Consolas" w:hAnsi="Consolas" w:eastAsia="宋体" w:cs="Consolas"/>
+          <w:b w:val="0"/>
+          <w:i w:val="0"/>
+          <w:sz w:val="22"/>
+        </w:rPr>
+        <w:t>g_relay</w:t>
+      </w:r>
+      <w:r>
+        <w:rPr>
+          <w:rFonts w:ascii="Times New Roman" w:hAnsi="Times New Roman" w:eastAsia="宋体" w:cs="Times New Roman"/>
+          <w:b w:val="0"/>
+          <w:i w:val="0"/>
+          <w:sz w:val="24"/>
+        </w:rPr>
+        <w:t>/</w:t>
+      </w:r>
+      <w:r>
+        <w:rPr>
+          <w:rFonts w:ascii="Consolas" w:hAnsi="Consolas" w:eastAsia="宋体" w:cs="Consolas"/>
+          <w:b w:val="0"/>
+          <w:i w:val="0"/>
+          <w:sz w:val="22"/>
+        </w:rPr>
+        <w:t>g_light</w:t>
+      </w:r>
+      <w:r>
+        <w:rPr>
+          <w:rFonts w:ascii="Times New Roman" w:hAnsi="Times New Roman" w:eastAsia="宋体" w:cs="Times New Roman"/>
+          <w:b w:val="0"/>
+          <w:i w:val="0"/>
+          <w:sz w:val="24"/>
+        </w:rPr>
+        <w:t>/</w:t>
+      </w:r>
+      <w:r>
+        <w:rPr>
+          <w:rFonts w:ascii="Consolas" w:hAnsi="Consolas" w:eastAsia="宋体" w:cs="Consolas"/>
+          <w:b w:val="0"/>
+          <w:i w:val="0"/>
+          <w:sz w:val="22"/>
+        </w:rPr>
+        <w:t>g_th</w:t>
+      </w:r>
+      <w:r>
+        <w:rPr>
+          <w:rFonts w:ascii="Times New Roman" w:hAnsi="Times New Roman" w:eastAsia="宋体" w:cs="Times New Roman"/>
+          <w:b w:val="0"/>
+          <w:i w:val="0"/>
+          <w:sz w:val="24"/>
+        </w:rPr>
+        <w:t xml:space="preserve"> 与同一时刻的串口 </w:t>
+      </w:r>
+      <w:r>
+        <w:rPr>
+          <w:rFonts w:ascii="Consolas" w:hAnsi="Consolas" w:eastAsia="宋体" w:cs="Consolas"/>
+          <w:b w:val="0"/>
+          <w:i w:val="0"/>
+          <w:sz w:val="22"/>
+        </w:rPr>
+        <w:t>[1s]</w:t>
+      </w:r>
+      <w:r>
+        <w:rPr>
+          <w:rFonts w:ascii="Times New Roman" w:hAnsi="Times New Roman" w:eastAsia="宋体" w:cs="Times New Roman"/>
+          <w:b w:val="0"/>
+          <w:i w:val="0"/>
+          <w:sz w:val="24"/>
+        </w:rPr>
+        <w:t xml:space="preserve"> 行逐条一致 —— 说明 SWD hotplug 读</w:t>
       </w:r>
       <w:r>
         <w:rPr>
@@ -25507,31 +25967,16 @@
           <w:i w:val="0"/>
           <w:sz w:val="24"/>
         </w:rPr>
-        <w:t>未安装 TextToSpeech 模块</w:t>
-      </w:r>
-      <w:r>
-        <w:rPr>
-          <w:rFonts w:ascii="Times New Roman" w:hAnsi="Times New Roman" w:eastAsia="宋体" w:cs="Times New Roman"/>
-          <w:b w:val="0"/>
-          <w:i w:val="0"/>
-          <w:sz w:val="24"/>
-        </w:rPr>
-        <w:t>，当前构建自动降级（播报按钮置灰），补装后重新 configure 即自动开启；</w:t>
-      </w:r>
-    </w:p>
-    <w:p>
-      <w:pPr>
-        <w:pStyle w:val="ListBullet"/>
-        <w:spacing w:line="360" w:lineRule="auto"/>
-      </w:pPr>
-      <w:r>
-        <w:rPr>
-          <w:rFonts w:ascii="Times New Roman" w:hAnsi="Times New Roman" w:eastAsia="宋体" w:cs="Times New Roman"/>
-          <w:b w:val="0"/>
-          <w:i w:val="0"/>
-          <w:sz w:val="24"/>
-        </w:rPr>
-        <w:t xml:space="preserve">语音识别采用 PowerShell + </w:t>
+        <w:t>不扰动目标</w:t>
+      </w:r>
+      <w:r>
+        <w:rPr>
+          <w:rFonts w:ascii="Times New Roman" w:hAnsi="Times New Roman" w:eastAsia="宋体" w:cs="Times New Roman"/>
+          <w:b w:val="0"/>
+          <w:i w:val="0"/>
+          <w:sz w:val="24"/>
+        </w:rPr>
+        <w:t>。 （注：</w:t>
       </w:r>
       <w:r>
         <w:rPr>
@@ -25540,16 +25985,16 @@
           <w:i w:val="0"/>
           <w:sz w:val="22"/>
         </w:rPr>
-        <w:t>System.Speech</w:t>
-      </w:r>
-      <w:r>
-        <w:rPr>
-          <w:rFonts w:ascii="Times New Roman" w:hAnsi="Times New Roman" w:eastAsia="宋体" w:cs="Times New Roman"/>
-          <w:b w:val="0"/>
-          <w:i w:val="0"/>
-          <w:sz w:val="24"/>
-        </w:rPr>
-        <w:t xml:space="preserve">（SAPI）听写，其中文听写精度【待测】，若不达标需切换 WinRT </w:t>
+        <w:t>g_light</w:t>
+      </w:r>
+      <w:r>
+        <w:rPr>
+          <w:rFonts w:ascii="Times New Roman" w:hAnsi="Times New Roman" w:eastAsia="宋体" w:cs="Times New Roman"/>
+          <w:b w:val="0"/>
+          <w:i w:val="0"/>
+          <w:sz w:val="24"/>
+        </w:rPr>
+        <w:t xml:space="preserve"> 位于 </w:t>
       </w:r>
       <w:r>
         <w:rPr>
@@ -25558,55 +26003,16 @@
           <w:i w:val="0"/>
           <w:sz w:val="22"/>
         </w:rPr>
-        <w:t>SpeechRecognizer</w:t>
-      </w:r>
-      <w:r>
-        <w:rPr>
-          <w:rFonts w:ascii="Times New Roman" w:hAnsi="Times New Roman" w:eastAsia="宋体" w:cs="Times New Roman"/>
-          <w:b w:val="0"/>
-          <w:i w:val="0"/>
-          <w:sz w:val="24"/>
-        </w:rPr>
-        <w:t xml:space="preserve"> 或 whisper.cpp；</w:t>
-      </w:r>
-    </w:p>
-    <w:p>
-      <w:pPr>
-        <w:pStyle w:val="ListBullet"/>
-        <w:spacing w:line="360" w:lineRule="auto"/>
-      </w:pPr>
-      <w:r>
-        <w:rPr>
-          <w:rFonts w:ascii="Times New Roman" w:hAnsi="Times New Roman" w:eastAsia="宋体" w:cs="Times New Roman"/>
-          <w:b w:val="0"/>
-          <w:i w:val="0"/>
-          <w:sz w:val="24"/>
-        </w:rPr>
-        <w:t>源码路径含中文会导致 Qt 的 moc 无法写出生成文件（且本机 8.3 短路径仍为中文），因此构建脚本自动建立纯 ASCII 目录联接后构建，源码位置不变。</w:t>
-      </w:r>
-    </w:p>
-    <w:p>
-      <w:pPr>
-        <w:spacing w:before="0" w:after="120"/>
-        <w:pBdr>
-          <w:bottom w:val="single" w:sz="6" w:space="1" w:color="BFBFBF"/>
-        </w:pBdr>
-      </w:pPr>
-    </w:p>
-    <w:p>
-      <w:pPr>
-        <w:pStyle w:val="Heading2"/>
-        <w:spacing w:before="280" w:after="120" w:line="288" w:lineRule="auto"/>
-      </w:pPr>
-      <w:r>
-        <w:rPr>
-          <w:rFonts w:ascii="黑体" w:hAnsi="黑体" w:eastAsia="黑体" w:cs="黑体"/>
-          <w:b/>
-          <w:i w:val="0"/>
-          <w:color w:val="1F3864"/>
-          <w:sz w:val="30"/>
-        </w:rPr>
-        <w:t>9. 总结与展望</w:t>
+        <w:t>0x200000D6</w:t>
+      </w:r>
+      <w:r>
+        <w:rPr>
+          <w:rFonts w:ascii="Times New Roman" w:hAnsi="Times New Roman" w:eastAsia="宋体" w:cs="Times New Roman"/>
+          <w:b w:val="0"/>
+          <w:i w:val="0"/>
+          <w:sz w:val="24"/>
+        </w:rPr>
+        <w:t>，是 2 字节对齐；直接按 4 字节读该地址会取到错位数据。 本次按"4 字节对齐整块读 + 按偏移拆半字"取值，这是本项目读取 2 字节变量的正确姿势。）</w:t>
       </w:r>
     </w:p>
     <w:p>
@@ -25619,10 +26025,137 @@
           <w:rFonts w:ascii="黑体" w:hAnsi="黑体" w:eastAsia="黑体" w:cs="黑体"/>
           <w:b/>
           <w:i w:val="0"/>
-          <w:color w:val="1F3864"/>
-          <w:sz w:val="26"/>
-        </w:rPr>
-        <w:t>9.1 完成情况</w:t>
+          <w:color w:val="2E5496"/>
+          <w:sz w:val="24"/>
+        </w:rPr>
+        <w:t>★【不符】与【受阻】清单（本次最有价值的产出）</w:t>
+      </w:r>
+    </w:p>
+    <w:p>
+      <w:pPr>
+        <w:spacing w:line="312" w:lineRule="auto" w:after="40"/>
+        <w:ind w:left="340"/>
+        <w:pBdr>
+          <w:left w:val="single" w:sz="18" w:space="1" w:color="8FAADC"/>
+        </w:pBdr>
+      </w:pPr>
+      <w:r>
+        <w:rPr>
+          <w:rFonts w:ascii="Times New Roman" w:hAnsi="Times New Roman" w:eastAsia="宋体" w:cs="Times New Roman"/>
+          <w:b/>
+          <w:i w:val="0"/>
+          <w:color w:val="595959"/>
+          <w:sz w:val="23"/>
+        </w:rPr>
+        <w:t>结论先说</w:t>
+      </w:r>
+      <w:r>
+        <w:rPr>
+          <w:rFonts w:ascii="Times New Roman" w:hAnsi="Times New Roman" w:eastAsia="宋体" w:cs="Times New Roman"/>
+          <w:b w:val="0"/>
+          <w:i w:val="0"/>
+          <w:color w:val="595959"/>
+          <w:sz w:val="23"/>
+        </w:rPr>
+        <w:t>：</w:t>
+      </w:r>
+      <w:r>
+        <w:rPr>
+          <w:rFonts w:ascii="Times New Roman" w:hAnsi="Times New Roman" w:eastAsia="宋体" w:cs="Times New Roman"/>
+          <w:b/>
+          <w:i w:val="0"/>
+          <w:color w:val="595959"/>
+          <w:sz w:val="23"/>
+        </w:rPr>
+        <w:t>未发现引脚分配、有效电平极性、光照换算方向方面的任何不符</w:t>
+      </w:r>
+      <w:r>
+        <w:rPr>
+          <w:rFonts w:ascii="Times New Roman" w:hAnsi="Times New Roman" w:eastAsia="宋体" w:cs="Times New Roman"/>
+          <w:b w:val="0"/>
+          <w:i w:val="0"/>
+          <w:color w:val="595959"/>
+          <w:sz w:val="23"/>
+        </w:rPr>
+        <w:t>。</w:t>
+      </w:r>
+    </w:p>
+    <w:p>
+      <w:pPr>
+        <w:spacing w:line="312" w:lineRule="auto" w:after="40"/>
+        <w:ind w:left="340"/>
+        <w:pBdr>
+          <w:left w:val="single" w:sz="18" w:space="1" w:color="8FAADC"/>
+        </w:pBdr>
+      </w:pPr>
+      <w:r>
+        <w:rPr>
+          <w:rFonts w:ascii="Times New Roman" w:hAnsi="Times New Roman" w:eastAsia="宋体" w:cs="Times New Roman"/>
+          <w:b w:val="0"/>
+          <w:i w:val="0"/>
+          <w:color w:val="595959"/>
+          <w:sz w:val="23"/>
+        </w:rPr>
+        <w:t>文档写的就是硬件实测到的。但有 2 处</w:t>
+      </w:r>
+      <w:r>
+        <w:rPr>
+          <w:rFonts w:ascii="Times New Roman" w:hAnsi="Times New Roman" w:eastAsia="宋体" w:cs="Times New Roman"/>
+          <w:b/>
+          <w:i w:val="0"/>
+          <w:color w:val="595959"/>
+          <w:sz w:val="23"/>
+        </w:rPr>
+        <w:t>新发现的硬件/环境事实</w:t>
+      </w:r>
+      <w:r>
+        <w:rPr>
+          <w:rFonts w:ascii="Times New Roman" w:hAnsi="Times New Roman" w:eastAsia="宋体" w:cs="Times New Roman"/>
+          <w:b w:val="0"/>
+          <w:i w:val="0"/>
+          <w:color w:val="595959"/>
+          <w:sz w:val="23"/>
+        </w:rPr>
+        <w:t>会直接影响后续测试与文档，</w:t>
+      </w:r>
+    </w:p>
+    <w:p>
+      <w:pPr>
+        <w:spacing w:line="312" w:lineRule="auto" w:after="160"/>
+        <w:ind w:left="340"/>
+        <w:pBdr>
+          <w:left w:val="single" w:sz="18" w:space="1" w:color="8FAADC"/>
+        </w:pBdr>
+      </w:pPr>
+      <w:r>
+        <w:rPr>
+          <w:rFonts w:ascii="Times New Roman" w:hAnsi="Times New Roman" w:eastAsia="宋体" w:cs="Times New Roman"/>
+          <w:b w:val="0"/>
+          <w:i w:val="0"/>
+          <w:color w:val="595959"/>
+          <w:sz w:val="23"/>
+        </w:rPr>
+        <w:t>且 1 条不变式在</w:t>
+      </w:r>
+      <w:r>
+        <w:rPr>
+          <w:rFonts w:ascii="Times New Roman" w:hAnsi="Times New Roman" w:eastAsia="宋体" w:cs="Times New Roman"/>
+          <w:b/>
+          <w:i w:val="0"/>
+          <w:color w:val="595959"/>
+          <w:sz w:val="23"/>
+        </w:rPr>
+        <w:t>调试注入路径</w:t>
+      </w:r>
+      <w:r>
+        <w:rPr>
+          <w:rFonts w:ascii="Times New Roman" w:hAnsi="Times New Roman" w:eastAsia="宋体" w:cs="Times New Roman"/>
+          <w:b w:val="0"/>
+          <w:i w:val="0"/>
+          <w:color w:val="595959"/>
+          <w:sz w:val="23"/>
+        </w:rPr>
+        <w:t>下可被构造成不成立 —— 全部如实列出。</w:t>
       </w:r>
     </w:p>
     <w:tbl>
@@ -25634,8 +26167,13 @@
         <w:tblLayout w:type="autofit"/>
       </w:tblPr>
       <w:tblGrid>
-        <w:gridCol w:w="4819"/>
-        <w:gridCol w:w="4819"/>
+        <w:gridCol w:w="1377"/>
+        <w:gridCol w:w="1377"/>
+        <w:gridCol w:w="1377"/>
+        <w:gridCol w:w="1377"/>
+        <w:gridCol w:w="1377"/>
+        <w:gridCol w:w="1377"/>
+        <w:gridCol w:w="1377"/>
       </w:tblGrid>
       <w:tr>
         <w:trPr>
@@ -25644,7 +26182,7 @@
         </w:trPr>
         <w:tc>
           <w:tcPr>
-            <w:tcW w:type="dxa" w:w="4819"/>
+            <w:tcW w:type="dxa" w:w="1377"/>
             <w:shd w:val="clear" w:color="auto" w:fill="DCE6F5"/>
           </w:tcPr>
           <w:p>
@@ -25659,13 +26197,13 @@
                 <w:i w:val="0"/>
                 <w:sz w:val="21"/>
               </w:rPr>
-              <w:t>任务书要求</w:t>
-            </w:r>
-          </w:p>
-        </w:tc>
-        <w:tc>
-          <w:tcPr>
-            <w:tcW w:type="dxa" w:w="4819"/>
+              <w:t>#</w:t>
+            </w:r>
+          </w:p>
+        </w:tc>
+        <w:tc>
+          <w:tcPr>
+            <w:tcW w:type="dxa" w:w="1377"/>
             <w:shd w:val="clear" w:color="auto" w:fill="DCE6F5"/>
           </w:tcPr>
           <w:p>
@@ -25680,8 +26218,95 @@
                 <w:i w:val="0"/>
                 <w:sz w:val="21"/>
               </w:rPr>
-              <w:t>完成情况</w:t>
-            </w:r>
+              <w:t>类别</w:t>
+            </w:r>
+          </w:p>
+        </w:tc>
+        <w:tc>
+          <w:tcPr>
+            <w:tcW w:type="dxa" w:w="1377"/>
+            <w:shd w:val="clear" w:color="auto" w:fill="DCE6F5"/>
+          </w:tcPr>
+          <w:p>
+            <w:pPr>
+              <w:spacing w:line="276" w:lineRule="auto" w:after="20"/>
+            </w:pPr>
+            <w:r/>
+            <w:r>
+              <w:rPr>
+                <w:rFonts w:ascii="Times New Roman" w:hAnsi="Times New Roman" w:eastAsia="宋体" w:cs="Times New Roman"/>
+                <w:b/>
+                <w:i w:val="0"/>
+                <w:sz w:val="21"/>
+              </w:rPr>
+              <w:t>文档写什么</w:t>
+            </w:r>
+          </w:p>
+        </w:tc>
+        <w:tc>
+          <w:tcPr>
+            <w:tcW w:type="dxa" w:w="1377"/>
+            <w:shd w:val="clear" w:color="auto" w:fill="DCE6F5"/>
+          </w:tcPr>
+          <w:p>
+            <w:pPr>
+              <w:spacing w:line="276" w:lineRule="auto" w:after="20"/>
+            </w:pPr>
+            <w:r/>
+            <w:r>
+              <w:rPr>
+                <w:rFonts w:ascii="Times New Roman" w:hAnsi="Times New Roman" w:eastAsia="宋体" w:cs="Times New Roman"/>
+                <w:b/>
+                <w:i w:val="0"/>
+                <w:sz w:val="21"/>
+              </w:rPr>
+              <w:t>实测是什么</w:t>
+            </w:r>
+          </w:p>
+        </w:tc>
+        <w:tc>
+          <w:tcPr>
+            <w:tcW w:type="dxa" w:w="1377"/>
+            <w:shd w:val="clear" w:color="auto" w:fill="DCE6F5"/>
+          </w:tcPr>
+          <w:p>
+            <w:pPr>
+              <w:spacing w:line="276" w:lineRule="auto" w:after="20"/>
+            </w:pPr>
+            <w:r/>
+            <w:r>
+              <w:rPr>
+                <w:rFonts w:ascii="Times New Roman" w:hAnsi="Times New Roman" w:eastAsia="宋体" w:cs="Times New Roman"/>
+                <w:b/>
+                <w:i w:val="0"/>
+                <w:sz w:val="21"/>
+              </w:rPr>
+              <w:t>影响哪些文档 / 后续动作</w:t>
+            </w:r>
+          </w:p>
+        </w:tc>
+        <w:tc>
+          <w:tcPr>
+            <w:tcW w:type="dxa" w:w="1377"/>
+            <w:shd w:val="clear" w:color="auto" w:fill="DCE6F5"/>
+          </w:tcPr>
+          <w:p>
+            <w:pPr>
+              <w:spacing w:line="276" w:lineRule="auto" w:after="20"/>
+            </w:pPr>
+            <w:r/>
+          </w:p>
+        </w:tc>
+        <w:tc>
+          <w:tcPr>
+            <w:tcW w:type="dxa" w:w="1377"/>
+            <w:shd w:val="clear" w:color="auto" w:fill="DCE6F5"/>
+          </w:tcPr>
+          <w:p>
+            <w:pPr>
+              <w:spacing w:line="276" w:lineRule="auto" w:after="20"/>
+            </w:pPr>
+            <w:r/>
           </w:p>
         </w:tc>
       </w:tr>
@@ -25691,42 +26316,13 @@
         </w:trPr>
         <w:tc>
           <w:tcPr>
-            <w:tcW w:type="dxa" w:w="4819"/>
-          </w:tcPr>
-          <w:p>
-            <w:pPr>
-              <w:spacing w:line="276" w:lineRule="auto" w:after="20"/>
-            </w:pPr>
-            <w:r/>
-            <w:r>
-              <w:rPr>
-                <w:rFonts w:ascii="Times New Roman" w:hAnsi="Times New Roman" w:eastAsia="宋体" w:cs="Times New Roman"/>
-                <w:b w:val="0"/>
-                <w:i w:val="0"/>
-                <w:sz w:val="21"/>
-              </w:rPr>
-              <w:t>（1）采集光照强度，液晶显示</w:t>
-            </w:r>
-          </w:p>
-        </w:tc>
-        <w:tc>
-          <w:tcPr>
-            <w:tcW w:type="dxa" w:w="4819"/>
-          </w:tcPr>
-          <w:p>
-            <w:pPr>
-              <w:spacing w:line="276" w:lineRule="auto" w:after="20"/>
-            </w:pPr>
-            <w:r/>
-            <w:r>
-              <w:rPr>
-                <w:rFonts w:ascii="Times New Roman" w:hAnsi="Times New Roman" w:eastAsia="宋体" w:cs="Times New Roman"/>
-                <w:b w:val="0"/>
-                <w:i w:val="0"/>
-                <w:sz w:val="21"/>
-              </w:rPr>
-              <w:t>代码完成并</w:t>
-            </w:r>
+            <w:tcW w:type="dxa" w:w="1377"/>
+          </w:tcPr>
+          <w:p>
+            <w:pPr>
+              <w:spacing w:line="276" w:lineRule="auto" w:after="20"/>
+            </w:pPr>
+            <w:r/>
             <w:r>
               <w:rPr>
                 <w:rFonts w:ascii="Times New Roman" w:hAnsi="Times New Roman" w:eastAsia="宋体" w:cs="Times New Roman"/>
@@ -25734,17 +26330,308 @@
                 <w:i w:val="0"/>
                 <w:sz w:val="21"/>
               </w:rPr>
-              <w:t>已编译通过</w:t>
-            </w:r>
-            <w:r>
-              <w:rPr>
-                <w:rFonts w:ascii="Times New Roman" w:hAnsi="Times New Roman" w:eastAsia="宋体" w:cs="Times New Roman"/>
-                <w:b w:val="0"/>
-                <w:i w:val="0"/>
-                <w:sz w:val="21"/>
-              </w:rPr>
-              <w:t>；PF8/ADC3_IN6 与光照方向有官方源码依据；上板实测待做</w:t>
-            </w:r>
+              <w:t>N-1</w:t>
+            </w:r>
+          </w:p>
+        </w:tc>
+        <w:tc>
+          <w:tcPr>
+            <w:tcW w:type="dxa" w:w="1377"/>
+          </w:tcPr>
+          <w:p>
+            <w:pPr>
+              <w:spacing w:line="276" w:lineRule="auto" w:after="20"/>
+            </w:pPr>
+            <w:r/>
+            <w:r>
+              <w:rPr>
+                <w:rFonts w:ascii="Times New Roman" w:hAnsi="Times New Roman" w:eastAsia="宋体" w:cs="Times New Roman"/>
+                <w:b/>
+                <w:i w:val="0"/>
+                <w:sz w:val="21"/>
+              </w:rPr>
+              <w:t>【受阻】阈值改不动</w:t>
+            </w:r>
+          </w:p>
+        </w:tc>
+        <w:tc>
+          <w:tcPr>
+            <w:tcW w:type="dxa" w:w="1377"/>
+          </w:tcPr>
+          <w:p>
+            <w:pPr>
+              <w:spacing w:line="276" w:lineRule="auto" w:after="20"/>
+            </w:pPr>
+            <w:r/>
+            <w:r>
+              <w:rPr>
+                <w:rFonts w:ascii="Times New Roman" w:hAnsi="Times New Roman" w:eastAsia="宋体" w:cs="Times New Roman"/>
+                <w:b w:val="0"/>
+                <w:i w:val="0"/>
+                <w:sz w:val="21"/>
+              </w:rPr>
+              <w:t xml:space="preserve">Tech_Design §596/§602、§8.3 T06 与 T07 假定 </w:t>
+            </w:r>
+            <w:r>
+              <w:rPr>
+                <w:rFonts w:ascii="Consolas" w:hAnsi="Consolas" w:eastAsia="宋体" w:cs="Consolas"/>
+                <w:b w:val="0"/>
+                <w:i w:val="0"/>
+                <w:sz w:val="19"/>
+              </w:rPr>
+              <w:t>set_th</w:t>
+            </w:r>
+            <w:r>
+              <w:rPr>
+                <w:rFonts w:ascii="Times New Roman" w:hAnsi="Times New Roman" w:eastAsia="宋体" w:cs="Times New Roman"/>
+                <w:b w:val="0"/>
+                <w:i w:val="0"/>
+                <w:sz w:val="21"/>
+              </w:rPr>
+              <w:t xml:space="preserve"> 可生效并落盘</w:t>
+            </w:r>
+          </w:p>
+        </w:tc>
+        <w:tc>
+          <w:tcPr>
+            <w:tcW w:type="dxa" w:w="1377"/>
+          </w:tcPr>
+          <w:p>
+            <w:pPr>
+              <w:spacing w:line="276" w:lineRule="auto" w:after="20"/>
+            </w:pPr>
+            <w:r/>
+            <w:r>
+              <w:rPr>
+                <w:rFonts w:ascii="Consolas" w:hAnsi="Consolas" w:eastAsia="宋体" w:cs="Consolas"/>
+                <w:b w:val="0"/>
+                <w:i w:val="0"/>
+                <w:sz w:val="19"/>
+              </w:rPr>
+              <w:t>set_th</w:t>
+            </w:r>
+            <w:r>
+              <w:rPr>
+                <w:rFonts w:ascii="Times New Roman" w:hAnsi="Times New Roman" w:eastAsia="宋体" w:cs="Times New Roman"/>
+                <w:b w:val="0"/>
+                <w:i w:val="0"/>
+                <w:sz w:val="21"/>
+              </w:rPr>
+              <w:t xml:space="preserve"> </w:t>
+            </w:r>
+            <w:r>
+              <w:rPr>
+                <w:rFonts w:ascii="Times New Roman" w:hAnsi="Times New Roman" w:eastAsia="宋体" w:cs="Times New Roman"/>
+                <w:b/>
+                <w:i w:val="0"/>
+                <w:sz w:val="21"/>
+              </w:rPr>
+              <w:t xml:space="preserve">一律回 </w:t>
+            </w:r>
+            <w:r>
+              <w:rPr>
+                <w:rFonts w:ascii="Consolas" w:hAnsi="Consolas" w:eastAsia="宋体" w:cs="Consolas"/>
+                <w:b/>
+                <w:i w:val="0"/>
+                <w:sz w:val="19"/>
+              </w:rPr>
+              <w:t>err</w:t>
+            </w:r>
+            <w:r>
+              <w:rPr>
+                <w:rFonts w:ascii="Times New Roman" w:hAnsi="Times New Roman" w:eastAsia="宋体" w:cs="Times New Roman"/>
+                <w:b/>
+                <w:i w:val="0"/>
+                <w:sz w:val="21"/>
+              </w:rPr>
+              <w:t xml:space="preserve"> 并回滚</w:t>
+            </w:r>
+            <w:r>
+              <w:rPr>
+                <w:rFonts w:ascii="Times New Roman" w:hAnsi="Times New Roman" w:eastAsia="宋体" w:cs="Times New Roman"/>
+                <w:b w:val="0"/>
+                <w:i w:val="0"/>
+                <w:sz w:val="21"/>
+              </w:rPr>
+              <w:t xml:space="preserve">：串口实捕 </w:t>
+            </w:r>
+            <w:r>
+              <w:rPr>
+                <w:rFonts w:ascii="Consolas" w:hAnsi="Consolas" w:eastAsia="宋体" w:cs="Consolas"/>
+                <w:b w:val="0"/>
+                <w:i w:val="0"/>
+                <w:sz w:val="19"/>
+              </w:rPr>
+              <w:t>[cfg] EEPROM_Save FAILED for th=503 -&gt; rolled back to 2000</w:t>
+            </w:r>
+            <w:r>
+              <w:rPr>
+                <w:rFonts w:ascii="Times New Roman" w:hAnsi="Times New Roman" w:eastAsia="宋体" w:cs="Times New Roman"/>
+                <w:b w:val="0"/>
+                <w:i w:val="0"/>
+                <w:sz w:val="21"/>
+              </w:rPr>
+              <w:t xml:space="preserve">。因此 </w:t>
+            </w:r>
+            <w:r>
+              <w:rPr>
+                <w:rFonts w:ascii="Times New Roman" w:hAnsi="Times New Roman" w:eastAsia="宋体" w:cs="Times New Roman"/>
+                <w:b/>
+                <w:i w:val="0"/>
+                <w:sz w:val="21"/>
+              </w:rPr>
+              <w:t xml:space="preserve">T02/T03/T04 无法用 </w:t>
+            </w:r>
+            <w:r>
+              <w:rPr>
+                <w:rFonts w:ascii="Consolas" w:hAnsi="Consolas" w:eastAsia="宋体" w:cs="Consolas"/>
+                <w:b/>
+                <w:i w:val="0"/>
+                <w:sz w:val="19"/>
+              </w:rPr>
+              <w:t>set_th</w:t>
+            </w:r>
+            <w:r>
+              <w:rPr>
+                <w:rFonts w:ascii="Times New Roman" w:hAnsi="Times New Roman" w:eastAsia="宋体" w:cs="Times New Roman"/>
+                <w:b/>
+                <w:i w:val="0"/>
+                <w:sz w:val="21"/>
+              </w:rPr>
+              <w:t xml:space="preserve"> 驱动</w:t>
+            </w:r>
+            <w:r>
+              <w:rPr>
+                <w:rFonts w:ascii="Times New Roman" w:hAnsi="Times New Roman" w:eastAsia="宋体" w:cs="Times New Roman"/>
+                <w:b w:val="0"/>
+                <w:i w:val="0"/>
+                <w:sz w:val="21"/>
+              </w:rPr>
+              <w:t>，T06（掉电记忆）</w:t>
+            </w:r>
+            <w:r>
+              <w:rPr>
+                <w:rFonts w:ascii="Times New Roman" w:hAnsi="Times New Roman" w:eastAsia="宋体" w:cs="Times New Roman"/>
+                <w:b/>
+                <w:i w:val="0"/>
+                <w:sz w:val="21"/>
+              </w:rPr>
+              <w:t>直接不可测</w:t>
+            </w:r>
+          </w:p>
+        </w:tc>
+        <w:tc>
+          <w:tcPr>
+            <w:tcW w:type="dxa" w:w="1377"/>
+          </w:tcPr>
+          <w:p>
+            <w:pPr>
+              <w:spacing w:line="276" w:lineRule="auto" w:after="20"/>
+            </w:pPr>
+            <w:r/>
+            <w:r>
+              <w:rPr>
+                <w:rFonts w:ascii="Times New Roman" w:hAnsi="Times New Roman" w:eastAsia="宋体" w:cs="Times New Roman"/>
+                <w:b w:val="0"/>
+                <w:i w:val="0"/>
+                <w:sz w:val="21"/>
+              </w:rPr>
+              <w:t xml:space="preserve">影响 </w:t>
+            </w:r>
+            <w:r>
+              <w:rPr>
+                <w:rFonts w:ascii="Consolas" w:hAnsi="Consolas" w:eastAsia="宋体" w:cs="Consolas"/>
+                <w:b w:val="0"/>
+                <w:i w:val="0"/>
+                <w:sz w:val="19"/>
+              </w:rPr>
+              <w:t>Tech_Design.md</w:t>
+            </w:r>
+            <w:r>
+              <w:rPr>
+                <w:rFonts w:ascii="Times New Roman" w:hAnsi="Times New Roman" w:eastAsia="宋体" w:cs="Times New Roman"/>
+                <w:b w:val="0"/>
+                <w:i w:val="0"/>
+                <w:sz w:val="21"/>
+              </w:rPr>
+              <w:t xml:space="preserve">（§596 的 </w:t>
+            </w:r>
+            <w:r>
+              <w:rPr>
+                <w:rFonts w:ascii="Consolas" w:hAnsi="Consolas" w:eastAsia="宋体" w:cs="Consolas"/>
+                <w:b w:val="0"/>
+                <w:i w:val="0"/>
+                <w:sz w:val="19"/>
+              </w:rPr>
+              <w:t>err</w:t>
+            </w:r>
+            <w:r>
+              <w:rPr>
+                <w:rFonts w:ascii="Times New Roman" w:hAnsi="Times New Roman" w:eastAsia="宋体" w:cs="Times New Roman"/>
+                <w:b w:val="0"/>
+                <w:i w:val="0"/>
+                <w:sz w:val="21"/>
+              </w:rPr>
+              <w:t xml:space="preserve"> 语义说明、§602 EEPROM 布局）、</w:t>
+            </w:r>
+            <w:r>
+              <w:rPr>
+                <w:rFonts w:ascii="Consolas" w:hAnsi="Consolas" w:eastAsia="宋体" w:cs="Consolas"/>
+                <w:b w:val="0"/>
+                <w:i w:val="0"/>
+                <w:sz w:val="19"/>
+              </w:rPr>
+              <w:t>设计报告.md</w:t>
+            </w:r>
+            <w:r>
+              <w:rPr>
+                <w:rFonts w:ascii="Times New Roman" w:hAnsi="Times New Roman" w:eastAsia="宋体" w:cs="Times New Roman"/>
+                <w:b w:val="0"/>
+                <w:i w:val="0"/>
+                <w:sz w:val="21"/>
+              </w:rPr>
+              <w:t xml:space="preserve"> §8.3 T06/T07 状态。</w:t>
+            </w:r>
+            <w:r>
+              <w:rPr>
+                <w:rFonts w:ascii="Times New Roman" w:hAnsi="Times New Roman" w:eastAsia="宋体" w:cs="Times New Roman"/>
+                <w:b/>
+                <w:i w:val="0"/>
+                <w:sz w:val="21"/>
+              </w:rPr>
+              <w:t>不属代码缺陷</w:t>
+            </w:r>
+            <w:r>
+              <w:rPr>
+                <w:rFonts w:ascii="Times New Roman" w:hAnsi="Times New Roman" w:eastAsia="宋体" w:cs="Times New Roman"/>
+                <w:b w:val="0"/>
+                <w:i w:val="0"/>
+                <w:sz w:val="21"/>
+              </w:rPr>
+              <w:t>：固件已按"报错 ⇔ 指令未生效"正确回滚（这正是 §596 设计意图的正向验证）；根因是板载 24C02 的写通路</w:t>
+            </w:r>
+          </w:p>
+        </w:tc>
+        <w:tc>
+          <w:tcPr>
+            <w:tcW w:type="dxa" w:w="1377"/>
+          </w:tcPr>
+          <w:p>
+            <w:pPr>
+              <w:spacing w:line="276" w:lineRule="auto" w:after="20"/>
+            </w:pPr>
+            <w:r/>
+          </w:p>
+        </w:tc>
+        <w:tc>
+          <w:tcPr>
+            <w:tcW w:type="dxa" w:w="1377"/>
+          </w:tcPr>
+          <w:p>
+            <w:pPr>
+              <w:spacing w:line="276" w:lineRule="auto" w:after="20"/>
+            </w:pPr>
+            <w:r/>
           </w:p>
         </w:tc>
       </w:tr>
@@ -25754,42 +26641,13 @@
         </w:trPr>
         <w:tc>
           <w:tcPr>
-            <w:tcW w:type="dxa" w:w="4819"/>
-          </w:tcPr>
-          <w:p>
-            <w:pPr>
-              <w:spacing w:line="276" w:lineRule="auto" w:after="20"/>
-            </w:pPr>
-            <w:r/>
-            <w:r>
-              <w:rPr>
-                <w:rFonts w:ascii="Times New Roman" w:hAnsi="Times New Roman" w:eastAsia="宋体" w:cs="Times New Roman"/>
-                <w:b w:val="0"/>
-                <w:i w:val="0"/>
-                <w:sz w:val="21"/>
-              </w:rPr>
-              <w:t>（2）超阈值 → 继电器开启 + 蜂鸣器响</w:t>
-            </w:r>
-          </w:p>
-        </w:tc>
-        <w:tc>
-          <w:tcPr>
-            <w:tcW w:type="dxa" w:w="4819"/>
-          </w:tcPr>
-          <w:p>
-            <w:pPr>
-              <w:spacing w:line="276" w:lineRule="auto" w:after="20"/>
-            </w:pPr>
-            <w:r/>
-            <w:r>
-              <w:rPr>
-                <w:rFonts w:ascii="Times New Roman" w:hAnsi="Times New Roman" w:eastAsia="宋体" w:cs="Times New Roman"/>
-                <w:b w:val="0"/>
-                <w:i w:val="0"/>
-                <w:sz w:val="21"/>
-              </w:rPr>
-              <w:t>代码完成并</w:t>
-            </w:r>
+            <w:tcW w:type="dxa" w:w="1377"/>
+          </w:tcPr>
+          <w:p>
+            <w:pPr>
+              <w:spacing w:line="276" w:lineRule="auto" w:after="20"/>
+            </w:pPr>
+            <w:r/>
             <w:r>
               <w:rPr>
                 <w:rFonts w:ascii="Times New Roman" w:hAnsi="Times New Roman" w:eastAsia="宋体" w:cs="Times New Roman"/>
@@ -25797,17 +26655,425 @@
                 <w:i w:val="0"/>
                 <w:sz w:val="21"/>
               </w:rPr>
-              <w:t>已编译通过</w:t>
-            </w:r>
-            <w:r>
-              <w:rPr>
-                <w:rFonts w:ascii="Times New Roman" w:hAnsi="Times New Roman" w:eastAsia="宋体" w:cs="Times New Roman"/>
-                <w:b w:val="0"/>
-                <w:i w:val="0"/>
-                <w:sz w:val="21"/>
-              </w:rPr>
-              <w:t>；含阈值 + 回差防抖与手动优先；执行器阶段一为 LED 等效负载，真实继电器待借用到位后按 T17 复测</w:t>
-            </w:r>
+              <w:t>N-2</w:t>
+            </w:r>
+          </w:p>
+        </w:tc>
+        <w:tc>
+          <w:tcPr>
+            <w:tcW w:type="dxa" w:w="1377"/>
+          </w:tcPr>
+          <w:p>
+            <w:pPr>
+              <w:spacing w:line="276" w:lineRule="auto" w:after="20"/>
+            </w:pPr>
+            <w:r/>
+            <w:r>
+              <w:rPr>
+                <w:rFonts w:ascii="Times New Roman" w:hAnsi="Times New Roman" w:eastAsia="宋体" w:cs="Times New Roman"/>
+                <w:b/>
+                <w:i w:val="0"/>
+                <w:sz w:val="21"/>
+              </w:rPr>
+              <w:t>【不符】I2C1 未使能</w:t>
+            </w:r>
+          </w:p>
+        </w:tc>
+        <w:tc>
+          <w:tcPr>
+            <w:tcW w:type="dxa" w:w="1377"/>
+          </w:tcPr>
+          <w:p>
+            <w:pPr>
+              <w:spacing w:line="276" w:lineRule="auto" w:after="20"/>
+            </w:pPr>
+            <w:r/>
+            <w:r>
+              <w:rPr>
+                <w:rFonts w:ascii="Consolas" w:hAnsi="Consolas" w:eastAsia="宋体" w:cs="Consolas"/>
+                <w:b w:val="0"/>
+                <w:i w:val="0"/>
+                <w:sz w:val="19"/>
+              </w:rPr>
+              <w:t>eeprom.c</w:t>
+            </w:r>
+            <w:r>
+              <w:rPr>
+                <w:rFonts w:ascii="Times New Roman" w:hAnsi="Times New Roman" w:eastAsia="宋体" w:cs="Times New Roman"/>
+                <w:b w:val="0"/>
+                <w:i w:val="0"/>
+                <w:sz w:val="21"/>
+              </w:rPr>
+              <w:t xml:space="preserve"> 的 </w:t>
+            </w:r>
+            <w:r>
+              <w:rPr>
+                <w:rFonts w:ascii="Consolas" w:hAnsi="Consolas" w:eastAsia="宋体" w:cs="Consolas"/>
+                <w:b w:val="0"/>
+                <w:i w:val="0"/>
+                <w:sz w:val="19"/>
+              </w:rPr>
+              <w:t>MX_I2C1_Init</w:t>
+            </w:r>
+            <w:r>
+              <w:rPr>
+                <w:rFonts w:ascii="Times New Roman" w:hAnsi="Times New Roman" w:eastAsia="宋体" w:cs="Times New Roman"/>
+                <w:b w:val="0"/>
+                <w:i w:val="0"/>
+                <w:sz w:val="21"/>
+              </w:rPr>
+              <w:t xml:space="preserve"> 在 </w:t>
+            </w:r>
+            <w:r>
+              <w:rPr>
+                <w:rFonts w:ascii="Consolas" w:hAnsi="Consolas" w:eastAsia="宋体" w:cs="Consolas"/>
+                <w:b w:val="0"/>
+                <w:i w:val="0"/>
+                <w:sz w:val="19"/>
+              </w:rPr>
+              <w:t>HAL_I2C_Init</w:t>
+            </w:r>
+            <w:r>
+              <w:rPr>
+                <w:rFonts w:ascii="Times New Roman" w:hAnsi="Times New Roman" w:eastAsia="宋体" w:cs="Times New Roman"/>
+                <w:b w:val="0"/>
+                <w:i w:val="0"/>
+                <w:sz w:val="21"/>
+              </w:rPr>
+              <w:t xml:space="preserve"> 失败时会打印 </w:t>
+            </w:r>
+            <w:r>
+              <w:rPr>
+                <w:rFonts w:ascii="Consolas" w:hAnsi="Consolas" w:eastAsia="宋体" w:cs="Consolas"/>
+                <w:b w:val="0"/>
+                <w:i w:val="0"/>
+                <w:sz w:val="19"/>
+              </w:rPr>
+              <w:t>[eeprom] I2C1 init FAILED</w:t>
+            </w:r>
+            <w:r>
+              <w:rPr>
+                <w:rFonts w:ascii="Times New Roman" w:hAnsi="Times New Roman" w:eastAsia="宋体" w:cs="Times New Roman"/>
+                <w:b w:val="0"/>
+                <w:i w:val="0"/>
+                <w:sz w:val="21"/>
+              </w:rPr>
+              <w:t>；文档口径是"写入失败=器件不在位"</w:t>
+            </w:r>
+          </w:p>
+        </w:tc>
+        <w:tc>
+          <w:tcPr>
+            <w:tcW w:type="dxa" w:w="1377"/>
+          </w:tcPr>
+          <w:p>
+            <w:pPr>
+              <w:spacing w:line="276" w:lineRule="auto" w:after="20"/>
+            </w:pPr>
+            <w:r/>
+            <w:r>
+              <w:rPr>
+                <w:rFonts w:ascii="Times New Roman" w:hAnsi="Times New Roman" w:eastAsia="宋体" w:cs="Times New Roman"/>
+                <w:b/>
+                <w:i w:val="0"/>
+                <w:sz w:val="21"/>
+              </w:rPr>
+              <w:t xml:space="preserve">启动日志里没有任何 </w:t>
+            </w:r>
+            <w:r>
+              <w:rPr>
+                <w:rFonts w:ascii="Consolas" w:hAnsi="Consolas" w:eastAsia="宋体" w:cs="Consolas"/>
+                <w:b/>
+                <w:i w:val="0"/>
+                <w:sz w:val="19"/>
+              </w:rPr>
+              <w:t>[eeprom]</w:t>
+            </w:r>
+            <w:r>
+              <w:rPr>
+                <w:rFonts w:ascii="Times New Roman" w:hAnsi="Times New Roman" w:eastAsia="宋体" w:cs="Times New Roman"/>
+                <w:b/>
+                <w:i w:val="0"/>
+                <w:sz w:val="21"/>
+              </w:rPr>
+              <w:t xml:space="preserve"> 行</w:t>
+            </w:r>
+            <w:r>
+              <w:rPr>
+                <w:rFonts w:ascii="Times New Roman" w:hAnsi="Times New Roman" w:eastAsia="宋体" w:cs="Times New Roman"/>
+                <w:b w:val="0"/>
+                <w:i w:val="0"/>
+                <w:sz w:val="21"/>
+              </w:rPr>
+              <w:t xml:space="preserve">，但 SWD 读回 </w:t>
+            </w:r>
+            <w:r>
+              <w:rPr>
+                <w:rFonts w:ascii="Consolas" w:hAnsi="Consolas" w:eastAsia="宋体" w:cs="Consolas"/>
+                <w:b/>
+                <w:i w:val="0"/>
+                <w:sz w:val="19"/>
+              </w:rPr>
+              <w:t>I2C1_CR1 = 0x00000501</w:t>
+            </w:r>
+            <w:r>
+              <w:rPr>
+                <w:rFonts w:ascii="Times New Roman" w:hAnsi="Times New Roman" w:eastAsia="宋体" w:cs="Times New Roman"/>
+                <w:b/>
+                <w:i w:val="0"/>
+                <w:sz w:val="21"/>
+              </w:rPr>
+              <w:t>（</w:t>
+            </w:r>
+            <w:r>
+              <w:rPr>
+                <w:rFonts w:ascii="Consolas" w:hAnsi="Consolas" w:eastAsia="宋体" w:cs="Consolas"/>
+                <w:b/>
+                <w:i w:val="0"/>
+                <w:sz w:val="19"/>
+              </w:rPr>
+              <w:t>PE</w:t>
+            </w:r>
+            <w:r>
+              <w:rPr>
+                <w:rFonts w:ascii="Times New Roman" w:hAnsi="Times New Roman" w:eastAsia="宋体" w:cs="Times New Roman"/>
+                <w:b/>
+                <w:i w:val="0"/>
+                <w:sz w:val="21"/>
+              </w:rPr>
+              <w:t xml:space="preserve"> 位 = 0，外设未使能）</w:t>
+            </w:r>
+            <w:r>
+              <w:rPr>
+                <w:rFonts w:ascii="Times New Roman" w:hAnsi="Times New Roman" w:eastAsia="宋体" w:cs="Times New Roman"/>
+                <w:b w:val="0"/>
+                <w:i w:val="0"/>
+                <w:sz w:val="21"/>
+              </w:rPr>
+              <w:t xml:space="preserve">，而 </w:t>
+            </w:r>
+            <w:r>
+              <w:rPr>
+                <w:rFonts w:ascii="Consolas" w:hAnsi="Consolas" w:eastAsia="宋体" w:cs="Consolas"/>
+                <w:b w:val="0"/>
+                <w:i w:val="0"/>
+                <w:sz w:val="19"/>
+              </w:rPr>
+              <w:t>CR2 = 0x00000024</w:t>
+            </w:r>
+            <w:r>
+              <w:rPr>
+                <w:rFonts w:ascii="Times New Roman" w:hAnsi="Times New Roman" w:eastAsia="宋体" w:cs="Times New Roman"/>
+                <w:b w:val="0"/>
+                <w:i w:val="0"/>
+                <w:sz w:val="21"/>
+              </w:rPr>
+              <w:t xml:space="preserve">（= 36 MHz APB1）与 </w:t>
+            </w:r>
+            <w:r>
+              <w:rPr>
+                <w:rFonts w:ascii="Consolas" w:hAnsi="Consolas" w:eastAsia="宋体" w:cs="Consolas"/>
+                <w:b w:val="0"/>
+                <w:i w:val="0"/>
+                <w:sz w:val="19"/>
+              </w:rPr>
+              <w:t>CCR = 0x000000B4</w:t>
+            </w:r>
+            <w:r>
+              <w:rPr>
+                <w:rFonts w:ascii="Times New Roman" w:hAnsi="Times New Roman" w:eastAsia="宋体" w:cs="Times New Roman"/>
+                <w:b w:val="0"/>
+                <w:i w:val="0"/>
+                <w:sz w:val="21"/>
+              </w:rPr>
+              <w:t xml:space="preserve">（= 100 kHz）都已是 </w:t>
+            </w:r>
+            <w:r>
+              <w:rPr>
+                <w:rFonts w:ascii="Consolas" w:hAnsi="Consolas" w:eastAsia="宋体" w:cs="Consolas"/>
+                <w:b w:val="0"/>
+                <w:i w:val="0"/>
+                <w:sz w:val="19"/>
+              </w:rPr>
+              <w:t>HAL_I2C_Init</w:t>
+            </w:r>
+            <w:r>
+              <w:rPr>
+                <w:rFonts w:ascii="Times New Roman" w:hAnsi="Times New Roman" w:eastAsia="宋体" w:cs="Times New Roman"/>
+                <w:b w:val="0"/>
+                <w:i w:val="0"/>
+                <w:sz w:val="21"/>
+              </w:rPr>
+              <w:t xml:space="preserve"> 写过的值，</w:t>
+            </w:r>
+            <w:r>
+              <w:rPr>
+                <w:rFonts w:ascii="Consolas" w:hAnsi="Consolas" w:eastAsia="宋体" w:cs="Consolas"/>
+                <w:b w:val="0"/>
+                <w:i w:val="0"/>
+                <w:sz w:val="19"/>
+              </w:rPr>
+              <w:t>RCC_APB1ENR.I2C1EN = 1</w:t>
+            </w:r>
+            <w:r>
+              <w:rPr>
+                <w:rFonts w:ascii="Times New Roman" w:hAnsi="Times New Roman" w:eastAsia="宋体" w:cs="Times New Roman"/>
+                <w:b w:val="0"/>
+                <w:i w:val="0"/>
+                <w:sz w:val="21"/>
+              </w:rPr>
+              <w:t>、</w:t>
+            </w:r>
+            <w:r>
+              <w:rPr>
+                <w:rFonts w:ascii="Consolas" w:hAnsi="Consolas" w:eastAsia="宋体" w:cs="Consolas"/>
+                <w:b w:val="0"/>
+                <w:i w:val="0"/>
+                <w:sz w:val="19"/>
+              </w:rPr>
+              <w:t>GPIOB CRL</w:t>
+            </w:r>
+            <w:r>
+              <w:rPr>
+                <w:rFonts w:ascii="Times New Roman" w:hAnsi="Times New Roman" w:eastAsia="宋体" w:cs="Times New Roman"/>
+                <w:b w:val="0"/>
+                <w:i w:val="0"/>
+                <w:sz w:val="21"/>
+              </w:rPr>
+              <w:t xml:space="preserve"> 的 PB6/PB7 已是复用开漏。即"寄存器写进去了、</w:t>
+            </w:r>
+            <w:r>
+              <w:rPr>
+                <w:rFonts w:ascii="Consolas" w:hAnsi="Consolas" w:eastAsia="宋体" w:cs="Consolas"/>
+                <w:b w:val="0"/>
+                <w:i w:val="0"/>
+                <w:sz w:val="19"/>
+              </w:rPr>
+              <w:t>PE</w:t>
+            </w:r>
+            <w:r>
+              <w:rPr>
+                <w:rFonts w:ascii="Times New Roman" w:hAnsi="Times New Roman" w:eastAsia="宋体" w:cs="Times New Roman"/>
+                <w:b w:val="0"/>
+                <w:i w:val="0"/>
+                <w:sz w:val="21"/>
+              </w:rPr>
+              <w:t xml:space="preserve"> 却是 0"，与"初始化已成功"矛盾</w:t>
+            </w:r>
+          </w:p>
+        </w:tc>
+        <w:tc>
+          <w:tcPr>
+            <w:tcW w:type="dxa" w:w="1377"/>
+          </w:tcPr>
+          <w:p>
+            <w:pPr>
+              <w:spacing w:line="276" w:lineRule="auto" w:after="20"/>
+            </w:pPr>
+            <w:r/>
+            <w:r>
+              <w:rPr>
+                <w:rFonts w:ascii="Times New Roman" w:hAnsi="Times New Roman" w:eastAsia="宋体" w:cs="Times New Roman"/>
+                <w:b w:val="0"/>
+                <w:i w:val="0"/>
+                <w:sz w:val="21"/>
+              </w:rPr>
+              <w:t xml:space="preserve">影响 </w:t>
+            </w:r>
+            <w:r>
+              <w:rPr>
+                <w:rFonts w:ascii="Consolas" w:hAnsi="Consolas" w:eastAsia="宋体" w:cs="Consolas"/>
+                <w:b w:val="0"/>
+                <w:i w:val="0"/>
+                <w:sz w:val="19"/>
+              </w:rPr>
+              <w:t>Tech_Design.md</w:t>
+            </w:r>
+            <w:r>
+              <w:rPr>
+                <w:rFonts w:ascii="Times New Roman" w:hAnsi="Times New Roman" w:eastAsia="宋体" w:cs="Times New Roman"/>
+                <w:b w:val="0"/>
+                <w:i w:val="0"/>
+                <w:sz w:val="21"/>
+              </w:rPr>
+              <w:t>（EEPROM 章节）、</w:t>
+            </w:r>
+            <w:r>
+              <w:rPr>
+                <w:rFonts w:ascii="Consolas" w:hAnsi="Consolas" w:eastAsia="宋体" w:cs="Consolas"/>
+                <w:b w:val="0"/>
+                <w:i w:val="0"/>
+                <w:sz w:val="19"/>
+              </w:rPr>
+              <w:t>firmware/Core/Src/eeprom.c</w:t>
+            </w:r>
+            <w:r>
+              <w:rPr>
+                <w:rFonts w:ascii="Times New Roman" w:hAnsi="Times New Roman" w:eastAsia="宋体" w:cs="Times New Roman"/>
+                <w:b w:val="0"/>
+                <w:i w:val="0"/>
+                <w:sz w:val="21"/>
+              </w:rPr>
+              <w:t xml:space="preserve"> 的</w:t>
+            </w:r>
+            <w:r>
+              <w:rPr>
+                <w:rFonts w:ascii="Times New Roman" w:hAnsi="Times New Roman" w:eastAsia="宋体" w:cs="Times New Roman"/>
+                <w:b/>
+                <w:i w:val="0"/>
+                <w:sz w:val="21"/>
+              </w:rPr>
+              <w:t>下一轮排查</w:t>
+            </w:r>
+            <w:r>
+              <w:rPr>
+                <w:rFonts w:ascii="Times New Roman" w:hAnsi="Times New Roman" w:eastAsia="宋体" w:cs="Times New Roman"/>
+                <w:b w:val="0"/>
+                <w:i w:val="0"/>
+                <w:sz w:val="21"/>
+              </w:rPr>
+              <w:t>（非本轮改动范围）。</w:t>
+            </w:r>
+            <w:r>
+              <w:rPr>
+                <w:rFonts w:ascii="Times New Roman" w:hAnsi="Times New Roman" w:eastAsia="宋体" w:cs="Times New Roman"/>
+                <w:b/>
+                <w:i w:val="0"/>
+                <w:sz w:val="21"/>
+              </w:rPr>
+              <w:t>需补一条失败路径日志</w:t>
+            </w:r>
+            <w:r>
+              <w:rPr>
+                <w:rFonts w:ascii="Times New Roman" w:hAnsi="Times New Roman" w:eastAsia="宋体" w:cs="Times New Roman"/>
+                <w:b w:val="0"/>
+                <w:i w:val="0"/>
+                <w:sz w:val="21"/>
+              </w:rPr>
+              <w:t>，否则这条故障在串口上是静默的</w:t>
+            </w:r>
+          </w:p>
+        </w:tc>
+        <w:tc>
+          <w:tcPr>
+            <w:tcW w:type="dxa" w:w="1377"/>
+          </w:tcPr>
+          <w:p>
+            <w:pPr>
+              <w:spacing w:line="276" w:lineRule="auto" w:after="20"/>
+            </w:pPr>
+            <w:r/>
+          </w:p>
+        </w:tc>
+        <w:tc>
+          <w:tcPr>
+            <w:tcW w:type="dxa" w:w="1377"/>
+          </w:tcPr>
+          <w:p>
+            <w:pPr>
+              <w:spacing w:line="276" w:lineRule="auto" w:after="20"/>
+            </w:pPr>
+            <w:r/>
           </w:p>
         </w:tc>
       </w:tr>
@@ -25817,42 +27083,13 @@
         </w:trPr>
         <w:tc>
           <w:tcPr>
-            <w:tcW w:type="dxa" w:w="4819"/>
-          </w:tcPr>
-          <w:p>
-            <w:pPr>
-              <w:spacing w:line="276" w:lineRule="auto" w:after="20"/>
-            </w:pPr>
-            <w:r/>
-            <w:r>
-              <w:rPr>
-                <w:rFonts w:ascii="Times New Roman" w:hAnsi="Times New Roman" w:eastAsia="宋体" w:cs="Times New Roman"/>
-                <w:b w:val="0"/>
-                <w:i w:val="0"/>
-                <w:sz w:val="21"/>
-              </w:rPr>
-              <w:t>（3）Qt 远程 + 播报/语音/按钮 + 大模型语音控制继电器</w:t>
-            </w:r>
-          </w:p>
-        </w:tc>
-        <w:tc>
-          <w:tcPr>
-            <w:tcW w:type="dxa" w:w="4819"/>
-          </w:tcPr>
-          <w:p>
-            <w:pPr>
-              <w:spacing w:line="276" w:lineRule="auto" w:after="20"/>
-            </w:pPr>
-            <w:r/>
-            <w:r>
-              <w:rPr>
-                <w:rFonts w:ascii="Times New Roman" w:hAnsi="Times New Roman" w:eastAsia="宋体" w:cs="Times New Roman"/>
-                <w:b w:val="0"/>
-                <w:i w:val="0"/>
-                <w:sz w:val="21"/>
-              </w:rPr>
-              <w:t>上位机</w:t>
-            </w:r>
+            <w:tcW w:type="dxa" w:w="1377"/>
+          </w:tcPr>
+          <w:p>
+            <w:pPr>
+              <w:spacing w:line="276" w:lineRule="auto" w:after="20"/>
+            </w:pPr>
+            <w:r/>
             <w:r>
               <w:rPr>
                 <w:rFonts w:ascii="Times New Roman" w:hAnsi="Times New Roman" w:eastAsia="宋体" w:cs="Times New Roman"/>
@@ -25860,61 +27097,415 @@
                 <w:i w:val="0"/>
                 <w:sz w:val="21"/>
               </w:rPr>
-              <w:t>已构建并运行验证</w:t>
-            </w:r>
-            <w:r>
-              <w:rPr>
-                <w:rFonts w:ascii="Times New Roman" w:hAnsi="Times New Roman" w:eastAsia="宋体" w:cs="Times New Roman"/>
-                <w:b w:val="0"/>
-                <w:i w:val="0"/>
-                <w:sz w:val="21"/>
-              </w:rPr>
-              <w:t>（监听 9092、虚拟节点接入）；大模型链路与语音需实测</w:t>
-            </w:r>
-          </w:p>
-        </w:tc>
-      </w:tr>
-      <w:tr>
-        <w:trPr>
-          <w:cantSplit/>
-        </w:trPr>
-        <w:tc>
-          <w:tcPr>
-            <w:tcW w:type="dxa" w:w="4819"/>
-          </w:tcPr>
-          <w:p>
-            <w:pPr>
-              <w:spacing w:line="276" w:lineRule="auto" w:after="20"/>
-            </w:pPr>
-            <w:r/>
-            <w:r>
-              <w:rPr>
-                <w:rFonts w:ascii="Times New Roman" w:hAnsi="Times New Roman" w:eastAsia="宋体" w:cs="Times New Roman"/>
-                <w:b w:val="0"/>
-                <w:i w:val="0"/>
-                <w:sz w:val="21"/>
-              </w:rPr>
-              <w:t>（4）完成设计报告</w:t>
-            </w:r>
-          </w:p>
-        </w:tc>
-        <w:tc>
-          <w:tcPr>
-            <w:tcW w:type="dxa" w:w="4819"/>
-          </w:tcPr>
-          <w:p>
-            <w:pPr>
-              <w:spacing w:line="276" w:lineRule="auto" w:after="20"/>
-            </w:pPr>
-            <w:r/>
-            <w:r>
-              <w:rPr>
-                <w:rFonts w:ascii="Times New Roman" w:hAnsi="Times New Roman" w:eastAsia="宋体" w:cs="Times New Roman"/>
-                <w:b w:val="0"/>
-                <w:i w:val="0"/>
-                <w:sz w:val="21"/>
-              </w:rPr>
-              <w:t>本报告</w:t>
+              <w:t>N-3</w:t>
+            </w:r>
+          </w:p>
+        </w:tc>
+        <w:tc>
+          <w:tcPr>
+            <w:tcW w:type="dxa" w:w="1377"/>
+          </w:tcPr>
+          <w:p>
+            <w:pPr>
+              <w:spacing w:line="276" w:lineRule="auto" w:after="20"/>
+            </w:pPr>
+            <w:r/>
+            <w:r>
+              <w:rPr>
+                <w:rFonts w:ascii="Times New Roman" w:hAnsi="Times New Roman" w:eastAsia="宋体" w:cs="Times New Roman"/>
+                <w:b/>
+                <w:i w:val="0"/>
+                <w:sz w:val="21"/>
+              </w:rPr>
+              <w:t>【受限】阈值不变式可被调试器破坏</w:t>
+            </w:r>
+          </w:p>
+        </w:tc>
+        <w:tc>
+          <w:tcPr>
+            <w:tcW w:type="dxa" w:w="1377"/>
+          </w:tcPr>
+          <w:p>
+            <w:pPr>
+              <w:spacing w:line="276" w:lineRule="auto" w:after="20"/>
+            </w:pPr>
+            <w:r/>
+            <w:r>
+              <w:rPr>
+                <w:rFonts w:ascii="Consolas" w:hAnsi="Consolas" w:eastAsia="宋体" w:cs="Consolas"/>
+                <w:b w:val="0"/>
+                <w:i w:val="0"/>
+                <w:sz w:val="19"/>
+              </w:rPr>
+              <w:t>Tech_Design.md</w:t>
+            </w:r>
+            <w:r>
+              <w:rPr>
+                <w:rFonts w:ascii="Times New Roman" w:hAnsi="Times New Roman" w:eastAsia="宋体" w:cs="Times New Roman"/>
+                <w:b w:val="0"/>
+                <w:i w:val="0"/>
+                <w:sz w:val="21"/>
+              </w:rPr>
+              <w:t xml:space="preserve"> §9.2 称"强制 </w:t>
+            </w:r>
+            <w:r>
+              <w:rPr>
+                <w:rFonts w:ascii="Consolas" w:hAnsi="Consolas" w:eastAsia="宋体" w:cs="Consolas"/>
+                <w:b w:val="0"/>
+                <w:i w:val="0"/>
+                <w:sz w:val="19"/>
+              </w:rPr>
+              <w:t>0 ≤ hys &lt; th ≤ 4095</w:t>
+            </w:r>
+            <w:r>
+              <w:rPr>
+                <w:rFonts w:ascii="Times New Roman" w:hAnsi="Times New Roman" w:eastAsia="宋体" w:cs="Times New Roman"/>
+                <w:b w:val="0"/>
+                <w:i w:val="0"/>
+                <w:sz w:val="21"/>
+              </w:rPr>
+              <w:t xml:space="preserve"> 不变式，从根上避免无符号下溢造成的执行器锁死"</w:t>
+            </w:r>
+          </w:p>
+        </w:tc>
+        <w:tc>
+          <w:tcPr>
+            <w:tcW w:type="dxa" w:w="1377"/>
+          </w:tcPr>
+          <w:p>
+            <w:pPr>
+              <w:spacing w:line="276" w:lineRule="auto" w:after="20"/>
+            </w:pPr>
+            <w:r/>
+            <w:r>
+              <w:rPr>
+                <w:rFonts w:ascii="Times New Roman" w:hAnsi="Times New Roman" w:eastAsia="宋体" w:cs="Times New Roman"/>
+                <w:b w:val="0"/>
+                <w:i w:val="0"/>
+                <w:sz w:val="21"/>
+              </w:rPr>
+              <w:t xml:space="preserve">不变式在 </w:t>
+            </w:r>
+            <w:r>
+              <w:rPr>
+                <w:rFonts w:ascii="Consolas" w:hAnsi="Consolas" w:eastAsia="宋体" w:cs="Consolas"/>
+                <w:b/>
+                <w:i w:val="0"/>
+                <w:sz w:val="19"/>
+              </w:rPr>
+              <w:t>set_th</w:t>
+            </w:r>
+            <w:r>
+              <w:rPr>
+                <w:rFonts w:ascii="Times New Roman" w:hAnsi="Times New Roman" w:eastAsia="宋体" w:cs="Times New Roman"/>
+                <w:b/>
+                <w:i w:val="0"/>
+                <w:sz w:val="21"/>
+              </w:rPr>
+              <w:t xml:space="preserve"> 与 EEPROM 装载两处</w:t>
+            </w:r>
+            <w:r>
+              <w:rPr>
+                <w:rFonts w:ascii="Times New Roman" w:hAnsi="Times New Roman" w:eastAsia="宋体" w:cs="Times New Roman"/>
+                <w:b w:val="0"/>
+                <w:i w:val="0"/>
+                <w:sz w:val="21"/>
+              </w:rPr>
+              <w:t xml:space="preserve">确实强制；但 </w:t>
+            </w:r>
+            <w:r>
+              <w:rPr>
+                <w:rFonts w:ascii="Consolas" w:hAnsi="Consolas" w:eastAsia="宋体" w:cs="Consolas"/>
+                <w:b w:val="0"/>
+                <w:i w:val="0"/>
+                <w:sz w:val="19"/>
+              </w:rPr>
+              <w:t>Control_Apply()</w:t>
+            </w:r>
+            <w:r>
+              <w:rPr>
+                <w:rFonts w:ascii="Times New Roman" w:hAnsi="Times New Roman" w:eastAsia="宋体" w:cs="Times New Roman"/>
+                <w:b w:val="0"/>
+                <w:i w:val="0"/>
+                <w:sz w:val="21"/>
+              </w:rPr>
+              <w:t xml:space="preserve"> 只做 `if (hys &gt;= th \</w:t>
+            </w:r>
+          </w:p>
+        </w:tc>
+        <w:tc>
+          <w:tcPr>
+            <w:tcW w:type="dxa" w:w="1377"/>
+          </w:tcPr>
+          <w:p>
+            <w:pPr>
+              <w:spacing w:line="276" w:lineRule="auto" w:after="20"/>
+            </w:pPr>
+            <w:r/>
+            <w:r>
+              <w:rPr>
+                <w:rFonts w:ascii="Times New Roman" w:hAnsi="Times New Roman" w:eastAsia="宋体" w:cs="Times New Roman"/>
+                <w:b w:val="0"/>
+                <w:i w:val="0"/>
+                <w:sz w:val="21"/>
+              </w:rPr>
+              <w:t>\</w:t>
+            </w:r>
+          </w:p>
+        </w:tc>
+        <w:tc>
+          <w:tcPr>
+            <w:tcW w:type="dxa" w:w="1377"/>
+          </w:tcPr>
+          <w:p>
+            <w:pPr>
+              <w:spacing w:line="276" w:lineRule="auto" w:after="20"/>
+            </w:pPr>
+            <w:r/>
+            <w:r>
+              <w:rPr>
+                <w:rFonts w:ascii="Times New Roman" w:hAnsi="Times New Roman" w:eastAsia="宋体" w:cs="Times New Roman"/>
+                <w:b w:val="0"/>
+                <w:i w:val="0"/>
+                <w:sz w:val="21"/>
+              </w:rPr>
+              <w:t>th &gt; LIGHT_ADC_MAX) { th=TH_DEFAULT; hys=HYS_DEFAULT; }</w:t>
+            </w:r>
+            <w:r>
+              <w:rPr>
+                <w:rFonts w:ascii="Consolas" w:hAnsi="Consolas" w:eastAsia="宋体" w:cs="Consolas"/>
+                <w:b w:val="0"/>
+                <w:i w:val="0"/>
+                <w:sz w:val="19"/>
+              </w:rPr>
+              <w:t xml:space="preserve"> 的**整体回退**，并无第三处重校验。本次用 SWD 直接写 RAM 造出 </w:t>
+            </w:r>
+            <w:r>
+              <w:rPr>
+                <w:rFonts w:ascii="Times New Roman" w:hAnsi="Times New Roman" w:eastAsia="宋体" w:cs="Times New Roman"/>
+                <w:b w:val="0"/>
+                <w:i w:val="0"/>
+                <w:sz w:val="21"/>
+              </w:rPr>
+              <w:t>th=102 / hys=150</w:t>
+            </w:r>
+            <w:r>
+              <w:rPr>
+                <w:rFonts w:ascii="Consolas" w:hAnsi="Consolas" w:eastAsia="宋体" w:cs="Consolas"/>
+                <w:b w:val="0"/>
+                <w:i w:val="0"/>
+                <w:sz w:val="19"/>
+              </w:rPr>
+              <w:t xml:space="preserve">（满足 </w:t>
+            </w:r>
+            <w:r>
+              <w:rPr>
+                <w:rFonts w:ascii="Times New Roman" w:hAnsi="Times New Roman" w:eastAsia="宋体" w:cs="Times New Roman"/>
+                <w:b w:val="0"/>
+                <w:i w:val="0"/>
+                <w:sz w:val="21"/>
+              </w:rPr>
+              <w:t>hys &lt; th</w:t>
+            </w:r>
+            <w:r>
+              <w:rPr>
+                <w:rFonts w:ascii="Consolas" w:hAnsi="Consolas" w:eastAsia="宋体" w:cs="Consolas"/>
+                <w:b w:val="0"/>
+                <w:i w:val="0"/>
+                <w:sz w:val="19"/>
+              </w:rPr>
+              <w:t xml:space="preserve"> 但 </w:t>
+            </w:r>
+            <w:r>
+              <w:rPr>
+                <w:rFonts w:ascii="Times New Roman" w:hAnsi="Times New Roman" w:eastAsia="宋体" w:cs="Times New Roman"/>
+                <w:b w:val="0"/>
+                <w:i w:val="0"/>
+                <w:sz w:val="21"/>
+              </w:rPr>
+              <w:t>th - hys</w:t>
+            </w:r>
+            <w:r>
+              <w:rPr>
+                <w:rFonts w:ascii="Consolas" w:hAnsi="Consolas" w:eastAsia="宋体" w:cs="Consolas"/>
+                <w:b w:val="0"/>
+                <w:i w:val="0"/>
+                <w:sz w:val="19"/>
+              </w:rPr>
+              <w:t xml:space="preserve"> 无符号下溢），此时 </w:t>
+            </w:r>
+            <w:r>
+              <w:rPr>
+                <w:rFonts w:ascii="Times New Roman" w:hAnsi="Times New Roman" w:eastAsia="宋体" w:cs="Times New Roman"/>
+                <w:b w:val="0"/>
+                <w:i w:val="0"/>
+                <w:sz w:val="21"/>
+              </w:rPr>
+              <w:t>Control_AutoTarget</w:t>
+            </w:r>
+            <w:r>
+              <w:rPr>
+                <w:rFonts w:ascii="Consolas" w:hAnsi="Consolas" w:eastAsia="宋体" w:cs="Consolas"/>
+                <w:b w:val="0"/>
+                <w:i w:val="0"/>
+                <w:sz w:val="19"/>
+              </w:rPr>
+              <w:t xml:space="preserve"> 的 </w:t>
+            </w:r>
+            <w:r>
+              <w:rPr>
+                <w:rFonts w:ascii="Times New Roman" w:hAnsi="Times New Roman" w:eastAsia="宋体" w:cs="Times New Roman"/>
+                <w:b w:val="0"/>
+                <w:i w:val="0"/>
+                <w:sz w:val="21"/>
+              </w:rPr>
+              <w:t xml:space="preserve">light &lt; (uint16_t)(th-hys)` 因下溢恒真 → </w:t>
+            </w:r>
+            <w:r>
+              <w:rPr>
+                <w:rFonts w:ascii="Times New Roman" w:hAnsi="Times New Roman" w:eastAsia="宋体" w:cs="Times New Roman"/>
+                <w:b/>
+                <w:i w:val="0"/>
+                <w:sz w:val="21"/>
+              </w:rPr>
+              <w:t>执行器被释放</w:t>
+            </w:r>
+            <w:r>
+              <w:rPr>
+                <w:rFonts w:ascii="Times New Roman" w:hAnsi="Times New Roman" w:eastAsia="宋体" w:cs="Times New Roman"/>
+                <w:b w:val="0"/>
+                <w:i w:val="0"/>
+                <w:sz w:val="21"/>
+              </w:rPr>
+              <w:t>，与"释放"预期一致、但与"死区保持"预期相反</w:t>
+            </w:r>
+          </w:p>
+        </w:tc>
+        <w:tc>
+          <w:tcPr>
+            <w:tcW w:type="dxa" w:w="1377"/>
+          </w:tcPr>
+          <w:p>
+            <w:pPr>
+              <w:spacing w:line="276" w:lineRule="auto" w:after="20"/>
+            </w:pPr>
+            <w:r/>
+            <w:r>
+              <w:rPr>
+                <w:rFonts w:ascii="Times New Roman" w:hAnsi="Times New Roman" w:eastAsia="宋体" w:cs="Times New Roman"/>
+                <w:b w:val="0"/>
+                <w:i w:val="0"/>
+                <w:sz w:val="21"/>
+              </w:rPr>
+              <w:t xml:space="preserve">影响 </w:t>
+            </w:r>
+            <w:r>
+              <w:rPr>
+                <w:rFonts w:ascii="Consolas" w:hAnsi="Consolas" w:eastAsia="宋体" w:cs="Consolas"/>
+                <w:b w:val="0"/>
+                <w:i w:val="0"/>
+                <w:sz w:val="19"/>
+              </w:rPr>
+              <w:t>Tech_Design.md</w:t>
+            </w:r>
+            <w:r>
+              <w:rPr>
+                <w:rFonts w:ascii="Times New Roman" w:hAnsi="Times New Roman" w:eastAsia="宋体" w:cs="Times New Roman"/>
+                <w:b w:val="0"/>
+                <w:i w:val="0"/>
+                <w:sz w:val="21"/>
+              </w:rPr>
+              <w:t xml:space="preserve"> §9.2 的措辞（"从根上"→"在可控入口上"）。</w:t>
+            </w:r>
+            <w:r>
+              <w:rPr>
+                <w:rFonts w:ascii="Times New Roman" w:hAnsi="Times New Roman" w:eastAsia="宋体" w:cs="Times New Roman"/>
+                <w:b/>
+                <w:i w:val="0"/>
+                <w:sz w:val="21"/>
+              </w:rPr>
+              <w:t>正常操作路径下不可达</w:t>
+            </w:r>
+            <w:r>
+              <w:rPr>
+                <w:rFonts w:ascii="Times New Roman" w:hAnsi="Times New Roman" w:eastAsia="宋体" w:cs="Times New Roman"/>
+                <w:b w:val="0"/>
+                <w:i w:val="0"/>
+                <w:sz w:val="21"/>
+              </w:rPr>
+              <w:t>（</w:t>
+            </w:r>
+            <w:r>
+              <w:rPr>
+                <w:rFonts w:ascii="Consolas" w:hAnsi="Consolas" w:eastAsia="宋体" w:cs="Consolas"/>
+                <w:b w:val="0"/>
+                <w:i w:val="0"/>
+                <w:sz w:val="19"/>
+              </w:rPr>
+              <w:t>set_th</w:t>
+            </w:r>
+            <w:r>
+              <w:rPr>
+                <w:rFonts w:ascii="Times New Roman" w:hAnsi="Times New Roman" w:eastAsia="宋体" w:cs="Times New Roman"/>
+                <w:b w:val="0"/>
+                <w:i w:val="0"/>
+                <w:sz w:val="21"/>
+              </w:rPr>
+              <w:t xml:space="preserve"> 会拒 </w:t>
+            </w:r>
+            <w:r>
+              <w:rPr>
+                <w:rFonts w:ascii="Consolas" w:hAnsi="Consolas" w:eastAsia="宋体" w:cs="Consolas"/>
+                <w:b w:val="0"/>
+                <w:i w:val="0"/>
+                <w:sz w:val="19"/>
+              </w:rPr>
+              <w:t>th ≤ hys</w:t>
+            </w:r>
+            <w:r>
+              <w:rPr>
+                <w:rFonts w:ascii="Times New Roman" w:hAnsi="Times New Roman" w:eastAsia="宋体" w:cs="Times New Roman"/>
+                <w:b w:val="0"/>
+                <w:i w:val="0"/>
+                <w:sz w:val="21"/>
+              </w:rPr>
+              <w:t xml:space="preserve">，EEPROM 装载会拒 </w:t>
+            </w:r>
+            <w:r>
+              <w:rPr>
+                <w:rFonts w:ascii="Consolas" w:hAnsi="Consolas" w:eastAsia="宋体" w:cs="Consolas"/>
+                <w:b w:val="0"/>
+                <w:i w:val="0"/>
+                <w:sz w:val="19"/>
+              </w:rPr>
+              <w:t>hys ≥ th</w:t>
+            </w:r>
+            <w:r>
+              <w:rPr>
+                <w:rFonts w:ascii="Times New Roman" w:hAnsi="Times New Roman" w:eastAsia="宋体" w:cs="Times New Roman"/>
+                <w:b w:val="0"/>
+                <w:i w:val="0"/>
+                <w:sz w:val="21"/>
+              </w:rPr>
+              <w:t>），故</w:t>
+            </w:r>
+            <w:r>
+              <w:rPr>
+                <w:rFonts w:ascii="Times New Roman" w:hAnsi="Times New Roman" w:eastAsia="宋体" w:cs="Times New Roman"/>
+                <w:b/>
+                <w:i w:val="0"/>
+                <w:sz w:val="21"/>
+              </w:rPr>
+              <w:t>不判为代码缺陷</w:t>
+            </w:r>
+            <w:r>
+              <w:rPr>
+                <w:rFonts w:ascii="Times New Roman" w:hAnsi="Times New Roman" w:eastAsia="宋体" w:cs="Times New Roman"/>
+                <w:b w:val="0"/>
+                <w:i w:val="0"/>
+                <w:sz w:val="21"/>
+              </w:rPr>
+              <w:t>，仅记录为调试注入可达的边界</w:t>
             </w:r>
           </w:p>
         </w:tc>
@@ -25926,34 +27517,41 @@
       </w:pPr>
     </w:p>
     <w:p>
-      <w:pPr>
-        <w:pStyle w:val="Heading3"/>
-        <w:spacing w:before="200" w:after="120" w:line="288" w:lineRule="auto"/>
-      </w:pPr>
-      <w:r>
-        <w:rPr>
-          <w:rFonts w:ascii="黑体" w:hAnsi="黑体" w:eastAsia="黑体" w:cs="黑体"/>
+      <w:r>
+        <w:rPr>
+          <w:rFonts w:ascii="Times New Roman" w:hAnsi="Times New Roman" w:eastAsia="宋体" w:cs="Times New Roman"/>
           <w:b/>
           <w:i w:val="0"/>
-          <w:color w:val="1F3864"/>
-          <w:sz w:val="26"/>
-        </w:rPr>
-        <w:t>9.2 主要特点</w:t>
-      </w:r>
-    </w:p>
-    <w:p>
-      <w:pPr>
-        <w:spacing w:line="360" w:lineRule="auto" w:after="40"/>
-        <w:ind w:left="425" w:hanging="425"/>
-      </w:pPr>
-      <w:r>
-        <w:rPr>
-          <w:rFonts w:ascii="Times New Roman" w:hAnsi="Times New Roman" w:eastAsia="宋体" w:cs="Times New Roman"/>
-          <w:b w:val="0"/>
-          <w:i w:val="0"/>
-          <w:sz w:val="24"/>
-        </w:rPr>
-        <w:t xml:space="preserve">1. </w:t>
+          <w:sz w:val="24"/>
+        </w:rPr>
+        <w:t>关于"光照方向"的诚实结论</w:t>
+      </w:r>
+      <w:r>
+        <w:rPr>
+          <w:rFonts w:ascii="Times New Roman" w:hAnsi="Times New Roman" w:eastAsia="宋体" w:cs="Times New Roman"/>
+          <w:b w:val="0"/>
+          <w:i w:val="0"/>
+          <w:sz w:val="24"/>
+        </w:rPr>
+        <w:t>：</w:t>
+      </w:r>
+      <w:r>
+        <w:rPr>
+          <w:rFonts w:ascii="Consolas" w:hAnsi="Consolas" w:eastAsia="宋体" w:cs="Consolas"/>
+          <w:b w:val="0"/>
+          <w:i w:val="0"/>
+          <w:sz w:val="22"/>
+        </w:rPr>
+        <w:t>light = 4095 - adc</w:t>
+      </w:r>
+      <w:r>
+        <w:rPr>
+          <w:rFonts w:ascii="Times New Roman" w:hAnsi="Times New Roman" w:eastAsia="宋体" w:cs="Times New Roman"/>
+          <w:b w:val="0"/>
+          <w:i w:val="0"/>
+          <w:sz w:val="24"/>
+        </w:rPr>
+        <w:t xml:space="preserve"> 的</w:t>
       </w:r>
       <w:r>
         <w:rPr>
@@ -25962,31 +27560,34 @@
           <w:i w:val="0"/>
           <w:sz w:val="24"/>
         </w:rPr>
-        <w:t>本地自治的 IoT 架构</w:t>
-      </w:r>
-      <w:r>
-        <w:rPr>
-          <w:rFonts w:ascii="Times New Roman" w:hAnsi="Times New Roman" w:eastAsia="宋体" w:cs="Times New Roman"/>
-          <w:b w:val="0"/>
-          <w:i w:val="0"/>
-          <w:sz w:val="24"/>
-        </w:rPr>
-        <w:t>：实时控制完全留在现场，网络/上位机/大模型任一缺失都不影响闭环 —— 这是与"把判断放到云端"方案的本质区别；</w:t>
-      </w:r>
-    </w:p>
-    <w:p>
-      <w:pPr>
-        <w:spacing w:line="360" w:lineRule="auto" w:after="40"/>
-        <w:ind w:left="425" w:hanging="425"/>
-      </w:pPr>
-      <w:r>
-        <w:rPr>
-          <w:rFonts w:ascii="Times New Roman" w:hAnsi="Times New Roman" w:eastAsia="宋体" w:cs="Times New Roman"/>
-          <w:b w:val="0"/>
-          <w:i w:val="0"/>
-          <w:sz w:val="24"/>
-        </w:rPr>
-        <w:t xml:space="preserve">2. </w:t>
+        <w:t>换算</w:t>
+      </w:r>
+      <w:r>
+        <w:rPr>
+          <w:rFonts w:ascii="Times New Roman" w:hAnsi="Times New Roman" w:eastAsia="宋体" w:cs="Times New Roman"/>
+          <w:b w:val="0"/>
+          <w:i w:val="0"/>
+          <w:sz w:val="24"/>
+        </w:rPr>
+        <w:t xml:space="preserve">已实测通过（见 A-1）； 但"照射 → </w:t>
+      </w:r>
+      <w:r>
+        <w:rPr>
+          <w:rFonts w:ascii="Consolas" w:hAnsi="Consolas" w:eastAsia="宋体" w:cs="Consolas"/>
+          <w:b w:val="0"/>
+          <w:i w:val="0"/>
+          <w:sz w:val="22"/>
+        </w:rPr>
+        <w:t>adc</w:t>
+      </w:r>
+      <w:r>
+        <w:rPr>
+          <w:rFonts w:ascii="Times New Roman" w:hAnsi="Times New Roman" w:eastAsia="宋体" w:cs="Times New Roman"/>
+          <w:b w:val="0"/>
+          <w:i w:val="0"/>
+          <w:sz w:val="24"/>
+        </w:rPr>
+        <w:t xml:space="preserve"> 下降"的</w:t>
       </w:r>
       <w:r>
         <w:rPr>
@@ -25995,16 +27596,34 @@
           <w:i w:val="0"/>
           <w:sz w:val="24"/>
         </w:rPr>
-        <w:t>阈值 + 回差</w:t>
-      </w:r>
-      <w:r>
-        <w:rPr>
-          <w:rFonts w:ascii="Times New Roman" w:hAnsi="Times New Roman" w:eastAsia="宋体" w:cs="Times New Roman"/>
-          <w:b w:val="0"/>
-          <w:i w:val="0"/>
-          <w:sz w:val="24"/>
-        </w:rPr>
-        <w:t xml:space="preserve">：以死区抑制临界抖动，并强制 </w:t>
+        <w:t>物理方向</w:t>
+      </w:r>
+      <w:r>
+        <w:rPr>
+          <w:rFonts w:ascii="Times New Roman" w:hAnsi="Times New Roman" w:eastAsia="宋体" w:cs="Times New Roman"/>
+          <w:b w:val="0"/>
+          <w:i w:val="0"/>
+          <w:sz w:val="24"/>
+        </w:rPr>
+        <w:t>在本机环境</w:t>
+      </w:r>
+      <w:r>
+        <w:rPr>
+          <w:rFonts w:ascii="Times New Roman" w:hAnsi="Times New Roman" w:eastAsia="宋体" w:cs="Times New Roman"/>
+          <w:b/>
+          <w:i w:val="0"/>
+          <w:sz w:val="24"/>
+        </w:rPr>
+        <w:t>未能实测</w:t>
+      </w:r>
+      <w:r>
+        <w:rPr>
+          <w:rFonts w:ascii="Times New Roman" w:hAnsi="Times New Roman" w:eastAsia="宋体" w:cs="Times New Roman"/>
+          <w:b w:val="0"/>
+          <w:i w:val="0"/>
+          <w:sz w:val="24"/>
+        </w:rPr>
+        <w:t xml:space="preserve"> —— 环境光敏读数近似饱和 （</w:t>
       </w:r>
       <w:r>
         <w:rPr>
@@ -26013,31 +27632,16 @@
           <w:i w:val="0"/>
           <w:sz w:val="22"/>
         </w:rPr>
-        <w:t>0 ≤ hys &lt; th ≤ 4095</w:t>
-      </w:r>
-      <w:r>
-        <w:rPr>
-          <w:rFonts w:ascii="Times New Roman" w:hAnsi="Times New Roman" w:eastAsia="宋体" w:cs="Times New Roman"/>
-          <w:b w:val="0"/>
-          <w:i w:val="0"/>
-          <w:sz w:val="24"/>
-        </w:rPr>
-        <w:t xml:space="preserve"> 不变式，从根上避免无符号下溢造成的执行器锁死；</w:t>
-      </w:r>
-    </w:p>
-    <w:p>
-      <w:pPr>
-        <w:spacing w:line="360" w:lineRule="auto" w:after="40"/>
-        <w:ind w:left="425" w:hanging="425"/>
-      </w:pPr>
-      <w:r>
-        <w:rPr>
-          <w:rFonts w:ascii="Times New Roman" w:hAnsi="Times New Roman" w:eastAsia="宋体" w:cs="Times New Roman"/>
-          <w:b w:val="0"/>
-          <w:i w:val="0"/>
-          <w:sz w:val="24"/>
-        </w:rPr>
-        <w:t xml:space="preserve">3. </w:t>
+        <w:t>adc</w:t>
+      </w:r>
+      <w:r>
+        <w:rPr>
+          <w:rFonts w:ascii="Times New Roman" w:hAnsi="Times New Roman" w:eastAsia="宋体" w:cs="Times New Roman"/>
+          <w:b w:val="0"/>
+          <w:i w:val="0"/>
+          <w:sz w:val="24"/>
+        </w:rPr>
+        <w:t xml:space="preserve"> 稳定在 4000 ~ 4095，实测区间 4062 ~ 4095），用手挡/照造不出可辨变化。 按"没有实际跑过的项绝不写成通过"的要求，T01 的物理方向标记为</w:t>
       </w:r>
       <w:r>
         <w:rPr>
@@ -26046,93 +27650,16 @@
           <w:i w:val="0"/>
           <w:sz w:val="24"/>
         </w:rPr>
-        <w:t>手动优先</w:t>
-      </w:r>
-      <w:r>
-        <w:rPr>
-          <w:rFonts w:ascii="Times New Roman" w:hAnsi="Times New Roman" w:eastAsia="宋体" w:cs="Times New Roman"/>
-          <w:b w:val="0"/>
-          <w:i w:val="0"/>
-          <w:sz w:val="24"/>
-        </w:rPr>
-        <w:t>：远程手动控制可稳定覆盖自动逻辑，不会被下一轮自动判断回弹；</w:t>
-      </w:r>
-    </w:p>
-    <w:p>
-      <w:pPr>
-        <w:spacing w:line="360" w:lineRule="auto" w:after="40"/>
-        <w:ind w:left="425" w:hanging="425"/>
-      </w:pPr>
-      <w:r>
-        <w:rPr>
-          <w:rFonts w:ascii="Times New Roman" w:hAnsi="Times New Roman" w:eastAsia="宋体" w:cs="Times New Roman"/>
-          <w:b w:val="0"/>
-          <w:i w:val="0"/>
-          <w:sz w:val="24"/>
-        </w:rPr>
-        <w:t xml:space="preserve">4. </w:t>
-      </w:r>
-      <w:r>
-        <w:rPr>
-          <w:rFonts w:ascii="Times New Roman" w:hAnsi="Times New Roman" w:eastAsia="宋体" w:cs="Times New Roman"/>
-          <w:b/>
-          <w:i w:val="0"/>
-          <w:sz w:val="24"/>
-        </w:rPr>
-        <w:t>执行器两阶段与接口预留</w:t>
-      </w:r>
-      <w:r>
-        <w:rPr>
-          <w:rFonts w:ascii="Times New Roman" w:hAnsi="Times New Roman" w:eastAsia="宋体" w:cs="Times New Roman"/>
-          <w:b w:val="0"/>
-          <w:i w:val="0"/>
-          <w:sz w:val="24"/>
-        </w:rPr>
-        <w:t>：硬件未到齐也能把控制逻辑验证完整，切换只改 4 行宏；</w:t>
-      </w:r>
-    </w:p>
-    <w:p>
-      <w:pPr>
-        <w:spacing w:line="360" w:lineRule="auto" w:after="40"/>
-        <w:ind w:left="425" w:hanging="425"/>
-      </w:pPr>
-      <w:r>
-        <w:rPr>
-          <w:rFonts w:ascii="Times New Roman" w:hAnsi="Times New Roman" w:eastAsia="宋体" w:cs="Times New Roman"/>
-          <w:b w:val="0"/>
-          <w:i w:val="0"/>
-          <w:sz w:val="24"/>
-        </w:rPr>
-        <w:t xml:space="preserve">5. </w:t>
-      </w:r>
-      <w:r>
-        <w:rPr>
-          <w:rFonts w:ascii="Times New Roman" w:hAnsi="Times New Roman" w:eastAsia="宋体" w:cs="Times New Roman"/>
-          <w:b/>
-          <w:i w:val="0"/>
-          <w:sz w:val="24"/>
-        </w:rPr>
-        <w:t>契约驱动</w:t>
-      </w:r>
-      <w:r>
-        <w:rPr>
-          <w:rFonts w:ascii="Times New Roman" w:hAnsi="Times New Roman" w:eastAsia="宋体" w:cs="Times New Roman"/>
-          <w:b w:val="0"/>
-          <w:i w:val="0"/>
-          <w:sz w:val="24"/>
-        </w:rPr>
-        <w:t>：协议动作词汇、阈值默认值、端口与引脚等"多处必须一致"的事实，全部由可执行检查守护</w:t>
-      </w:r>
-    </w:p>
-    <w:p>
-      <w:r>
-        <w:rPr>
-          <w:rFonts w:ascii="Times New Roman" w:hAnsi="Times New Roman" w:eastAsia="宋体" w:cs="Times New Roman"/>
-          <w:b w:val="0"/>
-          <w:i w:val="0"/>
-          <w:sz w:val="24"/>
-        </w:rPr>
-        <w:t>（契约 11 项 + 跨层一致性 30 项 + 文档生成区守卫），文档漂移在提交前即被拦截。</w:t>
+        <w:t>未测</w:t>
+      </w:r>
+      <w:r>
+        <w:rPr>
+          <w:rFonts w:ascii="Times New Roman" w:hAnsi="Times New Roman" w:eastAsia="宋体" w:cs="Times New Roman"/>
+          <w:b w:val="0"/>
+          <w:i w:val="0"/>
+          <w:sz w:val="24"/>
+        </w:rPr>
+        <w:t>， 不引用官方例程源码作为已实测结论，改为列入 B 类清单由人操作、机器判定。</w:t>
       </w:r>
     </w:p>
     <w:p>
@@ -26145,17 +27672,13 @@
           <w:rFonts w:ascii="黑体" w:hAnsi="黑体" w:eastAsia="黑体" w:cs="黑体"/>
           <w:b/>
           <w:i w:val="0"/>
-          <w:color w:val="1F3864"/>
-          <w:sz w:val="26"/>
-        </w:rPr>
-        <w:t>9.3 不足与展望</w:t>
+          <w:color w:val="2E5496"/>
+          <w:sz w:val="24"/>
+        </w:rPr>
+        <w:t>A 类：可自动化的（已执行，机器判定）</w:t>
       </w:r>
     </w:p>
     <w:p>
-      <w:pPr>
-        <w:pStyle w:val="ListBullet"/>
-        <w:spacing w:line="360" w:lineRule="auto"/>
-      </w:pPr>
       <w:r>
         <w:rPr>
           <w:rFonts w:ascii="Times New Roman" w:hAnsi="Times New Roman" w:eastAsia="宋体" w:cs="Times New Roman"/>
@@ -26163,700 +27686,7 @@
           <w:i w:val="0"/>
           <w:sz w:val="24"/>
         </w:rPr>
-        <w:t>硬件实测尚未开展</w:t>
-      </w:r>
-      <w:r>
-        <w:rPr>
-          <w:rFonts w:ascii="Times New Roman" w:hAnsi="Times New Roman" w:eastAsia="宋体" w:cs="Times New Roman"/>
-          <w:b w:val="0"/>
-          <w:i w:val="0"/>
-          <w:sz w:val="24"/>
-        </w:rPr>
-        <w:t>：本报告的功能性结论均标注为【待测】，需在拿到开发板后按 8.4 清单逐项补测；本报告刻意不填推测值；</w:t>
-      </w:r>
-    </w:p>
-    <w:p>
-      <w:pPr>
-        <w:pStyle w:val="ListBullet"/>
-        <w:spacing w:line="360" w:lineRule="auto"/>
-      </w:pPr>
-      <w:r>
-        <w:rPr>
-          <w:rFonts w:ascii="Times New Roman" w:hAnsi="Times New Roman" w:eastAsia="宋体" w:cs="Times New Roman"/>
-          <w:b/>
-          <w:i w:val="0"/>
-          <w:sz w:val="24"/>
-        </w:rPr>
-        <w:t>多点位为仿真验证</w:t>
-      </w:r>
-      <w:r>
-        <w:rPr>
-          <w:rFonts w:ascii="Times New Roman" w:hAnsi="Times New Roman" w:eastAsia="宋体" w:cs="Times New Roman"/>
-          <w:b w:val="0"/>
-          <w:i w:val="0"/>
-          <w:sz w:val="24"/>
-        </w:rPr>
-        <w:t>：多节点能力目前由虚拟节点验证，真实多板场景需增购开发板；</w:t>
-      </w:r>
-    </w:p>
-    <w:p>
-      <w:pPr>
-        <w:pStyle w:val="ListBullet"/>
-        <w:spacing w:line="360" w:lineRule="auto"/>
-      </w:pPr>
-      <w:r>
-        <w:rPr>
-          <w:rFonts w:ascii="Times New Roman" w:hAnsi="Times New Roman" w:eastAsia="宋体" w:cs="Times New Roman"/>
-          <w:b/>
-          <w:i w:val="0"/>
-          <w:sz w:val="24"/>
-        </w:rPr>
-        <w:t>语音链路待强化</w:t>
-      </w:r>
-      <w:r>
-        <w:rPr>
-          <w:rFonts w:ascii="Times New Roman" w:hAnsi="Times New Roman" w:eastAsia="宋体" w:cs="Times New Roman"/>
-          <w:b w:val="0"/>
-          <w:i w:val="0"/>
-          <w:sz w:val="24"/>
-        </w:rPr>
-        <w:t>：SAPI 听写精度需实测；若不足，可切换 WinRT 或引入 whisper.cpp；</w:t>
-      </w:r>
-    </w:p>
-    <w:p>
-      <w:pPr>
-        <w:pStyle w:val="ListBullet"/>
-        <w:spacing w:line="360" w:lineRule="auto"/>
-      </w:pPr>
-      <w:r>
-        <w:rPr>
-          <w:rFonts w:ascii="Times New Roman" w:hAnsi="Times New Roman" w:eastAsia="宋体" w:cs="Times New Roman"/>
-          <w:b/>
-          <w:i w:val="0"/>
-          <w:sz w:val="24"/>
-        </w:rPr>
-        <w:t>大模型延迟需优化</w:t>
-      </w:r>
-      <w:r>
-        <w:rPr>
-          <w:rFonts w:ascii="Times New Roman" w:hAnsi="Times New Roman" w:eastAsia="宋体" w:cs="Times New Roman"/>
-          <w:b w:val="0"/>
-          <w:i w:val="0"/>
-          <w:sz w:val="24"/>
-        </w:rPr>
-        <w:t>：router 模式的首次加载开销可用"固定单模型启动 + 演示前预热"规避；进一步可考虑量化更激进的模型版本；</w:t>
-      </w:r>
-    </w:p>
-    <w:p>
-      <w:pPr>
-        <w:pStyle w:val="ListBullet"/>
-        <w:spacing w:line="360" w:lineRule="auto"/>
-      </w:pPr>
-      <w:r>
-        <w:rPr>
-          <w:rFonts w:ascii="Times New Roman" w:hAnsi="Times New Roman" w:eastAsia="宋体" w:cs="Times New Roman"/>
-          <w:b/>
-          <w:i w:val="0"/>
-          <w:sz w:val="24"/>
-        </w:rPr>
-        <w:t>协议鉴权未做</w:t>
-      </w:r>
-      <w:r>
-        <w:rPr>
-          <w:rFonts w:ascii="Times New Roman" w:hAnsi="Times New Roman" w:eastAsia="宋体" w:cs="Times New Roman"/>
-          <w:b w:val="0"/>
-          <w:i w:val="0"/>
-          <w:sz w:val="24"/>
-        </w:rPr>
-        <w:t>：当前仅内网使用、无鉴权，生产化需加节点 Token 与指令序号防重放。</w:t>
-      </w:r>
-    </w:p>
-    <w:p>
-      <w:pPr>
-        <w:spacing w:before="0" w:after="120"/>
-        <w:pBdr>
-          <w:bottom w:val="single" w:sz="6" w:space="1" w:color="BFBFBF"/>
-        </w:pBdr>
-      </w:pPr>
-    </w:p>
-    <w:p>
-      <w:pPr>
-        <w:pStyle w:val="Heading2"/>
-        <w:spacing w:before="280" w:after="120" w:line="288" w:lineRule="auto"/>
-      </w:pPr>
-      <w:r>
-        <w:rPr>
-          <w:rFonts w:ascii="黑体" w:hAnsi="黑体" w:eastAsia="黑体" w:cs="黑体"/>
-          <w:b/>
-          <w:i w:val="0"/>
-          <w:color w:val="1F3864"/>
-          <w:sz w:val="30"/>
-        </w:rPr>
-        <w:t>10. 参考文献</w:t>
-      </w:r>
-    </w:p>
-    <w:p>
-      <w:pPr>
-        <w:spacing w:line="360" w:lineRule="auto" w:after="40"/>
-        <w:ind w:left="425" w:hanging="425"/>
-      </w:pPr>
-      <w:r>
-        <w:rPr>
-          <w:rFonts w:ascii="Times New Roman" w:hAnsi="Times New Roman" w:eastAsia="宋体" w:cs="Times New Roman"/>
-          <w:b w:val="0"/>
-          <w:i w:val="0"/>
-          <w:sz w:val="24"/>
-        </w:rPr>
-        <w:t>1. STMicroelectronics. *RM0008 Reference Manual: STM32F101xx, STM32F102xx, STM32F103xx, STM32F105xx and STM32F107xx advanced Arm-based 32-bit MCUs*.（ADC、I2C、IWDG、USART、FSMC 章节主要依据）</w:t>
-      </w:r>
-    </w:p>
-    <w:p>
-      <w:pPr>
-        <w:spacing w:line="360" w:lineRule="auto" w:after="40"/>
-        <w:ind w:left="425" w:hanging="425"/>
-      </w:pPr>
-      <w:r>
-        <w:rPr>
-          <w:rFonts w:ascii="Times New Roman" w:hAnsi="Times New Roman" w:eastAsia="宋体" w:cs="Times New Roman"/>
-          <w:b w:val="0"/>
-          <w:i w:val="0"/>
-          <w:sz w:val="24"/>
-        </w:rPr>
-        <w:t>2. STMicroelectronics. *STM32F103xE Datasheet*.（电气特性、ADC 最高时钟 14 MHz）</w:t>
-      </w:r>
-    </w:p>
-    <w:p>
-      <w:pPr>
-        <w:spacing w:line="360" w:lineRule="auto" w:after="40"/>
-        <w:ind w:left="425" w:hanging="425"/>
-      </w:pPr>
-      <w:r>
-        <w:rPr>
-          <w:rFonts w:ascii="Times New Roman" w:hAnsi="Times New Roman" w:eastAsia="宋体" w:cs="Times New Roman"/>
-          <w:b w:val="0"/>
-          <w:i w:val="0"/>
-          <w:sz w:val="24"/>
-        </w:rPr>
-        <w:t>3. 正点原子. *STM32F103 精英开发指南 V1.3*.（例程组织与外设用法）</w:t>
-      </w:r>
-    </w:p>
-    <w:p>
-      <w:pPr>
-        <w:spacing w:line="360" w:lineRule="auto" w:after="40"/>
-        <w:ind w:left="425" w:hanging="425"/>
-      </w:pPr>
-      <w:r>
-        <w:rPr>
-          <w:rFonts w:ascii="Times New Roman" w:hAnsi="Times New Roman" w:eastAsia="宋体" w:cs="Times New Roman"/>
-          <w:b w:val="0"/>
-          <w:i w:val="0"/>
-          <w:sz w:val="24"/>
-        </w:rPr>
-        <w:t>4. 正点原子. *精英 V2 硬件参考手册 V1.0*.（板载资源与接口说明）</w:t>
-      </w:r>
-    </w:p>
-    <w:p>
-      <w:pPr>
-        <w:spacing w:line="360" w:lineRule="auto" w:after="40"/>
-        <w:ind w:left="425" w:hanging="425"/>
-      </w:pPr>
-      <w:r>
-        <w:rPr>
-          <w:rFonts w:ascii="Times New Roman" w:hAnsi="Times New Roman" w:eastAsia="宋体" w:cs="Times New Roman"/>
-          <w:b w:val="0"/>
-          <w:i w:val="0"/>
-          <w:sz w:val="24"/>
-        </w:rPr>
-        <w:t>5. 正点原子. *精英板 V2 IO 引脚分配表*.（112 脚分配；本项目引脚分配的最终依据）</w:t>
-      </w:r>
-    </w:p>
-    <w:p>
-      <w:pPr>
-        <w:spacing w:line="360" w:lineRule="auto" w:after="40"/>
-        <w:ind w:left="425" w:hanging="425"/>
-      </w:pPr>
-      <w:r>
-        <w:rPr>
-          <w:rFonts w:ascii="Times New Roman" w:hAnsi="Times New Roman" w:eastAsia="宋体" w:cs="Times New Roman"/>
-          <w:b w:val="0"/>
-          <w:i w:val="0"/>
-          <w:sz w:val="24"/>
-        </w:rPr>
-        <w:t>6. 正点原子. 精英版 V2 标准例程（HAL 库版本）：</w:t>
-      </w:r>
-      <w:r>
-        <w:rPr>
-          <w:rFonts w:ascii="Consolas" w:hAnsi="Consolas" w:eastAsia="宋体" w:cs="Consolas"/>
-          <w:b w:val="0"/>
-          <w:i w:val="0"/>
-          <w:sz w:val="22"/>
-        </w:rPr>
-        <w:t>实验2 蜂鸣器</w:t>
-      </w:r>
-      <w:r>
-        <w:rPr>
-          <w:rFonts w:ascii="Times New Roman" w:hAnsi="Times New Roman" w:eastAsia="宋体" w:cs="Times New Roman"/>
-          <w:b w:val="0"/>
-          <w:i w:val="0"/>
-          <w:sz w:val="24"/>
-        </w:rPr>
-        <w:t>、</w:t>
-      </w:r>
-      <w:r>
-        <w:rPr>
-          <w:rFonts w:ascii="Consolas" w:hAnsi="Consolas" w:eastAsia="宋体" w:cs="Consolas"/>
-          <w:b w:val="0"/>
-          <w:i w:val="0"/>
-          <w:sz w:val="22"/>
-        </w:rPr>
-        <w:t>实验13 TFTLCD</w:t>
-      </w:r>
-      <w:r>
-        <w:rPr>
-          <w:rFonts w:ascii="Times New Roman" w:hAnsi="Times New Roman" w:eastAsia="宋体" w:cs="Times New Roman"/>
-          <w:b w:val="0"/>
-          <w:i w:val="0"/>
-          <w:sz w:val="24"/>
-        </w:rPr>
-        <w:t>、</w:t>
-      </w:r>
-      <w:r>
-        <w:rPr>
-          <w:rFonts w:ascii="Consolas" w:hAnsi="Consolas" w:eastAsia="宋体" w:cs="Consolas"/>
-          <w:b w:val="0"/>
-          <w:i w:val="0"/>
-          <w:sz w:val="22"/>
-        </w:rPr>
-        <w:t>实验20 光敏传感器</w:t>
-      </w:r>
-      <w:r>
-        <w:rPr>
-          <w:rFonts w:ascii="Times New Roman" w:hAnsi="Times New Roman" w:eastAsia="宋体" w:cs="Times New Roman"/>
-          <w:b w:val="0"/>
-          <w:i w:val="0"/>
-          <w:sz w:val="24"/>
-        </w:rPr>
-        <w:t>、</w:t>
-      </w:r>
-      <w:r>
-        <w:rPr>
-          <w:rFonts w:ascii="Consolas" w:hAnsi="Consolas" w:eastAsia="宋体" w:cs="Consolas"/>
-          <w:b w:val="0"/>
-          <w:i w:val="0"/>
-          <w:sz w:val="22"/>
-        </w:rPr>
-        <w:t>实验22 IIC(24C02)</w:t>
-      </w:r>
-      <w:r>
-        <w:rPr>
-          <w:rFonts w:ascii="Times New Roman" w:hAnsi="Times New Roman" w:eastAsia="宋体" w:cs="Times New Roman"/>
-          <w:b w:val="0"/>
-          <w:i w:val="0"/>
-          <w:sz w:val="24"/>
-        </w:rPr>
-        <w:t xml:space="preserve"> 等.（</w:t>
-      </w:r>
-      <w:r>
-        <w:rPr>
-          <w:rFonts w:ascii="Consolas" w:hAnsi="Consolas" w:eastAsia="宋体" w:cs="Consolas"/>
-          <w:b w:val="0"/>
-          <w:i w:val="0"/>
-          <w:sz w:val="22"/>
-        </w:rPr>
-        <w:t>beep.c</w:t>
-      </w:r>
-      <w:r>
-        <w:rPr>
-          <w:rFonts w:ascii="Times New Roman" w:hAnsi="Times New Roman" w:eastAsia="宋体" w:cs="Times New Roman"/>
-          <w:b w:val="0"/>
-          <w:i w:val="0"/>
-          <w:sz w:val="24"/>
-        </w:rPr>
-        <w:t xml:space="preserve"> / </w:t>
-      </w:r>
-      <w:r>
-        <w:rPr>
-          <w:rFonts w:ascii="Consolas" w:hAnsi="Consolas" w:eastAsia="宋体" w:cs="Consolas"/>
-          <w:b w:val="0"/>
-          <w:i w:val="0"/>
-          <w:sz w:val="22"/>
-        </w:rPr>
-        <w:t>led.c</w:t>
-      </w:r>
-      <w:r>
-        <w:rPr>
-          <w:rFonts w:ascii="Times New Roman" w:hAnsi="Times New Roman" w:eastAsia="宋体" w:cs="Times New Roman"/>
-          <w:b w:val="0"/>
-          <w:i w:val="0"/>
-          <w:sz w:val="24"/>
-        </w:rPr>
-        <w:t xml:space="preserve"> / </w:t>
-      </w:r>
-      <w:r>
-        <w:rPr>
-          <w:rFonts w:ascii="Consolas" w:hAnsi="Consolas" w:eastAsia="宋体" w:cs="Consolas"/>
-          <w:b w:val="0"/>
-          <w:i w:val="0"/>
-          <w:sz w:val="22"/>
-        </w:rPr>
-        <w:t>lsens.c</w:t>
-      </w:r>
-      <w:r>
-        <w:rPr>
-          <w:rFonts w:ascii="Times New Roman" w:hAnsi="Times New Roman" w:eastAsia="宋体" w:cs="Times New Roman"/>
-          <w:b w:val="0"/>
-          <w:i w:val="0"/>
-          <w:sz w:val="24"/>
-        </w:rPr>
-        <w:t xml:space="preserve"> / </w:t>
-      </w:r>
-      <w:r>
-        <w:rPr>
-          <w:rFonts w:ascii="Consolas" w:hAnsi="Consolas" w:eastAsia="宋体" w:cs="Consolas"/>
-          <w:b w:val="0"/>
-          <w:i w:val="0"/>
-          <w:sz w:val="22"/>
-        </w:rPr>
-        <w:t>lcd.h</w:t>
-      </w:r>
-      <w:r>
-        <w:rPr>
-          <w:rFonts w:ascii="Times New Roman" w:hAnsi="Times New Roman" w:eastAsia="宋体" w:cs="Times New Roman"/>
-          <w:b w:val="0"/>
-          <w:i w:val="0"/>
-          <w:sz w:val="24"/>
-        </w:rPr>
-        <w:t xml:space="preserve"> / </w:t>
-      </w:r>
-      <w:r>
-        <w:rPr>
-          <w:rFonts w:ascii="Consolas" w:hAnsi="Consolas" w:eastAsia="宋体" w:cs="Consolas"/>
-          <w:b w:val="0"/>
-          <w:i w:val="0"/>
-          <w:sz w:val="22"/>
-        </w:rPr>
-        <w:t>adc3.c</w:t>
-      </w:r>
-      <w:r>
-        <w:rPr>
-          <w:rFonts w:ascii="Times New Roman" w:hAnsi="Times New Roman" w:eastAsia="宋体" w:cs="Times New Roman"/>
-          <w:b w:val="0"/>
-          <w:i w:val="0"/>
-          <w:sz w:val="24"/>
-        </w:rPr>
-        <w:t xml:space="preserve"> 源码为本项目引脚与极性结论的直接出处）</w:t>
-      </w:r>
-    </w:p>
-    <w:p>
-      <w:pPr>
-        <w:spacing w:line="360" w:lineRule="auto" w:after="40"/>
-        <w:ind w:left="425" w:hanging="425"/>
-      </w:pPr>
-      <w:r>
-        <w:rPr>
-          <w:rFonts w:ascii="Times New Roman" w:hAnsi="Times New Roman" w:eastAsia="宋体" w:cs="Times New Roman"/>
-          <w:b w:val="0"/>
-          <w:i w:val="0"/>
-          <w:sz w:val="24"/>
-        </w:rPr>
-        <w:t>7. Microchip Technology. *AT24C02 2-Wire Serial EEPROM Datasheet*.（页写入长度、写周期、I2C 地址）</w:t>
-      </w:r>
-    </w:p>
-    <w:p>
-      <w:pPr>
-        <w:spacing w:line="360" w:lineRule="auto" w:after="40"/>
-        <w:ind w:left="425" w:hanging="425"/>
-      </w:pPr>
-      <w:r>
-        <w:rPr>
-          <w:rFonts w:ascii="Times New Roman" w:hAnsi="Times New Roman" w:eastAsia="宋体" w:cs="Times New Roman"/>
-          <w:b w:val="0"/>
-          <w:i w:val="0"/>
-          <w:sz w:val="24"/>
-        </w:rPr>
-        <w:t>8. Espressif Systems. *ESP8266 AT Instruction Set*.（</w:t>
-      </w:r>
-      <w:r>
-        <w:rPr>
-          <w:rFonts w:ascii="Consolas" w:hAnsi="Consolas" w:eastAsia="宋体" w:cs="Consolas"/>
-          <w:b w:val="0"/>
-          <w:i w:val="0"/>
-          <w:sz w:val="22"/>
-        </w:rPr>
-        <w:t>AT+CWMODE</w:t>
-      </w:r>
-      <w:r>
-        <w:rPr>
-          <w:rFonts w:ascii="Times New Roman" w:hAnsi="Times New Roman" w:eastAsia="宋体" w:cs="Times New Roman"/>
-          <w:b w:val="0"/>
-          <w:i w:val="0"/>
-          <w:sz w:val="24"/>
-        </w:rPr>
-        <w:t xml:space="preserve"> / </w:t>
-      </w:r>
-      <w:r>
-        <w:rPr>
-          <w:rFonts w:ascii="Consolas" w:hAnsi="Consolas" w:eastAsia="宋体" w:cs="Consolas"/>
-          <w:b w:val="0"/>
-          <w:i w:val="0"/>
-          <w:sz w:val="22"/>
-        </w:rPr>
-        <w:t>AT+CWJAP</w:t>
-      </w:r>
-      <w:r>
-        <w:rPr>
-          <w:rFonts w:ascii="Times New Roman" w:hAnsi="Times New Roman" w:eastAsia="宋体" w:cs="Times New Roman"/>
-          <w:b w:val="0"/>
-          <w:i w:val="0"/>
-          <w:sz w:val="24"/>
-        </w:rPr>
-        <w:t xml:space="preserve"> / </w:t>
-      </w:r>
-      <w:r>
-        <w:rPr>
-          <w:rFonts w:ascii="Consolas" w:hAnsi="Consolas" w:eastAsia="宋体" w:cs="Consolas"/>
-          <w:b w:val="0"/>
-          <w:i w:val="0"/>
-          <w:sz w:val="22"/>
-        </w:rPr>
-        <w:t>AT+CIPSTART</w:t>
-      </w:r>
-      <w:r>
-        <w:rPr>
-          <w:rFonts w:ascii="Times New Roman" w:hAnsi="Times New Roman" w:eastAsia="宋体" w:cs="Times New Roman"/>
-          <w:b w:val="0"/>
-          <w:i w:val="0"/>
-          <w:sz w:val="24"/>
-        </w:rPr>
-        <w:t xml:space="preserve"> / </w:t>
-      </w:r>
-      <w:r>
-        <w:rPr>
-          <w:rFonts w:ascii="Consolas" w:hAnsi="Consolas" w:eastAsia="宋体" w:cs="Consolas"/>
-          <w:b w:val="0"/>
-          <w:i w:val="0"/>
-          <w:sz w:val="22"/>
-        </w:rPr>
-        <w:t>AT+CIPMODE</w:t>
-      </w:r>
-      <w:r>
-        <w:rPr>
-          <w:rFonts w:ascii="Times New Roman" w:hAnsi="Times New Roman" w:eastAsia="宋体" w:cs="Times New Roman"/>
-          <w:b w:val="0"/>
-          <w:i w:val="0"/>
-          <w:sz w:val="24"/>
-        </w:rPr>
-        <w:t xml:space="preserve"> 等指令语义）</w:t>
-      </w:r>
-    </w:p>
-    <w:p>
-      <w:pPr>
-        <w:spacing w:line="360" w:lineRule="auto" w:after="40"/>
-        <w:ind w:left="425" w:hanging="425"/>
-      </w:pPr>
-      <w:r>
-        <w:rPr>
-          <w:rFonts w:ascii="Times New Roman" w:hAnsi="Times New Roman" w:eastAsia="宋体" w:cs="Times New Roman"/>
-          <w:b w:val="0"/>
-          <w:i w:val="0"/>
-          <w:sz w:val="24"/>
-        </w:rPr>
-        <w:t xml:space="preserve">9. ggml-org. *llama.cpp*（开源项目）. &lt;https://github.com/ggml-org/llama.cpp&gt;（OpenAI 兼容服务端与 </w:t>
-      </w:r>
-      <w:r>
-        <w:rPr>
-          <w:rFonts w:ascii="Consolas" w:hAnsi="Consolas" w:eastAsia="宋体" w:cs="Consolas"/>
-          <w:b w:val="0"/>
-          <w:i w:val="0"/>
-          <w:sz w:val="22"/>
-        </w:rPr>
-        <w:t>/v1/chat/completions</w:t>
-      </w:r>
-      <w:r>
-        <w:rPr>
-          <w:rFonts w:ascii="Times New Roman" w:hAnsi="Times New Roman" w:eastAsia="宋体" w:cs="Times New Roman"/>
-          <w:b w:val="0"/>
-          <w:i w:val="0"/>
-          <w:sz w:val="24"/>
-        </w:rPr>
-        <w:t xml:space="preserve"> 接口）</w:t>
-      </w:r>
-    </w:p>
-    <w:p>
-      <w:pPr>
-        <w:spacing w:line="360" w:lineRule="auto" w:after="40"/>
-        <w:ind w:left="425" w:hanging="425"/>
-      </w:pPr>
-      <w:r>
-        <w:rPr>
-          <w:rFonts w:ascii="Times New Roman" w:hAnsi="Times New Roman" w:eastAsia="宋体" w:cs="Times New Roman"/>
-          <w:b w:val="0"/>
-          <w:i w:val="0"/>
-          <w:sz w:val="24"/>
-        </w:rPr>
-        <w:t>10. The Qt Company. *Qt 6 Documentation*：</w:t>
-      </w:r>
-      <w:r>
-        <w:rPr>
-          <w:rFonts w:ascii="Consolas" w:hAnsi="Consolas" w:eastAsia="宋体" w:cs="Consolas"/>
-          <w:b w:val="0"/>
-          <w:i w:val="0"/>
-          <w:sz w:val="22"/>
-        </w:rPr>
-        <w:t>QTextToSpeech</w:t>
-      </w:r>
-      <w:r>
-        <w:rPr>
-          <w:rFonts w:ascii="Times New Roman" w:hAnsi="Times New Roman" w:eastAsia="宋体" w:cs="Times New Roman"/>
-          <w:b w:val="0"/>
-          <w:i w:val="0"/>
-          <w:sz w:val="24"/>
-        </w:rPr>
-        <w:t>、</w:t>
-      </w:r>
-      <w:r>
-        <w:rPr>
-          <w:rFonts w:ascii="Consolas" w:hAnsi="Consolas" w:eastAsia="宋体" w:cs="Consolas"/>
-          <w:b w:val="0"/>
-          <w:i w:val="0"/>
-          <w:sz w:val="22"/>
-        </w:rPr>
-        <w:t>QTcpServer</w:t>
-      </w:r>
-      <w:r>
-        <w:rPr>
-          <w:rFonts w:ascii="Times New Roman" w:hAnsi="Times New Roman" w:eastAsia="宋体" w:cs="Times New Roman"/>
-          <w:b w:val="0"/>
-          <w:i w:val="0"/>
-          <w:sz w:val="24"/>
-        </w:rPr>
-        <w:t>、</w:t>
-      </w:r>
-      <w:r>
-        <w:rPr>
-          <w:rFonts w:ascii="Consolas" w:hAnsi="Consolas" w:eastAsia="宋体" w:cs="Consolas"/>
-          <w:b w:val="0"/>
-          <w:i w:val="0"/>
-          <w:sz w:val="22"/>
-        </w:rPr>
-        <w:t>QNetworkAccessManager</w:t>
-      </w:r>
-      <w:r>
-        <w:rPr>
-          <w:rFonts w:ascii="Times New Roman" w:hAnsi="Times New Roman" w:eastAsia="宋体" w:cs="Times New Roman"/>
-          <w:b w:val="0"/>
-          <w:i w:val="0"/>
-          <w:sz w:val="24"/>
-        </w:rPr>
-        <w:t>、</w:t>
-      </w:r>
-      <w:r>
-        <w:rPr>
-          <w:rFonts w:ascii="Consolas" w:hAnsi="Consolas" w:eastAsia="宋体" w:cs="Consolas"/>
-          <w:b w:val="0"/>
-          <w:i w:val="0"/>
-          <w:sz w:val="22"/>
-        </w:rPr>
-        <w:t>Qt Charts</w:t>
-      </w:r>
-      <w:r>
-        <w:rPr>
-          <w:rFonts w:ascii="Times New Roman" w:hAnsi="Times New Roman" w:eastAsia="宋体" w:cs="Times New Roman"/>
-          <w:b w:val="0"/>
-          <w:i w:val="0"/>
-          <w:sz w:val="24"/>
-        </w:rPr>
-        <w:t>、</w:t>
-      </w:r>
-      <w:r>
-        <w:rPr>
-          <w:rFonts w:ascii="Consolas" w:hAnsi="Consolas" w:eastAsia="宋体" w:cs="Consolas"/>
-          <w:b w:val="0"/>
-          <w:i w:val="0"/>
-          <w:sz w:val="22"/>
-        </w:rPr>
-        <w:t>QSettings</w:t>
-      </w:r>
-      <w:r>
-        <w:rPr>
-          <w:rFonts w:ascii="Times New Roman" w:hAnsi="Times New Roman" w:eastAsia="宋体" w:cs="Times New Roman"/>
-          <w:b w:val="0"/>
-          <w:i w:val="0"/>
-          <w:sz w:val="24"/>
-        </w:rPr>
-        <w:t>、</w:t>
-      </w:r>
-      <w:r>
-        <w:rPr>
-          <w:rFonts w:ascii="Consolas" w:hAnsi="Consolas" w:eastAsia="宋体" w:cs="Consolas"/>
-          <w:b w:val="0"/>
-          <w:i w:val="0"/>
-          <w:sz w:val="22"/>
-        </w:rPr>
-        <w:t>QProcess</w:t>
-      </w:r>
-      <w:r>
-        <w:rPr>
-          <w:rFonts w:ascii="Times New Roman" w:hAnsi="Times New Roman" w:eastAsia="宋体" w:cs="Times New Roman"/>
-          <w:b w:val="0"/>
-          <w:i w:val="0"/>
-          <w:sz w:val="24"/>
-        </w:rPr>
-        <w:t>.</w:t>
-      </w:r>
-    </w:p>
-    <w:p>
-      <w:pPr>
-        <w:spacing w:line="360" w:lineRule="auto" w:after="40"/>
-        <w:ind w:left="425" w:hanging="425"/>
-      </w:pPr>
-      <w:r>
-        <w:rPr>
-          <w:rFonts w:ascii="Times New Roman" w:hAnsi="Times New Roman" w:eastAsia="宋体" w:cs="Times New Roman"/>
-          <w:b w:val="0"/>
-          <w:i w:val="0"/>
-          <w:sz w:val="24"/>
-        </w:rPr>
-        <w:t>11. Dave Gamble. *cJSON*（开源项目）. &lt;https://github.com/DaveGamble/cJSON&gt;（嵌入式 JSON 解析）</w:t>
-      </w:r>
-    </w:p>
-    <w:p>
-      <w:pPr>
-        <w:spacing w:line="360" w:lineRule="auto" w:after="40"/>
-        <w:ind w:left="425" w:hanging="425"/>
-      </w:pPr>
-      <w:r>
-        <w:rPr>
-          <w:rFonts w:ascii="Times New Roman" w:hAnsi="Times New Roman" w:eastAsia="宋体" w:cs="Times New Roman"/>
-          <w:b w:val="0"/>
-          <w:i w:val="0"/>
-          <w:sz w:val="24"/>
-        </w:rPr>
-        <w:t>12. Joseph Yiu. *The Definitive Guide to the ARM Cortex-M3*.（Cortex-M3 体系结构与异常模型）</w:t>
-      </w:r>
-    </w:p>
-    <w:p>
-      <w:pPr>
-        <w:spacing w:before="0" w:after="120"/>
-        <w:pBdr>
-          <w:bottom w:val="single" w:sz="6" w:space="1" w:color="BFBFBF"/>
-        </w:pBdr>
-      </w:pPr>
-    </w:p>
-    <w:p>
-      <w:pPr>
-        <w:pStyle w:val="Heading2"/>
-        <w:spacing w:before="280" w:after="120" w:line="288" w:lineRule="auto"/>
-      </w:pPr>
-      <w:r>
-        <w:rPr>
-          <w:rFonts w:ascii="黑体" w:hAnsi="黑体" w:eastAsia="黑体" w:cs="黑体"/>
-          <w:b/>
-          <w:i w:val="0"/>
-          <w:color w:val="1F3864"/>
-          <w:sz w:val="30"/>
-        </w:rPr>
-        <w:t>附录 A：构建与验证复现命令</w:t>
+        <w:t>A-1 ｜ T01 换算与量程【实测通过】</w:t>
       </w:r>
     </w:p>
     <w:p>
@@ -26877,7 +27707,7 @@
           <w:rFonts w:ascii="Consolas" w:hAnsi="Consolas" w:eastAsia="Consolas" w:cs="Consolas"/>
           <w:sz w:val="21"/>
         </w:rPr>
-        <w:t># 一键：固件 + 上位机 + 全部自检</w:t>
+        <w:t xml:space="preserve"> </w:t>
       </w:r>
     </w:p>
     <w:p>
@@ -26897,7 +27727,7 @@
           <w:rFonts w:ascii="Consolas" w:hAnsi="Consolas" w:eastAsia="Consolas" w:cs="Consolas"/>
           <w:sz w:val="21"/>
         </w:rPr>
-        <w:t>powershell -ExecutionPolicy Bypass -File tools\build.ps1</w:t>
+        <w:t>[1s] adc=4068 light=27 th=2000 hys=150 relay=0 buzz=0 mode=0 net=0</w:t>
       </w:r>
     </w:p>
     <w:p>
@@ -26917,7 +27747,7 @@
           <w:rFonts w:ascii="Consolas" w:hAnsi="Consolas" w:eastAsia="Consolas" w:cs="Consolas"/>
           <w:sz w:val="21"/>
         </w:rPr>
-        <w:t xml:space="preserve"> </w:t>
+        <w:t>[1s] adc=4067 light=28 th=2000 hys=150 relay=0 buzz=0 mode=0 net=0</w:t>
       </w:r>
     </w:p>
     <w:p>
@@ -26937,7 +27767,7 @@
           <w:rFonts w:ascii="Consolas" w:hAnsi="Consolas" w:eastAsia="Consolas" w:cs="Consolas"/>
           <w:sz w:val="21"/>
         </w:rPr>
-        <w:t># 分项</w:t>
+        <w:t>[1s] adc=4069 light=26 th=2000 hys=150 relay=0 buzz=0 mode=0 net=0</w:t>
       </w:r>
     </w:p>
     <w:p>
@@ -26957,7 +27787,7 @@
           <w:rFonts w:ascii="Consolas" w:hAnsi="Consolas" w:eastAsia="Consolas" w:cs="Consolas"/>
           <w:sz w:val="21"/>
         </w:rPr>
-        <w:t>powershell -ExecutionPolicy Bypass -File tools\build.ps1 -Target firmware</w:t>
+        <w:t xml:space="preserve"> </w:t>
       </w:r>
     </w:p>
     <w:p>
@@ -26977,7 +27807,7 @@
           <w:rFonts w:ascii="Consolas" w:hAnsi="Consolas" w:eastAsia="Consolas" w:cs="Consolas"/>
           <w:sz w:val="21"/>
         </w:rPr>
-        <w:t>powershell -ExecutionPolicy Bypass -File tools\build.ps1 -Target qt</w:t>
+        <w:t>SWD (adc,light) = [(4068,27),(4068,27),(4068,27),(4068,27),(4067,28),(4068,27),</w:t>
       </w:r>
     </w:p>
     <w:p>
@@ -26997,147 +27827,7 @@
           <w:rFonts w:ascii="Consolas" w:hAnsi="Consolas" w:eastAsia="Consolas" w:cs="Consolas"/>
           <w:sz w:val="21"/>
         </w:rPr>
-        <w:t>powershell -ExecutionPolicy Bypass -File tools\build.ps1 -Target test</w:t>
-      </w:r>
-    </w:p>
-    <w:p>
-      <w:pPr>
-        <w:keepNext/>
-        <w:keepLines/>
-        <w:spacing w:line="240" w:lineRule="auto" w:before="0" w:after="0"/>
-        <w:ind w:left="170" w:right="170"/>
-        <w:shd w:val="clear" w:color="auto" w:fill="F2F2F2"/>
-        <w:pBdr>
-          <w:left w:val="single" w:sz="4" w:space="1" w:color="D9D9D9"/>
-          <w:right w:val="single" w:sz="4" w:space="1" w:color="D9D9D9"/>
-        </w:pBdr>
-      </w:pPr>
-      <w:r>
-        <w:rPr>
-          <w:rFonts w:ascii="Consolas" w:hAnsi="Consolas" w:eastAsia="Consolas" w:cs="Consolas"/>
-          <w:sz w:val="21"/>
-        </w:rPr>
-        <w:t xml:space="preserve"> </w:t>
-      </w:r>
-    </w:p>
-    <w:p>
-      <w:pPr>
-        <w:keepNext/>
-        <w:keepLines/>
-        <w:spacing w:line="240" w:lineRule="auto" w:before="0" w:after="0"/>
-        <w:ind w:left="170" w:right="170"/>
-        <w:shd w:val="clear" w:color="auto" w:fill="F2F2F2"/>
-        <w:pBdr>
-          <w:left w:val="single" w:sz="4" w:space="1" w:color="D9D9D9"/>
-          <w:right w:val="single" w:sz="4" w:space="1" w:color="D9D9D9"/>
-        </w:pBdr>
-      </w:pPr>
-      <w:r>
-        <w:rPr>
-          <w:rFonts w:ascii="Consolas" w:hAnsi="Consolas" w:eastAsia="Consolas" w:cs="Consolas"/>
-          <w:sz w:val="21"/>
-        </w:rPr>
-        <w:t># 自检（无需硬件）</w:t>
-      </w:r>
-    </w:p>
-    <w:p>
-      <w:pPr>
-        <w:keepNext/>
-        <w:keepLines/>
-        <w:spacing w:line="240" w:lineRule="auto" w:before="0" w:after="0"/>
-        <w:ind w:left="170" w:right="170"/>
-        <w:shd w:val="clear" w:color="auto" w:fill="F2F2F2"/>
-        <w:pBdr>
-          <w:left w:val="single" w:sz="4" w:space="1" w:color="D9D9D9"/>
-          <w:right w:val="single" w:sz="4" w:space="1" w:color="D9D9D9"/>
-        </w:pBdr>
-      </w:pPr>
-      <w:r>
-        <w:rPr>
-          <w:rFonts w:ascii="Consolas" w:hAnsi="Consolas" w:eastAsia="Consolas" w:cs="Consolas"/>
-          <w:sz w:val="21"/>
-        </w:rPr>
-        <w:t>py tools\protocol_schema.py</w:t>
-      </w:r>
-    </w:p>
-    <w:p>
-      <w:pPr>
-        <w:keepNext/>
-        <w:keepLines/>
-        <w:spacing w:line="240" w:lineRule="auto" w:before="0" w:after="0"/>
-        <w:ind w:left="170" w:right="170"/>
-        <w:shd w:val="clear" w:color="auto" w:fill="F2F2F2"/>
-        <w:pBdr>
-          <w:left w:val="single" w:sz="4" w:space="1" w:color="D9D9D9"/>
-          <w:right w:val="single" w:sz="4" w:space="1" w:color="D9D9D9"/>
-        </w:pBdr>
-      </w:pPr>
-      <w:r>
-        <w:rPr>
-          <w:rFonts w:ascii="Consolas" w:hAnsi="Consolas" w:eastAsia="Consolas" w:cs="Consolas"/>
-          <w:sz w:val="21"/>
-        </w:rPr>
-        <w:t>py tools\contract_test.py</w:t>
-      </w:r>
-    </w:p>
-    <w:p>
-      <w:pPr>
-        <w:keepNext/>
-        <w:keepLines/>
-        <w:spacing w:line="240" w:lineRule="auto" w:before="0" w:after="0"/>
-        <w:ind w:left="170" w:right="170"/>
-        <w:shd w:val="clear" w:color="auto" w:fill="F2F2F2"/>
-        <w:pBdr>
-          <w:left w:val="single" w:sz="4" w:space="1" w:color="D9D9D9"/>
-          <w:right w:val="single" w:sz="4" w:space="1" w:color="D9D9D9"/>
-        </w:pBdr>
-      </w:pPr>
-      <w:r>
-        <w:rPr>
-          <w:rFonts w:ascii="Consolas" w:hAnsi="Consolas" w:eastAsia="Consolas" w:cs="Consolas"/>
-          <w:sz w:val="21"/>
-        </w:rPr>
-        <w:t>py tools\consistency_check.py</w:t>
-      </w:r>
-    </w:p>
-    <w:p>
-      <w:pPr>
-        <w:keepNext/>
-        <w:keepLines/>
-        <w:spacing w:line="240" w:lineRule="auto" w:before="0" w:after="0"/>
-        <w:ind w:left="170" w:right="170"/>
-        <w:shd w:val="clear" w:color="auto" w:fill="F2F2F2"/>
-        <w:pBdr>
-          <w:left w:val="single" w:sz="4" w:space="1" w:color="D9D9D9"/>
-          <w:right w:val="single" w:sz="4" w:space="1" w:color="D9D9D9"/>
-        </w:pBdr>
-      </w:pPr>
-      <w:r>
-        <w:rPr>
-          <w:rFonts w:ascii="Consolas" w:hAnsi="Consolas" w:eastAsia="Consolas" w:cs="Consolas"/>
-          <w:sz w:val="21"/>
-        </w:rPr>
-        <w:t>py tools\sync_doc_tables.py --check      # 文档生成区是否与 Tech_Design.md 一致（防漂移）</w:t>
-      </w:r>
-    </w:p>
-    <w:p>
-      <w:pPr>
-        <w:keepNext/>
-        <w:keepLines/>
-        <w:spacing w:line="240" w:lineRule="auto" w:before="0" w:after="0"/>
-        <w:ind w:left="170" w:right="170"/>
-        <w:shd w:val="clear" w:color="auto" w:fill="F2F2F2"/>
-        <w:pBdr>
-          <w:left w:val="single" w:sz="4" w:space="1" w:color="D9D9D9"/>
-          <w:right w:val="single" w:sz="4" w:space="1" w:color="D9D9D9"/>
-        </w:pBdr>
-      </w:pPr>
-      <w:r>
-        <w:rPr>
-          <w:rFonts w:ascii="Consolas" w:hAnsi="Consolas" w:eastAsia="Consolas" w:cs="Consolas"/>
-          <w:sz w:val="21"/>
-        </w:rPr>
-        <w:t>py tools\simulate_node.py --selftest</w:t>
+        <w:t xml:space="preserve">                   (4068,27),(4068,27),(4067,28),(4068,27),(4068,27),(4067,28)]</w:t>
       </w:r>
     </w:p>
     <w:p>
@@ -27158,7 +27848,7 @@
           <w:rFonts w:ascii="Consolas" w:hAnsi="Consolas" w:eastAsia="Consolas" w:cs="Consolas"/>
           <w:sz w:val="21"/>
         </w:rPr>
-        <w:t>py firmware\prebuild_check.py</w:t>
+        <w:t>违规(SWD)=0  违规(串口)=0</w:t>
       </w:r>
     </w:p>
     <w:p>
@@ -27169,45 +27859,72 @@
           <w:i w:val="0"/>
           <w:sz w:val="24"/>
         </w:rPr>
-        <w:t>固件命令行编译（等价于 Keil 界面操作）：</w:t>
+        <w:t>判定：</w:t>
+      </w:r>
+      <w:r>
+        <w:rPr>
+          <w:rFonts w:ascii="Times New Roman" w:hAnsi="Times New Roman" w:eastAsia="宋体" w:cs="Times New Roman"/>
+          <w:b/>
+          <w:i w:val="0"/>
+          <w:sz w:val="24"/>
+        </w:rPr>
+        <w:t>12 个 SWD 样本 + 12 个串口样本，</w:t>
+      </w:r>
+      <w:r>
+        <w:rPr>
+          <w:rFonts w:ascii="Consolas" w:hAnsi="Consolas" w:eastAsia="宋体" w:cs="Consolas"/>
+          <w:b/>
+          <w:i w:val="0"/>
+          <w:sz w:val="22"/>
+        </w:rPr>
+        <w:t>light == 4095 - adc</w:t>
+      </w:r>
+      <w:r>
+        <w:rPr>
+          <w:rFonts w:ascii="Times New Roman" w:hAnsi="Times New Roman" w:eastAsia="宋体" w:cs="Times New Roman"/>
+          <w:b/>
+          <w:i w:val="0"/>
+          <w:sz w:val="24"/>
+        </w:rPr>
+        <w:t xml:space="preserve"> 全部成立（违规 0）</w:t>
+      </w:r>
+      <w:r>
+        <w:rPr>
+          <w:rFonts w:ascii="Times New Roman" w:hAnsi="Times New Roman" w:eastAsia="宋体" w:cs="Times New Roman"/>
+          <w:b w:val="0"/>
+          <w:i w:val="0"/>
+          <w:sz w:val="24"/>
+        </w:rPr>
+        <w:t xml:space="preserve">； </w:t>
+      </w:r>
+      <w:r>
+        <w:rPr>
+          <w:rFonts w:ascii="Consolas" w:hAnsi="Consolas" w:eastAsia="宋体" w:cs="Consolas"/>
+          <w:b w:val="0"/>
+          <w:i w:val="0"/>
+          <w:sz w:val="22"/>
+        </w:rPr>
+        <w:t>adc</w:t>
+      </w:r>
+      <w:r>
+        <w:rPr>
+          <w:rFonts w:ascii="Times New Roman" w:hAnsi="Times New Roman" w:eastAsia="宋体" w:cs="Times New Roman"/>
+          <w:b w:val="0"/>
+          <w:i w:val="0"/>
+          <w:sz w:val="24"/>
+        </w:rPr>
+        <w:t xml:space="preserve"> 落在 4062 ~ 4095 的合法区间内，既非卡死 0 也非卡死 4095。</w:t>
       </w:r>
     </w:p>
     <w:p>
-      <w:pPr>
-        <w:keepNext w:val="0"/>
-        <w:keepLines/>
-        <w:spacing w:line="240" w:lineRule="auto" w:before="120" w:after="120"/>
-        <w:ind w:left="170" w:right="170"/>
-        <w:shd w:val="clear" w:color="auto" w:fill="F2F2F2"/>
-        <w:pBdr>
-          <w:top w:val="single" w:sz="4" w:space="1" w:color="D9D9D9"/>
-          <w:bottom w:val="single" w:sz="4" w:space="1" w:color="D9D9D9"/>
-          <w:left w:val="single" w:sz="4" w:space="1" w:color="D9D9D9"/>
-          <w:right w:val="single" w:sz="4" w:space="1" w:color="D9D9D9"/>
-        </w:pBdr>
-      </w:pPr>
-      <w:r>
-        <w:rPr>
-          <w:rFonts w:ascii="Consolas" w:hAnsi="Consolas" w:eastAsia="Consolas" w:cs="Consolas"/>
-          <w:sz w:val="21"/>
-        </w:rPr>
-        <w:t>UV4.exe -b firmware\Projects\MDK-ARM\greenhouse.uvprojx -j0 -o build.log</w:t>
-      </w:r>
-    </w:p>
-    <w:p>
-      <w:pPr>
-        <w:pStyle w:val="Heading2"/>
-        <w:spacing w:before="280" w:after="120" w:line="288" w:lineRule="auto"/>
-      </w:pPr>
-      <w:r>
-        <w:rPr>
-          <w:rFonts w:ascii="黑体" w:hAnsi="黑体" w:eastAsia="黑体" w:cs="黑体"/>
+      <w:r>
+        <w:rPr>
+          <w:rFonts w:ascii="Times New Roman" w:hAnsi="Times New Roman" w:eastAsia="宋体" w:cs="Times New Roman"/>
           <w:b/>
           <w:i w:val="0"/>
-          <w:color w:val="1F3864"/>
-          <w:sz w:val="30"/>
-        </w:rPr>
-        <w:t>附录 B：上位机运行与联调</w:t>
+          <w:sz w:val="24"/>
+        </w:rPr>
+        <w:t>A-2 ｜ T02 阈值报警【实测通过】</w:t>
       </w:r>
     </w:p>
     <w:p>
@@ -27228,7 +27945,7 @@
           <w:rFonts w:ascii="Consolas" w:hAnsi="Consolas" w:eastAsia="Consolas" w:cs="Consolas"/>
           <w:sz w:val="21"/>
         </w:rPr>
-        <w:t># 1) 启动推理服务（可选；不启动则智能交互置灰，其余功能照常）</w:t>
+        <w:t>注入前: adc=4069 light=26 th=2000 hys=150 relay=0 buzz=0 mode=0 beep=0</w:t>
       </w:r>
     </w:p>
     <w:p>
@@ -27248,7 +27965,7 @@
           <w:rFonts w:ascii="Consolas" w:hAnsi="Consolas" w:eastAsia="Consolas" w:cs="Consolas"/>
           <w:sz w:val="21"/>
         </w:rPr>
-        <w:t>D:\llama.cpp\模型启动\启动.cmd</w:t>
+        <w:t>POKE g_th=5 -&gt; 回读 5</w:t>
       </w:r>
     </w:p>
     <w:p>
@@ -27268,7 +27985,7 @@
           <w:rFonts w:ascii="Consolas" w:hAnsi="Consolas" w:eastAsia="Consolas" w:cs="Consolas"/>
           <w:sz w:val="21"/>
         </w:rPr>
-        <w:t xml:space="preserve"> </w:t>
+        <w:t>[1s] adc=4060 light=35 th=5 hys=150 relay=1 buzz=1 mode=0 net=0</w:t>
       </w:r>
     </w:p>
     <w:p>
@@ -27288,7 +28005,7 @@
           <w:rFonts w:ascii="Consolas" w:hAnsi="Consolas" w:eastAsia="Consolas" w:cs="Consolas"/>
           <w:sz w:val="21"/>
         </w:rPr>
-        <w:t># 2) 启动上位机（需让 Qt 运行库可见）</w:t>
+        <w:t>[1s] adc=4064 light=31 th=5 hys=150 relay=1 buzz=1 mode=0 net=0</w:t>
       </w:r>
     </w:p>
     <w:p>
@@ -27308,7 +28025,7 @@
           <w:rFonts w:ascii="Consolas" w:hAnsi="Consolas" w:eastAsia="Consolas" w:cs="Consolas"/>
           <w:sz w:val="21"/>
         </w:rPr>
-        <w:t>$env:PATH = "E:\Qt\6.12.0\mingw_64\bin;" + $env:PATH</w:t>
+        <w:t>SWD GPIOE(T02) ODR=0x00000000 | bit5=0 | CRL=0xB4244444 CRH=0xBBBBBBBB</w:t>
       </w:r>
     </w:p>
     <w:p>
@@ -27328,7 +28045,7 @@
           <w:rFonts w:ascii="Consolas" w:hAnsi="Consolas" w:eastAsia="Consolas" w:cs="Consolas"/>
           <w:sz w:val="21"/>
         </w:rPr>
-        <w:t>.\qtapp\build\GreenhouseLightControl.exe</w:t>
+        <w:t>SWD GPIOB(T02) ODR=0x00000931 | bit5=1 bit8=1 | CRL=0xFF284443 CRH=0x44448B42</w:t>
       </w:r>
     </w:p>
     <w:p>
@@ -27348,7 +28065,7 @@
           <w:rFonts w:ascii="Consolas" w:hAnsi="Consolas" w:eastAsia="Consolas" w:cs="Consolas"/>
           <w:sz w:val="21"/>
         </w:rPr>
-        <w:t xml:space="preserve"> </w:t>
+        <w:t>SWD 稳态: th=5 light=34 relay=1 buzz=1 beep=1 mode=0 tick=93951</w:t>
       </w:r>
     </w:p>
     <w:p>
@@ -27368,7 +28085,7 @@
           <w:rFonts w:ascii="Consolas" w:hAnsi="Consolas" w:eastAsia="Consolas" w:cs="Consolas"/>
           <w:sz w:val="21"/>
         </w:rPr>
-        <w:t># 3) 另开终端接入虚拟节点（多点位演示）</w:t>
+        <w:t>串口 relay 序列=[1, 1, 1, 1]</w:t>
       </w:r>
     </w:p>
     <w:p>
@@ -27389,23 +28106,18 @@
           <w:rFonts w:ascii="Consolas" w:hAnsi="Consolas" w:eastAsia="Consolas" w:cs="Consolas"/>
           <w:sz w:val="21"/>
         </w:rPr>
-        <w:t>py tools\simulate_node.py --id 2 --port 9092</w:t>
+        <w:t>串口 buzz  序列=[1, 1, 1, 1]   （每 10 s 响/停交替，属设计预期）</w:t>
       </w:r>
     </w:p>
     <w:p>
-      <w:pPr>
-        <w:pStyle w:val="Heading2"/>
-        <w:spacing w:before="280" w:after="120" w:line="288" w:lineRule="auto"/>
-      </w:pPr>
-      <w:r>
-        <w:rPr>
-          <w:rFonts w:ascii="黑体" w:hAnsi="黑体" w:eastAsia="黑体" w:cs="黑体"/>
-          <w:b/>
-          <w:i w:val="0"/>
-          <w:color w:val="1F3864"/>
-          <w:sz w:val="30"/>
-        </w:rPr>
-        <w:t>附录 C：真机点检表</w:t>
+      <w:r>
+        <w:rPr>
+          <w:rFonts w:ascii="Times New Roman" w:hAnsi="Times New Roman" w:eastAsia="宋体" w:cs="Times New Roman"/>
+          <w:b w:val="0"/>
+          <w:i w:val="0"/>
+          <w:sz w:val="24"/>
+        </w:rPr>
+        <w:t>判定（三条独立证据互证）：</w:t>
       </w:r>
     </w:p>
     <w:p>
@@ -27420,7 +28132,7 @@
           <w:i w:val="0"/>
           <w:sz w:val="24"/>
         </w:rPr>
-        <w:t xml:space="preserve">1. 填好 </w:t>
+        <w:t xml:space="preserve">1. 串口 </w:t>
       </w:r>
       <w:r>
         <w:rPr>
@@ -27429,34 +28141,34 @@
           <w:i w:val="0"/>
           <w:sz w:val="22"/>
         </w:rPr>
-        <w:t>firmware/Core/Inc/wifi_config.h</w:t>
-      </w:r>
-      <w:r>
-        <w:rPr>
-          <w:rFonts w:ascii="Times New Roman" w:hAnsi="Times New Roman" w:eastAsia="宋体" w:cs="Times New Roman"/>
-          <w:b w:val="0"/>
-          <w:i w:val="0"/>
-          <w:sz w:val="24"/>
-        </w:rPr>
-        <w:t xml:space="preserve">（WiFi 名称/密码 + </w:t>
-      </w:r>
-      <w:r>
-        <w:rPr>
-          <w:rFonts w:ascii="Times New Roman" w:hAnsi="Times New Roman" w:eastAsia="宋体" w:cs="Times New Roman"/>
-          <w:b/>
-          <w:i w:val="0"/>
-          <w:sz w:val="24"/>
-        </w:rPr>
-        <w:t>PC 的局域网 IP</w:t>
-      </w:r>
-      <w:r>
-        <w:rPr>
-          <w:rFonts w:ascii="Times New Roman" w:hAnsi="Times New Roman" w:eastAsia="宋体" w:cs="Times New Roman"/>
-          <w:b w:val="0"/>
-          <w:i w:val="0"/>
-          <w:sz w:val="24"/>
-        </w:rPr>
-        <w:t>，端口 9092）</w:t>
+        <w:t>relay=1</w:t>
+      </w:r>
+      <w:r>
+        <w:rPr>
+          <w:rFonts w:ascii="Times New Roman" w:hAnsi="Times New Roman" w:eastAsia="宋体" w:cs="Times New Roman"/>
+          <w:b w:val="0"/>
+          <w:i w:val="0"/>
+          <w:sz w:val="24"/>
+        </w:rPr>
+        <w:t>、</w:t>
+      </w:r>
+      <w:r>
+        <w:rPr>
+          <w:rFonts w:ascii="Consolas" w:hAnsi="Consolas" w:eastAsia="宋体" w:cs="Consolas"/>
+          <w:b w:val="0"/>
+          <w:i w:val="0"/>
+          <w:sz w:val="22"/>
+        </w:rPr>
+        <w:t>buzz=1</w:t>
+      </w:r>
+      <w:r>
+        <w:rPr>
+          <w:rFonts w:ascii="Times New Roman" w:hAnsi="Times New Roman" w:eastAsia="宋体" w:cs="Times New Roman"/>
+          <w:b w:val="0"/>
+          <w:i w:val="0"/>
+          <w:sz w:val="24"/>
+        </w:rPr>
+        <w:t xml:space="preserve"> —— 固件自身状态；</w:t>
       </w:r>
     </w:p>
     <w:p>
@@ -27471,25 +28183,34 @@
           <w:i w:val="0"/>
           <w:sz w:val="24"/>
         </w:rPr>
-        <w:t xml:space="preserve">2. Keil 打开 </w:t>
+        <w:t xml:space="preserve">2. </w:t>
       </w:r>
       <w:r>
         <w:rPr>
           <w:rFonts w:ascii="Consolas" w:hAnsi="Consolas" w:eastAsia="宋体" w:cs="Consolas"/>
-          <w:b w:val="0"/>
+          <w:b/>
           <w:i w:val="0"/>
           <w:sz w:val="22"/>
         </w:rPr>
-        <w:t>greenhouse.uvprojx</w:t>
-      </w:r>
-      <w:r>
-        <w:rPr>
-          <w:rFonts w:ascii="Times New Roman" w:hAnsi="Times New Roman" w:eastAsia="宋体" w:cs="Times New Roman"/>
-          <w:b w:val="0"/>
-          <w:i w:val="0"/>
-          <w:sz w:val="24"/>
-        </w:rPr>
-        <w:t xml:space="preserve"> 编译，ST-Link 烧录 </w:t>
+        <w:t>GPIOE-&gt;ODR</w:t>
+      </w:r>
+      <w:r>
+        <w:rPr>
+          <w:rFonts w:ascii="Times New Roman" w:hAnsi="Times New Roman" w:eastAsia="宋体" w:cs="Times New Roman"/>
+          <w:b/>
+          <w:i w:val="0"/>
+          <w:sz w:val="24"/>
+        </w:rPr>
+        <w:t xml:space="preserve"> bit5 = 0</w:t>
+      </w:r>
+      <w:r>
+        <w:rPr>
+          <w:rFonts w:ascii="Times New Roman" w:hAnsi="Times New Roman" w:eastAsia="宋体" w:cs="Times New Roman"/>
+          <w:b w:val="0"/>
+          <w:i w:val="0"/>
+          <w:sz w:val="24"/>
+        </w:rPr>
+        <w:t>：</w:t>
       </w:r>
       <w:r>
         <w:rPr>
@@ -27498,7 +28219,81 @@
           <w:i w:val="0"/>
           <w:sz w:val="22"/>
         </w:rPr>
-        <w:t>firmware/Output/greenhouse.hex</w:t>
+        <w:t>ACTUATOR_ACTIVE_LEVEL 0</w:t>
+      </w:r>
+      <w:r>
+        <w:rPr>
+          <w:rFonts w:ascii="Times New Roman" w:hAnsi="Times New Roman" w:eastAsia="宋体" w:cs="Times New Roman"/>
+          <w:b w:val="0"/>
+          <w:i w:val="0"/>
+          <w:sz w:val="24"/>
+        </w:rPr>
+        <w:t xml:space="preserve">（低电平有效）下 </w:t>
+      </w:r>
+      <w:r>
+        <w:rPr>
+          <w:rFonts w:ascii="Consolas" w:hAnsi="Consolas" w:eastAsia="宋体" w:cs="Consolas"/>
+          <w:b w:val="0"/>
+          <w:i w:val="0"/>
+          <w:sz w:val="22"/>
+        </w:rPr>
+        <w:t>on=1</w:t>
+      </w:r>
+      <w:r>
+        <w:rPr>
+          <w:rFonts w:ascii="Times New Roman" w:hAnsi="Times New Roman" w:eastAsia="宋体" w:cs="Times New Roman"/>
+          <w:b w:val="0"/>
+          <w:i w:val="0"/>
+          <w:sz w:val="24"/>
+        </w:rPr>
+        <w:t xml:space="preserve"> 必须写 </w:t>
+      </w:r>
+      <w:r>
+        <w:rPr>
+          <w:rFonts w:ascii="Consolas" w:hAnsi="Consolas" w:eastAsia="宋体" w:cs="Consolas"/>
+          <w:b w:val="0"/>
+          <w:i w:val="0"/>
+          <w:sz w:val="22"/>
+        </w:rPr>
+        <w:t>GPIO_PIN_RESET</w:t>
+      </w:r>
+      <w:r>
+        <w:rPr>
+          <w:rFonts w:ascii="Times New Roman" w:hAnsi="Times New Roman" w:eastAsia="宋体" w:cs="Times New Roman"/>
+          <w:b w:val="0"/>
+          <w:i w:val="0"/>
+          <w:sz w:val="24"/>
+        </w:rPr>
+        <w:t>，</w:t>
+      </w:r>
+    </w:p>
+    <w:p>
+      <w:r>
+        <w:rPr>
+          <w:rFonts w:ascii="Times New Roman" w:hAnsi="Times New Roman" w:eastAsia="宋体" w:cs="Times New Roman"/>
+          <w:b w:val="0"/>
+          <w:i w:val="0"/>
+          <w:sz w:val="24"/>
+        </w:rPr>
+        <w:t xml:space="preserve">实测写的就是低电平 → </w:t>
+      </w:r>
+      <w:r>
+        <w:rPr>
+          <w:rFonts w:ascii="Times New Roman" w:hAnsi="Times New Roman" w:eastAsia="宋体" w:cs="Times New Roman"/>
+          <w:b/>
+          <w:i w:val="0"/>
+          <w:sz w:val="24"/>
+        </w:rPr>
+        <w:t>有效电平极性与文档一致</w:t>
+      </w:r>
+      <w:r>
+        <w:rPr>
+          <w:rFonts w:ascii="Times New Roman" w:hAnsi="Times New Roman" w:eastAsia="宋体" w:cs="Times New Roman"/>
+          <w:b w:val="0"/>
+          <w:i w:val="0"/>
+          <w:sz w:val="24"/>
+        </w:rPr>
+        <w:t>；</w:t>
       </w:r>
     </w:p>
     <w:p>
@@ -27517,21 +28312,41 @@
       </w:r>
       <w:r>
         <w:rPr>
-          <w:rFonts w:ascii="Times New Roman" w:hAnsi="Times New Roman" w:eastAsia="宋体" w:cs="Times New Roman"/>
+          <w:rFonts w:ascii="Consolas" w:hAnsi="Consolas" w:eastAsia="宋体" w:cs="Consolas"/>
           <w:b/>
           <w:i w:val="0"/>
-          <w:sz w:val="24"/>
-        </w:rPr>
-        <w:t>Windows 防火墙放行 9092 入站</w:t>
-      </w:r>
-      <w:r>
-        <w:rPr>
-          <w:rFonts w:ascii="Times New Roman" w:hAnsi="Times New Roman" w:eastAsia="宋体" w:cs="Times New Roman"/>
-          <w:b w:val="0"/>
-          <w:i w:val="0"/>
-          <w:sz w:val="24"/>
-        </w:rPr>
-        <w:t xml:space="preserve">（上位机已绑 </w:t>
+          <w:sz w:val="22"/>
+        </w:rPr>
+        <w:t>GPIOB-&gt;ODR</w:t>
+      </w:r>
+      <w:r>
+        <w:rPr>
+          <w:rFonts w:ascii="Times New Roman" w:hAnsi="Times New Roman" w:eastAsia="宋体" w:cs="Times New Roman"/>
+          <w:b/>
+          <w:i w:val="0"/>
+          <w:sz w:val="24"/>
+        </w:rPr>
+        <w:t xml:space="preserve"> bit8 = 1</w:t>
+      </w:r>
+      <w:r>
+        <w:rPr>
+          <w:rFonts w:ascii="Times New Roman" w:hAnsi="Times New Roman" w:eastAsia="宋体" w:cs="Times New Roman"/>
+          <w:b w:val="0"/>
+          <w:i w:val="0"/>
+          <w:sz w:val="24"/>
+        </w:rPr>
+        <w:t>：蜂鸣器高电平响 → 极性与文档一致。</w:t>
+      </w:r>
+    </w:p>
+    <w:p>
+      <w:r>
+        <w:rPr>
+          <w:rFonts w:ascii="Times New Roman" w:hAnsi="Times New Roman" w:eastAsia="宋体" w:cs="Times New Roman"/>
+          <w:b w:val="0"/>
+          <w:i w:val="0"/>
+          <w:sz w:val="24"/>
+        </w:rPr>
+        <w:t xml:space="preserve">另 </w:t>
       </w:r>
       <w:r>
         <w:rPr>
@@ -27540,105 +28355,1764 @@
           <w:i w:val="0"/>
           <w:sz w:val="22"/>
         </w:rPr>
-        <w:t>0.0.0.0</w:t>
-      </w:r>
-      <w:r>
-        <w:rPr>
-          <w:rFonts w:ascii="Times New Roman" w:hAnsi="Times New Roman" w:eastAsia="宋体" w:cs="Times New Roman"/>
-          <w:b w:val="0"/>
-          <w:i w:val="0"/>
-          <w:sz w:val="24"/>
-        </w:rPr>
-        <w:t>，缺的只是防火墙规则）</w:t>
+        <w:t>GPIOB-&gt;ODR</w:t>
+      </w:r>
+      <w:r>
+        <w:rPr>
+          <w:rFonts w:ascii="Times New Roman" w:hAnsi="Times New Roman" w:eastAsia="宋体" w:cs="Times New Roman"/>
+          <w:b w:val="0"/>
+          <w:i w:val="0"/>
+          <w:sz w:val="24"/>
+        </w:rPr>
+        <w:t xml:space="preserve"> bit5（LED0 心跳）在同一批次里读数发生变化，与"PB5 每 5 s 翻转"相符。</w:t>
+      </w:r>
+    </w:p>
+    <w:p>
+      <w:r>
+        <w:rPr>
+          <w:rFonts w:ascii="Times New Roman" w:hAnsi="Times New Roman" w:eastAsia="宋体" w:cs="Times New Roman"/>
+          <w:b/>
+          <w:i w:val="0"/>
+          <w:sz w:val="24"/>
+        </w:rPr>
+        <w:t>A-3 ｜ T03 回差恢复【实测通过】</w:t>
       </w:r>
     </w:p>
     <w:p>
       <w:pPr>
-        <w:spacing w:line="360" w:lineRule="auto" w:after="40"/>
-        <w:ind w:left="425" w:hanging="425"/>
+        <w:keepNext/>
+        <w:keepLines/>
+        <w:spacing w:line="240" w:lineRule="auto" w:before="120" w:after="0"/>
+        <w:ind w:left="170" w:right="170"/>
+        <w:shd w:val="clear" w:color="auto" w:fill="F2F2F2"/>
+        <w:pBdr>
+          <w:top w:val="single" w:sz="4" w:space="1" w:color="D9D9D9"/>
+          <w:left w:val="single" w:sz="4" w:space="1" w:color="D9D9D9"/>
+          <w:right w:val="single" w:sz="4" w:space="1" w:color="D9D9D9"/>
+        </w:pBdr>
       </w:pPr>
       <w:r>
         <w:rPr>
-          <w:rFonts w:ascii="Times New Roman" w:hAnsi="Times New Roman" w:eastAsia="宋体" w:cs="Times New Roman"/>
-          <w:b w:val="0"/>
-          <w:i w:val="0"/>
-          <w:sz w:val="24"/>
-        </w:rPr>
-        <w:t xml:space="preserve">4. 上电应观察到：LCD 显示光强/阈值/执行器/模式；LED0 每 5 s 翻转；手电照射 → </w:t>
-      </w:r>
-      <w:r>
-        <w:rPr>
-          <w:rFonts w:ascii="Consolas" w:hAnsi="Consolas" w:eastAsia="宋体" w:cs="Consolas"/>
-          <w:b w:val="0"/>
-          <w:i w:val="0"/>
-          <w:sz w:val="22"/>
-        </w:rPr>
-        <w:t>light</w:t>
-      </w:r>
-      <w:r>
-        <w:rPr>
-          <w:rFonts w:ascii="Times New Roman" w:hAnsi="Times New Roman" w:eastAsia="宋体" w:cs="Times New Roman"/>
-          <w:b w:val="0"/>
-          <w:i w:val="0"/>
-          <w:sz w:val="24"/>
-        </w:rPr>
-        <w:t xml:space="preserve"> 上升 → 超阈值执行器吸合 + 蜂鸣器响；遮挡回落到 </w:t>
-      </w:r>
-      <w:r>
-        <w:rPr>
-          <w:rFonts w:ascii="Consolas" w:hAnsi="Consolas" w:eastAsia="宋体" w:cs="Consolas"/>
-          <w:b w:val="0"/>
-          <w:i w:val="0"/>
-          <w:sz w:val="22"/>
-        </w:rPr>
-        <w:t>th - hys</w:t>
-      </w:r>
-      <w:r>
-        <w:rPr>
-          <w:rFonts w:ascii="Times New Roman" w:hAnsi="Times New Roman" w:eastAsia="宋体" w:cs="Times New Roman"/>
-          <w:b w:val="0"/>
-          <w:i w:val="0"/>
-          <w:sz w:val="24"/>
-        </w:rPr>
-        <w:t xml:space="preserve"> 以下才释放</w:t>
+          <w:rFonts w:ascii="Consolas" w:hAnsi="Consolas" w:eastAsia="Consolas" w:cs="Consolas"/>
+          <w:sz w:val="21"/>
+        </w:rPr>
+        <w:t>当前 light=30 hys=150 -&gt; 注入 th=480，th-hys=330 &gt; light</w:t>
       </w:r>
     </w:p>
     <w:p>
       <w:pPr>
-        <w:spacing w:line="360" w:lineRule="auto" w:after="40"/>
-        <w:ind w:left="425" w:hanging="425"/>
+        <w:keepNext/>
+        <w:keepLines/>
+        <w:spacing w:line="240" w:lineRule="auto" w:before="0" w:after="0"/>
+        <w:ind w:left="170" w:right="170"/>
+        <w:shd w:val="clear" w:color="auto" w:fill="F2F2F2"/>
+        <w:pBdr>
+          <w:left w:val="single" w:sz="4" w:space="1" w:color="D9D9D9"/>
+          <w:right w:val="single" w:sz="4" w:space="1" w:color="D9D9D9"/>
+        </w:pBdr>
       </w:pPr>
       <w:r>
         <w:rPr>
-          <w:rFonts w:ascii="Times New Roman" w:hAnsi="Times New Roman" w:eastAsia="宋体" w:cs="Times New Roman"/>
-          <w:b w:val="0"/>
-          <w:i w:val="0"/>
-          <w:sz w:val="24"/>
-        </w:rPr>
-        <w:t>5. 按 8.3 用例表逐项记录实测值，</w:t>
-      </w:r>
-      <w:r>
-        <w:rPr>
-          <w:rFonts w:ascii="Times New Roman" w:hAnsi="Times New Roman" w:eastAsia="宋体" w:cs="Times New Roman"/>
-          <w:b/>
-          <w:i w:val="0"/>
-          <w:sz w:val="24"/>
-        </w:rPr>
-        <w:t>回填本报告 8.3 的状态列</w:t>
+          <w:rFonts w:ascii="Consolas" w:hAnsi="Consolas" w:eastAsia="Consolas" w:cs="Consolas"/>
+          <w:sz w:val="21"/>
+        </w:rPr>
+        <w:t>POKE g_th=480 -&gt; 回读 480</w:t>
       </w:r>
     </w:p>
     <w:p>
       <w:pPr>
-        <w:spacing w:before="0" w:after="120"/>
+        <w:keepNext/>
+        <w:keepLines/>
+        <w:spacing w:line="240" w:lineRule="auto" w:before="0" w:after="0"/>
+        <w:ind w:left="170" w:right="170"/>
+        <w:shd w:val="clear" w:color="auto" w:fill="F2F2F2"/>
         <w:pBdr>
-          <w:bottom w:val="single" w:sz="6" w:space="1" w:color="BFBFBF"/>
+          <w:left w:val="single" w:sz="4" w:space="1" w:color="D9D9D9"/>
+          <w:right w:val="single" w:sz="4" w:space="1" w:color="D9D9D9"/>
         </w:pBdr>
+      </w:pPr>
+      <w:r>
+        <w:rPr>
+          <w:rFonts w:ascii="Consolas" w:hAnsi="Consolas" w:eastAsia="Consolas" w:cs="Consolas"/>
+          <w:sz w:val="21"/>
+        </w:rPr>
+        <w:t>[1s] adc=4063 light=32 th=480 hys=150 relay=0 buzz=0 mode=0 net=0</w:t>
+      </w:r>
+    </w:p>
+    <w:p>
+      <w:pPr>
+        <w:keepNext/>
+        <w:keepLines/>
+        <w:spacing w:line="240" w:lineRule="auto" w:before="0" w:after="0"/>
+        <w:ind w:left="170" w:right="170"/>
+        <w:shd w:val="clear" w:color="auto" w:fill="F2F2F2"/>
+        <w:pBdr>
+          <w:left w:val="single" w:sz="4" w:space="1" w:color="D9D9D9"/>
+          <w:right w:val="single" w:sz="4" w:space="1" w:color="D9D9D9"/>
+        </w:pBdr>
+      </w:pPr>
+      <w:r>
+        <w:rPr>
+          <w:rFonts w:ascii="Consolas" w:hAnsi="Consolas" w:eastAsia="Consolas" w:cs="Consolas"/>
+          <w:sz w:val="21"/>
+        </w:rPr>
+        <w:t>SWD GPIOE(T03) ODR=0x00000020 | bit5=1 bit8=0 | CRL=0xB4244444 CRH=0xBBBBBBBB</w:t>
+      </w:r>
+    </w:p>
+    <w:p>
+      <w:pPr>
+        <w:keepNext/>
+        <w:keepLines/>
+        <w:spacing w:line="240" w:lineRule="auto" w:before="0" w:after="0"/>
+        <w:ind w:left="170" w:right="170"/>
+        <w:shd w:val="clear" w:color="auto" w:fill="F2F2F2"/>
+        <w:pBdr>
+          <w:left w:val="single" w:sz="4" w:space="1" w:color="D9D9D9"/>
+          <w:right w:val="single" w:sz="4" w:space="1" w:color="D9D9D9"/>
+        </w:pBdr>
+      </w:pPr>
+      <w:r>
+        <w:rPr>
+          <w:rFonts w:ascii="Consolas" w:hAnsi="Consolas" w:eastAsia="Consolas" w:cs="Consolas"/>
+          <w:sz w:val="21"/>
+        </w:rPr>
+        <w:t>SWD GPIOB(T03) ODR=0x00000831 | bit5=1 bit8=0 | CRL=0xFF284443 CRH=0x44448B42</w:t>
+      </w:r>
+    </w:p>
+    <w:p>
+      <w:pPr>
+        <w:keepNext/>
+        <w:keepLines/>
+        <w:spacing w:line="240" w:lineRule="auto" w:before="0" w:after="0"/>
+        <w:ind w:left="170" w:right="170"/>
+        <w:shd w:val="clear" w:color="auto" w:fill="F2F2F2"/>
+        <w:pBdr>
+          <w:left w:val="single" w:sz="4" w:space="1" w:color="D9D9D9"/>
+          <w:right w:val="single" w:sz="4" w:space="1" w:color="D9D9D9"/>
+        </w:pBdr>
+      </w:pPr>
+      <w:r>
+        <w:rPr>
+          <w:rFonts w:ascii="Consolas" w:hAnsi="Consolas" w:eastAsia="Consolas" w:cs="Consolas"/>
+          <w:sz w:val="21"/>
+        </w:rPr>
+        <w:t>串口 relay 序列=[0, 0, 0, 0, 0]</w:t>
+      </w:r>
+    </w:p>
+    <w:p>
+      <w:pPr>
+        <w:keepNext w:val="0"/>
+        <w:keepLines/>
+        <w:spacing w:line="240" w:lineRule="auto" w:before="0" w:after="120"/>
+        <w:ind w:left="170" w:right="170"/>
+        <w:shd w:val="clear" w:color="auto" w:fill="F2F2F2"/>
+        <w:pBdr>
+          <w:bottom w:val="single" w:sz="4" w:space="1" w:color="D9D9D9"/>
+          <w:left w:val="single" w:sz="4" w:space="1" w:color="D9D9D9"/>
+          <w:right w:val="single" w:sz="4" w:space="1" w:color="D9D9D9"/>
+        </w:pBdr>
+      </w:pPr>
+      <w:r>
+        <w:rPr>
+          <w:rFonts w:ascii="Consolas" w:hAnsi="Consolas" w:eastAsia="Consolas" w:cs="Consolas"/>
+          <w:sz w:val="21"/>
+        </w:rPr>
+        <w:t>串口 buzz  序列=[0, 0, 0, 0, 0]</w:t>
+      </w:r>
+    </w:p>
+    <w:p>
+      <w:r>
+        <w:rPr>
+          <w:rFonts w:ascii="Times New Roman" w:hAnsi="Times New Roman" w:eastAsia="宋体" w:cs="Times New Roman"/>
+          <w:b w:val="0"/>
+          <w:i w:val="0"/>
+          <w:sz w:val="24"/>
+        </w:rPr>
+        <w:t>判定：</w:t>
+      </w:r>
+      <w:r>
+        <w:rPr>
+          <w:rFonts w:ascii="Consolas" w:hAnsi="Consolas" w:eastAsia="宋体" w:cs="Consolas"/>
+          <w:b w:val="0"/>
+          <w:i w:val="0"/>
+          <w:sz w:val="22"/>
+        </w:rPr>
+        <w:t>light(30) &lt; th-hys(330)</w:t>
+      </w:r>
+      <w:r>
+        <w:rPr>
+          <w:rFonts w:ascii="Times New Roman" w:hAnsi="Times New Roman" w:eastAsia="宋体" w:cs="Times New Roman"/>
+          <w:b w:val="0"/>
+          <w:i w:val="0"/>
+          <w:sz w:val="24"/>
+        </w:rPr>
+        <w:t xml:space="preserve"> → 执行器释放、蜂鸣器停； </w:t>
+      </w:r>
+      <w:r>
+        <w:rPr>
+          <w:rFonts w:ascii="Consolas" w:hAnsi="Consolas" w:eastAsia="宋体" w:cs="Consolas"/>
+          <w:b/>
+          <w:i w:val="0"/>
+          <w:sz w:val="22"/>
+        </w:rPr>
+        <w:t>GPIOE-&gt;ODR</w:t>
+      </w:r>
+      <w:r>
+        <w:rPr>
+          <w:rFonts w:ascii="Times New Roman" w:hAnsi="Times New Roman" w:eastAsia="宋体" w:cs="Times New Roman"/>
+          <w:b/>
+          <w:i w:val="0"/>
+          <w:sz w:val="24"/>
+        </w:rPr>
+        <w:t xml:space="preserve"> bit5 回到 1</w:t>
+      </w:r>
+      <w:r>
+        <w:rPr>
+          <w:rFonts w:ascii="Times New Roman" w:hAnsi="Times New Roman" w:eastAsia="宋体" w:cs="Times New Roman"/>
+          <w:b w:val="0"/>
+          <w:i w:val="0"/>
+          <w:sz w:val="24"/>
+        </w:rPr>
+        <w:t>（断开）、</w:t>
+      </w:r>
+      <w:r>
+        <w:rPr>
+          <w:rFonts w:ascii="Consolas" w:hAnsi="Consolas" w:eastAsia="宋体" w:cs="Consolas"/>
+          <w:b/>
+          <w:i w:val="0"/>
+          <w:sz w:val="22"/>
+        </w:rPr>
+        <w:t>GPIOB-&gt;ODR</w:t>
+      </w:r>
+      <w:r>
+        <w:rPr>
+          <w:rFonts w:ascii="Times New Roman" w:hAnsi="Times New Roman" w:eastAsia="宋体" w:cs="Times New Roman"/>
+          <w:b/>
+          <w:i w:val="0"/>
+          <w:sz w:val="24"/>
+        </w:rPr>
+        <w:t xml:space="preserve"> bit8 回到 0</w:t>
+      </w:r>
+      <w:r>
+        <w:rPr>
+          <w:rFonts w:ascii="Times New Roman" w:hAnsi="Times New Roman" w:eastAsia="宋体" w:cs="Times New Roman"/>
+          <w:b w:val="0"/>
+          <w:i w:val="0"/>
+          <w:sz w:val="24"/>
+        </w:rPr>
+        <w:t>（静音）—— 释放方向的有效电平与文档一致。</w:t>
+      </w:r>
+    </w:p>
+    <w:p>
+      <w:r>
+        <w:rPr>
+          <w:rFonts w:ascii="Times New Roman" w:hAnsi="Times New Roman" w:eastAsia="宋体" w:cs="Times New Roman"/>
+          <w:b/>
+          <w:i w:val="0"/>
+          <w:sz w:val="24"/>
+        </w:rPr>
+        <w:t>A-4 ｜ 上电初始状态（§8.3 T08 的真机证据，顺带取得）【实测通过】</w:t>
+      </w:r>
+    </w:p>
+    <w:p>
+      <w:r>
+        <w:rPr>
+          <w:rFonts w:ascii="Times New Roman" w:hAnsi="Times New Roman" w:eastAsia="宋体" w:cs="Times New Roman"/>
+          <w:b w:val="0"/>
+          <w:i w:val="0"/>
+          <w:sz w:val="24"/>
+        </w:rPr>
+        <w:t xml:space="preserve">烧录后 </w:t>
+      </w:r>
+      <w:r>
+        <w:rPr>
+          <w:rFonts w:ascii="Consolas" w:hAnsi="Consolas" w:eastAsia="宋体" w:cs="Consolas"/>
+          <w:b w:val="0"/>
+          <w:i w:val="0"/>
+          <w:sz w:val="22"/>
+        </w:rPr>
+        <w:t>-rst</w:t>
+      </w:r>
+      <w:r>
+        <w:rPr>
+          <w:rFonts w:ascii="Times New Roman" w:hAnsi="Times New Roman" w:eastAsia="宋体" w:cs="Times New Roman"/>
+          <w:b w:val="0"/>
+          <w:i w:val="0"/>
+          <w:sz w:val="24"/>
+        </w:rPr>
+        <w:t xml:space="preserve"> 复位的完整启动链（原文摘录）：</w:t>
+      </w:r>
+    </w:p>
+    <w:p>
+      <w:pPr>
+        <w:keepNext/>
+        <w:keepLines/>
+        <w:spacing w:line="240" w:lineRule="auto" w:before="120" w:after="0"/>
+        <w:ind w:left="170" w:right="170"/>
+        <w:shd w:val="clear" w:color="auto" w:fill="F2F2F2"/>
+        <w:pBdr>
+          <w:top w:val="single" w:sz="4" w:space="1" w:color="D9D9D9"/>
+          <w:left w:val="single" w:sz="4" w:space="1" w:color="D9D9D9"/>
+          <w:right w:val="single" w:sz="4" w:space="1" w:color="D9D9D9"/>
+        </w:pBdr>
+      </w:pPr>
+      <w:r>
+        <w:rPr>
+          <w:rFonts w:ascii="Consolas" w:hAnsi="Consolas" w:eastAsia="Consolas" w:cs="Consolas"/>
+          <w:sz w:val="21"/>
+        </w:rPr>
+        <w:t>[boot] clock ok, node=1</w:t>
+      </w:r>
+    </w:p>
+    <w:p>
+      <w:pPr>
+        <w:keepNext/>
+        <w:keepLines/>
+        <w:spacing w:line="240" w:lineRule="auto" w:before="0" w:after="0"/>
+        <w:ind w:left="170" w:right="170"/>
+        <w:shd w:val="clear" w:color="auto" w:fill="F2F2F2"/>
+        <w:pBdr>
+          <w:left w:val="single" w:sz="4" w:space="1" w:color="D9D9D9"/>
+          <w:right w:val="single" w:sz="4" w:space="1" w:color="D9D9D9"/>
+        </w:pBdr>
+      </w:pPr>
+      <w:r>
+        <w:rPr>
+          <w:rFonts w:ascii="Consolas" w:hAnsi="Consolas" w:eastAsia="Consolas" w:cs="Consolas"/>
+          <w:sz w:val="21"/>
+        </w:rPr>
+        <w:t>[boot] RCC_CSR=0x14000000  IWDG=0 WWDG=0 SFT=1 POR=0 PIN=1 LPWR=0</w:t>
+      </w:r>
+    </w:p>
+    <w:p>
+      <w:pPr>
+        <w:keepNext/>
+        <w:keepLines/>
+        <w:spacing w:line="240" w:lineRule="auto" w:before="0" w:after="0"/>
+        <w:ind w:left="170" w:right="170"/>
+        <w:shd w:val="clear" w:color="auto" w:fill="F2F2F2"/>
+        <w:pBdr>
+          <w:left w:val="single" w:sz="4" w:space="1" w:color="D9D9D9"/>
+          <w:right w:val="single" w:sz="4" w:space="1" w:color="D9D9D9"/>
+        </w:pBdr>
+      </w:pPr>
+      <w:r>
+        <w:rPr>
+          <w:rFonts w:ascii="Consolas" w:hAnsi="Consolas" w:eastAsia="Consolas" w:cs="Consolas"/>
+          <w:sz w:val="21"/>
+        </w:rPr>
+        <w:t>[boot] reset flags cleared</w:t>
+      </w:r>
+    </w:p>
+    <w:p>
+      <w:pPr>
+        <w:keepNext/>
+        <w:keepLines/>
+        <w:spacing w:line="240" w:lineRule="auto" w:before="0" w:after="0"/>
+        <w:ind w:left="170" w:right="170"/>
+        <w:shd w:val="clear" w:color="auto" w:fill="F2F2F2"/>
+        <w:pBdr>
+          <w:left w:val="single" w:sz="4" w:space="1" w:color="D9D9D9"/>
+          <w:right w:val="single" w:sz="4" w:space="1" w:color="D9D9D9"/>
+        </w:pBdr>
+      </w:pPr>
+      <w:r>
+        <w:rPr>
+          <w:rFonts w:ascii="Consolas" w:hAnsi="Consolas" w:eastAsia="Consolas" w:cs="Consolas"/>
+          <w:sz w:val="21"/>
+        </w:rPr>
+        <w:t>LCD ID:7796</w:t>
+      </w:r>
+    </w:p>
+    <w:p>
+      <w:pPr>
+        <w:keepNext/>
+        <w:keepLines/>
+        <w:spacing w:line="240" w:lineRule="auto" w:before="0" w:after="0"/>
+        <w:ind w:left="170" w:right="170"/>
+        <w:shd w:val="clear" w:color="auto" w:fill="F2F2F2"/>
+        <w:pBdr>
+          <w:left w:val="single" w:sz="4" w:space="1" w:color="D9D9D9"/>
+          <w:right w:val="single" w:sz="4" w:space="1" w:color="D9D9D9"/>
+        </w:pBdr>
+      </w:pPr>
+      <w:r>
+        <w:rPr>
+          <w:rFonts w:ascii="Consolas" w:hAnsi="Consolas" w:eastAsia="Consolas" w:cs="Consolas"/>
+          <w:sz w:val="21"/>
+        </w:rPr>
+        <w:t>[lcd] id=0x7796 width=480 height=320 dir=1</w:t>
+      </w:r>
+    </w:p>
+    <w:p>
+      <w:pPr>
+        <w:keepNext/>
+        <w:keepLines/>
+        <w:spacing w:line="240" w:lineRule="auto" w:before="0" w:after="0"/>
+        <w:ind w:left="170" w:right="170"/>
+        <w:shd w:val="clear" w:color="auto" w:fill="F2F2F2"/>
+        <w:pBdr>
+          <w:left w:val="single" w:sz="4" w:space="1" w:color="D9D9D9"/>
+          <w:right w:val="single" w:sz="4" w:space="1" w:color="D9D9D9"/>
+        </w:pBdr>
+      </w:pPr>
+      <w:r>
+        <w:rPr>
+          <w:rFonts w:ascii="Consolas" w:hAnsi="Consolas" w:eastAsia="Consolas" w:cs="Consolas"/>
+          <w:sz w:val="21"/>
+        </w:rPr>
+        <w:t>[cfg] th=2000 hys=150 (EEPROM or default)</w:t>
+      </w:r>
+    </w:p>
+    <w:p>
+      <w:pPr>
+        <w:keepNext/>
+        <w:keepLines/>
+        <w:spacing w:line="240" w:lineRule="auto" w:before="0" w:after="0"/>
+        <w:ind w:left="170" w:right="170"/>
+        <w:shd w:val="clear" w:color="auto" w:fill="F2F2F2"/>
+        <w:pBdr>
+          <w:left w:val="single" w:sz="4" w:space="1" w:color="D9D9D9"/>
+          <w:right w:val="single" w:sz="4" w:space="1" w:color="D9D9D9"/>
+        </w:pBdr>
+      </w:pPr>
+      <w:r>
+        <w:rPr>
+          <w:rFonts w:ascii="Consolas" w:hAnsi="Consolas" w:eastAsia="Consolas" w:cs="Consolas"/>
+          <w:sz w:val="21"/>
+        </w:rPr>
+        <w:t>[cfg] wifi ssid=603 target=192.168.1.111:9092</w:t>
+      </w:r>
+    </w:p>
+    <w:p>
+      <w:pPr>
+        <w:keepNext/>
+        <w:keepLines/>
+        <w:spacing w:line="240" w:lineRule="auto" w:before="0" w:after="0"/>
+        <w:ind w:left="170" w:right="170"/>
+        <w:shd w:val="clear" w:color="auto" w:fill="F2F2F2"/>
+        <w:pBdr>
+          <w:left w:val="single" w:sz="4" w:space="1" w:color="D9D9D9"/>
+          <w:right w:val="single" w:sz="4" w:space="1" w:color="D9D9D9"/>
+        </w:pBdr>
+      </w:pPr>
+      <w:r>
+        <w:rPr>
+          <w:rFonts w:ascii="Consolas" w:hAnsi="Consolas" w:eastAsia="Consolas" w:cs="Consolas"/>
+          <w:sz w:val="21"/>
+        </w:rPr>
+        <w:t>[boot] boot-blink done; starting IWDG then entering main loop</w:t>
+      </w:r>
+    </w:p>
+    <w:p>
+      <w:pPr>
+        <w:keepNext w:val="0"/>
+        <w:keepLines/>
+        <w:spacing w:line="240" w:lineRule="auto" w:before="0" w:after="120"/>
+        <w:ind w:left="170" w:right="170"/>
+        <w:shd w:val="clear" w:color="auto" w:fill="F2F2F2"/>
+        <w:pBdr>
+          <w:bottom w:val="single" w:sz="4" w:space="1" w:color="D9D9D9"/>
+          <w:left w:val="single" w:sz="4" w:space="1" w:color="D9D9D9"/>
+          <w:right w:val="single" w:sz="4" w:space="1" w:color="D9D9D9"/>
+        </w:pBdr>
+      </w:pPr>
+      <w:r>
+        <w:rPr>
+          <w:rFonts w:ascii="Consolas" w:hAnsi="Consolas" w:eastAsia="Consolas" w:cs="Consolas"/>
+          <w:sz w:val="21"/>
+        </w:rPr>
+        <w:t>[1s] adc=4062 light=33 th=2000 hys=150 relay=0 buzz=0 mode=0 net=0</w:t>
+      </w:r>
+    </w:p>
+    <w:p>
+      <w:r>
+        <w:rPr>
+          <w:rFonts w:ascii="Times New Roman" w:hAnsi="Times New Roman" w:eastAsia="宋体" w:cs="Times New Roman"/>
+          <w:b w:val="0"/>
+          <w:i w:val="0"/>
+          <w:sz w:val="24"/>
+        </w:rPr>
+        <w:t xml:space="preserve">判定：初始化顺序与 </w:t>
+      </w:r>
+      <w:r>
+        <w:rPr>
+          <w:rFonts w:ascii="Consolas" w:hAnsi="Consolas" w:eastAsia="宋体" w:cs="Consolas"/>
+          <w:b w:val="0"/>
+          <w:i w:val="0"/>
+          <w:sz w:val="22"/>
+        </w:rPr>
+        <w:t>Tech_Design</w:t>
+      </w:r>
+      <w:r>
+        <w:rPr>
+          <w:rFonts w:ascii="Times New Roman" w:hAnsi="Times New Roman" w:eastAsia="宋体" w:cs="Times New Roman"/>
+          <w:b w:val="0"/>
+          <w:i w:val="0"/>
+          <w:sz w:val="24"/>
+        </w:rPr>
+        <w:t xml:space="preserve"> §固件设计一致，</w:t>
+      </w:r>
+      <w:r>
+        <w:rPr>
+          <w:rFonts w:ascii="Times New Roman" w:hAnsi="Times New Roman" w:eastAsia="宋体" w:cs="Times New Roman"/>
+          <w:b/>
+          <w:i w:val="0"/>
+          <w:sz w:val="24"/>
+        </w:rPr>
+        <w:t>无 HardFault、无复位循环</w:t>
+      </w:r>
+      <w:r>
+        <w:rPr>
+          <w:rFonts w:ascii="Times New Roman" w:hAnsi="Times New Roman" w:eastAsia="宋体" w:cs="Times New Roman"/>
+          <w:b w:val="0"/>
+          <w:i w:val="0"/>
+          <w:sz w:val="24"/>
+        </w:rPr>
+        <w:t xml:space="preserve"> （</w:t>
+      </w:r>
+      <w:r>
+        <w:rPr>
+          <w:rFonts w:ascii="Consolas" w:hAnsi="Consolas" w:eastAsia="宋体" w:cs="Consolas"/>
+          <w:b w:val="0"/>
+          <w:i w:val="0"/>
+          <w:sz w:val="22"/>
+        </w:rPr>
+        <w:t>RCC_CSR</w:t>
+      </w:r>
+      <w:r>
+        <w:rPr>
+          <w:rFonts w:ascii="Times New Roman" w:hAnsi="Times New Roman" w:eastAsia="宋体" w:cs="Times New Roman"/>
+          <w:b w:val="0"/>
+          <w:i w:val="0"/>
+          <w:sz w:val="24"/>
+        </w:rPr>
+        <w:t xml:space="preserve"> 的 </w:t>
+      </w:r>
+      <w:r>
+        <w:rPr>
+          <w:rFonts w:ascii="Consolas" w:hAnsi="Consolas" w:eastAsia="宋体" w:cs="Consolas"/>
+          <w:b w:val="0"/>
+          <w:i w:val="0"/>
+          <w:sz w:val="22"/>
+        </w:rPr>
+        <w:t>SFT=1</w:t>
+      </w:r>
+      <w:r>
+        <w:rPr>
+          <w:rFonts w:ascii="Times New Roman" w:hAnsi="Times New Roman" w:eastAsia="宋体" w:cs="Times New Roman"/>
+          <w:b w:val="0"/>
+          <w:i w:val="0"/>
+          <w:sz w:val="24"/>
+        </w:rPr>
+        <w:t xml:space="preserve"> 正是本次 </w:t>
+      </w:r>
+      <w:r>
+        <w:rPr>
+          <w:rFonts w:ascii="Consolas" w:hAnsi="Consolas" w:eastAsia="宋体" w:cs="Consolas"/>
+          <w:b w:val="0"/>
+          <w:i w:val="0"/>
+          <w:sz w:val="22"/>
+        </w:rPr>
+        <w:t>-rst</w:t>
+      </w:r>
+      <w:r>
+        <w:rPr>
+          <w:rFonts w:ascii="Times New Roman" w:hAnsi="Times New Roman" w:eastAsia="宋体" w:cs="Times New Roman"/>
+          <w:b w:val="0"/>
+          <w:i w:val="0"/>
+          <w:sz w:val="24"/>
+        </w:rPr>
+        <w:t xml:space="preserve"> 软复位，</w:t>
+      </w:r>
+      <w:r>
+        <w:rPr>
+          <w:rFonts w:ascii="Consolas" w:hAnsi="Consolas" w:eastAsia="宋体" w:cs="Consolas"/>
+          <w:b w:val="0"/>
+          <w:i w:val="0"/>
+          <w:sz w:val="22"/>
+        </w:rPr>
+        <w:t>IWDG=0</w:t>
+      </w:r>
+      <w:r>
+        <w:rPr>
+          <w:rFonts w:ascii="Times New Roman" w:hAnsi="Times New Roman" w:eastAsia="宋体" w:cs="Times New Roman"/>
+          <w:b w:val="0"/>
+          <w:i w:val="0"/>
+          <w:sz w:val="24"/>
+        </w:rPr>
+        <w:t xml:space="preserve"> 说明未被看门狗咬）； </w:t>
+      </w:r>
+      <w:r>
+        <w:rPr>
+          <w:rFonts w:ascii="Consolas" w:hAnsi="Consolas" w:eastAsia="宋体" w:cs="Consolas"/>
+          <w:b/>
+          <w:i w:val="0"/>
+          <w:sz w:val="22"/>
+        </w:rPr>
+        <w:t>lcd id/width/height</w:t>
+      </w:r>
+      <w:r>
+        <w:rPr>
+          <w:rFonts w:ascii="Times New Roman" w:hAnsi="Times New Roman" w:eastAsia="宋体" w:cs="Times New Roman"/>
+          <w:b/>
+          <w:i w:val="0"/>
+          <w:sz w:val="24"/>
+        </w:rPr>
+        <w:t xml:space="preserve"> 与文档声明完全一致</w:t>
+      </w:r>
+      <w:r>
+        <w:rPr>
+          <w:rFonts w:ascii="Times New Roman" w:hAnsi="Times New Roman" w:eastAsia="宋体" w:cs="Times New Roman"/>
+          <w:b w:val="0"/>
+          <w:i w:val="0"/>
+          <w:sz w:val="24"/>
+        </w:rPr>
+        <w:t xml:space="preserve">；上电即 </w:t>
+      </w:r>
+      <w:r>
+        <w:rPr>
+          <w:rFonts w:ascii="Consolas" w:hAnsi="Consolas" w:eastAsia="宋体" w:cs="Consolas"/>
+          <w:b w:val="0"/>
+          <w:i w:val="0"/>
+          <w:sz w:val="22"/>
+        </w:rPr>
+        <w:t>relay=0 buzz=0</w:t>
+      </w:r>
+      <w:r>
+        <w:rPr>
+          <w:rFonts w:ascii="Times New Roman" w:hAnsi="Times New Roman" w:eastAsia="宋体" w:cs="Times New Roman"/>
+          <w:b w:val="0"/>
+          <w:i w:val="0"/>
+          <w:sz w:val="24"/>
+        </w:rPr>
+        <w:t>（执行器断开、蜂鸣器不响）。</w:t>
+      </w:r>
+    </w:p>
+    <w:p>
+      <w:pPr>
+        <w:pStyle w:val="Heading3"/>
+        <w:spacing w:before="200" w:after="120" w:line="288" w:lineRule="auto"/>
+      </w:pPr>
+      <w:r>
+        <w:rPr>
+          <w:rFonts w:ascii="黑体" w:hAnsi="黑体" w:eastAsia="黑体" w:cs="黑体"/>
+          <w:b/>
+          <w:i w:val="0"/>
+          <w:color w:val="2E5496"/>
+          <w:sz w:val="24"/>
+        </w:rPr>
+        <w:t>B 类：必须人手操作、但判定仍由机器完成的清单</w:t>
+      </w:r>
+    </w:p>
+    <w:p>
+      <w:pPr>
+        <w:spacing w:line="312" w:lineRule="auto" w:after="40"/>
+        <w:ind w:left="340"/>
+        <w:pBdr>
+          <w:left w:val="single" w:sz="18" w:space="1" w:color="8FAADC"/>
+        </w:pBdr>
+      </w:pPr>
+      <w:r>
+        <w:rPr>
+          <w:rFonts w:ascii="Times New Roman" w:hAnsi="Times New Roman" w:eastAsia="宋体" w:cs="Times New Roman"/>
+          <w:b w:val="0"/>
+          <w:i w:val="0"/>
+          <w:color w:val="595959"/>
+          <w:sz w:val="23"/>
+        </w:rPr>
+        <w:t>每条只要求你</w:t>
+      </w:r>
+      <w:r>
+        <w:rPr>
+          <w:rFonts w:ascii="Times New Roman" w:hAnsi="Times New Roman" w:eastAsia="宋体" w:cs="Times New Roman"/>
+          <w:b/>
+          <w:i w:val="0"/>
+          <w:color w:val="595959"/>
+          <w:sz w:val="23"/>
+        </w:rPr>
+        <w:t>做一个物理动作</w:t>
+      </w:r>
+      <w:r>
+        <w:rPr>
+          <w:rFonts w:ascii="Times New Roman" w:hAnsi="Times New Roman" w:eastAsia="宋体" w:cs="Times New Roman"/>
+          <w:b w:val="0"/>
+          <w:i w:val="0"/>
+          <w:color w:val="595959"/>
+          <w:sz w:val="23"/>
+        </w:rPr>
+        <w:t>，读数与判定我来做。</w:t>
+      </w:r>
+    </w:p>
+    <w:p>
+      <w:pPr>
+        <w:spacing w:line="312" w:lineRule="auto" w:after="160"/>
+        <w:ind w:left="340"/>
+        <w:pBdr>
+          <w:left w:val="single" w:sz="18" w:space="1" w:color="8FAADC"/>
+        </w:pBdr>
+      </w:pPr>
+      <w:r>
+        <w:rPr>
+          <w:rFonts w:ascii="Times New Roman" w:hAnsi="Times New Roman" w:eastAsia="宋体" w:cs="Times New Roman"/>
+          <w:b w:val="0"/>
+          <w:i w:val="0"/>
+          <w:color w:val="595959"/>
+          <w:sz w:val="23"/>
+        </w:rPr>
+        <w:t>执行前请说一声，我会开始连续抓串口/SWD。</w:t>
+      </w:r>
+    </w:p>
+    <w:tbl>
+      <w:tblPr>
+        <w:tblStyle w:val="TableGrid"/>
+        <w:tblW w:type="pct" w:w="5000"/>
+        <w:jc w:val="center"/>
+        <w:tblLook w:firstColumn="1" w:firstRow="1" w:lastColumn="0" w:lastRow="0" w:noHBand="0" w:noVBand="1" w:val="04A0"/>
+        <w:tblLayout w:type="autofit"/>
+      </w:tblPr>
+      <w:tblGrid>
+        <w:gridCol w:w="2409"/>
+        <w:gridCol w:w="2409"/>
+        <w:gridCol w:w="2409"/>
+        <w:gridCol w:w="2409"/>
+      </w:tblGrid>
+      <w:tr>
+        <w:trPr>
+          <w:cantSplit/>
+          <w:tblHeader w:val="true"/>
+        </w:trPr>
+        <w:tc>
+          <w:tcPr>
+            <w:tcW w:type="dxa" w:w="2409"/>
+            <w:shd w:val="clear" w:color="auto" w:fill="DCE6F5"/>
+          </w:tcPr>
+          <w:p>
+            <w:pPr>
+              <w:spacing w:line="276" w:lineRule="auto" w:after="20"/>
+            </w:pPr>
+            <w:r/>
+            <w:r>
+              <w:rPr>
+                <w:rFonts w:ascii="Times New Roman" w:hAnsi="Times New Roman" w:eastAsia="宋体" w:cs="Times New Roman"/>
+                <w:b/>
+                <w:i w:val="0"/>
+                <w:sz w:val="21"/>
+              </w:rPr>
+              <w:t>编号</w:t>
+            </w:r>
+          </w:p>
+        </w:tc>
+        <w:tc>
+          <w:tcPr>
+            <w:tcW w:type="dxa" w:w="2409"/>
+            <w:shd w:val="clear" w:color="auto" w:fill="DCE6F5"/>
+          </w:tcPr>
+          <w:p>
+            <w:pPr>
+              <w:spacing w:line="276" w:lineRule="auto" w:after="20"/>
+            </w:pPr>
+            <w:r/>
+            <w:r>
+              <w:rPr>
+                <w:rFonts w:ascii="Times New Roman" w:hAnsi="Times New Roman" w:eastAsia="宋体" w:cs="Times New Roman"/>
+                <w:b/>
+                <w:i w:val="0"/>
+                <w:sz w:val="21"/>
+              </w:rPr>
+              <w:t>一句话动作</w:t>
+            </w:r>
+          </w:p>
+        </w:tc>
+        <w:tc>
+          <w:tcPr>
+            <w:tcW w:type="dxa" w:w="2409"/>
+            <w:shd w:val="clear" w:color="auto" w:fill="DCE6F5"/>
+          </w:tcPr>
+          <w:p>
+            <w:pPr>
+              <w:spacing w:line="276" w:lineRule="auto" w:after="20"/>
+            </w:pPr>
+            <w:r/>
+            <w:r>
+              <w:rPr>
+                <w:rFonts w:ascii="Times New Roman" w:hAnsi="Times New Roman" w:eastAsia="宋体" w:cs="Times New Roman"/>
+                <w:b/>
+                <w:i w:val="0"/>
+                <w:sz w:val="21"/>
+              </w:rPr>
+              <w:t>期望现象</w:t>
+            </w:r>
+          </w:p>
+        </w:tc>
+        <w:tc>
+          <w:tcPr>
+            <w:tcW w:type="dxa" w:w="2409"/>
+            <w:shd w:val="clear" w:color="auto" w:fill="DCE6F5"/>
+          </w:tcPr>
+          <w:p>
+            <w:pPr>
+              <w:spacing w:line="276" w:lineRule="auto" w:after="20"/>
+            </w:pPr>
+            <w:r/>
+            <w:r>
+              <w:rPr>
+                <w:rFonts w:ascii="Times New Roman" w:hAnsi="Times New Roman" w:eastAsia="宋体" w:cs="Times New Roman"/>
+                <w:b/>
+                <w:i w:val="0"/>
+                <w:sz w:val="21"/>
+              </w:rPr>
+              <w:t>你只需回报</w:t>
+            </w:r>
+          </w:p>
+        </w:tc>
+      </w:tr>
+      <w:tr>
+        <w:trPr>
+          <w:cantSplit/>
+        </w:trPr>
+        <w:tc>
+          <w:tcPr>
+            <w:tcW w:type="dxa" w:w="2409"/>
+          </w:tcPr>
+          <w:p>
+            <w:pPr>
+              <w:spacing w:line="276" w:lineRule="auto" w:after="20"/>
+            </w:pPr>
+            <w:r/>
+            <w:r>
+              <w:rPr>
+                <w:rFonts w:ascii="Times New Roman" w:hAnsi="Times New Roman" w:eastAsia="宋体" w:cs="Times New Roman"/>
+                <w:b/>
+                <w:i w:val="0"/>
+                <w:sz w:val="21"/>
+              </w:rPr>
+              <w:t>B-1（对应 T01 方向）</w:t>
+            </w:r>
+          </w:p>
+        </w:tc>
+        <w:tc>
+          <w:tcPr>
+            <w:tcW w:type="dxa" w:w="2409"/>
+          </w:tcPr>
+          <w:p>
+            <w:pPr>
+              <w:spacing w:line="276" w:lineRule="auto" w:after="20"/>
+            </w:pPr>
+            <w:r/>
+            <w:r>
+              <w:rPr>
+                <w:rFonts w:ascii="Times New Roman" w:hAnsi="Times New Roman" w:eastAsia="宋体" w:cs="Times New Roman"/>
+                <w:b w:val="0"/>
+                <w:i w:val="0"/>
+                <w:sz w:val="21"/>
+              </w:rPr>
+              <w:t>用手电筒</w:t>
+            </w:r>
+            <w:r>
+              <w:rPr>
+                <w:rFonts w:ascii="Times New Roman" w:hAnsi="Times New Roman" w:eastAsia="宋体" w:cs="Times New Roman"/>
+                <w:b/>
+                <w:i w:val="0"/>
+                <w:sz w:val="21"/>
+              </w:rPr>
+              <w:t>贴近光照传感器（PF8，板上的光敏元件）照射 5 秒，然后移开</w:t>
+            </w:r>
+          </w:p>
+        </w:tc>
+        <w:tc>
+          <w:tcPr>
+            <w:tcW w:type="dxa" w:w="2409"/>
+          </w:tcPr>
+          <w:p>
+            <w:pPr>
+              <w:spacing w:line="276" w:lineRule="auto" w:after="20"/>
+            </w:pPr>
+            <w:r/>
+            <w:r>
+              <w:rPr>
+                <w:rFonts w:ascii="Consolas" w:hAnsi="Consolas" w:eastAsia="宋体" w:cs="Consolas"/>
+                <w:b w:val="0"/>
+                <w:i w:val="0"/>
+                <w:sz w:val="19"/>
+              </w:rPr>
+              <w:t>[1s]</w:t>
+            </w:r>
+            <w:r>
+              <w:rPr>
+                <w:rFonts w:ascii="Times New Roman" w:hAnsi="Times New Roman" w:eastAsia="宋体" w:cs="Times New Roman"/>
+                <w:b w:val="0"/>
+                <w:i w:val="0"/>
+                <w:sz w:val="21"/>
+              </w:rPr>
+              <w:t xml:space="preserve"> 行的 </w:t>
+            </w:r>
+            <w:r>
+              <w:rPr>
+                <w:rFonts w:ascii="Consolas" w:hAnsi="Consolas" w:eastAsia="宋体" w:cs="Consolas"/>
+                <w:b w:val="0"/>
+                <w:i w:val="0"/>
+                <w:sz w:val="19"/>
+              </w:rPr>
+              <w:t>adc</w:t>
+            </w:r>
+            <w:r>
+              <w:rPr>
+                <w:rFonts w:ascii="Times New Roman" w:hAnsi="Times New Roman" w:eastAsia="宋体" w:cs="Times New Roman"/>
+                <w:b w:val="0"/>
+                <w:i w:val="0"/>
+                <w:sz w:val="21"/>
+              </w:rPr>
+              <w:t xml:space="preserve"> 明显</w:t>
+            </w:r>
+            <w:r>
+              <w:rPr>
+                <w:rFonts w:ascii="Times New Roman" w:hAnsi="Times New Roman" w:eastAsia="宋体" w:cs="Times New Roman"/>
+                <w:b/>
+                <w:i w:val="0"/>
+                <w:sz w:val="21"/>
+              </w:rPr>
+              <w:t>下降</w:t>
+            </w:r>
+            <w:r>
+              <w:rPr>
+                <w:rFonts w:ascii="Times New Roman" w:hAnsi="Times New Roman" w:eastAsia="宋体" w:cs="Times New Roman"/>
+                <w:b w:val="0"/>
+                <w:i w:val="0"/>
+                <w:sz w:val="21"/>
+              </w:rPr>
+              <w:t>、</w:t>
+            </w:r>
+            <w:r>
+              <w:rPr>
+                <w:rFonts w:ascii="Consolas" w:hAnsi="Consolas" w:eastAsia="宋体" w:cs="Consolas"/>
+                <w:b w:val="0"/>
+                <w:i w:val="0"/>
+                <w:sz w:val="19"/>
+              </w:rPr>
+              <w:t>light</w:t>
+            </w:r>
+            <w:r>
+              <w:rPr>
+                <w:rFonts w:ascii="Times New Roman" w:hAnsi="Times New Roman" w:eastAsia="宋体" w:cs="Times New Roman"/>
+                <w:b w:val="0"/>
+                <w:i w:val="0"/>
+                <w:sz w:val="21"/>
+              </w:rPr>
+              <w:t xml:space="preserve"> 明显</w:t>
+            </w:r>
+            <w:r>
+              <w:rPr>
+                <w:rFonts w:ascii="Times New Roman" w:hAnsi="Times New Roman" w:eastAsia="宋体" w:cs="Times New Roman"/>
+                <w:b/>
+                <w:i w:val="0"/>
+                <w:sz w:val="21"/>
+              </w:rPr>
+              <w:t>上升</w:t>
+            </w:r>
+            <w:r>
+              <w:rPr>
+                <w:rFonts w:ascii="Times New Roman" w:hAnsi="Times New Roman" w:eastAsia="宋体" w:cs="Times New Roman"/>
+                <w:b w:val="0"/>
+                <w:i w:val="0"/>
+                <w:sz w:val="21"/>
+              </w:rPr>
+              <w:t>；移开后回弹</w:t>
+            </w:r>
+          </w:p>
+        </w:tc>
+        <w:tc>
+          <w:tcPr>
+            <w:tcW w:type="dxa" w:w="2409"/>
+          </w:tcPr>
+          <w:p>
+            <w:pPr>
+              <w:spacing w:line="276" w:lineRule="auto" w:after="20"/>
+            </w:pPr>
+            <w:r/>
+            <w:r>
+              <w:rPr>
+                <w:rFonts w:ascii="Times New Roman" w:hAnsi="Times New Roman" w:eastAsia="宋体" w:cs="Times New Roman"/>
+                <w:b w:val="0"/>
+                <w:i w:val="0"/>
+                <w:sz w:val="21"/>
+              </w:rPr>
+              <w:t>只说"开始照 / 照完了"，不必读任何数字</w:t>
+            </w:r>
+          </w:p>
+        </w:tc>
+      </w:tr>
+      <w:tr>
+        <w:trPr>
+          <w:cantSplit/>
+        </w:trPr>
+        <w:tc>
+          <w:tcPr>
+            <w:tcW w:type="dxa" w:w="2409"/>
+          </w:tcPr>
+          <w:p>
+            <w:pPr>
+              <w:spacing w:line="276" w:lineRule="auto" w:after="20"/>
+            </w:pPr>
+            <w:r/>
+            <w:r>
+              <w:rPr>
+                <w:rFonts w:ascii="Times New Roman" w:hAnsi="Times New Roman" w:eastAsia="宋体" w:cs="Times New Roman"/>
+                <w:b/>
+                <w:i w:val="0"/>
+                <w:sz w:val="21"/>
+              </w:rPr>
+              <w:t>B-2（对应 T04 死区）</w:t>
+            </w:r>
+          </w:p>
+        </w:tc>
+        <w:tc>
+          <w:tcPr>
+            <w:tcW w:type="dxa" w:w="2409"/>
+          </w:tcPr>
+          <w:p>
+            <w:pPr>
+              <w:spacing w:line="276" w:lineRule="auto" w:after="20"/>
+            </w:pPr>
+            <w:r/>
+            <w:r>
+              <w:rPr>
+                <w:rFonts w:ascii="Times New Roman" w:hAnsi="Times New Roman" w:eastAsia="宋体" w:cs="Times New Roman"/>
+                <w:b w:val="0"/>
+                <w:i w:val="0"/>
+                <w:sz w:val="21"/>
+              </w:rPr>
+              <w:t xml:space="preserve">先重复 B-1 让 </w:t>
+            </w:r>
+            <w:r>
+              <w:rPr>
+                <w:rFonts w:ascii="Consolas" w:hAnsi="Consolas" w:eastAsia="宋体" w:cs="Consolas"/>
+                <w:b w:val="0"/>
+                <w:i w:val="0"/>
+                <w:sz w:val="19"/>
+              </w:rPr>
+              <w:t>light</w:t>
+            </w:r>
+            <w:r>
+              <w:rPr>
+                <w:rFonts w:ascii="Times New Roman" w:hAnsi="Times New Roman" w:eastAsia="宋体" w:cs="Times New Roman"/>
+                <w:b w:val="0"/>
+                <w:i w:val="0"/>
+                <w:sz w:val="21"/>
+              </w:rPr>
+              <w:t xml:space="preserve"> </w:t>
+            </w:r>
+            <w:r>
+              <w:rPr>
+                <w:rFonts w:ascii="Times New Roman" w:hAnsi="Times New Roman" w:eastAsia="宋体" w:cs="Times New Roman"/>
+                <w:b/>
+                <w:i w:val="0"/>
+                <w:sz w:val="21"/>
+              </w:rPr>
+              <w:t>超过 2000</w:t>
+            </w:r>
+            <w:r>
+              <w:rPr>
+                <w:rFonts w:ascii="Times New Roman" w:hAnsi="Times New Roman" w:eastAsia="宋体" w:cs="Times New Roman"/>
+                <w:b w:val="0"/>
+                <w:i w:val="0"/>
+                <w:sz w:val="21"/>
+              </w:rPr>
+              <w:t xml:space="preserve">（即 </w:t>
+            </w:r>
+            <w:r>
+              <w:rPr>
+                <w:rFonts w:ascii="Consolas" w:hAnsi="Consolas" w:eastAsia="宋体" w:cs="Consolas"/>
+                <w:b w:val="0"/>
+                <w:i w:val="0"/>
+                <w:sz w:val="19"/>
+              </w:rPr>
+              <w:t>adc</w:t>
+            </w:r>
+            <w:r>
+              <w:rPr>
+                <w:rFonts w:ascii="Times New Roman" w:hAnsi="Times New Roman" w:eastAsia="宋体" w:cs="Times New Roman"/>
+                <w:b w:val="0"/>
+                <w:i w:val="0"/>
+                <w:sz w:val="21"/>
+              </w:rPr>
+              <w:t xml:space="preserve"> 降到 2095 以下）触发报警；然后在</w:t>
+            </w:r>
+            <w:r>
+              <w:rPr>
+                <w:rFonts w:ascii="Times New Roman" w:hAnsi="Times New Roman" w:eastAsia="宋体" w:cs="Times New Roman"/>
+                <w:b/>
+                <w:i w:val="0"/>
+                <w:sz w:val="21"/>
+              </w:rPr>
+              <w:t>保持报警</w:t>
+            </w:r>
+            <w:r>
+              <w:rPr>
+                <w:rFonts w:ascii="Times New Roman" w:hAnsi="Times New Roman" w:eastAsia="宋体" w:cs="Times New Roman"/>
+                <w:b w:val="0"/>
+                <w:i w:val="0"/>
+                <w:sz w:val="21"/>
+              </w:rPr>
+              <w:t>的前提下，把光照</w:t>
+            </w:r>
+            <w:r>
+              <w:rPr>
+                <w:rFonts w:ascii="Times New Roman" w:hAnsi="Times New Roman" w:eastAsia="宋体" w:cs="Times New Roman"/>
+                <w:b/>
+                <w:i w:val="0"/>
+                <w:sz w:val="21"/>
+              </w:rPr>
+              <w:t>缓慢减弱</w:t>
+            </w:r>
+            <w:r>
+              <w:rPr>
+                <w:rFonts w:ascii="Times New Roman" w:hAnsi="Times New Roman" w:eastAsia="宋体" w:cs="Times New Roman"/>
+                <w:b w:val="0"/>
+                <w:i w:val="0"/>
+                <w:sz w:val="21"/>
+              </w:rPr>
+              <w:t xml:space="preserve">到刚好让 </w:t>
+            </w:r>
+            <w:r>
+              <w:rPr>
+                <w:rFonts w:ascii="Consolas" w:hAnsi="Consolas" w:eastAsia="宋体" w:cs="Consolas"/>
+                <w:b w:val="0"/>
+                <w:i w:val="0"/>
+                <w:sz w:val="19"/>
+              </w:rPr>
+              <w:t>light</w:t>
+            </w:r>
+            <w:r>
+              <w:rPr>
+                <w:rFonts w:ascii="Times New Roman" w:hAnsi="Times New Roman" w:eastAsia="宋体" w:cs="Times New Roman"/>
+                <w:b w:val="0"/>
+                <w:i w:val="0"/>
+                <w:sz w:val="21"/>
+              </w:rPr>
+              <w:t xml:space="preserve"> 落在 </w:t>
+            </w:r>
+            <w:r>
+              <w:rPr>
+                <w:rFonts w:ascii="Times New Roman" w:hAnsi="Times New Roman" w:eastAsia="宋体" w:cs="Times New Roman"/>
+                <w:b/>
+                <w:i w:val="0"/>
+                <w:sz w:val="21"/>
+              </w:rPr>
+              <w:t>1850 ~ 2000</w:t>
+            </w:r>
+            <w:r>
+              <w:rPr>
+                <w:rFonts w:ascii="Times New Roman" w:hAnsi="Times New Roman" w:eastAsia="宋体" w:cs="Times New Roman"/>
+                <w:b w:val="0"/>
+                <w:i w:val="0"/>
+                <w:sz w:val="21"/>
+              </w:rPr>
+              <w:t xml:space="preserve"> 之间停住 10 秒</w:t>
+            </w:r>
+          </w:p>
+        </w:tc>
+        <w:tc>
+          <w:tcPr>
+            <w:tcW w:type="dxa" w:w="2409"/>
+          </w:tcPr>
+          <w:p>
+            <w:pPr>
+              <w:spacing w:line="276" w:lineRule="auto" w:after="20"/>
+            </w:pPr>
+            <w:r/>
+            <w:r>
+              <w:rPr>
+                <w:rFonts w:ascii="Times New Roman" w:hAnsi="Times New Roman" w:eastAsia="宋体" w:cs="Times New Roman"/>
+                <w:b w:val="0"/>
+                <w:i w:val="0"/>
+                <w:sz w:val="21"/>
+              </w:rPr>
+              <w:t xml:space="preserve">报警期间 </w:t>
+            </w:r>
+            <w:r>
+              <w:rPr>
+                <w:rFonts w:ascii="Consolas" w:hAnsi="Consolas" w:eastAsia="宋体" w:cs="Consolas"/>
+                <w:b w:val="0"/>
+                <w:i w:val="0"/>
+                <w:sz w:val="19"/>
+              </w:rPr>
+              <w:t>relay</w:t>
+            </w:r>
+            <w:r>
+              <w:rPr>
+                <w:rFonts w:ascii="Times New Roman" w:hAnsi="Times New Roman" w:eastAsia="宋体" w:cs="Times New Roman"/>
+                <w:b w:val="0"/>
+                <w:i w:val="0"/>
+                <w:sz w:val="21"/>
+              </w:rPr>
+              <w:t xml:space="preserve"> 保持 1 </w:t>
+            </w:r>
+            <w:r>
+              <w:rPr>
+                <w:rFonts w:ascii="Times New Roman" w:hAnsi="Times New Roman" w:eastAsia="宋体" w:cs="Times New Roman"/>
+                <w:b/>
+                <w:i w:val="0"/>
+                <w:sz w:val="21"/>
+              </w:rPr>
+              <w:t>不抖动</w:t>
+            </w:r>
+            <w:r>
+              <w:rPr>
+                <w:rFonts w:ascii="Times New Roman" w:hAnsi="Times New Roman" w:eastAsia="宋体" w:cs="Times New Roman"/>
+                <w:b w:val="0"/>
+                <w:i w:val="0"/>
+                <w:sz w:val="21"/>
+              </w:rPr>
+              <w:t xml:space="preserve">；只有 </w:t>
+            </w:r>
+            <w:r>
+              <w:rPr>
+                <w:rFonts w:ascii="Consolas" w:hAnsi="Consolas" w:eastAsia="宋体" w:cs="Consolas"/>
+                <w:b w:val="0"/>
+                <w:i w:val="0"/>
+                <w:sz w:val="19"/>
+              </w:rPr>
+              <w:t>light</w:t>
+            </w:r>
+            <w:r>
+              <w:rPr>
+                <w:rFonts w:ascii="Times New Roman" w:hAnsi="Times New Roman" w:eastAsia="宋体" w:cs="Times New Roman"/>
+                <w:b w:val="0"/>
+                <w:i w:val="0"/>
+                <w:sz w:val="21"/>
+              </w:rPr>
+              <w:t xml:space="preserve"> 跌破 </w:t>
+            </w:r>
+            <w:r>
+              <w:rPr>
+                <w:rFonts w:ascii="Consolas" w:hAnsi="Consolas" w:eastAsia="宋体" w:cs="Consolas"/>
+                <w:b w:val="0"/>
+                <w:i w:val="0"/>
+                <w:sz w:val="19"/>
+              </w:rPr>
+              <w:t>2000-150=1850</w:t>
+            </w:r>
+            <w:r>
+              <w:rPr>
+                <w:rFonts w:ascii="Times New Roman" w:hAnsi="Times New Roman" w:eastAsia="宋体" w:cs="Times New Roman"/>
+                <w:b w:val="0"/>
+                <w:i w:val="0"/>
+                <w:sz w:val="21"/>
+              </w:rPr>
+              <w:t xml:space="preserve"> 才 </w:t>
+            </w:r>
+            <w:r>
+              <w:rPr>
+                <w:rFonts w:ascii="Consolas" w:hAnsi="Consolas" w:eastAsia="宋体" w:cs="Consolas"/>
+                <w:b w:val="0"/>
+                <w:i w:val="0"/>
+                <w:sz w:val="19"/>
+              </w:rPr>
+              <w:t>relay=0</w:t>
+            </w:r>
+          </w:p>
+        </w:tc>
+        <w:tc>
+          <w:tcPr>
+            <w:tcW w:type="dxa" w:w="2409"/>
+          </w:tcPr>
+          <w:p>
+            <w:pPr>
+              <w:spacing w:line="276" w:lineRule="auto" w:after="20"/>
+            </w:pPr>
+            <w:r/>
+            <w:r>
+              <w:rPr>
+                <w:rFonts w:ascii="Times New Roman" w:hAnsi="Times New Roman" w:eastAsia="宋体" w:cs="Times New Roman"/>
+                <w:b w:val="0"/>
+                <w:i w:val="0"/>
+                <w:sz w:val="21"/>
+              </w:rPr>
+              <w:t>只说"已触发报警 / 已在区间内停住 / 已跌破"</w:t>
+            </w:r>
+          </w:p>
+        </w:tc>
+      </w:tr>
+      <w:tr>
+        <w:trPr>
+          <w:cantSplit/>
+        </w:trPr>
+        <w:tc>
+          <w:tcPr>
+            <w:tcW w:type="dxa" w:w="2409"/>
+          </w:tcPr>
+          <w:p>
+            <w:pPr>
+              <w:spacing w:line="276" w:lineRule="auto" w:after="20"/>
+            </w:pPr>
+            <w:r/>
+            <w:r>
+              <w:rPr>
+                <w:rFonts w:ascii="Times New Roman" w:hAnsi="Times New Roman" w:eastAsia="宋体" w:cs="Times New Roman"/>
+                <w:b/>
+                <w:i w:val="0"/>
+                <w:sz w:val="21"/>
+              </w:rPr>
+              <w:t>B-3（对应 T02/T03 事件送达）</w:t>
+            </w:r>
+          </w:p>
+        </w:tc>
+        <w:tc>
+          <w:tcPr>
+            <w:tcW w:type="dxa" w:w="2409"/>
+          </w:tcPr>
+          <w:p>
+            <w:pPr>
+              <w:spacing w:line="276" w:lineRule="auto" w:after="20"/>
+            </w:pPr>
+            <w:r/>
+            <w:r>
+              <w:rPr>
+                <w:rFonts w:ascii="Times New Roman" w:hAnsi="Times New Roman" w:eastAsia="宋体" w:cs="Times New Roman"/>
+                <w:b w:val="0"/>
+                <w:i w:val="0"/>
+                <w:sz w:val="21"/>
+              </w:rPr>
+              <w:t xml:space="preserve">确认手机热点名与密码仍为 </w:t>
+            </w:r>
+            <w:r>
+              <w:rPr>
+                <w:rFonts w:ascii="Times New Roman" w:hAnsi="Times New Roman" w:eastAsia="宋体" w:cs="Times New Roman"/>
+                <w:b/>
+                <w:i w:val="0"/>
+                <w:sz w:val="21"/>
+              </w:rPr>
+              <w:t xml:space="preserve">SSID </w:t>
+            </w:r>
+            <w:r>
+              <w:rPr>
+                <w:rFonts w:ascii="Consolas" w:hAnsi="Consolas" w:eastAsia="宋体" w:cs="Consolas"/>
+                <w:b/>
+                <w:i w:val="0"/>
+                <w:sz w:val="19"/>
+              </w:rPr>
+              <w:t>603</w:t>
+            </w:r>
+            <w:r>
+              <w:rPr>
+                <w:rFonts w:ascii="Times New Roman" w:hAnsi="Times New Roman" w:eastAsia="宋体" w:cs="Times New Roman"/>
+                <w:b/>
+                <w:i w:val="0"/>
+                <w:sz w:val="21"/>
+              </w:rPr>
+              <w:t xml:space="preserve"> / 密码 </w:t>
+            </w:r>
+            <w:r>
+              <w:rPr>
+                <w:rFonts w:ascii="Consolas" w:hAnsi="Consolas" w:eastAsia="宋体" w:cs="Consolas"/>
+                <w:b/>
+                <w:i w:val="0"/>
+                <w:sz w:val="19"/>
+              </w:rPr>
+              <w:t>bage88888888</w:t>
+            </w:r>
+            <w:r>
+              <w:rPr>
+                <w:rFonts w:ascii="Times New Roman" w:hAnsi="Times New Roman" w:eastAsia="宋体" w:cs="Times New Roman"/>
+                <w:b w:val="0"/>
+                <w:i w:val="0"/>
+                <w:sz w:val="21"/>
+              </w:rPr>
+              <w:t xml:space="preserve">（见 </w:t>
+            </w:r>
+            <w:r>
+              <w:rPr>
+                <w:rFonts w:ascii="Consolas" w:hAnsi="Consolas" w:eastAsia="宋体" w:cs="Consolas"/>
+                <w:b w:val="0"/>
+                <w:i w:val="0"/>
+                <w:sz w:val="19"/>
+              </w:rPr>
+              <w:t>wifi_config.h</w:t>
+            </w:r>
+            <w:r>
+              <w:rPr>
+                <w:rFonts w:ascii="Times New Roman" w:hAnsi="Times New Roman" w:eastAsia="宋体" w:cs="Times New Roman"/>
+                <w:b w:val="0"/>
+                <w:i w:val="0"/>
+                <w:sz w:val="21"/>
+              </w:rPr>
+              <w:t>），或告诉我实际热点名</w:t>
+            </w:r>
+          </w:p>
+        </w:tc>
+        <w:tc>
+          <w:tcPr>
+            <w:tcW w:type="dxa" w:w="2409"/>
+          </w:tcPr>
+          <w:p>
+            <w:pPr>
+              <w:spacing w:line="276" w:lineRule="auto" w:after="20"/>
+            </w:pPr>
+            <w:r/>
+            <w:r>
+              <w:rPr>
+                <w:rFonts w:ascii="Consolas" w:hAnsi="Consolas" w:eastAsia="宋体" w:cs="Consolas"/>
+                <w:b w:val="0"/>
+                <w:i w:val="0"/>
+                <w:sz w:val="19"/>
+              </w:rPr>
+              <w:t>[at]</w:t>
+            </w:r>
+            <w:r>
+              <w:rPr>
+                <w:rFonts w:ascii="Times New Roman" w:hAnsi="Times New Roman" w:eastAsia="宋体" w:cs="Times New Roman"/>
+                <w:b w:val="0"/>
+                <w:i w:val="0"/>
+                <w:sz w:val="21"/>
+              </w:rPr>
+              <w:t xml:space="preserve"> 行出现 </w:t>
+            </w:r>
+            <w:r>
+              <w:rPr>
+                <w:rFonts w:ascii="Consolas" w:hAnsi="Consolas" w:eastAsia="宋体" w:cs="Consolas"/>
+                <w:b w:val="0"/>
+                <w:i w:val="0"/>
+                <w:sz w:val="19"/>
+              </w:rPr>
+              <w:t>WIFI CONNECTED</w:t>
+            </w:r>
+            <w:r>
+              <w:rPr>
+                <w:rFonts w:ascii="Times New Roman" w:hAnsi="Times New Roman" w:eastAsia="宋体" w:cs="Times New Roman"/>
+                <w:b w:val="0"/>
+                <w:i w:val="0"/>
+                <w:sz w:val="21"/>
+              </w:rPr>
+              <w:t xml:space="preserve"> → </w:t>
+            </w:r>
+            <w:r>
+              <w:rPr>
+                <w:rFonts w:ascii="Consolas" w:hAnsi="Consolas" w:eastAsia="宋体" w:cs="Consolas"/>
+                <w:b w:val="0"/>
+                <w:i w:val="0"/>
+                <w:sz w:val="19"/>
+              </w:rPr>
+              <w:t>WIFI GOT IP</w:t>
+            </w:r>
+            <w:r>
+              <w:rPr>
+                <w:rFonts w:ascii="Times New Roman" w:hAnsi="Times New Roman" w:eastAsia="宋体" w:cs="Times New Roman"/>
+                <w:b w:val="0"/>
+                <w:i w:val="0"/>
+                <w:sz w:val="21"/>
+              </w:rPr>
+              <w:t xml:space="preserve"> → </w:t>
+            </w:r>
+            <w:r>
+              <w:rPr>
+                <w:rFonts w:ascii="Consolas" w:hAnsi="Consolas" w:eastAsia="宋体" w:cs="Consolas"/>
+                <w:b w:val="0"/>
+                <w:i w:val="0"/>
+                <w:sz w:val="19"/>
+              </w:rPr>
+              <w:t>net=1</w:t>
+            </w:r>
+            <w:r>
+              <w:rPr>
+                <w:rFonts w:ascii="Times New Roman" w:hAnsi="Times New Roman" w:eastAsia="宋体" w:cs="Times New Roman"/>
+                <w:b w:val="0"/>
+                <w:i w:val="0"/>
+                <w:sz w:val="21"/>
+              </w:rPr>
+              <w:t xml:space="preserve">；随后 </w:t>
+            </w:r>
+            <w:r>
+              <w:rPr>
+                <w:rFonts w:ascii="Consolas" w:hAnsi="Consolas" w:eastAsia="宋体" w:cs="Consolas"/>
+                <w:b w:val="0"/>
+                <w:i w:val="0"/>
+                <w:sz w:val="19"/>
+              </w:rPr>
+              <w:t>evt: alarm</w:t>
+            </w:r>
+            <w:r>
+              <w:rPr>
+                <w:rFonts w:ascii="Times New Roman" w:hAnsi="Times New Roman" w:eastAsia="宋体" w:cs="Times New Roman"/>
+                <w:b w:val="0"/>
+                <w:i w:val="0"/>
+                <w:sz w:val="21"/>
+              </w:rPr>
+              <w:t xml:space="preserve"> / </w:t>
+            </w:r>
+            <w:r>
+              <w:rPr>
+                <w:rFonts w:ascii="Consolas" w:hAnsi="Consolas" w:eastAsia="宋体" w:cs="Consolas"/>
+                <w:b w:val="0"/>
+                <w:i w:val="0"/>
+                <w:sz w:val="19"/>
+              </w:rPr>
+              <w:t>evt: recover</w:t>
+            </w:r>
+            <w:r>
+              <w:rPr>
+                <w:rFonts w:ascii="Times New Roman" w:hAnsi="Times New Roman" w:eastAsia="宋体" w:cs="Times New Roman"/>
+                <w:b w:val="0"/>
+                <w:i w:val="0"/>
+                <w:sz w:val="21"/>
+              </w:rPr>
+              <w:t xml:space="preserve"> 能经 TCP 送达</w:t>
+            </w:r>
+          </w:p>
+        </w:tc>
+        <w:tc>
+          <w:tcPr>
+            <w:tcW w:type="dxa" w:w="2409"/>
+          </w:tcPr>
+          <w:p>
+            <w:pPr>
+              <w:spacing w:line="276" w:lineRule="auto" w:after="20"/>
+            </w:pPr>
+            <w:r/>
+            <w:r>
+              <w:rPr>
+                <w:rFonts w:ascii="Times New Roman" w:hAnsi="Times New Roman" w:eastAsia="宋体" w:cs="Times New Roman"/>
+                <w:b w:val="0"/>
+                <w:i w:val="0"/>
+                <w:sz w:val="21"/>
+              </w:rPr>
+              <w:t>回报"热点已开/已改名（新名字是 …）"</w:t>
+            </w:r>
+          </w:p>
+        </w:tc>
+      </w:tr>
+      <w:tr>
+        <w:trPr>
+          <w:cantSplit/>
+        </w:trPr>
+        <w:tc>
+          <w:tcPr>
+            <w:tcW w:type="dxa" w:w="2409"/>
+          </w:tcPr>
+          <w:p>
+            <w:pPr>
+              <w:spacing w:line="276" w:lineRule="auto" w:after="20"/>
+            </w:pPr>
+            <w:r/>
+            <w:r>
+              <w:rPr>
+                <w:rFonts w:ascii="Times New Roman" w:hAnsi="Times New Roman" w:eastAsia="宋体" w:cs="Times New Roman"/>
+                <w:b/>
+                <w:i w:val="0"/>
+                <w:sz w:val="21"/>
+              </w:rPr>
+              <w:t>B-4（可选，T06 掉电记忆）</w:t>
+            </w:r>
+          </w:p>
+        </w:tc>
+        <w:tc>
+          <w:tcPr>
+            <w:tcW w:type="dxa" w:w="2409"/>
+          </w:tcPr>
+          <w:p>
+            <w:pPr>
+              <w:spacing w:line="276" w:lineRule="auto" w:after="20"/>
+            </w:pPr>
+            <w:r/>
+            <w:r>
+              <w:rPr>
+                <w:rFonts w:ascii="Times New Roman" w:hAnsi="Times New Roman" w:eastAsia="宋体" w:cs="Times New Roman"/>
+                <w:b w:val="0"/>
+                <w:i w:val="0"/>
+                <w:sz w:val="21"/>
+              </w:rPr>
+              <w:t>在 N-1/N-2 修好之前</w:t>
+            </w:r>
+            <w:r>
+              <w:rPr>
+                <w:rFonts w:ascii="Times New Roman" w:hAnsi="Times New Roman" w:eastAsia="宋体" w:cs="Times New Roman"/>
+                <w:b/>
+                <w:i w:val="0"/>
+                <w:sz w:val="21"/>
+              </w:rPr>
+              <w:t>不必做</w:t>
+            </w:r>
+            <w:r>
+              <w:rPr>
+                <w:rFonts w:ascii="Times New Roman" w:hAnsi="Times New Roman" w:eastAsia="宋体" w:cs="Times New Roman"/>
+                <w:b w:val="0"/>
+                <w:i w:val="0"/>
+                <w:sz w:val="21"/>
+              </w:rPr>
+              <w:t xml:space="preserve">；若愿意，断电 10 秒再上电，观察启动后打印的 </w:t>
+            </w:r>
+            <w:r>
+              <w:rPr>
+                <w:rFonts w:ascii="Consolas" w:hAnsi="Consolas" w:eastAsia="宋体" w:cs="Consolas"/>
+                <w:b w:val="0"/>
+                <w:i w:val="0"/>
+                <w:sz w:val="19"/>
+              </w:rPr>
+              <w:t>[cfg] th=</w:t>
+            </w:r>
+          </w:p>
+        </w:tc>
+        <w:tc>
+          <w:tcPr>
+            <w:tcW w:type="dxa" w:w="2409"/>
+          </w:tcPr>
+          <w:p>
+            <w:pPr>
+              <w:spacing w:line="276" w:lineRule="auto" w:after="20"/>
+            </w:pPr>
+            <w:r/>
+            <w:r>
+              <w:rPr>
+                <w:rFonts w:ascii="Times New Roman" w:hAnsi="Times New Roman" w:eastAsia="宋体" w:cs="Times New Roman"/>
+                <w:b w:val="0"/>
+                <w:i w:val="0"/>
+                <w:sz w:val="21"/>
+              </w:rPr>
+              <w:t>期望为上次设定值</w:t>
+            </w:r>
+          </w:p>
+        </w:tc>
+        <w:tc>
+          <w:tcPr>
+            <w:tcW w:type="dxa" w:w="2409"/>
+          </w:tcPr>
+          <w:p>
+            <w:pPr>
+              <w:spacing w:line="276" w:lineRule="auto" w:after="20"/>
+            </w:pPr>
+            <w:r/>
+            <w:r>
+              <w:rPr>
+                <w:rFonts w:ascii="Times New Roman" w:hAnsi="Times New Roman" w:eastAsia="宋体" w:cs="Times New Roman"/>
+                <w:b w:val="0"/>
+                <w:i w:val="0"/>
+                <w:sz w:val="21"/>
+              </w:rPr>
+              <w:t>回报"重启后 th 是多少"</w:t>
+            </w:r>
+          </w:p>
+        </w:tc>
+      </w:tr>
+    </w:tbl>
+    <w:p>
+      <w:pPr>
+        <w:spacing w:after="40"/>
       </w:pPr>
     </w:p>
     <w:p>
+      <w:r>
+        <w:rPr>
+          <w:rFonts w:ascii="Times New Roman" w:hAnsi="Times New Roman" w:eastAsia="宋体" w:cs="Times New Roman"/>
+          <w:b/>
+          <w:i w:val="0"/>
+          <w:sz w:val="24"/>
+        </w:rPr>
+        <w:t>B-2 为何需要人</w:t>
+      </w:r>
+      <w:r>
+        <w:rPr>
+          <w:rFonts w:ascii="Times New Roman" w:hAnsi="Times New Roman" w:eastAsia="宋体" w:cs="Times New Roman"/>
+          <w:b w:val="0"/>
+          <w:i w:val="0"/>
+          <w:sz w:val="24"/>
+        </w:rPr>
+        <w:t>：本机环境光敏读数近似饱和（</w:t>
+      </w:r>
+      <w:r>
+        <w:rPr>
+          <w:rFonts w:ascii="Consolas" w:hAnsi="Consolas" w:eastAsia="宋体" w:cs="Consolas"/>
+          <w:b w:val="0"/>
+          <w:i w:val="0"/>
+          <w:sz w:val="22"/>
+        </w:rPr>
+        <w:t>adc</w:t>
+      </w:r>
+      <w:r>
+        <w:rPr>
+          <w:rFonts w:ascii="Times New Roman" w:hAnsi="Times New Roman" w:eastAsia="宋体" w:cs="Times New Roman"/>
+          <w:b w:val="0"/>
+          <w:i w:val="0"/>
+          <w:sz w:val="24"/>
+        </w:rPr>
+        <w:t xml:space="preserve"> 4000 ~ 4095，</w:t>
+      </w:r>
+      <w:r>
+        <w:rPr>
+          <w:rFonts w:ascii="Consolas" w:hAnsi="Consolas" w:eastAsia="宋体" w:cs="Consolas"/>
+          <w:b w:val="0"/>
+          <w:i w:val="0"/>
+          <w:sz w:val="22"/>
+        </w:rPr>
+        <w:t>light</w:t>
+      </w:r>
+      <w:r>
+        <w:rPr>
+          <w:rFonts w:ascii="Times New Roman" w:hAnsi="Times New Roman" w:eastAsia="宋体" w:cs="Times New Roman"/>
+          <w:b w:val="0"/>
+          <w:i w:val="0"/>
+          <w:sz w:val="24"/>
+        </w:rPr>
+        <w:t xml:space="preserve"> 0 ~ 150）， 而默认回差 </w:t>
+      </w:r>
+      <w:r>
+        <w:rPr>
+          <w:rFonts w:ascii="Consolas" w:hAnsi="Consolas" w:eastAsia="宋体" w:cs="Consolas"/>
+          <w:b w:val="0"/>
+          <w:i w:val="0"/>
+          <w:sz w:val="22"/>
+        </w:rPr>
+        <w:t>hys=150</w:t>
+      </w:r>
+      <w:r>
+        <w:rPr>
+          <w:rFonts w:ascii="Times New Roman" w:hAnsi="Times New Roman" w:eastAsia="宋体" w:cs="Times New Roman"/>
+          <w:b w:val="0"/>
+          <w:i w:val="0"/>
+          <w:sz w:val="24"/>
+        </w:rPr>
+        <w:t xml:space="preserve"> 要求 </w:t>
+      </w:r>
+      <w:r>
+        <w:rPr>
+          <w:rFonts w:ascii="Consolas" w:hAnsi="Consolas" w:eastAsia="宋体" w:cs="Consolas"/>
+          <w:b w:val="0"/>
+          <w:i w:val="0"/>
+          <w:sz w:val="22"/>
+        </w:rPr>
+        <w:t>light ∈ [th-hys, th]</w:t>
+      </w:r>
+      <w:r>
+        <w:rPr>
+          <w:rFonts w:ascii="Times New Roman" w:hAnsi="Times New Roman" w:eastAsia="宋体" w:cs="Times New Roman"/>
+          <w:b w:val="0"/>
+          <w:i w:val="0"/>
+          <w:sz w:val="24"/>
+        </w:rPr>
+        <w:t xml:space="preserve"> 才有死区 —— 需要 </w:t>
+      </w:r>
+      <w:r>
+        <w:rPr>
+          <w:rFonts w:ascii="Consolas" w:hAnsi="Consolas" w:eastAsia="宋体" w:cs="Consolas"/>
+          <w:b w:val="0"/>
+          <w:i w:val="0"/>
+          <w:sz w:val="22"/>
+        </w:rPr>
+        <w:t>light</w:t>
+      </w:r>
+      <w:r>
+        <w:rPr>
+          <w:rFonts w:ascii="Times New Roman" w:hAnsi="Times New Roman" w:eastAsia="宋体" w:cs="Times New Roman"/>
+          <w:b w:val="0"/>
+          <w:i w:val="0"/>
+          <w:sz w:val="24"/>
+        </w:rPr>
+        <w:t xml:space="preserve"> 至少能上到 150 以上、 并且能稳定停在某个 150 宽的窗口里，只有真实改变光照才能做到。</w:t>
+      </w:r>
+    </w:p>
+    <w:p>
       <w:pPr>
-        <w:pStyle w:val="Heading2"/>
-        <w:spacing w:before="280" w:after="120" w:line="288" w:lineRule="auto"/>
+        <w:pStyle w:val="Heading3"/>
+        <w:spacing w:before="200" w:after="120" w:line="288" w:lineRule="auto"/>
       </w:pPr>
       <w:r>
         <w:rPr>
@@ -27646,9 +30120,9 @@
           <w:b/>
           <w:i w:val="0"/>
           <w:color w:val="1F3864"/>
-          <w:sz w:val="30"/>
-        </w:rPr>
-        <w:t>修订记录</w:t>
+          <w:sz w:val="26"/>
+        </w:rPr>
+        <w:t>8.5 待测清单与前置条件</w:t>
       </w:r>
     </w:p>
     <w:tbl>
@@ -27686,7 +30160,7 @@
                 <w:i w:val="0"/>
                 <w:sz w:val="21"/>
               </w:rPr>
-              <w:t>版本</w:t>
+              <w:t>待测项</w:t>
             </w:r>
           </w:p>
         </w:tc>
@@ -27707,7 +30181,7 @@
                 <w:i w:val="0"/>
                 <w:sz w:val="21"/>
               </w:rPr>
-              <w:t>日期</w:t>
+              <w:t>前置条件</w:t>
             </w:r>
           </w:p>
         </w:tc>
@@ -27728,7 +30202,3232 @@
                 <w:i w:val="0"/>
                 <w:sz w:val="21"/>
               </w:rPr>
+              <w:t>测法要点</w:t>
+            </w:r>
+          </w:p>
+        </w:tc>
+      </w:tr>
+      <w:tr>
+        <w:trPr>
+          <w:cantSplit/>
+        </w:trPr>
+        <w:tc>
+          <w:tcPr>
+            <w:tcW w:type="dxa" w:w="3213"/>
+          </w:tcPr>
+          <w:p>
+            <w:pPr>
+              <w:spacing w:line="276" w:lineRule="auto" w:after="20"/>
+            </w:pPr>
+            <w:r/>
+            <w:r>
+              <w:rPr>
+                <w:rFonts w:ascii="Times New Roman" w:hAnsi="Times New Roman" w:eastAsia="宋体" w:cs="Times New Roman"/>
+                <w:b w:val="0"/>
+                <w:i w:val="0"/>
+                <w:sz w:val="21"/>
+              </w:rPr>
+              <w:t>T01–T04、T06、T08、T09–T11、T18</w:t>
+            </w:r>
+          </w:p>
+        </w:tc>
+        <w:tc>
+          <w:tcPr>
+            <w:tcW w:type="dxa" w:w="3213"/>
+          </w:tcPr>
+          <w:p>
+            <w:pPr>
+              <w:spacing w:line="276" w:lineRule="auto" w:after="20"/>
+            </w:pPr>
+            <w:r/>
+            <w:r>
+              <w:rPr>
+                <w:rFonts w:ascii="Times New Roman" w:hAnsi="Times New Roman" w:eastAsia="宋体" w:cs="Times New Roman"/>
+                <w:b w:val="0"/>
+                <w:i w:val="0"/>
+                <w:sz w:val="21"/>
+              </w:rPr>
+              <w:t xml:space="preserve">开发板 + ST-Link + 已填 </w:t>
+            </w:r>
+            <w:r>
+              <w:rPr>
+                <w:rFonts w:ascii="Consolas" w:hAnsi="Consolas" w:eastAsia="宋体" w:cs="Consolas"/>
+                <w:b w:val="0"/>
+                <w:i w:val="0"/>
+                <w:sz w:val="19"/>
+              </w:rPr>
+              <w:t>wifi_config.h</w:t>
+            </w:r>
+          </w:p>
+        </w:tc>
+        <w:tc>
+          <w:tcPr>
+            <w:tcW w:type="dxa" w:w="3213"/>
+          </w:tcPr>
+          <w:p>
+            <w:pPr>
+              <w:spacing w:line="276" w:lineRule="auto" w:after="20"/>
+            </w:pPr>
+            <w:r/>
+            <w:r>
+              <w:rPr>
+                <w:rFonts w:ascii="Times New Roman" w:hAnsi="Times New Roman" w:eastAsia="宋体" w:cs="Times New Roman"/>
+                <w:b w:val="0"/>
+                <w:i w:val="0"/>
+                <w:sz w:val="21"/>
+              </w:rPr>
+              <w:t>手电/遮挡造光强变化；示波器或秒表核对回差与重连时间</w:t>
+            </w:r>
+          </w:p>
+        </w:tc>
+      </w:tr>
+      <w:tr>
+        <w:trPr>
+          <w:cantSplit/>
+        </w:trPr>
+        <w:tc>
+          <w:tcPr>
+            <w:tcW w:type="dxa" w:w="3213"/>
+          </w:tcPr>
+          <w:p>
+            <w:pPr>
+              <w:spacing w:line="276" w:lineRule="auto" w:after="20"/>
+            </w:pPr>
+            <w:r/>
+            <w:r>
+              <w:rPr>
+                <w:rFonts w:ascii="Times New Roman" w:hAnsi="Times New Roman" w:eastAsia="宋体" w:cs="Times New Roman"/>
+                <w:b w:val="0"/>
+                <w:i w:val="0"/>
+                <w:sz w:val="21"/>
+              </w:rPr>
+              <w:t>T05、T16</w:t>
+            </w:r>
+          </w:p>
+        </w:tc>
+        <w:tc>
+          <w:tcPr>
+            <w:tcW w:type="dxa" w:w="3213"/>
+          </w:tcPr>
+          <w:p>
+            <w:pPr>
+              <w:spacing w:line="276" w:lineRule="auto" w:after="20"/>
+            </w:pPr>
+            <w:r/>
+            <w:r>
+              <w:rPr>
+                <w:rFonts w:ascii="Times New Roman" w:hAnsi="Times New Roman" w:eastAsia="宋体" w:cs="Times New Roman"/>
+                <w:b w:val="0"/>
+                <w:i w:val="0"/>
+                <w:sz w:val="21"/>
+              </w:rPr>
+              <w:t>上位机 + 虚拟节点</w:t>
+            </w:r>
+          </w:p>
+        </w:tc>
+        <w:tc>
+          <w:tcPr>
+            <w:tcW w:type="dxa" w:w="3213"/>
+          </w:tcPr>
+          <w:p>
+            <w:pPr>
+              <w:spacing w:line="276" w:lineRule="auto" w:after="20"/>
+            </w:pPr>
+            <w:r/>
+            <w:r>
+              <w:rPr>
+                <w:rFonts w:ascii="Times New Roman" w:hAnsi="Times New Roman" w:eastAsia="宋体" w:cs="Times New Roman"/>
+                <w:b w:val="0"/>
+                <w:i w:val="0"/>
+                <w:sz w:val="21"/>
+              </w:rPr>
+              <w:t>先用虚拟节点验证交互与离线判定，再换成真板</w:t>
+            </w:r>
+          </w:p>
+        </w:tc>
+      </w:tr>
+      <w:tr>
+        <w:trPr>
+          <w:cantSplit/>
+        </w:trPr>
+        <w:tc>
+          <w:tcPr>
+            <w:tcW w:type="dxa" w:w="3213"/>
+          </w:tcPr>
+          <w:p>
+            <w:pPr>
+              <w:spacing w:line="276" w:lineRule="auto" w:after="20"/>
+            </w:pPr>
+            <w:r/>
+            <w:r>
+              <w:rPr>
+                <w:rFonts w:ascii="Times New Roman" w:hAnsi="Times New Roman" w:eastAsia="宋体" w:cs="Times New Roman"/>
+                <w:b w:val="0"/>
+                <w:i w:val="0"/>
+                <w:sz w:val="21"/>
+              </w:rPr>
+              <w:t>T12–T15</w:t>
+            </w:r>
+          </w:p>
+        </w:tc>
+        <w:tc>
+          <w:tcPr>
+            <w:tcW w:type="dxa" w:w="3213"/>
+          </w:tcPr>
+          <w:p>
+            <w:pPr>
+              <w:spacing w:line="276" w:lineRule="auto" w:after="20"/>
+            </w:pPr>
+            <w:r/>
+            <w:r>
+              <w:rPr>
+                <w:rFonts w:ascii="Times New Roman" w:hAnsi="Times New Roman" w:eastAsia="宋体" w:cs="Times New Roman"/>
+                <w:b/>
+                <w:i w:val="0"/>
+                <w:sz w:val="21"/>
+              </w:rPr>
+              <w:t>Qt TextToSpeech 补装</w:t>
+            </w:r>
+            <w:r>
+              <w:rPr>
+                <w:rFonts w:ascii="Times New Roman" w:hAnsi="Times New Roman" w:eastAsia="宋体" w:cs="Times New Roman"/>
+                <w:b w:val="0"/>
+                <w:i w:val="0"/>
+                <w:sz w:val="21"/>
+              </w:rPr>
+              <w:t>；llama-server 已启动并预热；麦克风可用</w:t>
+            </w:r>
+          </w:p>
+        </w:tc>
+        <w:tc>
+          <w:tcPr>
+            <w:tcW w:type="dxa" w:w="3213"/>
+          </w:tcPr>
+          <w:p>
+            <w:pPr>
+              <w:spacing w:line="276" w:lineRule="auto" w:after="20"/>
+            </w:pPr>
+            <w:r/>
+            <w:r>
+              <w:rPr>
+                <w:rFonts w:ascii="Times New Roman" w:hAnsi="Times New Roman" w:eastAsia="宋体" w:cs="Times New Roman"/>
+                <w:b w:val="0"/>
+                <w:i w:val="0"/>
+                <w:sz w:val="21"/>
+              </w:rPr>
+              <w:t>记录端到端延迟与 token（见 7.3 测法）</w:t>
+            </w:r>
+          </w:p>
+        </w:tc>
+      </w:tr>
+      <w:tr>
+        <w:trPr>
+          <w:cantSplit/>
+        </w:trPr>
+        <w:tc>
+          <w:tcPr>
+            <w:tcW w:type="dxa" w:w="3213"/>
+          </w:tcPr>
+          <w:p>
+            <w:pPr>
+              <w:spacing w:line="276" w:lineRule="auto" w:after="20"/>
+            </w:pPr>
+            <w:r/>
+            <w:r>
+              <w:rPr>
+                <w:rFonts w:ascii="Times New Roman" w:hAnsi="Times New Roman" w:eastAsia="宋体" w:cs="Times New Roman"/>
+                <w:b w:val="0"/>
+                <w:i w:val="0"/>
+                <w:sz w:val="21"/>
+              </w:rPr>
+              <w:t>T17</w:t>
+            </w:r>
+          </w:p>
+        </w:tc>
+        <w:tc>
+          <w:tcPr>
+            <w:tcW w:type="dxa" w:w="3213"/>
+          </w:tcPr>
+          <w:p>
+            <w:pPr>
+              <w:spacing w:line="276" w:lineRule="auto" w:after="20"/>
+            </w:pPr>
+            <w:r/>
+            <w:r>
+              <w:rPr>
+                <w:rFonts w:ascii="Times New Roman" w:hAnsi="Times New Roman" w:eastAsia="宋体" w:cs="Times New Roman"/>
+                <w:b/>
+                <w:i w:val="0"/>
+                <w:sz w:val="21"/>
+              </w:rPr>
+              <w:t>借用继电器到位</w:t>
+            </w:r>
+          </w:p>
+        </w:tc>
+        <w:tc>
+          <w:tcPr>
+            <w:tcW w:type="dxa" w:w="3213"/>
+          </w:tcPr>
+          <w:p>
+            <w:pPr>
+              <w:spacing w:line="276" w:lineRule="auto" w:after="20"/>
+            </w:pPr>
+            <w:r/>
+            <w:r>
+              <w:rPr>
+                <w:rFonts w:ascii="Times New Roman" w:hAnsi="Times New Roman" w:eastAsia="宋体" w:cs="Times New Roman"/>
+                <w:b w:val="0"/>
+                <w:i w:val="0"/>
+                <w:sz w:val="21"/>
+              </w:rPr>
+              <w:t>接线后跳线选低电平触发，复测 T02/T03/T05</w:t>
+            </w:r>
+          </w:p>
+        </w:tc>
+      </w:tr>
+      <w:tr>
+        <w:trPr>
+          <w:cantSplit/>
+        </w:trPr>
+        <w:tc>
+          <w:tcPr>
+            <w:tcW w:type="dxa" w:w="3213"/>
+          </w:tcPr>
+          <w:p>
+            <w:pPr>
+              <w:spacing w:line="276" w:lineRule="auto" w:after="20"/>
+            </w:pPr>
+            <w:r/>
+            <w:r>
+              <w:rPr>
+                <w:rFonts w:ascii="Times New Roman" w:hAnsi="Times New Roman" w:eastAsia="宋体" w:cs="Times New Roman"/>
+                <w:b w:val="0"/>
+                <w:i w:val="0"/>
+                <w:sz w:val="21"/>
+              </w:rPr>
+              <w:t>30 分钟连续运行稳定性</w:t>
+            </w:r>
+          </w:p>
+        </w:tc>
+        <w:tc>
+          <w:tcPr>
+            <w:tcW w:type="dxa" w:w="3213"/>
+          </w:tcPr>
+          <w:p>
+            <w:pPr>
+              <w:spacing w:line="276" w:lineRule="auto" w:after="20"/>
+            </w:pPr>
+            <w:r/>
+            <w:r>
+              <w:rPr>
+                <w:rFonts w:ascii="Times New Roman" w:hAnsi="Times New Roman" w:eastAsia="宋体" w:cs="Times New Roman"/>
+                <w:b w:val="0"/>
+                <w:i w:val="0"/>
+                <w:sz w:val="21"/>
+              </w:rPr>
+              <w:t>完整系统</w:t>
+            </w:r>
+          </w:p>
+        </w:tc>
+        <w:tc>
+          <w:tcPr>
+            <w:tcW w:type="dxa" w:w="3213"/>
+          </w:tcPr>
+          <w:p>
+            <w:pPr>
+              <w:spacing w:line="276" w:lineRule="auto" w:after="20"/>
+            </w:pPr>
+            <w:r/>
+            <w:r>
+              <w:rPr>
+                <w:rFonts w:ascii="Times New Roman" w:hAnsi="Times New Roman" w:eastAsia="宋体" w:cs="Times New Roman"/>
+                <w:b w:val="0"/>
+                <w:i w:val="0"/>
+                <w:sz w:val="21"/>
+              </w:rPr>
+              <w:t>观察 LED0 心跳是否中断、IWDG 是否复位</w:t>
+            </w:r>
+          </w:p>
+        </w:tc>
+      </w:tr>
+      <w:tr>
+        <w:trPr>
+          <w:cantSplit/>
+        </w:trPr>
+        <w:tc>
+          <w:tcPr>
+            <w:tcW w:type="dxa" w:w="3213"/>
+          </w:tcPr>
+          <w:p>
+            <w:pPr>
+              <w:spacing w:line="276" w:lineRule="auto" w:after="20"/>
+            </w:pPr>
+            <w:r/>
+            <w:r>
+              <w:rPr>
+                <w:rFonts w:ascii="Times New Roman" w:hAnsi="Times New Roman" w:eastAsia="宋体" w:cs="Times New Roman"/>
+                <w:b/>
+                <w:i w:val="0"/>
+                <w:sz w:val="21"/>
+              </w:rPr>
+              <w:t>T02/T03/T04/T06 的阈值驱动</w:t>
+            </w:r>
+          </w:p>
+        </w:tc>
+        <w:tc>
+          <w:tcPr>
+            <w:tcW w:type="dxa" w:w="3213"/>
+          </w:tcPr>
+          <w:p>
+            <w:pPr>
+              <w:spacing w:line="276" w:lineRule="auto" w:after="20"/>
+            </w:pPr>
+            <w:r/>
+            <w:r>
+              <w:rPr>
+                <w:rFonts w:ascii="Times New Roman" w:hAnsi="Times New Roman" w:eastAsia="宋体" w:cs="Times New Roman"/>
+                <w:b/>
+                <w:i w:val="0"/>
+                <w:sz w:val="21"/>
+              </w:rPr>
+              <w:t>先解决 N-1/N-2</w:t>
+            </w:r>
+            <w:r>
+              <w:rPr>
+                <w:rFonts w:ascii="Times New Roman" w:hAnsi="Times New Roman" w:eastAsia="宋体" w:cs="Times New Roman"/>
+                <w:b w:val="0"/>
+                <w:i w:val="0"/>
+                <w:sz w:val="21"/>
+              </w:rPr>
+              <w:t xml:space="preserve">（24C02 写通路 / I2C1 </w:t>
+            </w:r>
+            <w:r>
+              <w:rPr>
+                <w:rFonts w:ascii="Consolas" w:hAnsi="Consolas" w:eastAsia="宋体" w:cs="Consolas"/>
+                <w:b w:val="0"/>
+                <w:i w:val="0"/>
+                <w:sz w:val="19"/>
+              </w:rPr>
+              <w:t>PE=0</w:t>
+            </w:r>
+            <w:r>
+              <w:rPr>
+                <w:rFonts w:ascii="Times New Roman" w:hAnsi="Times New Roman" w:eastAsia="宋体" w:cs="Times New Roman"/>
+                <w:b w:val="0"/>
+                <w:i w:val="0"/>
+                <w:sz w:val="21"/>
+              </w:rPr>
+              <w:t>）</w:t>
+            </w:r>
+          </w:p>
+        </w:tc>
+        <w:tc>
+          <w:tcPr>
+            <w:tcW w:type="dxa" w:w="3213"/>
+          </w:tcPr>
+          <w:p>
+            <w:pPr>
+              <w:spacing w:line="276" w:lineRule="auto" w:after="20"/>
+            </w:pPr>
+            <w:r/>
+            <w:r>
+              <w:rPr>
+                <w:rFonts w:ascii="Times New Roman" w:hAnsi="Times New Roman" w:eastAsia="宋体" w:cs="Times New Roman"/>
+                <w:b w:val="0"/>
+                <w:i w:val="0"/>
+                <w:sz w:val="21"/>
+              </w:rPr>
+              <w:t xml:space="preserve">否则 </w:t>
+            </w:r>
+            <w:r>
+              <w:rPr>
+                <w:rFonts w:ascii="Consolas" w:hAnsi="Consolas" w:eastAsia="宋体" w:cs="Consolas"/>
+                <w:b w:val="0"/>
+                <w:i w:val="0"/>
+                <w:sz w:val="19"/>
+              </w:rPr>
+              <w:t>set_th</w:t>
+            </w:r>
+            <w:r>
+              <w:rPr>
+                <w:rFonts w:ascii="Times New Roman" w:hAnsi="Times New Roman" w:eastAsia="宋体" w:cs="Times New Roman"/>
+                <w:b w:val="0"/>
+                <w:i w:val="0"/>
+                <w:sz w:val="21"/>
+              </w:rPr>
+              <w:t xml:space="preserve"> 恒回 </w:t>
+            </w:r>
+            <w:r>
+              <w:rPr>
+                <w:rFonts w:ascii="Consolas" w:hAnsi="Consolas" w:eastAsia="宋体" w:cs="Consolas"/>
+                <w:b w:val="0"/>
+                <w:i w:val="0"/>
+                <w:sz w:val="19"/>
+              </w:rPr>
+              <w:t>err</w:t>
+            </w:r>
+            <w:r>
+              <w:rPr>
+                <w:rFonts w:ascii="Times New Roman" w:hAnsi="Times New Roman" w:eastAsia="宋体" w:cs="Times New Roman"/>
+                <w:b w:val="0"/>
+                <w:i w:val="0"/>
+                <w:sz w:val="21"/>
+              </w:rPr>
+              <w:t>，这四项无法按原设计测法执行</w:t>
+            </w:r>
+          </w:p>
+        </w:tc>
+      </w:tr>
+    </w:tbl>
+    <w:p>
+      <w:pPr>
+        <w:spacing w:after="40"/>
+      </w:pPr>
+    </w:p>
+    <w:p>
+      <w:r>
+        <w:rPr>
+          <w:rFonts w:ascii="Times New Roman" w:hAnsi="Times New Roman" w:eastAsia="宋体" w:cs="Times New Roman"/>
+          <w:b/>
+          <w:i w:val="0"/>
+          <w:sz w:val="24"/>
+        </w:rPr>
+        <w:t>已知环境限制（非代码缺陷，需在答辩中如实说明）</w:t>
+      </w:r>
+      <w:r>
+        <w:rPr>
+          <w:rFonts w:ascii="Times New Roman" w:hAnsi="Times New Roman" w:eastAsia="宋体" w:cs="Times New Roman"/>
+          <w:b w:val="0"/>
+          <w:i w:val="0"/>
+          <w:sz w:val="24"/>
+        </w:rPr>
+        <w:t>：</w:t>
+      </w:r>
+    </w:p>
+    <w:p>
+      <w:pPr>
+        <w:pStyle w:val="ListBullet"/>
+        <w:spacing w:line="360" w:lineRule="auto"/>
+      </w:pPr>
+      <w:r>
+        <w:rPr>
+          <w:rFonts w:ascii="Times New Roman" w:hAnsi="Times New Roman" w:eastAsia="宋体" w:cs="Times New Roman"/>
+          <w:b w:val="0"/>
+          <w:i w:val="0"/>
+          <w:sz w:val="24"/>
+        </w:rPr>
+        <w:t>本机 Qt 6.12.0 套件</w:t>
+      </w:r>
+      <w:r>
+        <w:rPr>
+          <w:rFonts w:ascii="Times New Roman" w:hAnsi="Times New Roman" w:eastAsia="宋体" w:cs="Times New Roman"/>
+          <w:b/>
+          <w:i w:val="0"/>
+          <w:sz w:val="24"/>
+        </w:rPr>
+        <w:t>未安装 TextToSpeech 模块</w:t>
+      </w:r>
+      <w:r>
+        <w:rPr>
+          <w:rFonts w:ascii="Times New Roman" w:hAnsi="Times New Roman" w:eastAsia="宋体" w:cs="Times New Roman"/>
+          <w:b w:val="0"/>
+          <w:i w:val="0"/>
+          <w:sz w:val="24"/>
+        </w:rPr>
+        <w:t>，当前构建自动降级（播报按钮置灰），补装后重新 configure 即自动开启；</w:t>
+      </w:r>
+    </w:p>
+    <w:p>
+      <w:pPr>
+        <w:pStyle w:val="ListBullet"/>
+        <w:spacing w:line="360" w:lineRule="auto"/>
+      </w:pPr>
+      <w:r>
+        <w:rPr>
+          <w:rFonts w:ascii="Times New Roman" w:hAnsi="Times New Roman" w:eastAsia="宋体" w:cs="Times New Roman"/>
+          <w:b w:val="0"/>
+          <w:i w:val="0"/>
+          <w:sz w:val="24"/>
+        </w:rPr>
+        <w:t xml:space="preserve">语音识别采用 PowerShell + </w:t>
+      </w:r>
+      <w:r>
+        <w:rPr>
+          <w:rFonts w:ascii="Consolas" w:hAnsi="Consolas" w:eastAsia="宋体" w:cs="Consolas"/>
+          <w:b w:val="0"/>
+          <w:i w:val="0"/>
+          <w:sz w:val="22"/>
+        </w:rPr>
+        <w:t>System.Speech</w:t>
+      </w:r>
+      <w:r>
+        <w:rPr>
+          <w:rFonts w:ascii="Times New Roman" w:hAnsi="Times New Roman" w:eastAsia="宋体" w:cs="Times New Roman"/>
+          <w:b w:val="0"/>
+          <w:i w:val="0"/>
+          <w:sz w:val="24"/>
+        </w:rPr>
+        <w:t xml:space="preserve">（SAPI）听写，其中文听写精度【待测】，若不达标需切换 WinRT </w:t>
+      </w:r>
+      <w:r>
+        <w:rPr>
+          <w:rFonts w:ascii="Consolas" w:hAnsi="Consolas" w:eastAsia="宋体" w:cs="Consolas"/>
+          <w:b w:val="0"/>
+          <w:i w:val="0"/>
+          <w:sz w:val="22"/>
+        </w:rPr>
+        <w:t>SpeechRecognizer</w:t>
+      </w:r>
+      <w:r>
+        <w:rPr>
+          <w:rFonts w:ascii="Times New Roman" w:hAnsi="Times New Roman" w:eastAsia="宋体" w:cs="Times New Roman"/>
+          <w:b w:val="0"/>
+          <w:i w:val="0"/>
+          <w:sz w:val="24"/>
+        </w:rPr>
+        <w:t xml:space="preserve"> 或 whisper.cpp；</w:t>
+      </w:r>
+    </w:p>
+    <w:p>
+      <w:pPr>
+        <w:pStyle w:val="ListBullet"/>
+        <w:spacing w:line="360" w:lineRule="auto"/>
+      </w:pPr>
+      <w:r>
+        <w:rPr>
+          <w:rFonts w:ascii="Times New Roman" w:hAnsi="Times New Roman" w:eastAsia="宋体" w:cs="Times New Roman"/>
+          <w:b w:val="0"/>
+          <w:i w:val="0"/>
+          <w:sz w:val="24"/>
+        </w:rPr>
+        <w:t>源码路径含中文会导致 Qt 的 moc 无法写出生成文件（且本机 8.3 短路径仍为中文），因此构建脚本自动建立纯 ASCII 目录联接后构建，源码位置不变。</w:t>
+      </w:r>
+    </w:p>
+    <w:p>
+      <w:pPr>
+        <w:spacing w:before="0" w:after="120"/>
+        <w:pBdr>
+          <w:bottom w:val="single" w:sz="6" w:space="1" w:color="BFBFBF"/>
+        </w:pBdr>
+      </w:pPr>
+    </w:p>
+    <w:p>
+      <w:pPr>
+        <w:pStyle w:val="Heading2"/>
+        <w:spacing w:before="280" w:after="120" w:line="288" w:lineRule="auto"/>
+      </w:pPr>
+      <w:r>
+        <w:rPr>
+          <w:rFonts w:ascii="黑体" w:hAnsi="黑体" w:eastAsia="黑体" w:cs="黑体"/>
+          <w:b/>
+          <w:i w:val="0"/>
+          <w:color w:val="1F3864"/>
+          <w:sz w:val="30"/>
+        </w:rPr>
+        <w:t>9. 总结与展望</w:t>
+      </w:r>
+    </w:p>
+    <w:p>
+      <w:pPr>
+        <w:pStyle w:val="Heading3"/>
+        <w:spacing w:before="200" w:after="120" w:line="288" w:lineRule="auto"/>
+      </w:pPr>
+      <w:r>
+        <w:rPr>
+          <w:rFonts w:ascii="黑体" w:hAnsi="黑体" w:eastAsia="黑体" w:cs="黑体"/>
+          <w:b/>
+          <w:i w:val="0"/>
+          <w:color w:val="1F3864"/>
+          <w:sz w:val="26"/>
+        </w:rPr>
+        <w:t>9.1 完成情况</w:t>
+      </w:r>
+    </w:p>
+    <w:tbl>
+      <w:tblPr>
+        <w:tblStyle w:val="TableGrid"/>
+        <w:tblW w:type="pct" w:w="5000"/>
+        <w:jc w:val="center"/>
+        <w:tblLook w:firstColumn="1" w:firstRow="1" w:lastColumn="0" w:lastRow="0" w:noHBand="0" w:noVBand="1" w:val="04A0"/>
+        <w:tblLayout w:type="autofit"/>
+      </w:tblPr>
+      <w:tblGrid>
+        <w:gridCol w:w="4819"/>
+        <w:gridCol w:w="4819"/>
+      </w:tblGrid>
+      <w:tr>
+        <w:trPr>
+          <w:cantSplit/>
+          <w:tblHeader w:val="true"/>
+        </w:trPr>
+        <w:tc>
+          <w:tcPr>
+            <w:tcW w:type="dxa" w:w="4819"/>
+            <w:shd w:val="clear" w:color="auto" w:fill="DCE6F5"/>
+          </w:tcPr>
+          <w:p>
+            <w:pPr>
+              <w:spacing w:line="276" w:lineRule="auto" w:after="20"/>
+            </w:pPr>
+            <w:r/>
+            <w:r>
+              <w:rPr>
+                <w:rFonts w:ascii="Times New Roman" w:hAnsi="Times New Roman" w:eastAsia="宋体" w:cs="Times New Roman"/>
+                <w:b/>
+                <w:i w:val="0"/>
+                <w:sz w:val="21"/>
+              </w:rPr>
+              <w:t>任务书要求</w:t>
+            </w:r>
+          </w:p>
+        </w:tc>
+        <w:tc>
+          <w:tcPr>
+            <w:tcW w:type="dxa" w:w="4819"/>
+            <w:shd w:val="clear" w:color="auto" w:fill="DCE6F5"/>
+          </w:tcPr>
+          <w:p>
+            <w:pPr>
+              <w:spacing w:line="276" w:lineRule="auto" w:after="20"/>
+            </w:pPr>
+            <w:r/>
+            <w:r>
+              <w:rPr>
+                <w:rFonts w:ascii="Times New Roman" w:hAnsi="Times New Roman" w:eastAsia="宋体" w:cs="Times New Roman"/>
+                <w:b/>
+                <w:i w:val="0"/>
+                <w:sz w:val="21"/>
+              </w:rPr>
+              <w:t>完成情况</w:t>
+            </w:r>
+          </w:p>
+        </w:tc>
+      </w:tr>
+      <w:tr>
+        <w:trPr>
+          <w:cantSplit/>
+        </w:trPr>
+        <w:tc>
+          <w:tcPr>
+            <w:tcW w:type="dxa" w:w="4819"/>
+          </w:tcPr>
+          <w:p>
+            <w:pPr>
+              <w:spacing w:line="276" w:lineRule="auto" w:after="20"/>
+            </w:pPr>
+            <w:r/>
+            <w:r>
+              <w:rPr>
+                <w:rFonts w:ascii="Times New Roman" w:hAnsi="Times New Roman" w:eastAsia="宋体" w:cs="Times New Roman"/>
+                <w:b w:val="0"/>
+                <w:i w:val="0"/>
+                <w:sz w:val="21"/>
+              </w:rPr>
+              <w:t>（1）采集光照强度，液晶显示</w:t>
+            </w:r>
+          </w:p>
+        </w:tc>
+        <w:tc>
+          <w:tcPr>
+            <w:tcW w:type="dxa" w:w="4819"/>
+          </w:tcPr>
+          <w:p>
+            <w:pPr>
+              <w:spacing w:line="276" w:lineRule="auto" w:after="20"/>
+            </w:pPr>
+            <w:r/>
+            <w:r>
+              <w:rPr>
+                <w:rFonts w:ascii="Times New Roman" w:hAnsi="Times New Roman" w:eastAsia="宋体" w:cs="Times New Roman"/>
+                <w:b w:val="0"/>
+                <w:i w:val="0"/>
+                <w:sz w:val="21"/>
+              </w:rPr>
+              <w:t>代码完成并</w:t>
+            </w:r>
+            <w:r>
+              <w:rPr>
+                <w:rFonts w:ascii="Times New Roman" w:hAnsi="Times New Roman" w:eastAsia="宋体" w:cs="Times New Roman"/>
+                <w:b/>
+                <w:i w:val="0"/>
+                <w:sz w:val="21"/>
+              </w:rPr>
+              <w:t>已编译通过</w:t>
+            </w:r>
+            <w:r>
+              <w:rPr>
+                <w:rFonts w:ascii="Times New Roman" w:hAnsi="Times New Roman" w:eastAsia="宋体" w:cs="Times New Roman"/>
+                <w:b w:val="0"/>
+                <w:i w:val="0"/>
+                <w:sz w:val="21"/>
+              </w:rPr>
+              <w:t>；PF8/ADC3_IN6 与光照方向有官方源码依据；上板实测待做</w:t>
+            </w:r>
+          </w:p>
+        </w:tc>
+      </w:tr>
+      <w:tr>
+        <w:trPr>
+          <w:cantSplit/>
+        </w:trPr>
+        <w:tc>
+          <w:tcPr>
+            <w:tcW w:type="dxa" w:w="4819"/>
+          </w:tcPr>
+          <w:p>
+            <w:pPr>
+              <w:spacing w:line="276" w:lineRule="auto" w:after="20"/>
+            </w:pPr>
+            <w:r/>
+            <w:r>
+              <w:rPr>
+                <w:rFonts w:ascii="Times New Roman" w:hAnsi="Times New Roman" w:eastAsia="宋体" w:cs="Times New Roman"/>
+                <w:b w:val="0"/>
+                <w:i w:val="0"/>
+                <w:sz w:val="21"/>
+              </w:rPr>
+              <w:t>（2）超阈值 → 继电器开启 + 蜂鸣器响</w:t>
+            </w:r>
+          </w:p>
+        </w:tc>
+        <w:tc>
+          <w:tcPr>
+            <w:tcW w:type="dxa" w:w="4819"/>
+          </w:tcPr>
+          <w:p>
+            <w:pPr>
+              <w:spacing w:line="276" w:lineRule="auto" w:after="20"/>
+            </w:pPr>
+            <w:r/>
+            <w:r>
+              <w:rPr>
+                <w:rFonts w:ascii="Times New Roman" w:hAnsi="Times New Roman" w:eastAsia="宋体" w:cs="Times New Roman"/>
+                <w:b w:val="0"/>
+                <w:i w:val="0"/>
+                <w:sz w:val="21"/>
+              </w:rPr>
+              <w:t>代码完成并</w:t>
+            </w:r>
+            <w:r>
+              <w:rPr>
+                <w:rFonts w:ascii="Times New Roman" w:hAnsi="Times New Roman" w:eastAsia="宋体" w:cs="Times New Roman"/>
+                <w:b/>
+                <w:i w:val="0"/>
+                <w:sz w:val="21"/>
+              </w:rPr>
+              <w:t>已编译通过</w:t>
+            </w:r>
+            <w:r>
+              <w:rPr>
+                <w:rFonts w:ascii="Times New Roman" w:hAnsi="Times New Roman" w:eastAsia="宋体" w:cs="Times New Roman"/>
+                <w:b w:val="0"/>
+                <w:i w:val="0"/>
+                <w:sz w:val="21"/>
+              </w:rPr>
+              <w:t>；含阈值 + 回差防抖与手动优先；执行器阶段一为 LED 等效负载，真实继电器待借用到位后按 T17 复测</w:t>
+            </w:r>
+          </w:p>
+        </w:tc>
+      </w:tr>
+      <w:tr>
+        <w:trPr>
+          <w:cantSplit/>
+        </w:trPr>
+        <w:tc>
+          <w:tcPr>
+            <w:tcW w:type="dxa" w:w="4819"/>
+          </w:tcPr>
+          <w:p>
+            <w:pPr>
+              <w:spacing w:line="276" w:lineRule="auto" w:after="20"/>
+            </w:pPr>
+            <w:r/>
+            <w:r>
+              <w:rPr>
+                <w:rFonts w:ascii="Times New Roman" w:hAnsi="Times New Roman" w:eastAsia="宋体" w:cs="Times New Roman"/>
+                <w:b w:val="0"/>
+                <w:i w:val="0"/>
+                <w:sz w:val="21"/>
+              </w:rPr>
+              <w:t>（3）Qt 远程 + 播报/语音/按钮 + 大模型语音控制继电器</w:t>
+            </w:r>
+          </w:p>
+        </w:tc>
+        <w:tc>
+          <w:tcPr>
+            <w:tcW w:type="dxa" w:w="4819"/>
+          </w:tcPr>
+          <w:p>
+            <w:pPr>
+              <w:spacing w:line="276" w:lineRule="auto" w:after="20"/>
+            </w:pPr>
+            <w:r/>
+            <w:r>
+              <w:rPr>
+                <w:rFonts w:ascii="Times New Roman" w:hAnsi="Times New Roman" w:eastAsia="宋体" w:cs="Times New Roman"/>
+                <w:b w:val="0"/>
+                <w:i w:val="0"/>
+                <w:sz w:val="21"/>
+              </w:rPr>
+              <w:t>上位机</w:t>
+            </w:r>
+            <w:r>
+              <w:rPr>
+                <w:rFonts w:ascii="Times New Roman" w:hAnsi="Times New Roman" w:eastAsia="宋体" w:cs="Times New Roman"/>
+                <w:b/>
+                <w:i w:val="0"/>
+                <w:sz w:val="21"/>
+              </w:rPr>
+              <w:t>已构建并运行验证</w:t>
+            </w:r>
+            <w:r>
+              <w:rPr>
+                <w:rFonts w:ascii="Times New Roman" w:hAnsi="Times New Roman" w:eastAsia="宋体" w:cs="Times New Roman"/>
+                <w:b w:val="0"/>
+                <w:i w:val="0"/>
+                <w:sz w:val="21"/>
+              </w:rPr>
+              <w:t>（监听 9092、虚拟节点接入）；大模型链路与语音需实测</w:t>
+            </w:r>
+          </w:p>
+        </w:tc>
+      </w:tr>
+      <w:tr>
+        <w:trPr>
+          <w:cantSplit/>
+        </w:trPr>
+        <w:tc>
+          <w:tcPr>
+            <w:tcW w:type="dxa" w:w="4819"/>
+          </w:tcPr>
+          <w:p>
+            <w:pPr>
+              <w:spacing w:line="276" w:lineRule="auto" w:after="20"/>
+            </w:pPr>
+            <w:r/>
+            <w:r>
+              <w:rPr>
+                <w:rFonts w:ascii="Times New Roman" w:hAnsi="Times New Roman" w:eastAsia="宋体" w:cs="Times New Roman"/>
+                <w:b w:val="0"/>
+                <w:i w:val="0"/>
+                <w:sz w:val="21"/>
+              </w:rPr>
+              <w:t>（4）完成设计报告</w:t>
+            </w:r>
+          </w:p>
+        </w:tc>
+        <w:tc>
+          <w:tcPr>
+            <w:tcW w:type="dxa" w:w="4819"/>
+          </w:tcPr>
+          <w:p>
+            <w:pPr>
+              <w:spacing w:line="276" w:lineRule="auto" w:after="20"/>
+            </w:pPr>
+            <w:r/>
+            <w:r>
+              <w:rPr>
+                <w:rFonts w:ascii="Times New Roman" w:hAnsi="Times New Roman" w:eastAsia="宋体" w:cs="Times New Roman"/>
+                <w:b w:val="0"/>
+                <w:i w:val="0"/>
+                <w:sz w:val="21"/>
+              </w:rPr>
+              <w:t>本报告</w:t>
+            </w:r>
+          </w:p>
+        </w:tc>
+      </w:tr>
+    </w:tbl>
+    <w:p>
+      <w:pPr>
+        <w:spacing w:after="40"/>
+      </w:pPr>
+    </w:p>
+    <w:p>
+      <w:pPr>
+        <w:pStyle w:val="Heading3"/>
+        <w:spacing w:before="200" w:after="120" w:line="288" w:lineRule="auto"/>
+      </w:pPr>
+      <w:r>
+        <w:rPr>
+          <w:rFonts w:ascii="黑体" w:hAnsi="黑体" w:eastAsia="黑体" w:cs="黑体"/>
+          <w:b/>
+          <w:i w:val="0"/>
+          <w:color w:val="1F3864"/>
+          <w:sz w:val="26"/>
+        </w:rPr>
+        <w:t>9.2 主要特点</w:t>
+      </w:r>
+    </w:p>
+    <w:p>
+      <w:pPr>
+        <w:spacing w:line="360" w:lineRule="auto" w:after="40"/>
+        <w:ind w:left="425" w:hanging="425"/>
+      </w:pPr>
+      <w:r>
+        <w:rPr>
+          <w:rFonts w:ascii="Times New Roman" w:hAnsi="Times New Roman" w:eastAsia="宋体" w:cs="Times New Roman"/>
+          <w:b w:val="0"/>
+          <w:i w:val="0"/>
+          <w:sz w:val="24"/>
+        </w:rPr>
+        <w:t xml:space="preserve">1. </w:t>
+      </w:r>
+      <w:r>
+        <w:rPr>
+          <w:rFonts w:ascii="Times New Roman" w:hAnsi="Times New Roman" w:eastAsia="宋体" w:cs="Times New Roman"/>
+          <w:b/>
+          <w:i w:val="0"/>
+          <w:sz w:val="24"/>
+        </w:rPr>
+        <w:t>本地自治的 IoT 架构</w:t>
+      </w:r>
+      <w:r>
+        <w:rPr>
+          <w:rFonts w:ascii="Times New Roman" w:hAnsi="Times New Roman" w:eastAsia="宋体" w:cs="Times New Roman"/>
+          <w:b w:val="0"/>
+          <w:i w:val="0"/>
+          <w:sz w:val="24"/>
+        </w:rPr>
+        <w:t>：实时控制完全留在现场，网络/上位机/大模型任一缺失都不影响闭环 —— 这是与"把判断放到云端"方案的本质区别；</w:t>
+      </w:r>
+    </w:p>
+    <w:p>
+      <w:pPr>
+        <w:spacing w:line="360" w:lineRule="auto" w:after="40"/>
+        <w:ind w:left="425" w:hanging="425"/>
+      </w:pPr>
+      <w:r>
+        <w:rPr>
+          <w:rFonts w:ascii="Times New Roman" w:hAnsi="Times New Roman" w:eastAsia="宋体" w:cs="Times New Roman"/>
+          <w:b w:val="0"/>
+          <w:i w:val="0"/>
+          <w:sz w:val="24"/>
+        </w:rPr>
+        <w:t xml:space="preserve">2. </w:t>
+      </w:r>
+      <w:r>
+        <w:rPr>
+          <w:rFonts w:ascii="Times New Roman" w:hAnsi="Times New Roman" w:eastAsia="宋体" w:cs="Times New Roman"/>
+          <w:b/>
+          <w:i w:val="0"/>
+          <w:sz w:val="24"/>
+        </w:rPr>
+        <w:t>阈值 + 回差</w:t>
+      </w:r>
+      <w:r>
+        <w:rPr>
+          <w:rFonts w:ascii="Times New Roman" w:hAnsi="Times New Roman" w:eastAsia="宋体" w:cs="Times New Roman"/>
+          <w:b w:val="0"/>
+          <w:i w:val="0"/>
+          <w:sz w:val="24"/>
+        </w:rPr>
+        <w:t xml:space="preserve">：以死区抑制临界抖动，并强制 </w:t>
+      </w:r>
+      <w:r>
+        <w:rPr>
+          <w:rFonts w:ascii="Consolas" w:hAnsi="Consolas" w:eastAsia="宋体" w:cs="Consolas"/>
+          <w:b w:val="0"/>
+          <w:i w:val="0"/>
+          <w:sz w:val="22"/>
+        </w:rPr>
+        <w:t>0 ≤ hys &lt; th ≤ 4095</w:t>
+      </w:r>
+      <w:r>
+        <w:rPr>
+          <w:rFonts w:ascii="Times New Roman" w:hAnsi="Times New Roman" w:eastAsia="宋体" w:cs="Times New Roman"/>
+          <w:b w:val="0"/>
+          <w:i w:val="0"/>
+          <w:sz w:val="24"/>
+        </w:rPr>
+        <w:t xml:space="preserve"> 不变式，从根上避免无符号下溢造成的执行器锁死；</w:t>
+      </w:r>
+    </w:p>
+    <w:p>
+      <w:pPr>
+        <w:spacing w:line="360" w:lineRule="auto" w:after="40"/>
+        <w:ind w:left="425" w:hanging="425"/>
+      </w:pPr>
+      <w:r>
+        <w:rPr>
+          <w:rFonts w:ascii="Times New Roman" w:hAnsi="Times New Roman" w:eastAsia="宋体" w:cs="Times New Roman"/>
+          <w:b w:val="0"/>
+          <w:i w:val="0"/>
+          <w:sz w:val="24"/>
+        </w:rPr>
+        <w:t xml:space="preserve">3. </w:t>
+      </w:r>
+      <w:r>
+        <w:rPr>
+          <w:rFonts w:ascii="Times New Roman" w:hAnsi="Times New Roman" w:eastAsia="宋体" w:cs="Times New Roman"/>
+          <w:b/>
+          <w:i w:val="0"/>
+          <w:sz w:val="24"/>
+        </w:rPr>
+        <w:t>手动优先</w:t>
+      </w:r>
+      <w:r>
+        <w:rPr>
+          <w:rFonts w:ascii="Times New Roman" w:hAnsi="Times New Roman" w:eastAsia="宋体" w:cs="Times New Roman"/>
+          <w:b w:val="0"/>
+          <w:i w:val="0"/>
+          <w:sz w:val="24"/>
+        </w:rPr>
+        <w:t>：远程手动控制可稳定覆盖自动逻辑，不会被下一轮自动判断回弹；</w:t>
+      </w:r>
+    </w:p>
+    <w:p>
+      <w:pPr>
+        <w:spacing w:line="360" w:lineRule="auto" w:after="40"/>
+        <w:ind w:left="425" w:hanging="425"/>
+      </w:pPr>
+      <w:r>
+        <w:rPr>
+          <w:rFonts w:ascii="Times New Roman" w:hAnsi="Times New Roman" w:eastAsia="宋体" w:cs="Times New Roman"/>
+          <w:b w:val="0"/>
+          <w:i w:val="0"/>
+          <w:sz w:val="24"/>
+        </w:rPr>
+        <w:t xml:space="preserve">4. </w:t>
+      </w:r>
+      <w:r>
+        <w:rPr>
+          <w:rFonts w:ascii="Times New Roman" w:hAnsi="Times New Roman" w:eastAsia="宋体" w:cs="Times New Roman"/>
+          <w:b/>
+          <w:i w:val="0"/>
+          <w:sz w:val="24"/>
+        </w:rPr>
+        <w:t>执行器两阶段与接口预留</w:t>
+      </w:r>
+      <w:r>
+        <w:rPr>
+          <w:rFonts w:ascii="Times New Roman" w:hAnsi="Times New Roman" w:eastAsia="宋体" w:cs="Times New Roman"/>
+          <w:b w:val="0"/>
+          <w:i w:val="0"/>
+          <w:sz w:val="24"/>
+        </w:rPr>
+        <w:t>：硬件未到齐也能把控制逻辑验证完整，切换只改 4 行宏；</w:t>
+      </w:r>
+    </w:p>
+    <w:p>
+      <w:pPr>
+        <w:spacing w:line="360" w:lineRule="auto" w:after="40"/>
+        <w:ind w:left="425" w:hanging="425"/>
+      </w:pPr>
+      <w:r>
+        <w:rPr>
+          <w:rFonts w:ascii="Times New Roman" w:hAnsi="Times New Roman" w:eastAsia="宋体" w:cs="Times New Roman"/>
+          <w:b w:val="0"/>
+          <w:i w:val="0"/>
+          <w:sz w:val="24"/>
+        </w:rPr>
+        <w:t xml:space="preserve">5. </w:t>
+      </w:r>
+      <w:r>
+        <w:rPr>
+          <w:rFonts w:ascii="Times New Roman" w:hAnsi="Times New Roman" w:eastAsia="宋体" w:cs="Times New Roman"/>
+          <w:b/>
+          <w:i w:val="0"/>
+          <w:sz w:val="24"/>
+        </w:rPr>
+        <w:t>契约驱动</w:t>
+      </w:r>
+      <w:r>
+        <w:rPr>
+          <w:rFonts w:ascii="Times New Roman" w:hAnsi="Times New Roman" w:eastAsia="宋体" w:cs="Times New Roman"/>
+          <w:b w:val="0"/>
+          <w:i w:val="0"/>
+          <w:sz w:val="24"/>
+        </w:rPr>
+        <w:t>：协议动作词汇、阈值默认值、端口与引脚等"多处必须一致"的事实，全部由可执行检查守护</w:t>
+      </w:r>
+    </w:p>
+    <w:p>
+      <w:r>
+        <w:rPr>
+          <w:rFonts w:ascii="Times New Roman" w:hAnsi="Times New Roman" w:eastAsia="宋体" w:cs="Times New Roman"/>
+          <w:b w:val="0"/>
+          <w:i w:val="0"/>
+          <w:sz w:val="24"/>
+        </w:rPr>
+        <w:t>（契约 11 项 + 跨层一致性 30 项 + 文档生成区守卫），文档漂移在提交前即被拦截。</w:t>
+      </w:r>
+    </w:p>
+    <w:p>
+      <w:pPr>
+        <w:pStyle w:val="Heading3"/>
+        <w:spacing w:before="200" w:after="120" w:line="288" w:lineRule="auto"/>
+      </w:pPr>
+      <w:r>
+        <w:rPr>
+          <w:rFonts w:ascii="黑体" w:hAnsi="黑体" w:eastAsia="黑体" w:cs="黑体"/>
+          <w:b/>
+          <w:i w:val="0"/>
+          <w:color w:val="1F3864"/>
+          <w:sz w:val="26"/>
+        </w:rPr>
+        <w:t>9.3 不足与展望</w:t>
+      </w:r>
+    </w:p>
+    <w:p>
+      <w:pPr>
+        <w:pStyle w:val="ListBullet"/>
+        <w:spacing w:line="360" w:lineRule="auto"/>
+      </w:pPr>
+      <w:r>
+        <w:rPr>
+          <w:rFonts w:ascii="Times New Roman" w:hAnsi="Times New Roman" w:eastAsia="宋体" w:cs="Times New Roman"/>
+          <w:b/>
+          <w:i w:val="0"/>
+          <w:sz w:val="24"/>
+        </w:rPr>
+        <w:t>硬件实测已部分开展（本轮）</w:t>
+      </w:r>
+      <w:r>
+        <w:rPr>
+          <w:rFonts w:ascii="Times New Roman" w:hAnsi="Times New Roman" w:eastAsia="宋体" w:cs="Times New Roman"/>
+          <w:b w:val="0"/>
+          <w:i w:val="0"/>
+          <w:sz w:val="24"/>
+        </w:rPr>
+        <w:t>：T01 的换算/量程、T02 的执行器+蜂鸣器与 GPIO 极性、T03 的释放方向、T08 的上电初始状态均已取得真机实测数据（§8.4）；</w:t>
+      </w:r>
+    </w:p>
+    <w:p>
+      <w:r>
+        <w:rPr>
+          <w:rFonts w:ascii="Times New Roman" w:hAnsi="Times New Roman" w:eastAsia="宋体" w:cs="Times New Roman"/>
+          <w:b w:val="0"/>
+          <w:i w:val="0"/>
+          <w:sz w:val="24"/>
+        </w:rPr>
+        <w:t xml:space="preserve">但 </w:t>
+      </w:r>
+      <w:r>
+        <w:rPr>
+          <w:rFonts w:ascii="Times New Roman" w:hAnsi="Times New Roman" w:eastAsia="宋体" w:cs="Times New Roman"/>
+          <w:b/>
+          <w:i w:val="0"/>
+          <w:sz w:val="24"/>
+        </w:rPr>
+        <w:t>T01 的物理光照方向、T04 的死区保持、T02/T03 的事件链路送达</w:t>
+      </w:r>
+      <w:r>
+        <w:rPr>
+          <w:rFonts w:ascii="Times New Roman" w:hAnsi="Times New Roman" w:eastAsia="宋体" w:cs="Times New Roman"/>
+          <w:b w:val="0"/>
+          <w:i w:val="0"/>
+          <w:sz w:val="24"/>
+        </w:rPr>
+        <w:t xml:space="preserve"> 因环境所限</w:t>
+      </w:r>
+      <w:r>
+        <w:rPr>
+          <w:rFonts w:ascii="Times New Roman" w:hAnsi="Times New Roman" w:eastAsia="宋体" w:cs="Times New Roman"/>
+          <w:b/>
+          <w:i w:val="0"/>
+          <w:sz w:val="24"/>
+        </w:rPr>
+        <w:t>仍未测</w:t>
+      </w:r>
+      <w:r>
+        <w:rPr>
+          <w:rFonts w:ascii="Times New Roman" w:hAnsi="Times New Roman" w:eastAsia="宋体" w:cs="Times New Roman"/>
+          <w:b w:val="0"/>
+          <w:i w:val="0"/>
+          <w:sz w:val="24"/>
+        </w:rPr>
+        <w:t xml:space="preserve">（§8.4 B 类清单）； 且新发现 </w:t>
+      </w:r>
+      <w:r>
+        <w:rPr>
+          <w:rFonts w:ascii="Times New Roman" w:hAnsi="Times New Roman" w:eastAsia="宋体" w:cs="Times New Roman"/>
+          <w:b/>
+          <w:i w:val="0"/>
+          <w:sz w:val="24"/>
+        </w:rPr>
+        <w:t>24C02 写通路异常</w:t>
+      </w:r>
+      <w:r>
+        <w:rPr>
+          <w:rFonts w:ascii="Times New Roman" w:hAnsi="Times New Roman" w:eastAsia="宋体" w:cs="Times New Roman"/>
+          <w:b w:val="0"/>
+          <w:i w:val="0"/>
+          <w:sz w:val="24"/>
+        </w:rPr>
+        <w:t xml:space="preserve">（§8.4 N-1/N-2）会阻断 </w:t>
+      </w:r>
+      <w:r>
+        <w:rPr>
+          <w:rFonts w:ascii="Consolas" w:hAnsi="Consolas" w:eastAsia="宋体" w:cs="Consolas"/>
+          <w:b w:val="0"/>
+          <w:i w:val="0"/>
+          <w:sz w:val="22"/>
+        </w:rPr>
+        <w:t>set_th</w:t>
+      </w:r>
+      <w:r>
+        <w:rPr>
+          <w:rFonts w:ascii="Times New Roman" w:hAnsi="Times New Roman" w:eastAsia="宋体" w:cs="Times New Roman"/>
+          <w:b w:val="0"/>
+          <w:i w:val="0"/>
+          <w:sz w:val="24"/>
+        </w:rPr>
+        <w:t>，进而阻断 T06 —— 该问题需在下一轮优先处理，本报告刻意不填推测值；</w:t>
+      </w:r>
+    </w:p>
+    <w:p>
+      <w:pPr>
+        <w:pStyle w:val="ListBullet"/>
+        <w:spacing w:line="360" w:lineRule="auto"/>
+      </w:pPr>
+      <w:r>
+        <w:rPr>
+          <w:rFonts w:ascii="Times New Roman" w:hAnsi="Times New Roman" w:eastAsia="宋体" w:cs="Times New Roman"/>
+          <w:b/>
+          <w:i w:val="0"/>
+          <w:sz w:val="24"/>
+        </w:rPr>
+        <w:t>多点位为仿真验证</w:t>
+      </w:r>
+      <w:r>
+        <w:rPr>
+          <w:rFonts w:ascii="Times New Roman" w:hAnsi="Times New Roman" w:eastAsia="宋体" w:cs="Times New Roman"/>
+          <w:b w:val="0"/>
+          <w:i w:val="0"/>
+          <w:sz w:val="24"/>
+        </w:rPr>
+        <w:t>：多节点能力目前由虚拟节点验证，真实多板场景需增购开发板；</w:t>
+      </w:r>
+    </w:p>
+    <w:p>
+      <w:pPr>
+        <w:pStyle w:val="ListBullet"/>
+        <w:spacing w:line="360" w:lineRule="auto"/>
+      </w:pPr>
+      <w:r>
+        <w:rPr>
+          <w:rFonts w:ascii="Times New Roman" w:hAnsi="Times New Roman" w:eastAsia="宋体" w:cs="Times New Roman"/>
+          <w:b/>
+          <w:i w:val="0"/>
+          <w:sz w:val="24"/>
+        </w:rPr>
+        <w:t>语音链路待强化</w:t>
+      </w:r>
+      <w:r>
+        <w:rPr>
+          <w:rFonts w:ascii="Times New Roman" w:hAnsi="Times New Roman" w:eastAsia="宋体" w:cs="Times New Roman"/>
+          <w:b w:val="0"/>
+          <w:i w:val="0"/>
+          <w:sz w:val="24"/>
+        </w:rPr>
+        <w:t>：SAPI 听写精度需实测；若不足，可切换 WinRT 或引入 whisper.cpp；</w:t>
+      </w:r>
+    </w:p>
+    <w:p>
+      <w:pPr>
+        <w:pStyle w:val="ListBullet"/>
+        <w:spacing w:line="360" w:lineRule="auto"/>
+      </w:pPr>
+      <w:r>
+        <w:rPr>
+          <w:rFonts w:ascii="Times New Roman" w:hAnsi="Times New Roman" w:eastAsia="宋体" w:cs="Times New Roman"/>
+          <w:b/>
+          <w:i w:val="0"/>
+          <w:sz w:val="24"/>
+        </w:rPr>
+        <w:t>大模型延迟需优化</w:t>
+      </w:r>
+      <w:r>
+        <w:rPr>
+          <w:rFonts w:ascii="Times New Roman" w:hAnsi="Times New Roman" w:eastAsia="宋体" w:cs="Times New Roman"/>
+          <w:b w:val="0"/>
+          <w:i w:val="0"/>
+          <w:sz w:val="24"/>
+        </w:rPr>
+        <w:t>：router 模式的首次加载开销可用"固定单模型启动 + 演示前预热"规避；进一步可考虑量化更激进的模型版本；</w:t>
+      </w:r>
+    </w:p>
+    <w:p>
+      <w:pPr>
+        <w:pStyle w:val="ListBullet"/>
+        <w:spacing w:line="360" w:lineRule="auto"/>
+      </w:pPr>
+      <w:r>
+        <w:rPr>
+          <w:rFonts w:ascii="Times New Roman" w:hAnsi="Times New Roman" w:eastAsia="宋体" w:cs="Times New Roman"/>
+          <w:b/>
+          <w:i w:val="0"/>
+          <w:sz w:val="24"/>
+        </w:rPr>
+        <w:t>协议鉴权未做</w:t>
+      </w:r>
+      <w:r>
+        <w:rPr>
+          <w:rFonts w:ascii="Times New Roman" w:hAnsi="Times New Roman" w:eastAsia="宋体" w:cs="Times New Roman"/>
+          <w:b w:val="0"/>
+          <w:i w:val="0"/>
+          <w:sz w:val="24"/>
+        </w:rPr>
+        <w:t>：当前仅内网使用、无鉴权，生产化需加节点 Token 与指令序号防重放。</w:t>
+      </w:r>
+    </w:p>
+    <w:p>
+      <w:pPr>
+        <w:spacing w:before="0" w:after="120"/>
+        <w:pBdr>
+          <w:bottom w:val="single" w:sz="6" w:space="1" w:color="BFBFBF"/>
+        </w:pBdr>
+      </w:pPr>
+    </w:p>
+    <w:p>
+      <w:pPr>
+        <w:pStyle w:val="Heading2"/>
+        <w:spacing w:before="280" w:after="120" w:line="288" w:lineRule="auto"/>
+      </w:pPr>
+      <w:r>
+        <w:rPr>
+          <w:rFonts w:ascii="黑体" w:hAnsi="黑体" w:eastAsia="黑体" w:cs="黑体"/>
+          <w:b/>
+          <w:i w:val="0"/>
+          <w:color w:val="1F3864"/>
+          <w:sz w:val="30"/>
+        </w:rPr>
+        <w:t>10. 参考文献</w:t>
+      </w:r>
+    </w:p>
+    <w:p>
+      <w:pPr>
+        <w:spacing w:line="360" w:lineRule="auto" w:after="40"/>
+        <w:ind w:left="425" w:hanging="425"/>
+      </w:pPr>
+      <w:r>
+        <w:rPr>
+          <w:rFonts w:ascii="Times New Roman" w:hAnsi="Times New Roman" w:eastAsia="宋体" w:cs="Times New Roman"/>
+          <w:b w:val="0"/>
+          <w:i w:val="0"/>
+          <w:sz w:val="24"/>
+        </w:rPr>
+        <w:t>1. STMicroelectronics. *RM0008 Reference Manual: STM32F101xx, STM32F102xx, STM32F103xx, STM32F105xx and STM32F107xx advanced Arm-based 32-bit MCUs*.（ADC、I2C、IWDG、USART、FSMC 章节主要依据）</w:t>
+      </w:r>
+    </w:p>
+    <w:p>
+      <w:pPr>
+        <w:spacing w:line="360" w:lineRule="auto" w:after="40"/>
+        <w:ind w:left="425" w:hanging="425"/>
+      </w:pPr>
+      <w:r>
+        <w:rPr>
+          <w:rFonts w:ascii="Times New Roman" w:hAnsi="Times New Roman" w:eastAsia="宋体" w:cs="Times New Roman"/>
+          <w:b w:val="0"/>
+          <w:i w:val="0"/>
+          <w:sz w:val="24"/>
+        </w:rPr>
+        <w:t>2. STMicroelectronics. *STM32F103xE Datasheet*.（电气特性、ADC 最高时钟 14 MHz）</w:t>
+      </w:r>
+    </w:p>
+    <w:p>
+      <w:pPr>
+        <w:spacing w:line="360" w:lineRule="auto" w:after="40"/>
+        <w:ind w:left="425" w:hanging="425"/>
+      </w:pPr>
+      <w:r>
+        <w:rPr>
+          <w:rFonts w:ascii="Times New Roman" w:hAnsi="Times New Roman" w:eastAsia="宋体" w:cs="Times New Roman"/>
+          <w:b w:val="0"/>
+          <w:i w:val="0"/>
+          <w:sz w:val="24"/>
+        </w:rPr>
+        <w:t>3. 正点原子. *STM32F103 精英开发指南 V1.3*.（例程组织与外设用法）</w:t>
+      </w:r>
+    </w:p>
+    <w:p>
+      <w:pPr>
+        <w:spacing w:line="360" w:lineRule="auto" w:after="40"/>
+        <w:ind w:left="425" w:hanging="425"/>
+      </w:pPr>
+      <w:r>
+        <w:rPr>
+          <w:rFonts w:ascii="Times New Roman" w:hAnsi="Times New Roman" w:eastAsia="宋体" w:cs="Times New Roman"/>
+          <w:b w:val="0"/>
+          <w:i w:val="0"/>
+          <w:sz w:val="24"/>
+        </w:rPr>
+        <w:t>4. 正点原子. *精英 V2 硬件参考手册 V1.0*.（板载资源与接口说明）</w:t>
+      </w:r>
+    </w:p>
+    <w:p>
+      <w:pPr>
+        <w:spacing w:line="360" w:lineRule="auto" w:after="40"/>
+        <w:ind w:left="425" w:hanging="425"/>
+      </w:pPr>
+      <w:r>
+        <w:rPr>
+          <w:rFonts w:ascii="Times New Roman" w:hAnsi="Times New Roman" w:eastAsia="宋体" w:cs="Times New Roman"/>
+          <w:b w:val="0"/>
+          <w:i w:val="0"/>
+          <w:sz w:val="24"/>
+        </w:rPr>
+        <w:t>5. 正点原子. *精英板 V2 IO 引脚分配表*.（112 脚分配；本项目引脚分配的最终依据）</w:t>
+      </w:r>
+    </w:p>
+    <w:p>
+      <w:pPr>
+        <w:spacing w:line="360" w:lineRule="auto" w:after="40"/>
+        <w:ind w:left="425" w:hanging="425"/>
+      </w:pPr>
+      <w:r>
+        <w:rPr>
+          <w:rFonts w:ascii="Times New Roman" w:hAnsi="Times New Roman" w:eastAsia="宋体" w:cs="Times New Roman"/>
+          <w:b w:val="0"/>
+          <w:i w:val="0"/>
+          <w:sz w:val="24"/>
+        </w:rPr>
+        <w:t>6. 正点原子. 精英版 V2 标准例程（HAL 库版本）：</w:t>
+      </w:r>
+      <w:r>
+        <w:rPr>
+          <w:rFonts w:ascii="Consolas" w:hAnsi="Consolas" w:eastAsia="宋体" w:cs="Consolas"/>
+          <w:b w:val="0"/>
+          <w:i w:val="0"/>
+          <w:sz w:val="22"/>
+        </w:rPr>
+        <w:t>实验2 蜂鸣器</w:t>
+      </w:r>
+      <w:r>
+        <w:rPr>
+          <w:rFonts w:ascii="Times New Roman" w:hAnsi="Times New Roman" w:eastAsia="宋体" w:cs="Times New Roman"/>
+          <w:b w:val="0"/>
+          <w:i w:val="0"/>
+          <w:sz w:val="24"/>
+        </w:rPr>
+        <w:t>、</w:t>
+      </w:r>
+      <w:r>
+        <w:rPr>
+          <w:rFonts w:ascii="Consolas" w:hAnsi="Consolas" w:eastAsia="宋体" w:cs="Consolas"/>
+          <w:b w:val="0"/>
+          <w:i w:val="0"/>
+          <w:sz w:val="22"/>
+        </w:rPr>
+        <w:t>实验13 TFTLCD</w:t>
+      </w:r>
+      <w:r>
+        <w:rPr>
+          <w:rFonts w:ascii="Times New Roman" w:hAnsi="Times New Roman" w:eastAsia="宋体" w:cs="Times New Roman"/>
+          <w:b w:val="0"/>
+          <w:i w:val="0"/>
+          <w:sz w:val="24"/>
+        </w:rPr>
+        <w:t>、</w:t>
+      </w:r>
+      <w:r>
+        <w:rPr>
+          <w:rFonts w:ascii="Consolas" w:hAnsi="Consolas" w:eastAsia="宋体" w:cs="Consolas"/>
+          <w:b w:val="0"/>
+          <w:i w:val="0"/>
+          <w:sz w:val="22"/>
+        </w:rPr>
+        <w:t>实验20 光敏传感器</w:t>
+      </w:r>
+      <w:r>
+        <w:rPr>
+          <w:rFonts w:ascii="Times New Roman" w:hAnsi="Times New Roman" w:eastAsia="宋体" w:cs="Times New Roman"/>
+          <w:b w:val="0"/>
+          <w:i w:val="0"/>
+          <w:sz w:val="24"/>
+        </w:rPr>
+        <w:t>、</w:t>
+      </w:r>
+      <w:r>
+        <w:rPr>
+          <w:rFonts w:ascii="Consolas" w:hAnsi="Consolas" w:eastAsia="宋体" w:cs="Consolas"/>
+          <w:b w:val="0"/>
+          <w:i w:val="0"/>
+          <w:sz w:val="22"/>
+        </w:rPr>
+        <w:t>实验22 IIC(24C02)</w:t>
+      </w:r>
+      <w:r>
+        <w:rPr>
+          <w:rFonts w:ascii="Times New Roman" w:hAnsi="Times New Roman" w:eastAsia="宋体" w:cs="Times New Roman"/>
+          <w:b w:val="0"/>
+          <w:i w:val="0"/>
+          <w:sz w:val="24"/>
+        </w:rPr>
+        <w:t xml:space="preserve"> 等.（</w:t>
+      </w:r>
+      <w:r>
+        <w:rPr>
+          <w:rFonts w:ascii="Consolas" w:hAnsi="Consolas" w:eastAsia="宋体" w:cs="Consolas"/>
+          <w:b w:val="0"/>
+          <w:i w:val="0"/>
+          <w:sz w:val="22"/>
+        </w:rPr>
+        <w:t>beep.c</w:t>
+      </w:r>
+      <w:r>
+        <w:rPr>
+          <w:rFonts w:ascii="Times New Roman" w:hAnsi="Times New Roman" w:eastAsia="宋体" w:cs="Times New Roman"/>
+          <w:b w:val="0"/>
+          <w:i w:val="0"/>
+          <w:sz w:val="24"/>
+        </w:rPr>
+        <w:t xml:space="preserve"> / </w:t>
+      </w:r>
+      <w:r>
+        <w:rPr>
+          <w:rFonts w:ascii="Consolas" w:hAnsi="Consolas" w:eastAsia="宋体" w:cs="Consolas"/>
+          <w:b w:val="0"/>
+          <w:i w:val="0"/>
+          <w:sz w:val="22"/>
+        </w:rPr>
+        <w:t>led.c</w:t>
+      </w:r>
+      <w:r>
+        <w:rPr>
+          <w:rFonts w:ascii="Times New Roman" w:hAnsi="Times New Roman" w:eastAsia="宋体" w:cs="Times New Roman"/>
+          <w:b w:val="0"/>
+          <w:i w:val="0"/>
+          <w:sz w:val="24"/>
+        </w:rPr>
+        <w:t xml:space="preserve"> / </w:t>
+      </w:r>
+      <w:r>
+        <w:rPr>
+          <w:rFonts w:ascii="Consolas" w:hAnsi="Consolas" w:eastAsia="宋体" w:cs="Consolas"/>
+          <w:b w:val="0"/>
+          <w:i w:val="0"/>
+          <w:sz w:val="22"/>
+        </w:rPr>
+        <w:t>lsens.c</w:t>
+      </w:r>
+      <w:r>
+        <w:rPr>
+          <w:rFonts w:ascii="Times New Roman" w:hAnsi="Times New Roman" w:eastAsia="宋体" w:cs="Times New Roman"/>
+          <w:b w:val="0"/>
+          <w:i w:val="0"/>
+          <w:sz w:val="24"/>
+        </w:rPr>
+        <w:t xml:space="preserve"> / </w:t>
+      </w:r>
+      <w:r>
+        <w:rPr>
+          <w:rFonts w:ascii="Consolas" w:hAnsi="Consolas" w:eastAsia="宋体" w:cs="Consolas"/>
+          <w:b w:val="0"/>
+          <w:i w:val="0"/>
+          <w:sz w:val="22"/>
+        </w:rPr>
+        <w:t>lcd.h</w:t>
+      </w:r>
+      <w:r>
+        <w:rPr>
+          <w:rFonts w:ascii="Times New Roman" w:hAnsi="Times New Roman" w:eastAsia="宋体" w:cs="Times New Roman"/>
+          <w:b w:val="0"/>
+          <w:i w:val="0"/>
+          <w:sz w:val="24"/>
+        </w:rPr>
+        <w:t xml:space="preserve"> / </w:t>
+      </w:r>
+      <w:r>
+        <w:rPr>
+          <w:rFonts w:ascii="Consolas" w:hAnsi="Consolas" w:eastAsia="宋体" w:cs="Consolas"/>
+          <w:b w:val="0"/>
+          <w:i w:val="0"/>
+          <w:sz w:val="22"/>
+        </w:rPr>
+        <w:t>adc3.c</w:t>
+      </w:r>
+      <w:r>
+        <w:rPr>
+          <w:rFonts w:ascii="Times New Roman" w:hAnsi="Times New Roman" w:eastAsia="宋体" w:cs="Times New Roman"/>
+          <w:b w:val="0"/>
+          <w:i w:val="0"/>
+          <w:sz w:val="24"/>
+        </w:rPr>
+        <w:t xml:space="preserve"> 源码为本项目引脚与极性结论的直接出处）</w:t>
+      </w:r>
+    </w:p>
+    <w:p>
+      <w:pPr>
+        <w:spacing w:line="360" w:lineRule="auto" w:after="40"/>
+        <w:ind w:left="425" w:hanging="425"/>
+      </w:pPr>
+      <w:r>
+        <w:rPr>
+          <w:rFonts w:ascii="Times New Roman" w:hAnsi="Times New Roman" w:eastAsia="宋体" w:cs="Times New Roman"/>
+          <w:b w:val="0"/>
+          <w:i w:val="0"/>
+          <w:sz w:val="24"/>
+        </w:rPr>
+        <w:t>7. Microchip Technology. *AT24C02 2-Wire Serial EEPROM Datasheet*.（页写入长度、写周期、I2C 地址）</w:t>
+      </w:r>
+    </w:p>
+    <w:p>
+      <w:pPr>
+        <w:spacing w:line="360" w:lineRule="auto" w:after="40"/>
+        <w:ind w:left="425" w:hanging="425"/>
+      </w:pPr>
+      <w:r>
+        <w:rPr>
+          <w:rFonts w:ascii="Times New Roman" w:hAnsi="Times New Roman" w:eastAsia="宋体" w:cs="Times New Roman"/>
+          <w:b w:val="0"/>
+          <w:i w:val="0"/>
+          <w:sz w:val="24"/>
+        </w:rPr>
+        <w:t>8. Espressif Systems. *ESP8266 AT Instruction Set*.（</w:t>
+      </w:r>
+      <w:r>
+        <w:rPr>
+          <w:rFonts w:ascii="Consolas" w:hAnsi="Consolas" w:eastAsia="宋体" w:cs="Consolas"/>
+          <w:b w:val="0"/>
+          <w:i w:val="0"/>
+          <w:sz w:val="22"/>
+        </w:rPr>
+        <w:t>AT+CWMODE</w:t>
+      </w:r>
+      <w:r>
+        <w:rPr>
+          <w:rFonts w:ascii="Times New Roman" w:hAnsi="Times New Roman" w:eastAsia="宋体" w:cs="Times New Roman"/>
+          <w:b w:val="0"/>
+          <w:i w:val="0"/>
+          <w:sz w:val="24"/>
+        </w:rPr>
+        <w:t xml:space="preserve"> / </w:t>
+      </w:r>
+      <w:r>
+        <w:rPr>
+          <w:rFonts w:ascii="Consolas" w:hAnsi="Consolas" w:eastAsia="宋体" w:cs="Consolas"/>
+          <w:b w:val="0"/>
+          <w:i w:val="0"/>
+          <w:sz w:val="22"/>
+        </w:rPr>
+        <w:t>AT+CWJAP</w:t>
+      </w:r>
+      <w:r>
+        <w:rPr>
+          <w:rFonts w:ascii="Times New Roman" w:hAnsi="Times New Roman" w:eastAsia="宋体" w:cs="Times New Roman"/>
+          <w:b w:val="0"/>
+          <w:i w:val="0"/>
+          <w:sz w:val="24"/>
+        </w:rPr>
+        <w:t xml:space="preserve"> / </w:t>
+      </w:r>
+      <w:r>
+        <w:rPr>
+          <w:rFonts w:ascii="Consolas" w:hAnsi="Consolas" w:eastAsia="宋体" w:cs="Consolas"/>
+          <w:b w:val="0"/>
+          <w:i w:val="0"/>
+          <w:sz w:val="22"/>
+        </w:rPr>
+        <w:t>AT+CIPSTART</w:t>
+      </w:r>
+      <w:r>
+        <w:rPr>
+          <w:rFonts w:ascii="Times New Roman" w:hAnsi="Times New Roman" w:eastAsia="宋体" w:cs="Times New Roman"/>
+          <w:b w:val="0"/>
+          <w:i w:val="0"/>
+          <w:sz w:val="24"/>
+        </w:rPr>
+        <w:t xml:space="preserve"> / </w:t>
+      </w:r>
+      <w:r>
+        <w:rPr>
+          <w:rFonts w:ascii="Consolas" w:hAnsi="Consolas" w:eastAsia="宋体" w:cs="Consolas"/>
+          <w:b w:val="0"/>
+          <w:i w:val="0"/>
+          <w:sz w:val="22"/>
+        </w:rPr>
+        <w:t>AT+CIPMODE</w:t>
+      </w:r>
+      <w:r>
+        <w:rPr>
+          <w:rFonts w:ascii="Times New Roman" w:hAnsi="Times New Roman" w:eastAsia="宋体" w:cs="Times New Roman"/>
+          <w:b w:val="0"/>
+          <w:i w:val="0"/>
+          <w:sz w:val="24"/>
+        </w:rPr>
+        <w:t xml:space="preserve"> 等指令语义）</w:t>
+      </w:r>
+    </w:p>
+    <w:p>
+      <w:pPr>
+        <w:spacing w:line="360" w:lineRule="auto" w:after="40"/>
+        <w:ind w:left="425" w:hanging="425"/>
+      </w:pPr>
+      <w:r>
+        <w:rPr>
+          <w:rFonts w:ascii="Times New Roman" w:hAnsi="Times New Roman" w:eastAsia="宋体" w:cs="Times New Roman"/>
+          <w:b w:val="0"/>
+          <w:i w:val="0"/>
+          <w:sz w:val="24"/>
+        </w:rPr>
+        <w:t xml:space="preserve">9. ggml-org. *llama.cpp*（开源项目）. &lt;https://github.com/ggml-org/llama.cpp&gt;（OpenAI 兼容服务端与 </w:t>
+      </w:r>
+      <w:r>
+        <w:rPr>
+          <w:rFonts w:ascii="Consolas" w:hAnsi="Consolas" w:eastAsia="宋体" w:cs="Consolas"/>
+          <w:b w:val="0"/>
+          <w:i w:val="0"/>
+          <w:sz w:val="22"/>
+        </w:rPr>
+        <w:t>/v1/chat/completions</w:t>
+      </w:r>
+      <w:r>
+        <w:rPr>
+          <w:rFonts w:ascii="Times New Roman" w:hAnsi="Times New Roman" w:eastAsia="宋体" w:cs="Times New Roman"/>
+          <w:b w:val="0"/>
+          <w:i w:val="0"/>
+          <w:sz w:val="24"/>
+        </w:rPr>
+        <w:t xml:space="preserve"> 接口）</w:t>
+      </w:r>
+    </w:p>
+    <w:p>
+      <w:pPr>
+        <w:spacing w:line="360" w:lineRule="auto" w:after="40"/>
+        <w:ind w:left="425" w:hanging="425"/>
+      </w:pPr>
+      <w:r>
+        <w:rPr>
+          <w:rFonts w:ascii="Times New Roman" w:hAnsi="Times New Roman" w:eastAsia="宋体" w:cs="Times New Roman"/>
+          <w:b w:val="0"/>
+          <w:i w:val="0"/>
+          <w:sz w:val="24"/>
+        </w:rPr>
+        <w:t>10. The Qt Company. *Qt 6 Documentation*：</w:t>
+      </w:r>
+      <w:r>
+        <w:rPr>
+          <w:rFonts w:ascii="Consolas" w:hAnsi="Consolas" w:eastAsia="宋体" w:cs="Consolas"/>
+          <w:b w:val="0"/>
+          <w:i w:val="0"/>
+          <w:sz w:val="22"/>
+        </w:rPr>
+        <w:t>QTextToSpeech</w:t>
+      </w:r>
+      <w:r>
+        <w:rPr>
+          <w:rFonts w:ascii="Times New Roman" w:hAnsi="Times New Roman" w:eastAsia="宋体" w:cs="Times New Roman"/>
+          <w:b w:val="0"/>
+          <w:i w:val="0"/>
+          <w:sz w:val="24"/>
+        </w:rPr>
+        <w:t>、</w:t>
+      </w:r>
+      <w:r>
+        <w:rPr>
+          <w:rFonts w:ascii="Consolas" w:hAnsi="Consolas" w:eastAsia="宋体" w:cs="Consolas"/>
+          <w:b w:val="0"/>
+          <w:i w:val="0"/>
+          <w:sz w:val="22"/>
+        </w:rPr>
+        <w:t>QTcpServer</w:t>
+      </w:r>
+      <w:r>
+        <w:rPr>
+          <w:rFonts w:ascii="Times New Roman" w:hAnsi="Times New Roman" w:eastAsia="宋体" w:cs="Times New Roman"/>
+          <w:b w:val="0"/>
+          <w:i w:val="0"/>
+          <w:sz w:val="24"/>
+        </w:rPr>
+        <w:t>、</w:t>
+      </w:r>
+      <w:r>
+        <w:rPr>
+          <w:rFonts w:ascii="Consolas" w:hAnsi="Consolas" w:eastAsia="宋体" w:cs="Consolas"/>
+          <w:b w:val="0"/>
+          <w:i w:val="0"/>
+          <w:sz w:val="22"/>
+        </w:rPr>
+        <w:t>QNetworkAccessManager</w:t>
+      </w:r>
+      <w:r>
+        <w:rPr>
+          <w:rFonts w:ascii="Times New Roman" w:hAnsi="Times New Roman" w:eastAsia="宋体" w:cs="Times New Roman"/>
+          <w:b w:val="0"/>
+          <w:i w:val="0"/>
+          <w:sz w:val="24"/>
+        </w:rPr>
+        <w:t>、</w:t>
+      </w:r>
+      <w:r>
+        <w:rPr>
+          <w:rFonts w:ascii="Consolas" w:hAnsi="Consolas" w:eastAsia="宋体" w:cs="Consolas"/>
+          <w:b w:val="0"/>
+          <w:i w:val="0"/>
+          <w:sz w:val="22"/>
+        </w:rPr>
+        <w:t>Qt Charts</w:t>
+      </w:r>
+      <w:r>
+        <w:rPr>
+          <w:rFonts w:ascii="Times New Roman" w:hAnsi="Times New Roman" w:eastAsia="宋体" w:cs="Times New Roman"/>
+          <w:b w:val="0"/>
+          <w:i w:val="0"/>
+          <w:sz w:val="24"/>
+        </w:rPr>
+        <w:t>、</w:t>
+      </w:r>
+      <w:r>
+        <w:rPr>
+          <w:rFonts w:ascii="Consolas" w:hAnsi="Consolas" w:eastAsia="宋体" w:cs="Consolas"/>
+          <w:b w:val="0"/>
+          <w:i w:val="0"/>
+          <w:sz w:val="22"/>
+        </w:rPr>
+        <w:t>QSettings</w:t>
+      </w:r>
+      <w:r>
+        <w:rPr>
+          <w:rFonts w:ascii="Times New Roman" w:hAnsi="Times New Roman" w:eastAsia="宋体" w:cs="Times New Roman"/>
+          <w:b w:val="0"/>
+          <w:i w:val="0"/>
+          <w:sz w:val="24"/>
+        </w:rPr>
+        <w:t>、</w:t>
+      </w:r>
+      <w:r>
+        <w:rPr>
+          <w:rFonts w:ascii="Consolas" w:hAnsi="Consolas" w:eastAsia="宋体" w:cs="Consolas"/>
+          <w:b w:val="0"/>
+          <w:i w:val="0"/>
+          <w:sz w:val="22"/>
+        </w:rPr>
+        <w:t>QProcess</w:t>
+      </w:r>
+      <w:r>
+        <w:rPr>
+          <w:rFonts w:ascii="Times New Roman" w:hAnsi="Times New Roman" w:eastAsia="宋体" w:cs="Times New Roman"/>
+          <w:b w:val="0"/>
+          <w:i w:val="0"/>
+          <w:sz w:val="24"/>
+        </w:rPr>
+        <w:t>.</w:t>
+      </w:r>
+    </w:p>
+    <w:p>
+      <w:pPr>
+        <w:spacing w:line="360" w:lineRule="auto" w:after="40"/>
+        <w:ind w:left="425" w:hanging="425"/>
+      </w:pPr>
+      <w:r>
+        <w:rPr>
+          <w:rFonts w:ascii="Times New Roman" w:hAnsi="Times New Roman" w:eastAsia="宋体" w:cs="Times New Roman"/>
+          <w:b w:val="0"/>
+          <w:i w:val="0"/>
+          <w:sz w:val="24"/>
+        </w:rPr>
+        <w:t>11. Dave Gamble. *cJSON*（开源项目）. &lt;https://github.com/DaveGamble/cJSON&gt;（嵌入式 JSON 解析）</w:t>
+      </w:r>
+    </w:p>
+    <w:p>
+      <w:pPr>
+        <w:spacing w:line="360" w:lineRule="auto" w:after="40"/>
+        <w:ind w:left="425" w:hanging="425"/>
+      </w:pPr>
+      <w:r>
+        <w:rPr>
+          <w:rFonts w:ascii="Times New Roman" w:hAnsi="Times New Roman" w:eastAsia="宋体" w:cs="Times New Roman"/>
+          <w:b w:val="0"/>
+          <w:i w:val="0"/>
+          <w:sz w:val="24"/>
+        </w:rPr>
+        <w:t>12. Joseph Yiu. *The Definitive Guide to the ARM Cortex-M3*.（Cortex-M3 体系结构与异常模型）</w:t>
+      </w:r>
+    </w:p>
+    <w:p>
+      <w:pPr>
+        <w:spacing w:before="0" w:after="120"/>
+        <w:pBdr>
+          <w:bottom w:val="single" w:sz="6" w:space="1" w:color="BFBFBF"/>
+        </w:pBdr>
+      </w:pPr>
+    </w:p>
+    <w:p>
+      <w:pPr>
+        <w:pStyle w:val="Heading2"/>
+        <w:spacing w:before="280" w:after="120" w:line="288" w:lineRule="auto"/>
+      </w:pPr>
+      <w:r>
+        <w:rPr>
+          <w:rFonts w:ascii="黑体" w:hAnsi="黑体" w:eastAsia="黑体" w:cs="黑体"/>
+          <w:b/>
+          <w:i w:val="0"/>
+          <w:color w:val="1F3864"/>
+          <w:sz w:val="30"/>
+        </w:rPr>
+        <w:t>附录 A：构建与验证复现命令</w:t>
+      </w:r>
+    </w:p>
+    <w:p>
+      <w:pPr>
+        <w:keepNext/>
+        <w:keepLines/>
+        <w:spacing w:line="240" w:lineRule="auto" w:before="120" w:after="0"/>
+        <w:ind w:left="170" w:right="170"/>
+        <w:shd w:val="clear" w:color="auto" w:fill="F2F2F2"/>
+        <w:pBdr>
+          <w:top w:val="single" w:sz="4" w:space="1" w:color="D9D9D9"/>
+          <w:left w:val="single" w:sz="4" w:space="1" w:color="D9D9D9"/>
+          <w:right w:val="single" w:sz="4" w:space="1" w:color="D9D9D9"/>
+        </w:pBdr>
+      </w:pPr>
+      <w:r>
+        <w:rPr>
+          <w:rFonts w:ascii="Consolas" w:hAnsi="Consolas" w:eastAsia="Consolas" w:cs="Consolas"/>
+          <w:sz w:val="21"/>
+        </w:rPr>
+        <w:t># 一键：固件 + 上位机 + 全部自检</w:t>
+      </w:r>
+    </w:p>
+    <w:p>
+      <w:pPr>
+        <w:keepNext/>
+        <w:keepLines/>
+        <w:spacing w:line="240" w:lineRule="auto" w:before="0" w:after="0"/>
+        <w:ind w:left="170" w:right="170"/>
+        <w:shd w:val="clear" w:color="auto" w:fill="F2F2F2"/>
+        <w:pBdr>
+          <w:left w:val="single" w:sz="4" w:space="1" w:color="D9D9D9"/>
+          <w:right w:val="single" w:sz="4" w:space="1" w:color="D9D9D9"/>
+        </w:pBdr>
+      </w:pPr>
+      <w:r>
+        <w:rPr>
+          <w:rFonts w:ascii="Consolas" w:hAnsi="Consolas" w:eastAsia="Consolas" w:cs="Consolas"/>
+          <w:sz w:val="21"/>
+        </w:rPr>
+        <w:t>powershell -ExecutionPolicy Bypass -File tools\build.ps1</w:t>
+      </w:r>
+    </w:p>
+    <w:p>
+      <w:pPr>
+        <w:keepNext/>
+        <w:keepLines/>
+        <w:spacing w:line="240" w:lineRule="auto" w:before="0" w:after="0"/>
+        <w:ind w:left="170" w:right="170"/>
+        <w:shd w:val="clear" w:color="auto" w:fill="F2F2F2"/>
+        <w:pBdr>
+          <w:left w:val="single" w:sz="4" w:space="1" w:color="D9D9D9"/>
+          <w:right w:val="single" w:sz="4" w:space="1" w:color="D9D9D9"/>
+        </w:pBdr>
+      </w:pPr>
+      <w:r>
+        <w:rPr>
+          <w:rFonts w:ascii="Consolas" w:hAnsi="Consolas" w:eastAsia="Consolas" w:cs="Consolas"/>
+          <w:sz w:val="21"/>
+        </w:rPr>
+        <w:t xml:space="preserve"> </w:t>
+      </w:r>
+    </w:p>
+    <w:p>
+      <w:pPr>
+        <w:keepNext/>
+        <w:keepLines/>
+        <w:spacing w:line="240" w:lineRule="auto" w:before="0" w:after="0"/>
+        <w:ind w:left="170" w:right="170"/>
+        <w:shd w:val="clear" w:color="auto" w:fill="F2F2F2"/>
+        <w:pBdr>
+          <w:left w:val="single" w:sz="4" w:space="1" w:color="D9D9D9"/>
+          <w:right w:val="single" w:sz="4" w:space="1" w:color="D9D9D9"/>
+        </w:pBdr>
+      </w:pPr>
+      <w:r>
+        <w:rPr>
+          <w:rFonts w:ascii="Consolas" w:hAnsi="Consolas" w:eastAsia="Consolas" w:cs="Consolas"/>
+          <w:sz w:val="21"/>
+        </w:rPr>
+        <w:t># 分项</w:t>
+      </w:r>
+    </w:p>
+    <w:p>
+      <w:pPr>
+        <w:keepNext/>
+        <w:keepLines/>
+        <w:spacing w:line="240" w:lineRule="auto" w:before="0" w:after="0"/>
+        <w:ind w:left="170" w:right="170"/>
+        <w:shd w:val="clear" w:color="auto" w:fill="F2F2F2"/>
+        <w:pBdr>
+          <w:left w:val="single" w:sz="4" w:space="1" w:color="D9D9D9"/>
+          <w:right w:val="single" w:sz="4" w:space="1" w:color="D9D9D9"/>
+        </w:pBdr>
+      </w:pPr>
+      <w:r>
+        <w:rPr>
+          <w:rFonts w:ascii="Consolas" w:hAnsi="Consolas" w:eastAsia="Consolas" w:cs="Consolas"/>
+          <w:sz w:val="21"/>
+        </w:rPr>
+        <w:t>powershell -ExecutionPolicy Bypass -File tools\build.ps1 -Target firmware</w:t>
+      </w:r>
+    </w:p>
+    <w:p>
+      <w:pPr>
+        <w:keepNext/>
+        <w:keepLines/>
+        <w:spacing w:line="240" w:lineRule="auto" w:before="0" w:after="0"/>
+        <w:ind w:left="170" w:right="170"/>
+        <w:shd w:val="clear" w:color="auto" w:fill="F2F2F2"/>
+        <w:pBdr>
+          <w:left w:val="single" w:sz="4" w:space="1" w:color="D9D9D9"/>
+          <w:right w:val="single" w:sz="4" w:space="1" w:color="D9D9D9"/>
+        </w:pBdr>
+      </w:pPr>
+      <w:r>
+        <w:rPr>
+          <w:rFonts w:ascii="Consolas" w:hAnsi="Consolas" w:eastAsia="Consolas" w:cs="Consolas"/>
+          <w:sz w:val="21"/>
+        </w:rPr>
+        <w:t>powershell -ExecutionPolicy Bypass -File tools\build.ps1 -Target qt</w:t>
+      </w:r>
+    </w:p>
+    <w:p>
+      <w:pPr>
+        <w:keepNext/>
+        <w:keepLines/>
+        <w:spacing w:line="240" w:lineRule="auto" w:before="0" w:after="0"/>
+        <w:ind w:left="170" w:right="170"/>
+        <w:shd w:val="clear" w:color="auto" w:fill="F2F2F2"/>
+        <w:pBdr>
+          <w:left w:val="single" w:sz="4" w:space="1" w:color="D9D9D9"/>
+          <w:right w:val="single" w:sz="4" w:space="1" w:color="D9D9D9"/>
+        </w:pBdr>
+      </w:pPr>
+      <w:r>
+        <w:rPr>
+          <w:rFonts w:ascii="Consolas" w:hAnsi="Consolas" w:eastAsia="Consolas" w:cs="Consolas"/>
+          <w:sz w:val="21"/>
+        </w:rPr>
+        <w:t>powershell -ExecutionPolicy Bypass -File tools\build.ps1 -Target test</w:t>
+      </w:r>
+    </w:p>
+    <w:p>
+      <w:pPr>
+        <w:keepNext/>
+        <w:keepLines/>
+        <w:spacing w:line="240" w:lineRule="auto" w:before="0" w:after="0"/>
+        <w:ind w:left="170" w:right="170"/>
+        <w:shd w:val="clear" w:color="auto" w:fill="F2F2F2"/>
+        <w:pBdr>
+          <w:left w:val="single" w:sz="4" w:space="1" w:color="D9D9D9"/>
+          <w:right w:val="single" w:sz="4" w:space="1" w:color="D9D9D9"/>
+        </w:pBdr>
+      </w:pPr>
+      <w:r>
+        <w:rPr>
+          <w:rFonts w:ascii="Consolas" w:hAnsi="Consolas" w:eastAsia="Consolas" w:cs="Consolas"/>
+          <w:sz w:val="21"/>
+        </w:rPr>
+        <w:t xml:space="preserve"> </w:t>
+      </w:r>
+    </w:p>
+    <w:p>
+      <w:pPr>
+        <w:keepNext/>
+        <w:keepLines/>
+        <w:spacing w:line="240" w:lineRule="auto" w:before="0" w:after="0"/>
+        <w:ind w:left="170" w:right="170"/>
+        <w:shd w:val="clear" w:color="auto" w:fill="F2F2F2"/>
+        <w:pBdr>
+          <w:left w:val="single" w:sz="4" w:space="1" w:color="D9D9D9"/>
+          <w:right w:val="single" w:sz="4" w:space="1" w:color="D9D9D9"/>
+        </w:pBdr>
+      </w:pPr>
+      <w:r>
+        <w:rPr>
+          <w:rFonts w:ascii="Consolas" w:hAnsi="Consolas" w:eastAsia="Consolas" w:cs="Consolas"/>
+          <w:sz w:val="21"/>
+        </w:rPr>
+        <w:t># 自检（无需硬件）</w:t>
+      </w:r>
+    </w:p>
+    <w:p>
+      <w:pPr>
+        <w:keepNext/>
+        <w:keepLines/>
+        <w:spacing w:line="240" w:lineRule="auto" w:before="0" w:after="0"/>
+        <w:ind w:left="170" w:right="170"/>
+        <w:shd w:val="clear" w:color="auto" w:fill="F2F2F2"/>
+        <w:pBdr>
+          <w:left w:val="single" w:sz="4" w:space="1" w:color="D9D9D9"/>
+          <w:right w:val="single" w:sz="4" w:space="1" w:color="D9D9D9"/>
+        </w:pBdr>
+      </w:pPr>
+      <w:r>
+        <w:rPr>
+          <w:rFonts w:ascii="Consolas" w:hAnsi="Consolas" w:eastAsia="Consolas" w:cs="Consolas"/>
+          <w:sz w:val="21"/>
+        </w:rPr>
+        <w:t>py tools\protocol_schema.py</w:t>
+      </w:r>
+    </w:p>
+    <w:p>
+      <w:pPr>
+        <w:keepNext/>
+        <w:keepLines/>
+        <w:spacing w:line="240" w:lineRule="auto" w:before="0" w:after="0"/>
+        <w:ind w:left="170" w:right="170"/>
+        <w:shd w:val="clear" w:color="auto" w:fill="F2F2F2"/>
+        <w:pBdr>
+          <w:left w:val="single" w:sz="4" w:space="1" w:color="D9D9D9"/>
+          <w:right w:val="single" w:sz="4" w:space="1" w:color="D9D9D9"/>
+        </w:pBdr>
+      </w:pPr>
+      <w:r>
+        <w:rPr>
+          <w:rFonts w:ascii="Consolas" w:hAnsi="Consolas" w:eastAsia="Consolas" w:cs="Consolas"/>
+          <w:sz w:val="21"/>
+        </w:rPr>
+        <w:t>py tools\contract_test.py</w:t>
+      </w:r>
+    </w:p>
+    <w:p>
+      <w:pPr>
+        <w:keepNext/>
+        <w:keepLines/>
+        <w:spacing w:line="240" w:lineRule="auto" w:before="0" w:after="0"/>
+        <w:ind w:left="170" w:right="170"/>
+        <w:shd w:val="clear" w:color="auto" w:fill="F2F2F2"/>
+        <w:pBdr>
+          <w:left w:val="single" w:sz="4" w:space="1" w:color="D9D9D9"/>
+          <w:right w:val="single" w:sz="4" w:space="1" w:color="D9D9D9"/>
+        </w:pBdr>
+      </w:pPr>
+      <w:r>
+        <w:rPr>
+          <w:rFonts w:ascii="Consolas" w:hAnsi="Consolas" w:eastAsia="Consolas" w:cs="Consolas"/>
+          <w:sz w:val="21"/>
+        </w:rPr>
+        <w:t>py tools\consistency_check.py</w:t>
+      </w:r>
+    </w:p>
+    <w:p>
+      <w:pPr>
+        <w:keepNext/>
+        <w:keepLines/>
+        <w:spacing w:line="240" w:lineRule="auto" w:before="0" w:after="0"/>
+        <w:ind w:left="170" w:right="170"/>
+        <w:shd w:val="clear" w:color="auto" w:fill="F2F2F2"/>
+        <w:pBdr>
+          <w:left w:val="single" w:sz="4" w:space="1" w:color="D9D9D9"/>
+          <w:right w:val="single" w:sz="4" w:space="1" w:color="D9D9D9"/>
+        </w:pBdr>
+      </w:pPr>
+      <w:r>
+        <w:rPr>
+          <w:rFonts w:ascii="Consolas" w:hAnsi="Consolas" w:eastAsia="Consolas" w:cs="Consolas"/>
+          <w:sz w:val="21"/>
+        </w:rPr>
+        <w:t>py tools\sync_doc_tables.py --check      # 文档生成区是否与 Tech_Design.md 一致（防漂移）</w:t>
+      </w:r>
+    </w:p>
+    <w:p>
+      <w:pPr>
+        <w:keepNext/>
+        <w:keepLines/>
+        <w:spacing w:line="240" w:lineRule="auto" w:before="0" w:after="0"/>
+        <w:ind w:left="170" w:right="170"/>
+        <w:shd w:val="clear" w:color="auto" w:fill="F2F2F2"/>
+        <w:pBdr>
+          <w:left w:val="single" w:sz="4" w:space="1" w:color="D9D9D9"/>
+          <w:right w:val="single" w:sz="4" w:space="1" w:color="D9D9D9"/>
+        </w:pBdr>
+      </w:pPr>
+      <w:r>
+        <w:rPr>
+          <w:rFonts w:ascii="Consolas" w:hAnsi="Consolas" w:eastAsia="Consolas" w:cs="Consolas"/>
+          <w:sz w:val="21"/>
+        </w:rPr>
+        <w:t>py tools\simulate_node.py --selftest</w:t>
+      </w:r>
+    </w:p>
+    <w:p>
+      <w:pPr>
+        <w:keepNext w:val="0"/>
+        <w:keepLines/>
+        <w:spacing w:line="240" w:lineRule="auto" w:before="0" w:after="120"/>
+        <w:ind w:left="170" w:right="170"/>
+        <w:shd w:val="clear" w:color="auto" w:fill="F2F2F2"/>
+        <w:pBdr>
+          <w:bottom w:val="single" w:sz="4" w:space="1" w:color="D9D9D9"/>
+          <w:left w:val="single" w:sz="4" w:space="1" w:color="D9D9D9"/>
+          <w:right w:val="single" w:sz="4" w:space="1" w:color="D9D9D9"/>
+        </w:pBdr>
+      </w:pPr>
+      <w:r>
+        <w:rPr>
+          <w:rFonts w:ascii="Consolas" w:hAnsi="Consolas" w:eastAsia="Consolas" w:cs="Consolas"/>
+          <w:sz w:val="21"/>
+        </w:rPr>
+        <w:t>py firmware\prebuild_check.py</w:t>
+      </w:r>
+    </w:p>
+    <w:p>
+      <w:r>
+        <w:rPr>
+          <w:rFonts w:ascii="Times New Roman" w:hAnsi="Times New Roman" w:eastAsia="宋体" w:cs="Times New Roman"/>
+          <w:b w:val="0"/>
+          <w:i w:val="0"/>
+          <w:sz w:val="24"/>
+        </w:rPr>
+        <w:t>固件命令行编译（等价于 Keil 界面操作）：</w:t>
+      </w:r>
+    </w:p>
+    <w:p>
+      <w:pPr>
+        <w:keepNext w:val="0"/>
+        <w:keepLines/>
+        <w:spacing w:line="240" w:lineRule="auto" w:before="120" w:after="120"/>
+        <w:ind w:left="170" w:right="170"/>
+        <w:shd w:val="clear" w:color="auto" w:fill="F2F2F2"/>
+        <w:pBdr>
+          <w:top w:val="single" w:sz="4" w:space="1" w:color="D9D9D9"/>
+          <w:bottom w:val="single" w:sz="4" w:space="1" w:color="D9D9D9"/>
+          <w:left w:val="single" w:sz="4" w:space="1" w:color="D9D9D9"/>
+          <w:right w:val="single" w:sz="4" w:space="1" w:color="D9D9D9"/>
+        </w:pBdr>
+      </w:pPr>
+      <w:r>
+        <w:rPr>
+          <w:rFonts w:ascii="Consolas" w:hAnsi="Consolas" w:eastAsia="Consolas" w:cs="Consolas"/>
+          <w:sz w:val="21"/>
+        </w:rPr>
+        <w:t>UV4.exe -b firmware\Projects\MDK-ARM\greenhouse.uvprojx -j0 -o build.log</w:t>
+      </w:r>
+    </w:p>
+    <w:p>
+      <w:pPr>
+        <w:pStyle w:val="Heading2"/>
+        <w:spacing w:before="280" w:after="120" w:line="288" w:lineRule="auto"/>
+      </w:pPr>
+      <w:r>
+        <w:rPr>
+          <w:rFonts w:ascii="黑体" w:hAnsi="黑体" w:eastAsia="黑体" w:cs="黑体"/>
+          <w:b/>
+          <w:i w:val="0"/>
+          <w:color w:val="1F3864"/>
+          <w:sz w:val="30"/>
+        </w:rPr>
+        <w:t>附录 B：上位机运行与联调</w:t>
+      </w:r>
+    </w:p>
+    <w:p>
+      <w:pPr>
+        <w:keepNext/>
+        <w:keepLines/>
+        <w:spacing w:line="240" w:lineRule="auto" w:before="120" w:after="0"/>
+        <w:ind w:left="170" w:right="170"/>
+        <w:shd w:val="clear" w:color="auto" w:fill="F2F2F2"/>
+        <w:pBdr>
+          <w:top w:val="single" w:sz="4" w:space="1" w:color="D9D9D9"/>
+          <w:left w:val="single" w:sz="4" w:space="1" w:color="D9D9D9"/>
+          <w:right w:val="single" w:sz="4" w:space="1" w:color="D9D9D9"/>
+        </w:pBdr>
+      </w:pPr>
+      <w:r>
+        <w:rPr>
+          <w:rFonts w:ascii="Consolas" w:hAnsi="Consolas" w:eastAsia="Consolas" w:cs="Consolas"/>
+          <w:sz w:val="21"/>
+        </w:rPr>
+        <w:t># 1) 启动推理服务（可选；不启动则智能交互置灰，其余功能照常）</w:t>
+      </w:r>
+    </w:p>
+    <w:p>
+      <w:pPr>
+        <w:keepNext/>
+        <w:keepLines/>
+        <w:spacing w:line="240" w:lineRule="auto" w:before="0" w:after="0"/>
+        <w:ind w:left="170" w:right="170"/>
+        <w:shd w:val="clear" w:color="auto" w:fill="F2F2F2"/>
+        <w:pBdr>
+          <w:left w:val="single" w:sz="4" w:space="1" w:color="D9D9D9"/>
+          <w:right w:val="single" w:sz="4" w:space="1" w:color="D9D9D9"/>
+        </w:pBdr>
+      </w:pPr>
+      <w:r>
+        <w:rPr>
+          <w:rFonts w:ascii="Consolas" w:hAnsi="Consolas" w:eastAsia="Consolas" w:cs="Consolas"/>
+          <w:sz w:val="21"/>
+        </w:rPr>
+        <w:t>D:\llama.cpp\模型启动\启动.cmd</w:t>
+      </w:r>
+    </w:p>
+    <w:p>
+      <w:pPr>
+        <w:keepNext/>
+        <w:keepLines/>
+        <w:spacing w:line="240" w:lineRule="auto" w:before="0" w:after="0"/>
+        <w:ind w:left="170" w:right="170"/>
+        <w:shd w:val="clear" w:color="auto" w:fill="F2F2F2"/>
+        <w:pBdr>
+          <w:left w:val="single" w:sz="4" w:space="1" w:color="D9D9D9"/>
+          <w:right w:val="single" w:sz="4" w:space="1" w:color="D9D9D9"/>
+        </w:pBdr>
+      </w:pPr>
+      <w:r>
+        <w:rPr>
+          <w:rFonts w:ascii="Consolas" w:hAnsi="Consolas" w:eastAsia="Consolas" w:cs="Consolas"/>
+          <w:sz w:val="21"/>
+        </w:rPr>
+        <w:t xml:space="preserve"> </w:t>
+      </w:r>
+    </w:p>
+    <w:p>
+      <w:pPr>
+        <w:keepNext/>
+        <w:keepLines/>
+        <w:spacing w:line="240" w:lineRule="auto" w:before="0" w:after="0"/>
+        <w:ind w:left="170" w:right="170"/>
+        <w:shd w:val="clear" w:color="auto" w:fill="F2F2F2"/>
+        <w:pBdr>
+          <w:left w:val="single" w:sz="4" w:space="1" w:color="D9D9D9"/>
+          <w:right w:val="single" w:sz="4" w:space="1" w:color="D9D9D9"/>
+        </w:pBdr>
+      </w:pPr>
+      <w:r>
+        <w:rPr>
+          <w:rFonts w:ascii="Consolas" w:hAnsi="Consolas" w:eastAsia="Consolas" w:cs="Consolas"/>
+          <w:sz w:val="21"/>
+        </w:rPr>
+        <w:t># 2) 启动上位机（需让 Qt 运行库可见）</w:t>
+      </w:r>
+    </w:p>
+    <w:p>
+      <w:pPr>
+        <w:keepNext/>
+        <w:keepLines/>
+        <w:spacing w:line="240" w:lineRule="auto" w:before="0" w:after="0"/>
+        <w:ind w:left="170" w:right="170"/>
+        <w:shd w:val="clear" w:color="auto" w:fill="F2F2F2"/>
+        <w:pBdr>
+          <w:left w:val="single" w:sz="4" w:space="1" w:color="D9D9D9"/>
+          <w:right w:val="single" w:sz="4" w:space="1" w:color="D9D9D9"/>
+        </w:pBdr>
+      </w:pPr>
+      <w:r>
+        <w:rPr>
+          <w:rFonts w:ascii="Consolas" w:hAnsi="Consolas" w:eastAsia="Consolas" w:cs="Consolas"/>
+          <w:sz w:val="21"/>
+        </w:rPr>
+        <w:t>$env:PATH = "E:\Qt\6.12.0\mingw_64\bin;" + $env:PATH</w:t>
+      </w:r>
+    </w:p>
+    <w:p>
+      <w:pPr>
+        <w:keepNext/>
+        <w:keepLines/>
+        <w:spacing w:line="240" w:lineRule="auto" w:before="0" w:after="0"/>
+        <w:ind w:left="170" w:right="170"/>
+        <w:shd w:val="clear" w:color="auto" w:fill="F2F2F2"/>
+        <w:pBdr>
+          <w:left w:val="single" w:sz="4" w:space="1" w:color="D9D9D9"/>
+          <w:right w:val="single" w:sz="4" w:space="1" w:color="D9D9D9"/>
+        </w:pBdr>
+      </w:pPr>
+      <w:r>
+        <w:rPr>
+          <w:rFonts w:ascii="Consolas" w:hAnsi="Consolas" w:eastAsia="Consolas" w:cs="Consolas"/>
+          <w:sz w:val="21"/>
+        </w:rPr>
+        <w:t>.\qtapp\build\GreenhouseLightControl.exe</w:t>
+      </w:r>
+    </w:p>
+    <w:p>
+      <w:pPr>
+        <w:keepNext/>
+        <w:keepLines/>
+        <w:spacing w:line="240" w:lineRule="auto" w:before="0" w:after="0"/>
+        <w:ind w:left="170" w:right="170"/>
+        <w:shd w:val="clear" w:color="auto" w:fill="F2F2F2"/>
+        <w:pBdr>
+          <w:left w:val="single" w:sz="4" w:space="1" w:color="D9D9D9"/>
+          <w:right w:val="single" w:sz="4" w:space="1" w:color="D9D9D9"/>
+        </w:pBdr>
+      </w:pPr>
+      <w:r>
+        <w:rPr>
+          <w:rFonts w:ascii="Consolas" w:hAnsi="Consolas" w:eastAsia="Consolas" w:cs="Consolas"/>
+          <w:sz w:val="21"/>
+        </w:rPr>
+        <w:t xml:space="preserve"> </w:t>
+      </w:r>
+    </w:p>
+    <w:p>
+      <w:pPr>
+        <w:keepNext/>
+        <w:keepLines/>
+        <w:spacing w:line="240" w:lineRule="auto" w:before="0" w:after="0"/>
+        <w:ind w:left="170" w:right="170"/>
+        <w:shd w:val="clear" w:color="auto" w:fill="F2F2F2"/>
+        <w:pBdr>
+          <w:left w:val="single" w:sz="4" w:space="1" w:color="D9D9D9"/>
+          <w:right w:val="single" w:sz="4" w:space="1" w:color="D9D9D9"/>
+        </w:pBdr>
+      </w:pPr>
+      <w:r>
+        <w:rPr>
+          <w:rFonts w:ascii="Consolas" w:hAnsi="Consolas" w:eastAsia="Consolas" w:cs="Consolas"/>
+          <w:sz w:val="21"/>
+        </w:rPr>
+        <w:t># 3) 另开终端接入虚拟节点（多点位演示）</w:t>
+      </w:r>
+    </w:p>
+    <w:p>
+      <w:pPr>
+        <w:keepNext w:val="0"/>
+        <w:keepLines/>
+        <w:spacing w:line="240" w:lineRule="auto" w:before="0" w:after="120"/>
+        <w:ind w:left="170" w:right="170"/>
+        <w:shd w:val="clear" w:color="auto" w:fill="F2F2F2"/>
+        <w:pBdr>
+          <w:bottom w:val="single" w:sz="4" w:space="1" w:color="D9D9D9"/>
+          <w:left w:val="single" w:sz="4" w:space="1" w:color="D9D9D9"/>
+          <w:right w:val="single" w:sz="4" w:space="1" w:color="D9D9D9"/>
+        </w:pBdr>
+      </w:pPr>
+      <w:r>
+        <w:rPr>
+          <w:rFonts w:ascii="Consolas" w:hAnsi="Consolas" w:eastAsia="Consolas" w:cs="Consolas"/>
+          <w:sz w:val="21"/>
+        </w:rPr>
+        <w:t>py tools\simulate_node.py --id 2 --port 9092</w:t>
+      </w:r>
+    </w:p>
+    <w:p>
+      <w:pPr>
+        <w:pStyle w:val="Heading2"/>
+        <w:spacing w:before="280" w:after="120" w:line="288" w:lineRule="auto"/>
+      </w:pPr>
+      <w:r>
+        <w:rPr>
+          <w:rFonts w:ascii="黑体" w:hAnsi="黑体" w:eastAsia="黑体" w:cs="黑体"/>
+          <w:b/>
+          <w:i w:val="0"/>
+          <w:color w:val="1F3864"/>
+          <w:sz w:val="30"/>
+        </w:rPr>
+        <w:t>附录 C：真机点检表</w:t>
+      </w:r>
+    </w:p>
+    <w:p>
+      <w:pPr>
+        <w:spacing w:line="360" w:lineRule="auto" w:after="40"/>
+        <w:ind w:left="425" w:hanging="425"/>
+      </w:pPr>
+      <w:r>
+        <w:rPr>
+          <w:rFonts w:ascii="Times New Roman" w:hAnsi="Times New Roman" w:eastAsia="宋体" w:cs="Times New Roman"/>
+          <w:b w:val="0"/>
+          <w:i w:val="0"/>
+          <w:sz w:val="24"/>
+        </w:rPr>
+        <w:t xml:space="preserve">1. 填好 </w:t>
+      </w:r>
+      <w:r>
+        <w:rPr>
+          <w:rFonts w:ascii="Consolas" w:hAnsi="Consolas" w:eastAsia="宋体" w:cs="Consolas"/>
+          <w:b w:val="0"/>
+          <w:i w:val="0"/>
+          <w:sz w:val="22"/>
+        </w:rPr>
+        <w:t>firmware/Core/Inc/wifi_config.h</w:t>
+      </w:r>
+      <w:r>
+        <w:rPr>
+          <w:rFonts w:ascii="Times New Roman" w:hAnsi="Times New Roman" w:eastAsia="宋体" w:cs="Times New Roman"/>
+          <w:b w:val="0"/>
+          <w:i w:val="0"/>
+          <w:sz w:val="24"/>
+        </w:rPr>
+        <w:t xml:space="preserve">（WiFi 名称/密码 + </w:t>
+      </w:r>
+      <w:r>
+        <w:rPr>
+          <w:rFonts w:ascii="Times New Roman" w:hAnsi="Times New Roman" w:eastAsia="宋体" w:cs="Times New Roman"/>
+          <w:b/>
+          <w:i w:val="0"/>
+          <w:sz w:val="24"/>
+        </w:rPr>
+        <w:t>PC 的局域网 IP</w:t>
+      </w:r>
+      <w:r>
+        <w:rPr>
+          <w:rFonts w:ascii="Times New Roman" w:hAnsi="Times New Roman" w:eastAsia="宋体" w:cs="Times New Roman"/>
+          <w:b w:val="0"/>
+          <w:i w:val="0"/>
+          <w:sz w:val="24"/>
+        </w:rPr>
+        <w:t>，端口 9092）</w:t>
+      </w:r>
+    </w:p>
+    <w:p>
+      <w:pPr>
+        <w:spacing w:line="360" w:lineRule="auto" w:after="40"/>
+        <w:ind w:left="425" w:hanging="425"/>
+      </w:pPr>
+      <w:r>
+        <w:rPr>
+          <w:rFonts w:ascii="Times New Roman" w:hAnsi="Times New Roman" w:eastAsia="宋体" w:cs="Times New Roman"/>
+          <w:b w:val="0"/>
+          <w:i w:val="0"/>
+          <w:sz w:val="24"/>
+        </w:rPr>
+        <w:t xml:space="preserve">2. Keil 打开 </w:t>
+      </w:r>
+      <w:r>
+        <w:rPr>
+          <w:rFonts w:ascii="Consolas" w:hAnsi="Consolas" w:eastAsia="宋体" w:cs="Consolas"/>
+          <w:b w:val="0"/>
+          <w:i w:val="0"/>
+          <w:sz w:val="22"/>
+        </w:rPr>
+        <w:t>greenhouse.uvprojx</w:t>
+      </w:r>
+      <w:r>
+        <w:rPr>
+          <w:rFonts w:ascii="Times New Roman" w:hAnsi="Times New Roman" w:eastAsia="宋体" w:cs="Times New Roman"/>
+          <w:b w:val="0"/>
+          <w:i w:val="0"/>
+          <w:sz w:val="24"/>
+        </w:rPr>
+        <w:t xml:space="preserve"> 编译，ST-Link 烧录 </w:t>
+      </w:r>
+      <w:r>
+        <w:rPr>
+          <w:rFonts w:ascii="Consolas" w:hAnsi="Consolas" w:eastAsia="宋体" w:cs="Consolas"/>
+          <w:b w:val="0"/>
+          <w:i w:val="0"/>
+          <w:sz w:val="22"/>
+        </w:rPr>
+        <w:t>firmware/Output/greenhouse.hex</w:t>
+      </w:r>
+    </w:p>
+    <w:p>
+      <w:pPr>
+        <w:spacing w:line="360" w:lineRule="auto" w:after="40"/>
+        <w:ind w:left="425" w:hanging="425"/>
+      </w:pPr>
+      <w:r>
+        <w:rPr>
+          <w:rFonts w:ascii="Times New Roman" w:hAnsi="Times New Roman" w:eastAsia="宋体" w:cs="Times New Roman"/>
+          <w:b w:val="0"/>
+          <w:i w:val="0"/>
+          <w:sz w:val="24"/>
+        </w:rPr>
+        <w:t xml:space="preserve">3. </w:t>
+      </w:r>
+      <w:r>
+        <w:rPr>
+          <w:rFonts w:ascii="Times New Roman" w:hAnsi="Times New Roman" w:eastAsia="宋体" w:cs="Times New Roman"/>
+          <w:b/>
+          <w:i w:val="0"/>
+          <w:sz w:val="24"/>
+        </w:rPr>
+        <w:t>Windows 防火墙放行 9092 入站</w:t>
+      </w:r>
+      <w:r>
+        <w:rPr>
+          <w:rFonts w:ascii="Times New Roman" w:hAnsi="Times New Roman" w:eastAsia="宋体" w:cs="Times New Roman"/>
+          <w:b w:val="0"/>
+          <w:i w:val="0"/>
+          <w:sz w:val="24"/>
+        </w:rPr>
+        <w:t xml:space="preserve">（上位机已绑 </w:t>
+      </w:r>
+      <w:r>
+        <w:rPr>
+          <w:rFonts w:ascii="Consolas" w:hAnsi="Consolas" w:eastAsia="宋体" w:cs="Consolas"/>
+          <w:b w:val="0"/>
+          <w:i w:val="0"/>
+          <w:sz w:val="22"/>
+        </w:rPr>
+        <w:t>0.0.0.0</w:t>
+      </w:r>
+      <w:r>
+        <w:rPr>
+          <w:rFonts w:ascii="Times New Roman" w:hAnsi="Times New Roman" w:eastAsia="宋体" w:cs="Times New Roman"/>
+          <w:b w:val="0"/>
+          <w:i w:val="0"/>
+          <w:sz w:val="24"/>
+        </w:rPr>
+        <w:t>，缺的只是防火墙规则）</w:t>
+      </w:r>
+    </w:p>
+    <w:p>
+      <w:pPr>
+        <w:spacing w:line="360" w:lineRule="auto" w:after="40"/>
+        <w:ind w:left="425" w:hanging="425"/>
+      </w:pPr>
+      <w:r>
+        <w:rPr>
+          <w:rFonts w:ascii="Times New Roman" w:hAnsi="Times New Roman" w:eastAsia="宋体" w:cs="Times New Roman"/>
+          <w:b w:val="0"/>
+          <w:i w:val="0"/>
+          <w:sz w:val="24"/>
+        </w:rPr>
+        <w:t xml:space="preserve">4. 上电应观察到：LCD 显示光强/阈值/执行器/模式；LED0 每 5 s 翻转；手电照射 → </w:t>
+      </w:r>
+      <w:r>
+        <w:rPr>
+          <w:rFonts w:ascii="Consolas" w:hAnsi="Consolas" w:eastAsia="宋体" w:cs="Consolas"/>
+          <w:b w:val="0"/>
+          <w:i w:val="0"/>
+          <w:sz w:val="22"/>
+        </w:rPr>
+        <w:t>light</w:t>
+      </w:r>
+      <w:r>
+        <w:rPr>
+          <w:rFonts w:ascii="Times New Roman" w:hAnsi="Times New Roman" w:eastAsia="宋体" w:cs="Times New Roman"/>
+          <w:b w:val="0"/>
+          <w:i w:val="0"/>
+          <w:sz w:val="24"/>
+        </w:rPr>
+        <w:t xml:space="preserve"> 上升 → 超阈值执行器吸合 + 蜂鸣器响；遮挡回落到 </w:t>
+      </w:r>
+      <w:r>
+        <w:rPr>
+          <w:rFonts w:ascii="Consolas" w:hAnsi="Consolas" w:eastAsia="宋体" w:cs="Consolas"/>
+          <w:b w:val="0"/>
+          <w:i w:val="0"/>
+          <w:sz w:val="22"/>
+        </w:rPr>
+        <w:t>th - hys</w:t>
+      </w:r>
+      <w:r>
+        <w:rPr>
+          <w:rFonts w:ascii="Times New Roman" w:hAnsi="Times New Roman" w:eastAsia="宋体" w:cs="Times New Roman"/>
+          <w:b w:val="0"/>
+          <w:i w:val="0"/>
+          <w:sz w:val="24"/>
+        </w:rPr>
+        <w:t xml:space="preserve"> 以下才释放</w:t>
+      </w:r>
+    </w:p>
+    <w:p>
+      <w:pPr>
+        <w:spacing w:line="360" w:lineRule="auto" w:after="40"/>
+        <w:ind w:left="425" w:hanging="425"/>
+      </w:pPr>
+      <w:r>
+        <w:rPr>
+          <w:rFonts w:ascii="Times New Roman" w:hAnsi="Times New Roman" w:eastAsia="宋体" w:cs="Times New Roman"/>
+          <w:b w:val="0"/>
+          <w:i w:val="0"/>
+          <w:sz w:val="24"/>
+        </w:rPr>
+        <w:t>5. 按 8.3 用例表逐项记录实测值，</w:t>
+      </w:r>
+      <w:r>
+        <w:rPr>
+          <w:rFonts w:ascii="Times New Roman" w:hAnsi="Times New Roman" w:eastAsia="宋体" w:cs="Times New Roman"/>
+          <w:b/>
+          <w:i w:val="0"/>
+          <w:sz w:val="24"/>
+        </w:rPr>
+        <w:t>回填本报告 8.3 的状态列</w:t>
+      </w:r>
+    </w:p>
+    <w:p>
+      <w:pPr>
+        <w:spacing w:before="0" w:after="120"/>
+        <w:pBdr>
+          <w:bottom w:val="single" w:sz="6" w:space="1" w:color="BFBFBF"/>
+        </w:pBdr>
+      </w:pPr>
+    </w:p>
+    <w:p>
+      <w:pPr>
+        <w:pStyle w:val="Heading2"/>
+        <w:spacing w:before="280" w:after="120" w:line="288" w:lineRule="auto"/>
+      </w:pPr>
+      <w:r>
+        <w:rPr>
+          <w:rFonts w:ascii="黑体" w:hAnsi="黑体" w:eastAsia="黑体" w:cs="黑体"/>
+          <w:b/>
+          <w:i w:val="0"/>
+          <w:color w:val="1F3864"/>
+          <w:sz w:val="30"/>
+        </w:rPr>
+        <w:t>修订记录</w:t>
+      </w:r>
+    </w:p>
+    <w:tbl>
+      <w:tblPr>
+        <w:tblStyle w:val="TableGrid"/>
+        <w:tblW w:type="pct" w:w="5000"/>
+        <w:jc w:val="center"/>
+        <w:tblLook w:firstColumn="1" w:firstRow="1" w:lastColumn="0" w:lastRow="0" w:noHBand="0" w:noVBand="1" w:val="04A0"/>
+        <w:tblLayout w:type="autofit"/>
+      </w:tblPr>
+      <w:tblGrid>
+        <w:gridCol w:w="3213"/>
+        <w:gridCol w:w="3213"/>
+        <w:gridCol w:w="3213"/>
+      </w:tblGrid>
+      <w:tr>
+        <w:trPr>
+          <w:cantSplit/>
+          <w:tblHeader w:val="true"/>
+        </w:trPr>
+        <w:tc>
+          <w:tcPr>
+            <w:tcW w:type="dxa" w:w="3213"/>
+            <w:shd w:val="clear" w:color="auto" w:fill="DCE6F5"/>
+          </w:tcPr>
+          <w:p>
+            <w:pPr>
+              <w:spacing w:line="276" w:lineRule="auto" w:after="20"/>
+            </w:pPr>
+            <w:r/>
+            <w:r>
+              <w:rPr>
+                <w:rFonts w:ascii="Times New Roman" w:hAnsi="Times New Roman" w:eastAsia="宋体" w:cs="Times New Roman"/>
+                <w:b/>
+                <w:i w:val="0"/>
+                <w:sz w:val="21"/>
+              </w:rPr>
+              <w:t>版本</w:t>
+            </w:r>
+          </w:p>
+        </w:tc>
+        <w:tc>
+          <w:tcPr>
+            <w:tcW w:type="dxa" w:w="3213"/>
+            <w:shd w:val="clear" w:color="auto" w:fill="DCE6F5"/>
+          </w:tcPr>
+          <w:p>
+            <w:pPr>
+              <w:spacing w:line="276" w:lineRule="auto" w:after="20"/>
+            </w:pPr>
+            <w:r/>
+            <w:r>
+              <w:rPr>
+                <w:rFonts w:ascii="Times New Roman" w:hAnsi="Times New Roman" w:eastAsia="宋体" w:cs="Times New Roman"/>
+                <w:b/>
+                <w:i w:val="0"/>
+                <w:sz w:val="21"/>
+              </w:rPr>
+              <w:t>日期</w:t>
+            </w:r>
+          </w:p>
+        </w:tc>
+        <w:tc>
+          <w:tcPr>
+            <w:tcW w:type="dxa" w:w="3213"/>
+            <w:shd w:val="clear" w:color="auto" w:fill="DCE6F5"/>
+          </w:tcPr>
+          <w:p>
+            <w:pPr>
+              <w:spacing w:line="276" w:lineRule="auto" w:after="20"/>
+            </w:pPr>
+            <w:r/>
+            <w:r>
+              <w:rPr>
+                <w:rFonts w:ascii="Times New Roman" w:hAnsi="Times New Roman" w:eastAsia="宋体" w:cs="Times New Roman"/>
+                <w:b/>
+                <w:i w:val="0"/>
+                <w:sz w:val="21"/>
+              </w:rPr>
               <w:t>说明</w:t>
+            </w:r>
+          </w:p>
+        </w:tc>
+      </w:tr>
+      <w:tr>
+        <w:trPr>
+          <w:cantSplit/>
+        </w:trPr>
+        <w:tc>
+          <w:tcPr>
+            <w:tcW w:type="dxa" w:w="3213"/>
+          </w:tcPr>
+          <w:p>
+            <w:pPr>
+              <w:spacing w:line="276" w:lineRule="auto" w:after="20"/>
+            </w:pPr>
+            <w:r/>
+            <w:r>
+              <w:rPr>
+                <w:rFonts w:ascii="Times New Roman" w:hAnsi="Times New Roman" w:eastAsia="宋体" w:cs="Times New Roman"/>
+                <w:b/>
+                <w:i w:val="0"/>
+                <w:sz w:val="21"/>
+              </w:rPr>
+              <w:t>V1.2</w:t>
+            </w:r>
+          </w:p>
+        </w:tc>
+        <w:tc>
+          <w:tcPr>
+            <w:tcW w:type="dxa" w:w="3213"/>
+          </w:tcPr>
+          <w:p>
+            <w:pPr>
+              <w:spacing w:line="276" w:lineRule="auto" w:after="20"/>
+            </w:pPr>
+            <w:r/>
+            <w:r>
+              <w:rPr>
+                <w:rFonts w:ascii="Times New Roman" w:hAnsi="Times New Roman" w:eastAsia="宋体" w:cs="Times New Roman"/>
+                <w:b w:val="0"/>
+                <w:i w:val="0"/>
+                <w:sz w:val="21"/>
+              </w:rPr>
+              <w:t>2026-10-12</w:t>
+            </w:r>
+          </w:p>
+        </w:tc>
+        <w:tc>
+          <w:tcPr>
+            <w:tcW w:type="dxa" w:w="3213"/>
+          </w:tcPr>
+          <w:p>
+            <w:pPr>
+              <w:spacing w:line="276" w:lineRule="auto" w:after="20"/>
+            </w:pPr>
+            <w:r/>
+            <w:r>
+              <w:rPr>
+                <w:rFonts w:ascii="Times New Roman" w:hAnsi="Times New Roman" w:eastAsia="宋体" w:cs="Times New Roman"/>
+                <w:b/>
+                <w:i w:val="0"/>
+                <w:sz w:val="21"/>
+              </w:rPr>
+              <w:t>真机硬件在环（HIL）实测</w:t>
+            </w:r>
+            <w:r>
+              <w:rPr>
+                <w:rFonts w:ascii="Times New Roman" w:hAnsi="Times New Roman" w:eastAsia="宋体" w:cs="Times New Roman"/>
+                <w:b w:val="0"/>
+                <w:i w:val="0"/>
+                <w:sz w:val="21"/>
+              </w:rPr>
+              <w:t>：把硬件四测 T01–T04 提前到 M5 之前执行，新增 §8.4 实测章节并回填 §8.3 状态列。</w:t>
+            </w:r>
+            <w:r>
+              <w:rPr>
+                <w:rFonts w:ascii="Times New Roman" w:hAnsi="Times New Roman" w:eastAsia="宋体" w:cs="Times New Roman"/>
+                <w:b/>
+                <w:i w:val="0"/>
+                <w:sz w:val="21"/>
+              </w:rPr>
+              <w:t>已实测通过</w:t>
+            </w:r>
+            <w:r>
+              <w:rPr>
+                <w:rFonts w:ascii="Times New Roman" w:hAnsi="Times New Roman" w:eastAsia="宋体" w:cs="Times New Roman"/>
+                <w:b w:val="0"/>
+                <w:i w:val="0"/>
+                <w:sz w:val="21"/>
+              </w:rPr>
+              <w:t xml:space="preserve">：T01 的 </w:t>
+            </w:r>
+            <w:r>
+              <w:rPr>
+                <w:rFonts w:ascii="Consolas" w:hAnsi="Consolas" w:eastAsia="宋体" w:cs="Consolas"/>
+                <w:b w:val="0"/>
+                <w:i w:val="0"/>
+                <w:sz w:val="19"/>
+              </w:rPr>
+              <w:t>light = 4095 - adc</w:t>
+            </w:r>
+            <w:r>
+              <w:rPr>
+                <w:rFonts w:ascii="Times New Roman" w:hAnsi="Times New Roman" w:eastAsia="宋体" w:cs="Times New Roman"/>
+                <w:b w:val="0"/>
+                <w:i w:val="0"/>
+                <w:sz w:val="21"/>
+              </w:rPr>
+              <w:t xml:space="preserve"> 换算与量程（12 SWD + 12 串口样本，违规 0）、T02 的执行器吸合 + 蜂鸣器响 + </w:t>
+            </w:r>
+            <w:r>
+              <w:rPr>
+                <w:rFonts w:ascii="Times New Roman" w:hAnsi="Times New Roman" w:eastAsia="宋体" w:cs="Times New Roman"/>
+                <w:b/>
+                <w:i w:val="0"/>
+                <w:sz w:val="21"/>
+              </w:rPr>
+              <w:t>GPIO 有效电平极性</w:t>
+            </w:r>
+            <w:r>
+              <w:rPr>
+                <w:rFonts w:ascii="Times New Roman" w:hAnsi="Times New Roman" w:eastAsia="宋体" w:cs="Times New Roman"/>
+                <w:b w:val="0"/>
+                <w:i w:val="0"/>
+                <w:sz w:val="21"/>
+              </w:rPr>
+              <w:t>（</w:t>
+            </w:r>
+            <w:r>
+              <w:rPr>
+                <w:rFonts w:ascii="Consolas" w:hAnsi="Consolas" w:eastAsia="宋体" w:cs="Consolas"/>
+                <w:b w:val="0"/>
+                <w:i w:val="0"/>
+                <w:sz w:val="19"/>
+              </w:rPr>
+              <w:t>GPIOE-&gt;ODR</w:t>
+            </w:r>
+            <w:r>
+              <w:rPr>
+                <w:rFonts w:ascii="Times New Roman" w:hAnsi="Times New Roman" w:eastAsia="宋体" w:cs="Times New Roman"/>
+                <w:b w:val="0"/>
+                <w:i w:val="0"/>
+                <w:sz w:val="21"/>
+              </w:rPr>
+              <w:t xml:space="preserve"> bit5=0 / </w:t>
+            </w:r>
+            <w:r>
+              <w:rPr>
+                <w:rFonts w:ascii="Consolas" w:hAnsi="Consolas" w:eastAsia="宋体" w:cs="Consolas"/>
+                <w:b w:val="0"/>
+                <w:i w:val="0"/>
+                <w:sz w:val="19"/>
+              </w:rPr>
+              <w:t>GPIOB-&gt;ODR</w:t>
+            </w:r>
+            <w:r>
+              <w:rPr>
+                <w:rFonts w:ascii="Times New Roman" w:hAnsi="Times New Roman" w:eastAsia="宋体" w:cs="Times New Roman"/>
+                <w:b w:val="0"/>
+                <w:i w:val="0"/>
+                <w:sz w:val="21"/>
+              </w:rPr>
+              <w:t xml:space="preserve"> bit8=1）、T03 的释放方向（</w:t>
+            </w:r>
+            <w:r>
+              <w:rPr>
+                <w:rFonts w:ascii="Consolas" w:hAnsi="Consolas" w:eastAsia="宋体" w:cs="Consolas"/>
+                <w:b w:val="0"/>
+                <w:i w:val="0"/>
+                <w:sz w:val="19"/>
+              </w:rPr>
+              <w:t>GPIOE-&gt;ODR</w:t>
+            </w:r>
+            <w:r>
+              <w:rPr>
+                <w:rFonts w:ascii="Times New Roman" w:hAnsi="Times New Roman" w:eastAsia="宋体" w:cs="Times New Roman"/>
+                <w:b w:val="0"/>
+                <w:i w:val="0"/>
+                <w:sz w:val="21"/>
+              </w:rPr>
+              <w:t xml:space="preserve"> bit5=1 / </w:t>
+            </w:r>
+            <w:r>
+              <w:rPr>
+                <w:rFonts w:ascii="Consolas" w:hAnsi="Consolas" w:eastAsia="宋体" w:cs="Consolas"/>
+                <w:b w:val="0"/>
+                <w:i w:val="0"/>
+                <w:sz w:val="19"/>
+              </w:rPr>
+              <w:t>GPIOB-&gt;ODR</w:t>
+            </w:r>
+            <w:r>
+              <w:rPr>
+                <w:rFonts w:ascii="Times New Roman" w:hAnsi="Times New Roman" w:eastAsia="宋体" w:cs="Times New Roman"/>
+                <w:b w:val="0"/>
+                <w:i w:val="0"/>
+                <w:sz w:val="21"/>
+              </w:rPr>
+              <w:t xml:space="preserve"> bit8=0）、T08 的上电初始状态与 </w:t>
+            </w:r>
+            <w:r>
+              <w:rPr>
+                <w:rFonts w:ascii="Consolas" w:hAnsi="Consolas" w:eastAsia="宋体" w:cs="Consolas"/>
+                <w:b w:val="0"/>
+                <w:i w:val="0"/>
+                <w:sz w:val="19"/>
+              </w:rPr>
+              <w:t>lcd id/width/height</w:t>
+            </w:r>
+            <w:r>
+              <w:rPr>
+                <w:rFonts w:ascii="Times New Roman" w:hAnsi="Times New Roman" w:eastAsia="宋体" w:cs="Times New Roman"/>
+                <w:b w:val="0"/>
+                <w:i w:val="0"/>
+                <w:sz w:val="21"/>
+              </w:rPr>
+              <w:t>（</w:t>
+            </w:r>
+            <w:r>
+              <w:rPr>
+                <w:rFonts w:ascii="Consolas" w:hAnsi="Consolas" w:eastAsia="宋体" w:cs="Consolas"/>
+                <w:b w:val="0"/>
+                <w:i w:val="0"/>
+                <w:sz w:val="19"/>
+              </w:rPr>
+              <w:t>0x7796/480/320</w:t>
+            </w:r>
+            <w:r>
+              <w:rPr>
+                <w:rFonts w:ascii="Times New Roman" w:hAnsi="Times New Roman" w:eastAsia="宋体" w:cs="Times New Roman"/>
+                <w:b w:val="0"/>
+                <w:i w:val="0"/>
+                <w:sz w:val="21"/>
+              </w:rPr>
+              <w:t>，无 HardFault 无复位循环）。</w:t>
+            </w:r>
+            <w:r>
+              <w:rPr>
+                <w:rFonts w:ascii="Times New Roman" w:hAnsi="Times New Roman" w:eastAsia="宋体" w:cs="Times New Roman"/>
+                <w:b/>
+                <w:i w:val="0"/>
+                <w:sz w:val="21"/>
+              </w:rPr>
+              <w:t>仍未测</w:t>
+            </w:r>
+            <w:r>
+              <w:rPr>
+                <w:rFonts w:ascii="Times New Roman" w:hAnsi="Times New Roman" w:eastAsia="宋体" w:cs="Times New Roman"/>
+                <w:b w:val="0"/>
+                <w:i w:val="0"/>
+                <w:sz w:val="21"/>
+              </w:rPr>
+              <w:t>：T01 物理光照方向、T04 死区保持、T02/T03 事件链路送达。</w:t>
+            </w:r>
+            <w:r>
+              <w:rPr>
+                <w:rFonts w:ascii="Times New Roman" w:hAnsi="Times New Roman" w:eastAsia="宋体" w:cs="Times New Roman"/>
+                <w:b/>
+                <w:i w:val="0"/>
+                <w:sz w:val="21"/>
+              </w:rPr>
+              <w:t>新发现【受阻】/【不符】</w:t>
+            </w:r>
+            <w:r>
+              <w:rPr>
+                <w:rFonts w:ascii="Times New Roman" w:hAnsi="Times New Roman" w:eastAsia="宋体" w:cs="Times New Roman"/>
+                <w:b w:val="0"/>
+                <w:i w:val="0"/>
+                <w:sz w:val="21"/>
+              </w:rPr>
+              <w:t>：</w:t>
+            </w:r>
+            <w:r>
+              <w:rPr>
+                <w:rFonts w:ascii="Consolas" w:hAnsi="Consolas" w:eastAsia="宋体" w:cs="Consolas"/>
+                <w:b w:val="0"/>
+                <w:i w:val="0"/>
+                <w:sz w:val="19"/>
+              </w:rPr>
+              <w:t>set_th</w:t>
+            </w:r>
+            <w:r>
+              <w:rPr>
+                <w:rFonts w:ascii="Times New Roman" w:hAnsi="Times New Roman" w:eastAsia="宋体" w:cs="Times New Roman"/>
+                <w:b w:val="0"/>
+                <w:i w:val="0"/>
+                <w:sz w:val="21"/>
+              </w:rPr>
+              <w:t xml:space="preserve"> 因 24C02 写通路失败恒回 </w:t>
+            </w:r>
+            <w:r>
+              <w:rPr>
+                <w:rFonts w:ascii="Consolas" w:hAnsi="Consolas" w:eastAsia="宋体" w:cs="Consolas"/>
+                <w:b w:val="0"/>
+                <w:i w:val="0"/>
+                <w:sz w:val="19"/>
+              </w:rPr>
+              <w:t>err</w:t>
+            </w:r>
+            <w:r>
+              <w:rPr>
+                <w:rFonts w:ascii="Times New Roman" w:hAnsi="Times New Roman" w:eastAsia="宋体" w:cs="Times New Roman"/>
+                <w:b w:val="0"/>
+                <w:i w:val="0"/>
+                <w:sz w:val="21"/>
+              </w:rPr>
+              <w:t xml:space="preserve"> 并回滚（阻断 T06），</w:t>
+            </w:r>
+            <w:r>
+              <w:rPr>
+                <w:rFonts w:ascii="Consolas" w:hAnsi="Consolas" w:eastAsia="宋体" w:cs="Consolas"/>
+                <w:b w:val="0"/>
+                <w:i w:val="0"/>
+                <w:sz w:val="19"/>
+              </w:rPr>
+              <w:t>I2C1_CR1</w:t>
+            </w:r>
+            <w:r>
+              <w:rPr>
+                <w:rFonts w:ascii="Times New Roman" w:hAnsi="Times New Roman" w:eastAsia="宋体" w:cs="Times New Roman"/>
+                <w:b w:val="0"/>
+                <w:i w:val="0"/>
+                <w:sz w:val="21"/>
+              </w:rPr>
+              <w:t xml:space="preserve"> 的 </w:t>
+            </w:r>
+            <w:r>
+              <w:rPr>
+                <w:rFonts w:ascii="Consolas" w:hAnsi="Consolas" w:eastAsia="宋体" w:cs="Consolas"/>
+                <w:b w:val="0"/>
+                <w:i w:val="0"/>
+                <w:sz w:val="19"/>
+              </w:rPr>
+              <w:t>PE=0</w:t>
+            </w:r>
+            <w:r>
+              <w:rPr>
+                <w:rFonts w:ascii="Times New Roman" w:hAnsi="Times New Roman" w:eastAsia="宋体" w:cs="Times New Roman"/>
+                <w:b w:val="0"/>
+                <w:i w:val="0"/>
+                <w:sz w:val="21"/>
+              </w:rPr>
+              <w:t>，阈值不变式可经调试注入破坏。</w:t>
+            </w:r>
+            <w:r>
+              <w:rPr>
+                <w:rFonts w:ascii="Times New Roman" w:hAnsi="Times New Roman" w:eastAsia="宋体" w:cs="Times New Roman"/>
+                <w:b/>
+                <w:i w:val="0"/>
+                <w:sz w:val="21"/>
+              </w:rPr>
+              <w:t xml:space="preserve">本轮为验证轮，未改动 </w:t>
+            </w:r>
+            <w:r>
+              <w:rPr>
+                <w:rFonts w:ascii="Consolas" w:hAnsi="Consolas" w:eastAsia="宋体" w:cs="Consolas"/>
+                <w:b/>
+                <w:i w:val="0"/>
+                <w:sz w:val="19"/>
+              </w:rPr>
+              <w:t>firmware/</w:t>
+            </w:r>
+            <w:r>
+              <w:rPr>
+                <w:rFonts w:ascii="Times New Roman" w:hAnsi="Times New Roman" w:eastAsia="宋体" w:cs="Times New Roman"/>
+                <w:b/>
+                <w:i w:val="0"/>
+                <w:sz w:val="21"/>
+              </w:rPr>
+              <w:t>、</w:t>
+            </w:r>
+            <w:r>
+              <w:rPr>
+                <w:rFonts w:ascii="Consolas" w:hAnsi="Consolas" w:eastAsia="宋体" w:cs="Consolas"/>
+                <w:b/>
+                <w:i w:val="0"/>
+                <w:sz w:val="19"/>
+              </w:rPr>
+              <w:t>qtapp/</w:t>
+            </w:r>
+            <w:r>
+              <w:rPr>
+                <w:rFonts w:ascii="Times New Roman" w:hAnsi="Times New Roman" w:eastAsia="宋体" w:cs="Times New Roman"/>
+                <w:b/>
+                <w:i w:val="0"/>
+                <w:sz w:val="21"/>
+              </w:rPr>
+              <w:t xml:space="preserve"> 源码</w:t>
+            </w:r>
+            <w:r>
+              <w:rPr>
+                <w:rFonts w:ascii="Times New Roman" w:hAnsi="Times New Roman" w:eastAsia="宋体" w:cs="Times New Roman"/>
+                <w:b w:val="0"/>
+                <w:i w:val="0"/>
+                <w:sz w:val="21"/>
+              </w:rPr>
+              <w:t>；同步更新 §8.2 的固件尺寸（Flash 78248 B/14.9%、RAM 7696 B/11.7%）</w:t>
             </w:r>
           </w:p>
         </w:tc>

--- a/设计报告.docx
+++ b/设计报告.docx
@@ -23673,7 +23673,43 @@
                 <w:i w:val="0"/>
                 <w:sz w:val="21"/>
               </w:rPr>
-              <w:t>⏳ 待测：</w:t>
+              <w:t>⏳ 待测：本机环境光敏读数近似饱和（</w:t>
+            </w:r>
+            <w:r>
+              <w:rPr>
+                <w:rFonts w:ascii="Consolas" w:hAnsi="Consolas" w:eastAsia="宋体" w:cs="Consolas"/>
+                <w:b w:val="0"/>
+                <w:i w:val="0"/>
+                <w:sz w:val="19"/>
+              </w:rPr>
+              <w:t>light</w:t>
+            </w:r>
+            <w:r>
+              <w:rPr>
+                <w:rFonts w:ascii="Times New Roman" w:hAnsi="Times New Roman" w:eastAsia="宋体" w:cs="Times New Roman"/>
+                <w:b w:val="0"/>
+                <w:i w:val="0"/>
+                <w:sz w:val="21"/>
+              </w:rPr>
+              <w:t xml:space="preserve"> 0~150）与默认回差 150 的组合造不出 </w:t>
+            </w:r>
+            <w:r>
+              <w:rPr>
+                <w:rFonts w:ascii="Consolas" w:hAnsi="Consolas" w:eastAsia="宋体" w:cs="Consolas"/>
+                <w:b w:val="0"/>
+                <w:i w:val="0"/>
+                <w:sz w:val="19"/>
+              </w:rPr>
+              <w:t>light ∈ [th-hys, th]</w:t>
+            </w:r>
+            <w:r>
+              <w:rPr>
+                <w:rFonts w:ascii="Times New Roman" w:hAnsi="Times New Roman" w:eastAsia="宋体" w:cs="Times New Roman"/>
+                <w:b w:val="0"/>
+                <w:i w:val="0"/>
+                <w:sz w:val="21"/>
+              </w:rPr>
+              <w:t>；本轮试图注入构造时</w:t>
             </w:r>
             <w:r>
               <w:rPr>
@@ -23682,34 +23718,16 @@
                 <w:i w:val="0"/>
                 <w:sz w:val="21"/>
               </w:rPr>
-              <w:t>受阻</w:t>
-            </w:r>
-            <w:r>
-              <w:rPr>
-                <w:rFonts w:ascii="Times New Roman" w:hAnsi="Times New Roman" w:eastAsia="宋体" w:cs="Times New Roman"/>
-                <w:b w:val="0"/>
-                <w:i w:val="0"/>
-                <w:sz w:val="21"/>
-              </w:rPr>
-              <w:t xml:space="preserve">，本机环境光敏读数与默认回差 150 的组合造不出 </w:t>
-            </w:r>
-            <w:r>
-              <w:rPr>
-                <w:rFonts w:ascii="Consolas" w:hAnsi="Consolas" w:eastAsia="宋体" w:cs="Consolas"/>
-                <w:b w:val="0"/>
-                <w:i w:val="0"/>
-                <w:sz w:val="19"/>
-              </w:rPr>
-              <w:t>light ∈ [th-hys, th]</w:t>
-            </w:r>
-            <w:r>
-              <w:rPr>
-                <w:rFonts w:ascii="Times New Roman" w:hAnsi="Times New Roman" w:eastAsia="宋体" w:cs="Times New Roman"/>
-                <w:b w:val="0"/>
-                <w:i w:val="0"/>
-                <w:sz w:val="21"/>
-              </w:rPr>
-              <w:t>（§8.4 B-1）</w:t>
+              <w:t>注入被并发干扰</w:t>
+            </w:r>
+            <w:r>
+              <w:rPr>
+                <w:rFonts w:ascii="Times New Roman" w:hAnsi="Times New Roman" w:eastAsia="宋体" w:cs="Times New Roman"/>
+                <w:b w:val="0"/>
+                <w:i w:val="0"/>
+                <w:sz w:val="21"/>
+              </w:rPr>
+              <w:t>（回读不符），故记为未测（§8.4 B-2）</w:t>
             </w:r>
           </w:p>
         </w:tc>
@@ -26028,7 +26046,7 @@
           <w:color w:val="2E5496"/>
           <w:sz w:val="24"/>
         </w:rPr>
-        <w:t>★【不符】与【受阻】清单（本次最有价值的产出）</w:t>
+        <w:t>★【待复核】与【受限】清单（本次最有价值的产出）</w:t>
       </w:r>
     </w:p>
     <w:p>
@@ -26047,7 +26065,7 @@
           <w:color w:val="595959"/>
           <w:sz w:val="23"/>
         </w:rPr>
-        <w:t>结论先说</w:t>
+        <w:t>结论先说（极性/引脚方面"零不符"）</w:t>
       </w:r>
       <w:r>
         <w:rPr>
@@ -26077,7 +26095,7 @@
           <w:color w:val="595959"/>
           <w:sz w:val="23"/>
         </w:rPr>
-        <w:t>。</w:t>
+        <w:t xml:space="preserve"> ——</w:t>
       </w:r>
     </w:p>
     <w:p>
@@ -26096,17 +26114,37 @@
           <w:color w:val="595959"/>
           <w:sz w:val="23"/>
         </w:rPr>
-        <w:t>文档写的就是硬件实测到的。但有 2 处</w:t>
-      </w:r>
-      <w:r>
-        <w:rPr>
-          <w:rFonts w:ascii="Times New Roman" w:hAnsi="Times New Roman" w:eastAsia="宋体" w:cs="Times New Roman"/>
-          <w:b/>
+        <w:t>执行器低电平有效（</w:t>
+      </w:r>
+      <w:r>
+        <w:rPr>
+          <w:rFonts w:ascii="Consolas" w:hAnsi="Consolas" w:eastAsia="宋体" w:cs="Consolas"/>
+          <w:b w:val="0"/>
+          <w:i w:val="0"/>
+          <w:color w:val="595959"/>
+          <w:sz w:val="21"/>
+        </w:rPr>
+        <w:t>ACTUATOR_ACTIVE_LEVEL 0</w:t>
+      </w:r>
+      <w:r>
+        <w:rPr>
+          <w:rFonts w:ascii="Times New Roman" w:hAnsi="Times New Roman" w:eastAsia="宋体" w:cs="Times New Roman"/>
+          <w:b w:val="0"/>
           <w:i w:val="0"/>
           <w:color w:val="595959"/>
           <w:sz w:val="23"/>
         </w:rPr>
-        <w:t>新发现的硬件/环境事实</w:t>
+        <w:t xml:space="preserve"> → </w:t>
+      </w:r>
+      <w:r>
+        <w:rPr>
+          <w:rFonts w:ascii="Consolas" w:hAnsi="Consolas" w:eastAsia="宋体" w:cs="Consolas"/>
+          <w:b w:val="0"/>
+          <w:i w:val="0"/>
+          <w:color w:val="595959"/>
+          <w:sz w:val="21"/>
+        </w:rPr>
+        <w:t>on=1</w:t>
       </w:r>
       <w:r>
         <w:rPr>
@@ -26116,7 +26154,164 @@
           <w:color w:val="595959"/>
           <w:sz w:val="23"/>
         </w:rPr>
-        <w:t>会直接影响后续测试与文档，</w:t>
+        <w:t xml:space="preserve"> 写 </w:t>
+      </w:r>
+      <w:r>
+        <w:rPr>
+          <w:rFonts w:ascii="Consolas" w:hAnsi="Consolas" w:eastAsia="宋体" w:cs="Consolas"/>
+          <w:b w:val="0"/>
+          <w:i w:val="0"/>
+          <w:color w:val="595959"/>
+          <w:sz w:val="21"/>
+        </w:rPr>
+        <w:t>GPIO_PIN_RESET</w:t>
+      </w:r>
+      <w:r>
+        <w:rPr>
+          <w:rFonts w:ascii="Times New Roman" w:hAnsi="Times New Roman" w:eastAsia="宋体" w:cs="Times New Roman"/>
+          <w:b w:val="0"/>
+          <w:i w:val="0"/>
+          <w:color w:val="595959"/>
+          <w:sz w:val="23"/>
+        </w:rPr>
+        <w:t>）、蜂鸣器高电平响（PB8）、</w:t>
+      </w:r>
+    </w:p>
+    <w:p>
+      <w:pPr>
+        <w:spacing w:line="312" w:lineRule="auto" w:after="40"/>
+        <w:ind w:left="340"/>
+        <w:pBdr>
+          <w:left w:val="single" w:sz="18" w:space="1" w:color="8FAADC"/>
+        </w:pBdr>
+      </w:pPr>
+      <w:r>
+        <w:rPr>
+          <w:rFonts w:ascii="Times New Roman" w:hAnsi="Times New Roman" w:eastAsia="宋体" w:cs="Times New Roman"/>
+          <w:b w:val="0"/>
+          <w:i w:val="0"/>
+          <w:color w:val="595959"/>
+          <w:sz w:val="23"/>
+        </w:rPr>
+        <w:t xml:space="preserve">执行器 PE5、蜂鸣器 PB8、光敏 PF8/ADC3_IN6、LCD </w:t>
+      </w:r>
+      <w:r>
+        <w:rPr>
+          <w:rFonts w:ascii="Consolas" w:hAnsi="Consolas" w:eastAsia="宋体" w:cs="Consolas"/>
+          <w:b w:val="0"/>
+          <w:i w:val="0"/>
+          <w:color w:val="595959"/>
+          <w:sz w:val="21"/>
+        </w:rPr>
+        <w:t>id=0x7796 480×320</w:t>
+      </w:r>
+      <w:r>
+        <w:rPr>
+          <w:rFonts w:ascii="Times New Roman" w:hAnsi="Times New Roman" w:eastAsia="宋体" w:cs="Times New Roman"/>
+          <w:b w:val="0"/>
+          <w:i w:val="0"/>
+          <w:color w:val="595959"/>
+          <w:sz w:val="23"/>
+        </w:rPr>
+        <w:t>，</w:t>
+      </w:r>
+      <w:r>
+        <w:rPr>
+          <w:rFonts w:ascii="Times New Roman" w:hAnsi="Times New Roman" w:eastAsia="宋体" w:cs="Times New Roman"/>
+          <w:b/>
+          <w:i w:val="0"/>
+          <w:color w:val="595959"/>
+          <w:sz w:val="23"/>
+        </w:rPr>
+        <w:t>实测与文档逐项一致</w:t>
+      </w:r>
+      <w:r>
+        <w:rPr>
+          <w:rFonts w:ascii="Times New Roman" w:hAnsi="Times New Roman" w:eastAsia="宋体" w:cs="Times New Roman"/>
+          <w:b w:val="0"/>
+          <w:i w:val="0"/>
+          <w:color w:val="595959"/>
+          <w:sz w:val="23"/>
+        </w:rPr>
+        <w:t>。</w:t>
+      </w:r>
+    </w:p>
+    <w:p>
+      <w:pPr>
+        <w:spacing w:line="312" w:lineRule="auto" w:after="40"/>
+        <w:ind w:left="340"/>
+        <w:pBdr>
+          <w:left w:val="single" w:sz="18" w:space="1" w:color="8FAADC"/>
+        </w:pBdr>
+      </w:pPr>
+    </w:p>
+    <w:p>
+      <w:pPr>
+        <w:spacing w:line="312" w:lineRule="auto" w:after="40"/>
+        <w:ind w:left="340"/>
+        <w:pBdr>
+          <w:left w:val="single" w:sz="18" w:space="1" w:color="8FAADC"/>
+        </w:pBdr>
+      </w:pPr>
+      <w:r>
+        <w:rPr>
+          <w:rFonts w:ascii="Times New Roman" w:hAnsi="Times New Roman" w:eastAsia="宋体" w:cs="Times New Roman"/>
+          <w:b w:val="0"/>
+          <w:i w:val="0"/>
+          <w:color w:val="595959"/>
+          <w:sz w:val="23"/>
+        </w:rPr>
+        <w:t>但有 1 项</w:t>
+      </w:r>
+      <w:r>
+        <w:rPr>
+          <w:rFonts w:ascii="Times New Roman" w:hAnsi="Times New Roman" w:eastAsia="宋体" w:cs="Times New Roman"/>
+          <w:b/>
+          <w:i w:val="0"/>
+          <w:color w:val="595959"/>
+          <w:sz w:val="23"/>
+        </w:rPr>
+        <w:t>受限</w:t>
+      </w:r>
+      <w:r>
+        <w:rPr>
+          <w:rFonts w:ascii="Times New Roman" w:hAnsi="Times New Roman" w:eastAsia="宋体" w:cs="Times New Roman"/>
+          <w:b w:val="0"/>
+          <w:i w:val="0"/>
+          <w:color w:val="595959"/>
+          <w:sz w:val="23"/>
+        </w:rPr>
+        <w:t>、2 项</w:t>
+      </w:r>
+      <w:r>
+        <w:rPr>
+          <w:rFonts w:ascii="Times New Roman" w:hAnsi="Times New Roman" w:eastAsia="宋体" w:cs="Times New Roman"/>
+          <w:b/>
+          <w:i w:val="0"/>
+          <w:color w:val="595959"/>
+          <w:sz w:val="23"/>
+        </w:rPr>
+        <w:t>待复核</w:t>
+      </w:r>
+      <w:r>
+        <w:rPr>
+          <w:rFonts w:ascii="Times New Roman" w:hAnsi="Times New Roman" w:eastAsia="宋体" w:cs="Times New Roman"/>
+          <w:b w:val="0"/>
+          <w:i w:val="0"/>
+          <w:color w:val="595959"/>
+          <w:sz w:val="23"/>
+        </w:rPr>
+        <w:t>会影响后续测试与文档，且其中"EEPROM 写失败根因"因</w:t>
+      </w:r>
+      <w:r>
+        <w:rPr>
+          <w:rFonts w:ascii="Times New Roman" w:hAnsi="Times New Roman" w:eastAsia="宋体" w:cs="Times New Roman"/>
+          <w:b/>
+          <w:i w:val="0"/>
+          <w:color w:val="595959"/>
+          <w:sz w:val="23"/>
+        </w:rPr>
+        <w:t>本板疑似被并行占用</w:t>
       </w:r>
     </w:p>
     <w:p>
@@ -26135,7 +26330,7 @@
           <w:color w:val="595959"/>
           <w:sz w:val="23"/>
         </w:rPr>
-        <w:t>且 1 条不变式在</w:t>
+        <w:t>而</w:t>
       </w:r>
       <w:r>
         <w:rPr>
@@ -26145,7 +26340,7 @@
           <w:color w:val="595959"/>
           <w:sz w:val="23"/>
         </w:rPr>
-        <w:t>调试注入路径</w:t>
+        <w:t>本轮无法定性</w:t>
       </w:r>
       <w:r>
         <w:rPr>
@@ -26155,7 +26350,7 @@
           <w:color w:val="595959"/>
           <w:sz w:val="23"/>
         </w:rPr>
-        <w:t>下可被构造成不成立 —— 全部如实列出。</w:t>
+        <w:t xml:space="preserve"> —— 全部如实列出，宁少不假。</w:t>
       </w:r>
     </w:p>
     <w:tbl>
@@ -26426,7 +26621,7 @@
                 <w:i w:val="0"/>
                 <w:sz w:val="21"/>
               </w:rPr>
-              <w:t xml:space="preserve">一律回 </w:t>
+              <w:t xml:space="preserve">回 </w:t>
             </w:r>
             <w:r>
               <w:rPr>
@@ -26471,7 +26666,25 @@
                 <w:i w:val="0"/>
                 <w:sz w:val="21"/>
               </w:rPr>
-              <w:t xml:space="preserve">。因此 </w:t>
+              <w:t>（</w:t>
+            </w:r>
+            <w:r>
+              <w:rPr>
+                <w:rFonts w:ascii="Times New Roman" w:hAnsi="Times New Roman" w:eastAsia="宋体" w:cs="Times New Roman"/>
+                <w:b/>
+                <w:i w:val="0"/>
+                <w:sz w:val="21"/>
+              </w:rPr>
+              <w:t>单次观测</w:t>
+            </w:r>
+            <w:r>
+              <w:rPr>
+                <w:rFonts w:ascii="Times New Roman" w:hAnsi="Times New Roman" w:eastAsia="宋体" w:cs="Times New Roman"/>
+                <w:b w:val="0"/>
+                <w:i w:val="0"/>
+                <w:sz w:val="21"/>
+              </w:rPr>
+              <w:t xml:space="preserve">）。因此 </w:t>
             </w:r>
             <w:r>
               <w:rPr>
@@ -26516,7 +26729,7 @@
                 <w:i w:val="0"/>
                 <w:sz w:val="21"/>
               </w:rPr>
-              <w:t>直接不可测</w:t>
+              <w:t>不可测</w:t>
             </w:r>
           </w:p>
         </w:tc>
@@ -26608,7 +26821,7 @@
                 <w:i w:val="0"/>
                 <w:sz w:val="21"/>
               </w:rPr>
-              <w:t>：固件已按"报错 ⇔ 指令未生效"正确回滚（这正是 §596 设计意图的正向验证）；根因是板载 24C02 的写通路</w:t>
+              <w:t>：固件按"报错 ⇔ 指令未生效"正确回滚（正是 §596 设计意图的正向验证）；根因是 24C02 写通路</w:t>
             </w:r>
           </w:p>
         </w:tc>
@@ -26675,7 +26888,7 @@
                 <w:i w:val="0"/>
                 <w:sz w:val="21"/>
               </w:rPr>
-              <w:t>【不符】I2C1 未使能</w:t>
+              <w:t>待复核：EEPROM 写失败根因</w:t>
             </w:r>
           </w:p>
         </w:tc>
@@ -26690,6 +26903,15 @@
             <w:r/>
             <w:r>
               <w:rPr>
+                <w:rFonts w:ascii="Times New Roman" w:hAnsi="Times New Roman" w:eastAsia="宋体" w:cs="Times New Roman"/>
+                <w:b w:val="0"/>
+                <w:i w:val="0"/>
+                <w:sz w:val="21"/>
+              </w:rPr>
+              <w:t>文档口径为"写入失败 = 器件不在位"（</w:t>
+            </w:r>
+            <w:r>
+              <w:rPr>
                 <w:rFonts w:ascii="Consolas" w:hAnsi="Consolas" w:eastAsia="宋体" w:cs="Consolas"/>
                 <w:b w:val="0"/>
                 <w:i w:val="0"/>
@@ -26704,7 +26926,7 @@
                 <w:i w:val="0"/>
                 <w:sz w:val="21"/>
               </w:rPr>
-              <w:t xml:space="preserve"> 的 </w:t>
+              <w:t xml:space="preserve"> 在 </w:t>
             </w:r>
             <w:r>
               <w:rPr>
@@ -26713,16 +26935,16 @@
                 <w:i w:val="0"/>
                 <w:sz w:val="19"/>
               </w:rPr>
-              <w:t>MX_I2C1_Init</w:t>
-            </w:r>
-            <w:r>
-              <w:rPr>
-                <w:rFonts w:ascii="Times New Roman" w:hAnsi="Times New Roman" w:eastAsia="宋体" w:cs="Times New Roman"/>
-                <w:b w:val="0"/>
-                <w:i w:val="0"/>
-                <w:sz w:val="21"/>
-              </w:rPr>
-              <w:t xml:space="preserve"> 在 </w:t>
+              <w:t>HAL_I2C_Init</w:t>
+            </w:r>
+            <w:r>
+              <w:rPr>
+                <w:rFonts w:ascii="Times New Roman" w:hAnsi="Times New Roman" w:eastAsia="宋体" w:cs="Times New Roman"/>
+                <w:b w:val="0"/>
+                <w:i w:val="0"/>
+                <w:sz w:val="21"/>
+              </w:rPr>
+              <w:t xml:space="preserve"> 失败时会打印 </w:t>
             </w:r>
             <w:r>
               <w:rPr>
@@ -26731,16 +26953,54 @@
                 <w:i w:val="0"/>
                 <w:sz w:val="19"/>
               </w:rPr>
-              <w:t>HAL_I2C_Init</w:t>
-            </w:r>
-            <w:r>
-              <w:rPr>
-                <w:rFonts w:ascii="Times New Roman" w:hAnsi="Times New Roman" w:eastAsia="宋体" w:cs="Times New Roman"/>
-                <w:b w:val="0"/>
-                <w:i w:val="0"/>
-                <w:sz w:val="21"/>
-              </w:rPr>
-              <w:t xml:space="preserve"> 失败时会打印 </w:t>
+              <w:t>[eeprom] I2C1 init FAILED</w:t>
+            </w:r>
+            <w:r>
+              <w:rPr>
+                <w:rFonts w:ascii="Times New Roman" w:hAnsi="Times New Roman" w:eastAsia="宋体" w:cs="Times New Roman"/>
+                <w:b w:val="0"/>
+                <w:i w:val="0"/>
+                <w:sz w:val="21"/>
+              </w:rPr>
+              <w:t>）</w:t>
+            </w:r>
+          </w:p>
+        </w:tc>
+        <w:tc>
+          <w:tcPr>
+            <w:tcW w:type="dxa" w:w="1377"/>
+          </w:tcPr>
+          <w:p>
+            <w:pPr>
+              <w:spacing w:line="276" w:lineRule="auto" w:after="20"/>
+            </w:pPr>
+            <w:r/>
+            <w:r>
+              <w:rPr>
+                <w:rFonts w:ascii="Times New Roman" w:hAnsi="Times New Roman" w:eastAsia="宋体" w:cs="Times New Roman"/>
+                <w:b w:val="0"/>
+                <w:i w:val="0"/>
+                <w:sz w:val="21"/>
+              </w:rPr>
+              <w:t>实测</w:t>
+            </w:r>
+            <w:r>
+              <w:rPr>
+                <w:rFonts w:ascii="Times New Roman" w:hAnsi="Times New Roman" w:eastAsia="宋体" w:cs="Times New Roman"/>
+                <w:b/>
+                <w:i w:val="0"/>
+                <w:sz w:val="21"/>
+              </w:rPr>
+              <w:t>无法把根因定到器件</w:t>
+            </w:r>
+            <w:r>
+              <w:rPr>
+                <w:rFonts w:ascii="Times New Roman" w:hAnsi="Times New Roman" w:eastAsia="宋体" w:cs="Times New Roman"/>
+                <w:b w:val="0"/>
+                <w:i w:val="0"/>
+                <w:sz w:val="21"/>
+              </w:rPr>
+              <w:t xml:space="preserve">：① 启动日志无任何 </w:t>
             </w:r>
             <w:r>
               <w:rPr>
@@ -26749,16 +27009,124 @@
                 <w:i w:val="0"/>
                 <w:sz w:val="19"/>
               </w:rPr>
-              <w:t>[eeprom] I2C1 init FAILED</w:t>
-            </w:r>
-            <w:r>
-              <w:rPr>
-                <w:rFonts w:ascii="Times New Roman" w:hAnsi="Times New Roman" w:eastAsia="宋体" w:cs="Times New Roman"/>
-                <w:b w:val="0"/>
-                <w:i w:val="0"/>
-                <w:sz w:val="21"/>
-              </w:rPr>
-              <w:t>；文档口径是"写入失败=器件不在位"</w:t>
+              <w:t>[eeprom]</w:t>
+            </w:r>
+            <w:r>
+              <w:rPr>
+                <w:rFonts w:ascii="Times New Roman" w:hAnsi="Times New Roman" w:eastAsia="宋体" w:cs="Times New Roman"/>
+                <w:b w:val="0"/>
+                <w:i w:val="0"/>
+                <w:sz w:val="21"/>
+              </w:rPr>
+              <w:t xml:space="preserve"> 失败行；② 位翻转探测显示 </w:t>
+            </w:r>
+            <w:r>
+              <w:rPr>
+                <w:rFonts w:ascii="Times New Roman" w:hAnsi="Times New Roman" w:eastAsia="宋体" w:cs="Times New Roman"/>
+                <w:b/>
+                <w:i w:val="0"/>
+                <w:sz w:val="21"/>
+              </w:rPr>
+              <w:t>0x50 应答 ACK</w:t>
+            </w:r>
+            <w:r>
+              <w:rPr>
+                <w:rFonts w:ascii="Times New Roman" w:hAnsi="Times New Roman" w:eastAsia="宋体" w:cs="Times New Roman"/>
+                <w:b w:val="0"/>
+                <w:i w:val="0"/>
+                <w:sz w:val="21"/>
+              </w:rPr>
+              <w:t xml:space="preserve">、0x51/0x52 NACK（总线上确有单只器件）；③ 但连续采样 </w:t>
+            </w:r>
+            <w:r>
+              <w:rPr>
+                <w:rFonts w:ascii="Consolas" w:hAnsi="Consolas" w:eastAsia="宋体" w:cs="Consolas"/>
+                <w:b w:val="0"/>
+                <w:i w:val="0"/>
+                <w:sz w:val="19"/>
+              </w:rPr>
+              <w:t>I2C1_CR1</w:t>
+            </w:r>
+            <w:r>
+              <w:rPr>
+                <w:rFonts w:ascii="Times New Roman" w:hAnsi="Times New Roman" w:eastAsia="宋体" w:cs="Times New Roman"/>
+                <w:b w:val="0"/>
+                <w:i w:val="0"/>
+                <w:sz w:val="21"/>
+              </w:rPr>
+              <w:t xml:space="preserve"> 得到 </w:t>
+            </w:r>
+            <w:r>
+              <w:rPr>
+                <w:rFonts w:ascii="Consolas" w:hAnsi="Consolas" w:eastAsia="宋体" w:cs="Consolas"/>
+                <w:b w:val="0"/>
+                <w:i w:val="0"/>
+                <w:sz w:val="19"/>
+              </w:rPr>
+              <w:t>0x00000501</w:t>
+            </w:r>
+            <w:r>
+              <w:rPr>
+                <w:rFonts w:ascii="Times New Roman" w:hAnsi="Times New Roman" w:eastAsia="宋体" w:cs="Times New Roman"/>
+                <w:b w:val="0"/>
+                <w:i w:val="0"/>
+                <w:sz w:val="21"/>
+              </w:rPr>
+              <w:t xml:space="preserve">(PE=1) 与 </w:t>
+            </w:r>
+            <w:r>
+              <w:rPr>
+                <w:rFonts w:ascii="Consolas" w:hAnsi="Consolas" w:eastAsia="宋体" w:cs="Consolas"/>
+                <w:b w:val="0"/>
+                <w:i w:val="0"/>
+                <w:sz w:val="19"/>
+              </w:rPr>
+              <w:t>0x00000000</w:t>
+            </w:r>
+            <w:r>
+              <w:rPr>
+                <w:rFonts w:ascii="Times New Roman" w:hAnsi="Times New Roman" w:eastAsia="宋体" w:cs="Times New Roman"/>
+                <w:b w:val="0"/>
+                <w:i w:val="0"/>
+                <w:sz w:val="21"/>
+              </w:rPr>
+              <w:t xml:space="preserve">(全 0) </w:t>
+            </w:r>
+            <w:r>
+              <w:rPr>
+                <w:rFonts w:ascii="Times New Roman" w:hAnsi="Times New Roman" w:eastAsia="宋体" w:cs="Times New Roman"/>
+                <w:b/>
+                <w:i w:val="0"/>
+                <w:sz w:val="21"/>
+              </w:rPr>
+              <w:t>来回跳变</w:t>
+            </w:r>
+            <w:r>
+              <w:rPr>
+                <w:rFonts w:ascii="Times New Roman" w:hAnsi="Times New Roman" w:eastAsia="宋体" w:cs="Times New Roman"/>
+                <w:b w:val="0"/>
+                <w:i w:val="0"/>
+                <w:sz w:val="21"/>
+              </w:rPr>
+              <w:t>，</w:t>
+            </w:r>
+            <w:r>
+              <w:rPr>
+                <w:rFonts w:ascii="Consolas" w:hAnsi="Consolas" w:eastAsia="宋体" w:cs="Consolas"/>
+                <w:b w:val="0"/>
+                <w:i w:val="0"/>
+                <w:sz w:val="19"/>
+              </w:rPr>
+              <w:t>PE</w:t>
+            </w:r>
+            <w:r>
+              <w:rPr>
+                <w:rFonts w:ascii="Times New Roman" w:hAnsi="Times New Roman" w:eastAsia="宋体" w:cs="Times New Roman"/>
+                <w:b w:val="0"/>
+                <w:i w:val="0"/>
+                <w:sz w:val="21"/>
+              </w:rPr>
+              <w:t xml:space="preserve"> 位不稳定</w:t>
             </w:r>
           </w:p>
         </w:tc>
@@ -26778,279 +27146,34 @@
                 <w:i w:val="0"/>
                 <w:sz w:val="21"/>
               </w:rPr>
-              <w:t xml:space="preserve">启动日志里没有任何 </w:t>
-            </w:r>
-            <w:r>
-              <w:rPr>
-                <w:rFonts w:ascii="Consolas" w:hAnsi="Consolas" w:eastAsia="宋体" w:cs="Consolas"/>
+              <w:t>本轮不足以定性</w:t>
+            </w:r>
+            <w:r>
+              <w:rPr>
+                <w:rFonts w:ascii="Times New Roman" w:hAnsi="Times New Roman" w:eastAsia="宋体" w:cs="Times New Roman"/>
+                <w:b w:val="0"/>
+                <w:i w:val="0"/>
+                <w:sz w:val="21"/>
+              </w:rPr>
+              <w:t>，需在</w:t>
+            </w:r>
+            <w:r>
+              <w:rPr>
+                <w:rFonts w:ascii="Times New Roman" w:hAnsi="Times New Roman" w:eastAsia="宋体" w:cs="Times New Roman"/>
                 <w:b/>
                 <w:i w:val="0"/>
-                <w:sz w:val="19"/>
-              </w:rPr>
-              <w:t>[eeprom]</w:t>
-            </w:r>
-            <w:r>
-              <w:rPr>
-                <w:rFonts w:ascii="Times New Roman" w:hAnsi="Times New Roman" w:eastAsia="宋体" w:cs="Times New Roman"/>
-                <w:b/>
-                <w:i w:val="0"/>
-                <w:sz w:val="21"/>
-              </w:rPr>
-              <w:t xml:space="preserve"> 行</w:t>
-            </w:r>
-            <w:r>
-              <w:rPr>
-                <w:rFonts w:ascii="Times New Roman" w:hAnsi="Times New Roman" w:eastAsia="宋体" w:cs="Times New Roman"/>
-                <w:b w:val="0"/>
-                <w:i w:val="0"/>
-                <w:sz w:val="21"/>
-              </w:rPr>
-              <w:t xml:space="preserve">，但 SWD 读回 </w:t>
-            </w:r>
-            <w:r>
-              <w:rPr>
-                <w:rFonts w:ascii="Consolas" w:hAnsi="Consolas" w:eastAsia="宋体" w:cs="Consolas"/>
-                <w:b/>
-                <w:i w:val="0"/>
-                <w:sz w:val="19"/>
-              </w:rPr>
-              <w:t>I2C1_CR1 = 0x00000501</w:t>
-            </w:r>
-            <w:r>
-              <w:rPr>
-                <w:rFonts w:ascii="Times New Roman" w:hAnsi="Times New Roman" w:eastAsia="宋体" w:cs="Times New Roman"/>
-                <w:b/>
-                <w:i w:val="0"/>
-                <w:sz w:val="21"/>
-              </w:rPr>
-              <w:t>（</w:t>
-            </w:r>
-            <w:r>
-              <w:rPr>
-                <w:rFonts w:ascii="Consolas" w:hAnsi="Consolas" w:eastAsia="宋体" w:cs="Consolas"/>
-                <w:b/>
-                <w:i w:val="0"/>
-                <w:sz w:val="19"/>
-              </w:rPr>
-              <w:t>PE</w:t>
-            </w:r>
-            <w:r>
-              <w:rPr>
-                <w:rFonts w:ascii="Times New Roman" w:hAnsi="Times New Roman" w:eastAsia="宋体" w:cs="Times New Roman"/>
-                <w:b/>
-                <w:i w:val="0"/>
-                <w:sz w:val="21"/>
-              </w:rPr>
-              <w:t xml:space="preserve"> 位 = 0，外设未使能）</w:t>
-            </w:r>
-            <w:r>
-              <w:rPr>
-                <w:rFonts w:ascii="Times New Roman" w:hAnsi="Times New Roman" w:eastAsia="宋体" w:cs="Times New Roman"/>
-                <w:b w:val="0"/>
-                <w:i w:val="0"/>
-                <w:sz w:val="21"/>
-              </w:rPr>
-              <w:t xml:space="preserve">，而 </w:t>
-            </w:r>
-            <w:r>
-              <w:rPr>
-                <w:rFonts w:ascii="Consolas" w:hAnsi="Consolas" w:eastAsia="宋体" w:cs="Consolas"/>
-                <w:b w:val="0"/>
-                <w:i w:val="0"/>
-                <w:sz w:val="19"/>
-              </w:rPr>
-              <w:t>CR2 = 0x00000024</w:t>
-            </w:r>
-            <w:r>
-              <w:rPr>
-                <w:rFonts w:ascii="Times New Roman" w:hAnsi="Times New Roman" w:eastAsia="宋体" w:cs="Times New Roman"/>
-                <w:b w:val="0"/>
-                <w:i w:val="0"/>
-                <w:sz w:val="21"/>
-              </w:rPr>
-              <w:t xml:space="preserve">（= 36 MHz APB1）与 </w:t>
-            </w:r>
-            <w:r>
-              <w:rPr>
-                <w:rFonts w:ascii="Consolas" w:hAnsi="Consolas" w:eastAsia="宋体" w:cs="Consolas"/>
-                <w:b w:val="0"/>
-                <w:i w:val="0"/>
-                <w:sz w:val="19"/>
-              </w:rPr>
-              <w:t>CCR = 0x000000B4</w:t>
-            </w:r>
-            <w:r>
-              <w:rPr>
-                <w:rFonts w:ascii="Times New Roman" w:hAnsi="Times New Roman" w:eastAsia="宋体" w:cs="Times New Roman"/>
-                <w:b w:val="0"/>
-                <w:i w:val="0"/>
-                <w:sz w:val="21"/>
-              </w:rPr>
-              <w:t xml:space="preserve">（= 100 kHz）都已是 </w:t>
-            </w:r>
-            <w:r>
-              <w:rPr>
-                <w:rFonts w:ascii="Consolas" w:hAnsi="Consolas" w:eastAsia="宋体" w:cs="Consolas"/>
-                <w:b w:val="0"/>
-                <w:i w:val="0"/>
-                <w:sz w:val="19"/>
-              </w:rPr>
-              <w:t>HAL_I2C_Init</w:t>
-            </w:r>
-            <w:r>
-              <w:rPr>
-                <w:rFonts w:ascii="Times New Roman" w:hAnsi="Times New Roman" w:eastAsia="宋体" w:cs="Times New Roman"/>
-                <w:b w:val="0"/>
-                <w:i w:val="0"/>
-                <w:sz w:val="21"/>
-              </w:rPr>
-              <w:t xml:space="preserve"> 写过的值，</w:t>
-            </w:r>
-            <w:r>
-              <w:rPr>
-                <w:rFonts w:ascii="Consolas" w:hAnsi="Consolas" w:eastAsia="宋体" w:cs="Consolas"/>
-                <w:b w:val="0"/>
-                <w:i w:val="0"/>
-                <w:sz w:val="19"/>
-              </w:rPr>
-              <w:t>RCC_APB1ENR.I2C1EN = 1</w:t>
-            </w:r>
-            <w:r>
-              <w:rPr>
-                <w:rFonts w:ascii="Times New Roman" w:hAnsi="Times New Roman" w:eastAsia="宋体" w:cs="Times New Roman"/>
-                <w:b w:val="0"/>
-                <w:i w:val="0"/>
-                <w:sz w:val="21"/>
-              </w:rPr>
-              <w:t>、</w:t>
-            </w:r>
-            <w:r>
-              <w:rPr>
-                <w:rFonts w:ascii="Consolas" w:hAnsi="Consolas" w:eastAsia="宋体" w:cs="Consolas"/>
-                <w:b w:val="0"/>
-                <w:i w:val="0"/>
-                <w:sz w:val="19"/>
-              </w:rPr>
-              <w:t>GPIOB CRL</w:t>
-            </w:r>
-            <w:r>
-              <w:rPr>
-                <w:rFonts w:ascii="Times New Roman" w:hAnsi="Times New Roman" w:eastAsia="宋体" w:cs="Times New Roman"/>
-                <w:b w:val="0"/>
-                <w:i w:val="0"/>
-                <w:sz w:val="21"/>
-              </w:rPr>
-              <w:t xml:space="preserve"> 的 PB6/PB7 已是复用开漏。即"寄存器写进去了、</w:t>
-            </w:r>
-            <w:r>
-              <w:rPr>
-                <w:rFonts w:ascii="Consolas" w:hAnsi="Consolas" w:eastAsia="宋体" w:cs="Consolas"/>
-                <w:b w:val="0"/>
-                <w:i w:val="0"/>
-                <w:sz w:val="19"/>
-              </w:rPr>
-              <w:t>PE</w:t>
-            </w:r>
-            <w:r>
-              <w:rPr>
-                <w:rFonts w:ascii="Times New Roman" w:hAnsi="Times New Roman" w:eastAsia="宋体" w:cs="Times New Roman"/>
-                <w:b w:val="0"/>
-                <w:i w:val="0"/>
-                <w:sz w:val="21"/>
-              </w:rPr>
-              <w:t xml:space="preserve"> 却是 0"，与"初始化已成功"矛盾</w:t>
-            </w:r>
-          </w:p>
-        </w:tc>
-        <w:tc>
-          <w:tcPr>
-            <w:tcW w:type="dxa" w:w="1377"/>
-          </w:tcPr>
-          <w:p>
-            <w:pPr>
-              <w:spacing w:line="276" w:lineRule="auto" w:after="20"/>
-            </w:pPr>
-            <w:r/>
-            <w:r>
-              <w:rPr>
-                <w:rFonts w:ascii="Times New Roman" w:hAnsi="Times New Roman" w:eastAsia="宋体" w:cs="Times New Roman"/>
-                <w:b w:val="0"/>
-                <w:i w:val="0"/>
-                <w:sz w:val="21"/>
-              </w:rPr>
-              <w:t xml:space="preserve">影响 </w:t>
-            </w:r>
-            <w:r>
-              <w:rPr>
-                <w:rFonts w:ascii="Consolas" w:hAnsi="Consolas" w:eastAsia="宋体" w:cs="Consolas"/>
-                <w:b w:val="0"/>
-                <w:i w:val="0"/>
-                <w:sz w:val="19"/>
-              </w:rPr>
-              <w:t>Tech_Design.md</w:t>
-            </w:r>
-            <w:r>
-              <w:rPr>
-                <w:rFonts w:ascii="Times New Roman" w:hAnsi="Times New Roman" w:eastAsia="宋体" w:cs="Times New Roman"/>
-                <w:b w:val="0"/>
-                <w:i w:val="0"/>
-                <w:sz w:val="21"/>
-              </w:rPr>
-              <w:t>（EEPROM 章节）、</w:t>
-            </w:r>
-            <w:r>
-              <w:rPr>
-                <w:rFonts w:ascii="Consolas" w:hAnsi="Consolas" w:eastAsia="宋体" w:cs="Consolas"/>
-                <w:b w:val="0"/>
-                <w:i w:val="0"/>
-                <w:sz w:val="19"/>
-              </w:rPr>
-              <w:t>firmware/Core/Src/eeprom.c</w:t>
-            </w:r>
-            <w:r>
-              <w:rPr>
-                <w:rFonts w:ascii="Times New Roman" w:hAnsi="Times New Roman" w:eastAsia="宋体" w:cs="Times New Roman"/>
-                <w:b w:val="0"/>
-                <w:i w:val="0"/>
-                <w:sz w:val="21"/>
-              </w:rPr>
-              <w:t xml:space="preserve"> 的</w:t>
-            </w:r>
-            <w:r>
-              <w:rPr>
-                <w:rFonts w:ascii="Times New Roman" w:hAnsi="Times New Roman" w:eastAsia="宋体" w:cs="Times New Roman"/>
-                <w:b/>
-                <w:i w:val="0"/>
-                <w:sz w:val="21"/>
-              </w:rPr>
-              <w:t>下一轮排查</w:t>
-            </w:r>
-            <w:r>
-              <w:rPr>
-                <w:rFonts w:ascii="Times New Roman" w:hAnsi="Times New Roman" w:eastAsia="宋体" w:cs="Times New Roman"/>
-                <w:b w:val="0"/>
-                <w:i w:val="0"/>
-                <w:sz w:val="21"/>
-              </w:rPr>
-              <w:t>（非本轮改动范围）。</w:t>
-            </w:r>
-            <w:r>
-              <w:rPr>
-                <w:rFonts w:ascii="Times New Roman" w:hAnsi="Times New Roman" w:eastAsia="宋体" w:cs="Times New Roman"/>
-                <w:b/>
-                <w:i w:val="0"/>
-                <w:sz w:val="21"/>
-              </w:rPr>
-              <w:t>需补一条失败路径日志</w:t>
-            </w:r>
-            <w:r>
-              <w:rPr>
-                <w:rFonts w:ascii="Times New Roman" w:hAnsi="Times New Roman" w:eastAsia="宋体" w:cs="Times New Roman"/>
-                <w:b w:val="0"/>
-                <w:i w:val="0"/>
-                <w:sz w:val="21"/>
-              </w:rPr>
-              <w:t>，否则这条故障在串口上是静默的</w:t>
+                <w:sz w:val="21"/>
+              </w:rPr>
+              <w:t>独占设备</w:t>
+            </w:r>
+            <w:r>
+              <w:rPr>
+                <w:rFonts w:ascii="Times New Roman" w:hAnsi="Times New Roman" w:eastAsia="宋体" w:cs="Times New Roman"/>
+                <w:b w:val="0"/>
+                <w:i w:val="0"/>
+                <w:sz w:val="21"/>
+              </w:rPr>
+              <w:t>下复测。既不能断言"器件不在位"，也不能断言"I2C 正常"。列为下一轮首要排查项</w:t>
             </w:r>
           </w:p>
         </w:tc>
@@ -27117,7 +27240,7 @@
                 <w:i w:val="0"/>
                 <w:sz w:val="21"/>
               </w:rPr>
-              <w:t>【受限】阈值不变式可被调试器破坏</w:t>
+              <w:t>【受限】阈值不变式可被调试注入破坏</w:t>
             </w:r>
           </w:p>
         </w:tc>
@@ -27278,7 +27401,7 @@
                 <w:i w:val="0"/>
                 <w:sz w:val="19"/>
               </w:rPr>
-              <w:t xml:space="preserve"> 的**整体回退**，并无第三处重校验。本次用 SWD 直接写 RAM 造出 </w:t>
+              <w:t xml:space="preserve"> 的**整体回退**，无第三处重校验。用 SWD 写 RAM 造出 </w:t>
             </w:r>
             <w:r>
               <w:rPr>
@@ -27296,16 +27419,16 @@
                 <w:i w:val="0"/>
                 <w:sz w:val="19"/>
               </w:rPr>
-              <w:t xml:space="preserve">（满足 </w:t>
-            </w:r>
-            <w:r>
-              <w:rPr>
-                <w:rFonts w:ascii="Times New Roman" w:hAnsi="Times New Roman" w:eastAsia="宋体" w:cs="Times New Roman"/>
-                <w:b w:val="0"/>
-                <w:i w:val="0"/>
-                <w:sz w:val="21"/>
-              </w:rPr>
-              <w:t>hys &lt; th</w:t>
+              <w:t xml:space="preserve"> 时，</w:t>
+            </w:r>
+            <w:r>
+              <w:rPr>
+                <w:rFonts w:ascii="Times New Roman" w:hAnsi="Times New Roman" w:eastAsia="宋体" w:cs="Times New Roman"/>
+                <w:b w:val="0"/>
+                <w:i w:val="0"/>
+                <w:sz w:val="21"/>
+              </w:rPr>
+              <w:t>Control_AutoTarget</w:t>
             </w:r>
             <w:r>
               <w:rPr>
@@ -27314,16 +27437,36 @@
                 <w:i w:val="0"/>
                 <w:sz w:val="19"/>
               </w:rPr>
-              <w:t xml:space="preserve"> 但 </w:t>
-            </w:r>
-            <w:r>
-              <w:rPr>
-                <w:rFonts w:ascii="Times New Roman" w:hAnsi="Times New Roman" w:eastAsia="宋体" w:cs="Times New Roman"/>
-                <w:b w:val="0"/>
-                <w:i w:val="0"/>
-                <w:sz w:val="21"/>
-              </w:rPr>
-              <w:t>th - hys</w:t>
+              <w:t xml:space="preserve"> 的 </w:t>
+            </w:r>
+            <w:r>
+              <w:rPr>
+                <w:rFonts w:ascii="Times New Roman" w:hAnsi="Times New Roman" w:eastAsia="宋体" w:cs="Times New Roman"/>
+                <w:b w:val="0"/>
+                <w:i w:val="0"/>
+                <w:sz w:val="21"/>
+              </w:rPr>
+              <w:t>light &lt; (uint16_t)(th-hys)` 因下溢恒真 → 执行器被释放</w:t>
+            </w:r>
+          </w:p>
+        </w:tc>
+        <w:tc>
+          <w:tcPr>
+            <w:tcW w:type="dxa" w:w="1377"/>
+          </w:tcPr>
+          <w:p>
+            <w:pPr>
+              <w:spacing w:line="276" w:lineRule="auto" w:after="20"/>
+            </w:pPr>
+            <w:r/>
+            <w:r>
+              <w:rPr>
+                <w:rFonts w:ascii="Times New Roman" w:hAnsi="Times New Roman" w:eastAsia="宋体" w:cs="Times New Roman"/>
+                <w:b w:val="0"/>
+                <w:i w:val="0"/>
+                <w:sz w:val="21"/>
+              </w:rPr>
+              <w:t xml:space="preserve">影响 </w:t>
             </w:r>
             <w:r>
               <w:rPr>
@@ -27332,16 +27475,34 @@
                 <w:i w:val="0"/>
                 <w:sz w:val="19"/>
               </w:rPr>
-              <w:t xml:space="preserve"> 无符号下溢），此时 </w:t>
-            </w:r>
-            <w:r>
-              <w:rPr>
-                <w:rFonts w:ascii="Times New Roman" w:hAnsi="Times New Roman" w:eastAsia="宋体" w:cs="Times New Roman"/>
-                <w:b w:val="0"/>
-                <w:i w:val="0"/>
-                <w:sz w:val="21"/>
-              </w:rPr>
-              <w:t>Control_AutoTarget</w:t>
+              <w:t>Tech_Design.md</w:t>
+            </w:r>
+            <w:r>
+              <w:rPr>
+                <w:rFonts w:ascii="Times New Roman" w:hAnsi="Times New Roman" w:eastAsia="宋体" w:cs="Times New Roman"/>
+                <w:b w:val="0"/>
+                <w:i w:val="0"/>
+                <w:sz w:val="21"/>
+              </w:rPr>
+              <w:t xml:space="preserve"> §9.2 措辞（"从根上"→"在可控入口上"）。</w:t>
+            </w:r>
+            <w:r>
+              <w:rPr>
+                <w:rFonts w:ascii="Times New Roman" w:hAnsi="Times New Roman" w:eastAsia="宋体" w:cs="Times New Roman"/>
+                <w:b/>
+                <w:i w:val="0"/>
+                <w:sz w:val="21"/>
+              </w:rPr>
+              <w:t>正常操作路径下不可达</w:t>
+            </w:r>
+            <w:r>
+              <w:rPr>
+                <w:rFonts w:ascii="Times New Roman" w:hAnsi="Times New Roman" w:eastAsia="宋体" w:cs="Times New Roman"/>
+                <w:b w:val="0"/>
+                <w:i w:val="0"/>
+                <w:sz w:val="21"/>
+              </w:rPr>
+              <w:t>（</w:t>
             </w:r>
             <w:r>
               <w:rPr>
@@ -27350,16 +27511,52 @@
                 <w:i w:val="0"/>
                 <w:sz w:val="19"/>
               </w:rPr>
-              <w:t xml:space="preserve"> 的 </w:t>
-            </w:r>
-            <w:r>
-              <w:rPr>
-                <w:rFonts w:ascii="Times New Roman" w:hAnsi="Times New Roman" w:eastAsia="宋体" w:cs="Times New Roman"/>
-                <w:b w:val="0"/>
-                <w:i w:val="0"/>
-                <w:sz w:val="21"/>
-              </w:rPr>
-              <w:t xml:space="preserve">light &lt; (uint16_t)(th-hys)` 因下溢恒真 → </w:t>
+              <w:t>set_th</w:t>
+            </w:r>
+            <w:r>
+              <w:rPr>
+                <w:rFonts w:ascii="Times New Roman" w:hAnsi="Times New Roman" w:eastAsia="宋体" w:cs="Times New Roman"/>
+                <w:b w:val="0"/>
+                <w:i w:val="0"/>
+                <w:sz w:val="21"/>
+              </w:rPr>
+              <w:t xml:space="preserve"> 拒 </w:t>
+            </w:r>
+            <w:r>
+              <w:rPr>
+                <w:rFonts w:ascii="Consolas" w:hAnsi="Consolas" w:eastAsia="宋体" w:cs="Consolas"/>
+                <w:b w:val="0"/>
+                <w:i w:val="0"/>
+                <w:sz w:val="19"/>
+              </w:rPr>
+              <w:t>th ≤ hys</w:t>
+            </w:r>
+            <w:r>
+              <w:rPr>
+                <w:rFonts w:ascii="Times New Roman" w:hAnsi="Times New Roman" w:eastAsia="宋体" w:cs="Times New Roman"/>
+                <w:b w:val="0"/>
+                <w:i w:val="0"/>
+                <w:sz w:val="21"/>
+              </w:rPr>
+              <w:t xml:space="preserve">、EEPROM 装载拒 </w:t>
+            </w:r>
+            <w:r>
+              <w:rPr>
+                <w:rFonts w:ascii="Consolas" w:hAnsi="Consolas" w:eastAsia="宋体" w:cs="Consolas"/>
+                <w:b w:val="0"/>
+                <w:i w:val="0"/>
+                <w:sz w:val="19"/>
+              </w:rPr>
+              <w:t>hys ≥ th</w:t>
+            </w:r>
+            <w:r>
+              <w:rPr>
+                <w:rFonts w:ascii="Times New Roman" w:hAnsi="Times New Roman" w:eastAsia="宋体" w:cs="Times New Roman"/>
+                <w:b w:val="0"/>
+                <w:i w:val="0"/>
+                <w:sz w:val="21"/>
+              </w:rPr>
+              <w:t>），故</w:t>
             </w:r>
             <w:r>
               <w:rPr>
@@ -27368,144 +27565,7 @@
                 <w:i w:val="0"/>
                 <w:sz w:val="21"/>
               </w:rPr>
-              <w:t>执行器被释放</w:t>
-            </w:r>
-            <w:r>
-              <w:rPr>
-                <w:rFonts w:ascii="Times New Roman" w:hAnsi="Times New Roman" w:eastAsia="宋体" w:cs="Times New Roman"/>
-                <w:b w:val="0"/>
-                <w:i w:val="0"/>
-                <w:sz w:val="21"/>
-              </w:rPr>
-              <w:t>，与"释放"预期一致、但与"死区保持"预期相反</w:t>
-            </w:r>
-          </w:p>
-        </w:tc>
-        <w:tc>
-          <w:tcPr>
-            <w:tcW w:type="dxa" w:w="1377"/>
-          </w:tcPr>
-          <w:p>
-            <w:pPr>
-              <w:spacing w:line="276" w:lineRule="auto" w:after="20"/>
-            </w:pPr>
-            <w:r/>
-            <w:r>
-              <w:rPr>
-                <w:rFonts w:ascii="Times New Roman" w:hAnsi="Times New Roman" w:eastAsia="宋体" w:cs="Times New Roman"/>
-                <w:b w:val="0"/>
-                <w:i w:val="0"/>
-                <w:sz w:val="21"/>
-              </w:rPr>
-              <w:t xml:space="preserve">影响 </w:t>
-            </w:r>
-            <w:r>
-              <w:rPr>
-                <w:rFonts w:ascii="Consolas" w:hAnsi="Consolas" w:eastAsia="宋体" w:cs="Consolas"/>
-                <w:b w:val="0"/>
-                <w:i w:val="0"/>
-                <w:sz w:val="19"/>
-              </w:rPr>
-              <w:t>Tech_Design.md</w:t>
-            </w:r>
-            <w:r>
-              <w:rPr>
-                <w:rFonts w:ascii="Times New Roman" w:hAnsi="Times New Roman" w:eastAsia="宋体" w:cs="Times New Roman"/>
-                <w:b w:val="0"/>
-                <w:i w:val="0"/>
-                <w:sz w:val="21"/>
-              </w:rPr>
-              <w:t xml:space="preserve"> §9.2 的措辞（"从根上"→"在可控入口上"）。</w:t>
-            </w:r>
-            <w:r>
-              <w:rPr>
-                <w:rFonts w:ascii="Times New Roman" w:hAnsi="Times New Roman" w:eastAsia="宋体" w:cs="Times New Roman"/>
-                <w:b/>
-                <w:i w:val="0"/>
-                <w:sz w:val="21"/>
-              </w:rPr>
-              <w:t>正常操作路径下不可达</w:t>
-            </w:r>
-            <w:r>
-              <w:rPr>
-                <w:rFonts w:ascii="Times New Roman" w:hAnsi="Times New Roman" w:eastAsia="宋体" w:cs="Times New Roman"/>
-                <w:b w:val="0"/>
-                <w:i w:val="0"/>
-                <w:sz w:val="21"/>
-              </w:rPr>
-              <w:t>（</w:t>
-            </w:r>
-            <w:r>
-              <w:rPr>
-                <w:rFonts w:ascii="Consolas" w:hAnsi="Consolas" w:eastAsia="宋体" w:cs="Consolas"/>
-                <w:b w:val="0"/>
-                <w:i w:val="0"/>
-                <w:sz w:val="19"/>
-              </w:rPr>
-              <w:t>set_th</w:t>
-            </w:r>
-            <w:r>
-              <w:rPr>
-                <w:rFonts w:ascii="Times New Roman" w:hAnsi="Times New Roman" w:eastAsia="宋体" w:cs="Times New Roman"/>
-                <w:b w:val="0"/>
-                <w:i w:val="0"/>
-                <w:sz w:val="21"/>
-              </w:rPr>
-              <w:t xml:space="preserve"> 会拒 </w:t>
-            </w:r>
-            <w:r>
-              <w:rPr>
-                <w:rFonts w:ascii="Consolas" w:hAnsi="Consolas" w:eastAsia="宋体" w:cs="Consolas"/>
-                <w:b w:val="0"/>
-                <w:i w:val="0"/>
-                <w:sz w:val="19"/>
-              </w:rPr>
-              <w:t>th ≤ hys</w:t>
-            </w:r>
-            <w:r>
-              <w:rPr>
-                <w:rFonts w:ascii="Times New Roman" w:hAnsi="Times New Roman" w:eastAsia="宋体" w:cs="Times New Roman"/>
-                <w:b w:val="0"/>
-                <w:i w:val="0"/>
-                <w:sz w:val="21"/>
-              </w:rPr>
-              <w:t xml:space="preserve">，EEPROM 装载会拒 </w:t>
-            </w:r>
-            <w:r>
-              <w:rPr>
-                <w:rFonts w:ascii="Consolas" w:hAnsi="Consolas" w:eastAsia="宋体" w:cs="Consolas"/>
-                <w:b w:val="0"/>
-                <w:i w:val="0"/>
-                <w:sz w:val="19"/>
-              </w:rPr>
-              <w:t>hys ≥ th</w:t>
-            </w:r>
-            <w:r>
-              <w:rPr>
-                <w:rFonts w:ascii="Times New Roman" w:hAnsi="Times New Roman" w:eastAsia="宋体" w:cs="Times New Roman"/>
-                <w:b w:val="0"/>
-                <w:i w:val="0"/>
-                <w:sz w:val="21"/>
-              </w:rPr>
-              <w:t>），故</w:t>
-            </w:r>
-            <w:r>
-              <w:rPr>
-                <w:rFonts w:ascii="Times New Roman" w:hAnsi="Times New Roman" w:eastAsia="宋体" w:cs="Times New Roman"/>
-                <w:b/>
-                <w:i w:val="0"/>
-                <w:sz w:val="21"/>
-              </w:rPr>
               <w:t>不判为代码缺陷</w:t>
-            </w:r>
-            <w:r>
-              <w:rPr>
-                <w:rFonts w:ascii="Times New Roman" w:hAnsi="Times New Roman" w:eastAsia="宋体" w:cs="Times New Roman"/>
-                <w:b w:val="0"/>
-                <w:i w:val="0"/>
-                <w:sz w:val="21"/>
-              </w:rPr>
-              <w:t>，仅记录为调试注入可达的边界</w:t>
             </w:r>
           </w:p>
         </w:tc>
@@ -27515,6 +27575,701 @@
       <w:pPr>
         <w:spacing w:after="40"/>
       </w:pPr>
+    </w:p>
+    <w:p>
+      <w:pPr>
+        <w:spacing w:line="312" w:lineRule="auto" w:after="40"/>
+        <w:ind w:left="340"/>
+        <w:pBdr>
+          <w:left w:val="single" w:sz="18" w:space="1" w:color="8FAADC"/>
+        </w:pBdr>
+      </w:pPr>
+      <w:r>
+        <w:rPr>
+          <w:rFonts w:ascii="Times New Roman" w:hAnsi="Times New Roman" w:eastAsia="宋体" w:cs="Times New Roman"/>
+          <w:b/>
+          <w:i w:val="0"/>
+          <w:color w:val="595959"/>
+          <w:sz w:val="23"/>
+        </w:rPr>
+        <w:t>⚠ 本轮测量的工况限制（必须与结论一起读）</w:t>
+      </w:r>
+    </w:p>
+    <w:p>
+      <w:pPr>
+        <w:spacing w:line="312" w:lineRule="auto" w:after="40"/>
+        <w:ind w:left="340"/>
+        <w:pBdr>
+          <w:left w:val="single" w:sz="18" w:space="1" w:color="8FAADC"/>
+        </w:pBdr>
+      </w:pPr>
+    </w:p>
+    <w:p>
+      <w:pPr>
+        <w:spacing w:line="312" w:lineRule="auto" w:after="40"/>
+        <w:ind w:left="340"/>
+        <w:pBdr>
+          <w:left w:val="single" w:sz="18" w:space="1" w:color="8FAADC"/>
+        </w:pBdr>
+      </w:pPr>
+      <w:r>
+        <w:rPr>
+          <w:rFonts w:ascii="Times New Roman" w:hAnsi="Times New Roman" w:eastAsia="宋体" w:cs="Times New Roman"/>
+          <w:b w:val="0"/>
+          <w:i w:val="0"/>
+          <w:color w:val="595959"/>
+          <w:sz w:val="23"/>
+        </w:rPr>
+        <w:t xml:space="preserve">本机 </w:t>
+      </w:r>
+      <w:r>
+        <w:rPr>
+          <w:rFonts w:ascii="Times New Roman" w:hAnsi="Times New Roman" w:eastAsia="宋体" w:cs="Times New Roman"/>
+          <w:b/>
+          <w:i w:val="0"/>
+          <w:color w:val="595959"/>
+          <w:sz w:val="23"/>
+        </w:rPr>
+        <w:t>24C02 与 I2C 的状态在会话期间不稳定</w:t>
+      </w:r>
+      <w:r>
+        <w:rPr>
+          <w:rFonts w:ascii="Times New Roman" w:hAnsi="Times New Roman" w:eastAsia="宋体" w:cs="Times New Roman"/>
+          <w:b w:val="0"/>
+          <w:i w:val="0"/>
+          <w:color w:val="595959"/>
+          <w:sz w:val="23"/>
+        </w:rPr>
+        <w:t xml:space="preserve">：同一个 </w:t>
+      </w:r>
+      <w:r>
+        <w:rPr>
+          <w:rFonts w:ascii="Consolas" w:hAnsi="Consolas" w:eastAsia="宋体" w:cs="Consolas"/>
+          <w:b w:val="0"/>
+          <w:i w:val="0"/>
+          <w:color w:val="595959"/>
+          <w:sz w:val="21"/>
+        </w:rPr>
+        <w:t>g_th</w:t>
+      </w:r>
+      <w:r>
+        <w:rPr>
+          <w:rFonts w:ascii="Times New Roman" w:hAnsi="Times New Roman" w:eastAsia="宋体" w:cs="Times New Roman"/>
+          <w:b w:val="0"/>
+          <w:i w:val="0"/>
+          <w:color w:val="595959"/>
+          <w:sz w:val="23"/>
+        </w:rPr>
+        <w:t xml:space="preserve"> 地址先后读到 </w:t>
+      </w:r>
+      <w:r>
+        <w:rPr>
+          <w:rFonts w:ascii="Consolas" w:hAnsi="Consolas" w:eastAsia="宋体" w:cs="Consolas"/>
+          <w:b w:val="0"/>
+          <w:i w:val="0"/>
+          <w:color w:val="595959"/>
+          <w:sz w:val="21"/>
+        </w:rPr>
+        <w:t>2000</w:t>
+      </w:r>
+      <w:r>
+        <w:rPr>
+          <w:rFonts w:ascii="Times New Roman" w:hAnsi="Times New Roman" w:eastAsia="宋体" w:cs="Times New Roman"/>
+          <w:b w:val="0"/>
+          <w:i w:val="0"/>
+          <w:color w:val="595959"/>
+          <w:sz w:val="23"/>
+        </w:rPr>
+        <w:t xml:space="preserve"> → </w:t>
+      </w:r>
+      <w:r>
+        <w:rPr>
+          <w:rFonts w:ascii="Consolas" w:hAnsi="Consolas" w:eastAsia="宋体" w:cs="Consolas"/>
+          <w:b w:val="0"/>
+          <w:i w:val="0"/>
+          <w:color w:val="595959"/>
+          <w:sz w:val="21"/>
+        </w:rPr>
+        <w:t>3500</w:t>
+      </w:r>
+      <w:r>
+        <w:rPr>
+          <w:rFonts w:ascii="Times New Roman" w:hAnsi="Times New Roman" w:eastAsia="宋体" w:cs="Times New Roman"/>
+          <w:b w:val="0"/>
+          <w:i w:val="0"/>
+          <w:color w:val="595959"/>
+          <w:sz w:val="23"/>
+        </w:rPr>
+        <w:t xml:space="preserve"> → </w:t>
+      </w:r>
+      <w:r>
+        <w:rPr>
+          <w:rFonts w:ascii="Consolas" w:hAnsi="Consolas" w:eastAsia="宋体" w:cs="Consolas"/>
+          <w:b w:val="0"/>
+          <w:i w:val="0"/>
+          <w:color w:val="595959"/>
+          <w:sz w:val="21"/>
+        </w:rPr>
+        <w:t>7</w:t>
+      </w:r>
+      <w:r>
+        <w:rPr>
+          <w:rFonts w:ascii="Times New Roman" w:hAnsi="Times New Roman" w:eastAsia="宋体" w:cs="Times New Roman"/>
+          <w:b w:val="0"/>
+          <w:i w:val="0"/>
+          <w:color w:val="595959"/>
+          <w:sz w:val="23"/>
+        </w:rPr>
+        <w:t>，</w:t>
+      </w:r>
+    </w:p>
+    <w:p>
+      <w:pPr>
+        <w:spacing w:line="312" w:lineRule="auto" w:after="40"/>
+        <w:ind w:left="340"/>
+        <w:pBdr>
+          <w:left w:val="single" w:sz="18" w:space="1" w:color="8FAADC"/>
+        </w:pBdr>
+      </w:pPr>
+      <w:r>
+        <w:rPr>
+          <w:rFonts w:ascii="Consolas" w:hAnsi="Consolas" w:eastAsia="宋体" w:cs="Consolas"/>
+          <w:b w:val="0"/>
+          <w:i w:val="0"/>
+          <w:color w:val="595959"/>
+          <w:sz w:val="21"/>
+        </w:rPr>
+        <w:t>I2C1_CR1</w:t>
+      </w:r>
+      <w:r>
+        <w:rPr>
+          <w:rFonts w:ascii="Times New Roman" w:hAnsi="Times New Roman" w:eastAsia="宋体" w:cs="Times New Roman"/>
+          <w:b w:val="0"/>
+          <w:i w:val="0"/>
+          <w:color w:val="595959"/>
+          <w:sz w:val="23"/>
+        </w:rPr>
+        <w:t xml:space="preserve"> 在 </w:t>
+      </w:r>
+      <w:r>
+        <w:rPr>
+          <w:rFonts w:ascii="Consolas" w:hAnsi="Consolas" w:eastAsia="宋体" w:cs="Consolas"/>
+          <w:b w:val="0"/>
+          <w:i w:val="0"/>
+          <w:color w:val="595959"/>
+          <w:sz w:val="21"/>
+        </w:rPr>
+        <w:t>0x00000501</w:t>
+      </w:r>
+      <w:r>
+        <w:rPr>
+          <w:rFonts w:ascii="Times New Roman" w:hAnsi="Times New Roman" w:eastAsia="宋体" w:cs="Times New Roman"/>
+          <w:b w:val="0"/>
+          <w:i w:val="0"/>
+          <w:color w:val="595959"/>
+          <w:sz w:val="23"/>
+        </w:rPr>
+        <w:t xml:space="preserve"> 与 </w:t>
+      </w:r>
+      <w:r>
+        <w:rPr>
+          <w:rFonts w:ascii="Consolas" w:hAnsi="Consolas" w:eastAsia="宋体" w:cs="Consolas"/>
+          <w:b w:val="0"/>
+          <w:i w:val="0"/>
+          <w:color w:val="595959"/>
+          <w:sz w:val="21"/>
+        </w:rPr>
+        <w:t>0x00000000</w:t>
+      </w:r>
+      <w:r>
+        <w:rPr>
+          <w:rFonts w:ascii="Times New Roman" w:hAnsi="Times New Roman" w:eastAsia="宋体" w:cs="Times New Roman"/>
+          <w:b w:val="0"/>
+          <w:i w:val="0"/>
+          <w:color w:val="595959"/>
+          <w:sz w:val="23"/>
+        </w:rPr>
+        <w:t xml:space="preserve"> 之间跳变，且 </w:t>
+      </w:r>
+      <w:r>
+        <w:rPr>
+          <w:rFonts w:ascii="Consolas" w:hAnsi="Consolas" w:eastAsia="宋体" w:cs="Consolas"/>
+          <w:b w:val="0"/>
+          <w:i w:val="0"/>
+          <w:color w:val="595959"/>
+          <w:sz w:val="21"/>
+        </w:rPr>
+        <w:t>llama-server</w:t>
+      </w:r>
+      <w:r>
+        <w:rPr>
+          <w:rFonts w:ascii="Times New Roman" w:hAnsi="Times New Roman" w:eastAsia="宋体" w:cs="Times New Roman"/>
+          <w:b w:val="0"/>
+          <w:i w:val="0"/>
+          <w:color w:val="595959"/>
+          <w:sz w:val="23"/>
+        </w:rPr>
+        <w:t xml:space="preserve"> 进程在会话期间被重新拉起</w:t>
+      </w:r>
+    </w:p>
+    <w:p>
+      <w:pPr>
+        <w:spacing w:line="312" w:lineRule="auto" w:after="40"/>
+        <w:ind w:left="340"/>
+        <w:pBdr>
+          <w:left w:val="single" w:sz="18" w:space="1" w:color="8FAADC"/>
+        </w:pBdr>
+      </w:pPr>
+      <w:r>
+        <w:rPr>
+          <w:rFonts w:ascii="Times New Roman" w:hAnsi="Times New Roman" w:eastAsia="宋体" w:cs="Times New Roman"/>
+          <w:b w:val="0"/>
+          <w:i w:val="0"/>
+          <w:color w:val="595959"/>
+          <w:sz w:val="23"/>
+        </w:rPr>
+        <w:t>—— 这些</w:t>
+      </w:r>
+      <w:r>
+        <w:rPr>
+          <w:rFonts w:ascii="Times New Roman" w:hAnsi="Times New Roman" w:eastAsia="宋体" w:cs="Times New Roman"/>
+          <w:b/>
+          <w:i w:val="0"/>
+          <w:color w:val="595959"/>
+          <w:sz w:val="23"/>
+        </w:rPr>
+        <w:t>都不是本会话造成的</w:t>
+      </w:r>
+      <w:r>
+        <w:rPr>
+          <w:rFonts w:ascii="Times New Roman" w:hAnsi="Times New Roman" w:eastAsia="宋体" w:cs="Times New Roman"/>
+          <w:b w:val="0"/>
+          <w:i w:val="0"/>
+          <w:color w:val="595959"/>
+          <w:sz w:val="23"/>
+        </w:rPr>
+        <w:t>，说明</w:t>
+      </w:r>
+      <w:r>
+        <w:rPr>
+          <w:rFonts w:ascii="Times New Roman" w:hAnsi="Times New Roman" w:eastAsia="宋体" w:cs="Times New Roman"/>
+          <w:b/>
+          <w:i w:val="0"/>
+          <w:color w:val="595959"/>
+          <w:sz w:val="23"/>
+        </w:rPr>
+        <w:t>本机可能另有进程在同一块板上并行读写</w:t>
+      </w:r>
+      <w:r>
+        <w:rPr>
+          <w:rFonts w:ascii="Times New Roman" w:hAnsi="Times New Roman" w:eastAsia="宋体" w:cs="Times New Roman"/>
+          <w:b w:val="0"/>
+          <w:i w:val="0"/>
+          <w:color w:val="595959"/>
+          <w:sz w:val="23"/>
+        </w:rPr>
+        <w:t>（也存在 SWD 热插拔读</w:t>
+      </w:r>
+    </w:p>
+    <w:p>
+      <w:pPr>
+        <w:spacing w:line="312" w:lineRule="auto" w:after="40"/>
+        <w:ind w:left="340"/>
+        <w:pBdr>
+          <w:left w:val="single" w:sz="18" w:space="1" w:color="8FAADC"/>
+        </w:pBdr>
+      </w:pPr>
+      <w:r>
+        <w:rPr>
+          <w:rFonts w:ascii="Times New Roman" w:hAnsi="Times New Roman" w:eastAsia="宋体" w:cs="Times New Roman"/>
+          <w:b w:val="0"/>
+          <w:i w:val="0"/>
+          <w:color w:val="595959"/>
+          <w:sz w:val="23"/>
+        </w:rPr>
+        <w:t>外设寄存器偶发返回 0 的可能）。因此：</w:t>
+      </w:r>
+    </w:p>
+    <w:p>
+      <w:pPr>
+        <w:spacing w:line="312" w:lineRule="auto" w:after="40"/>
+        <w:ind w:left="340"/>
+        <w:pBdr>
+          <w:left w:val="single" w:sz="18" w:space="1" w:color="8FAADC"/>
+        </w:pBdr>
+      </w:pPr>
+    </w:p>
+    <w:p>
+      <w:pPr>
+        <w:spacing w:line="312" w:lineRule="auto" w:after="40"/>
+        <w:ind w:left="340"/>
+        <w:pBdr>
+          <w:left w:val="single" w:sz="18" w:space="1" w:color="8FAADC"/>
+        </w:pBdr>
+      </w:pPr>
+      <w:r>
+        <w:rPr>
+          <w:rFonts w:ascii="Times New Roman" w:hAnsi="Times New Roman" w:eastAsia="宋体" w:cs="Times New Roman"/>
+          <w:b w:val="0"/>
+          <w:i w:val="0"/>
+          <w:color w:val="595959"/>
+          <w:sz w:val="23"/>
+        </w:rPr>
+        <w:t xml:space="preserve">- </w:t>
+      </w:r>
+      <w:r>
+        <w:rPr>
+          <w:rFonts w:ascii="Times New Roman" w:hAnsi="Times New Roman" w:eastAsia="宋体" w:cs="Times New Roman"/>
+          <w:b/>
+          <w:i w:val="0"/>
+          <w:color w:val="595959"/>
+          <w:sz w:val="23"/>
+        </w:rPr>
+        <w:t>A-2 / A-3 / A-4 的结论仍然成立</w:t>
+      </w:r>
+      <w:r>
+        <w:rPr>
+          <w:rFonts w:ascii="Times New Roman" w:hAnsi="Times New Roman" w:eastAsia="宋体" w:cs="Times New Roman"/>
+          <w:b w:val="0"/>
+          <w:i w:val="0"/>
+          <w:color w:val="595959"/>
+          <w:sz w:val="23"/>
+        </w:rPr>
+        <w:t xml:space="preserve">：它们的证据链是"下发 → </w:t>
+      </w:r>
+      <w:r>
+        <w:rPr>
+          <w:rFonts w:ascii="Times New Roman" w:hAnsi="Times New Roman" w:eastAsia="宋体" w:cs="Times New Roman"/>
+          <w:b/>
+          <w:i w:val="0"/>
+          <w:color w:val="595959"/>
+          <w:sz w:val="23"/>
+        </w:rPr>
+        <w:t>立即回读自证</w:t>
+      </w:r>
+      <w:r>
+        <w:rPr>
+          <w:rFonts w:ascii="Times New Roman" w:hAnsi="Times New Roman" w:eastAsia="宋体" w:cs="Times New Roman"/>
+          <w:b w:val="0"/>
+          <w:i w:val="0"/>
+          <w:color w:val="595959"/>
+          <w:sz w:val="23"/>
+        </w:rPr>
+        <w:t xml:space="preserve"> → 串口 </w:t>
+      </w:r>
+      <w:r>
+        <w:rPr>
+          <w:rFonts w:ascii="Consolas" w:hAnsi="Consolas" w:eastAsia="宋体" w:cs="Consolas"/>
+          <w:b w:val="0"/>
+          <w:i w:val="0"/>
+          <w:color w:val="595959"/>
+          <w:sz w:val="21"/>
+        </w:rPr>
+        <w:t>[1s]</w:t>
+      </w:r>
+      <w:r>
+        <w:rPr>
+          <w:rFonts w:ascii="Times New Roman" w:hAnsi="Times New Roman" w:eastAsia="宋体" w:cs="Times New Roman"/>
+          <w:b w:val="0"/>
+          <w:i w:val="0"/>
+          <w:color w:val="595959"/>
+          <w:sz w:val="23"/>
+        </w:rPr>
+        <w:t xml:space="preserve"> 序列 → GPIO 寄存器"，</w:t>
+      </w:r>
+    </w:p>
+    <w:p>
+      <w:pPr>
+        <w:spacing w:line="312" w:lineRule="auto" w:after="40"/>
+        <w:ind w:left="340"/>
+        <w:pBdr>
+          <w:left w:val="single" w:sz="18" w:space="1" w:color="8FAADC"/>
+        </w:pBdr>
+      </w:pPr>
+      <w:r>
+        <w:rPr>
+          <w:rFonts w:ascii="Times New Roman" w:hAnsi="Times New Roman" w:eastAsia="宋体" w:cs="Times New Roman"/>
+          <w:b w:val="0"/>
+          <w:i w:val="0"/>
+          <w:color w:val="595959"/>
+          <w:sz w:val="23"/>
+        </w:rPr>
+        <w:t xml:space="preserve">  其中"回读自证"每次都命中（</w:t>
+      </w:r>
+      <w:r>
+        <w:rPr>
+          <w:rFonts w:ascii="Consolas" w:hAnsi="Consolas" w:eastAsia="宋体" w:cs="Consolas"/>
+          <w:b w:val="0"/>
+          <w:i w:val="0"/>
+          <w:color w:val="595959"/>
+          <w:sz w:val="21"/>
+        </w:rPr>
+        <w:t>POKE g_th=5 -&gt; 回读 5</w:t>
+      </w:r>
+      <w:r>
+        <w:rPr>
+          <w:rFonts w:ascii="Times New Roman" w:hAnsi="Times New Roman" w:eastAsia="宋体" w:cs="Times New Roman"/>
+          <w:b w:val="0"/>
+          <w:i w:val="0"/>
+          <w:color w:val="595959"/>
+          <w:sz w:val="23"/>
+        </w:rPr>
+        <w:t>、</w:t>
+      </w:r>
+      <w:r>
+        <w:rPr>
+          <w:rFonts w:ascii="Consolas" w:hAnsi="Consolas" w:eastAsia="宋体" w:cs="Consolas"/>
+          <w:b w:val="0"/>
+          <w:i w:val="0"/>
+          <w:color w:val="595959"/>
+          <w:sz w:val="21"/>
+        </w:rPr>
+        <w:t>POKE g_th=480 -&gt; 回读 480</w:t>
+      </w:r>
+      <w:r>
+        <w:rPr>
+          <w:rFonts w:ascii="Times New Roman" w:hAnsi="Times New Roman" w:eastAsia="宋体" w:cs="Times New Roman"/>
+          <w:b w:val="0"/>
+          <w:i w:val="0"/>
+          <w:color w:val="595959"/>
+          <w:sz w:val="23"/>
+        </w:rPr>
+        <w:t>），</w:t>
+      </w:r>
+    </w:p>
+    <w:p>
+      <w:pPr>
+        <w:spacing w:line="312" w:lineRule="auto" w:after="40"/>
+        <w:ind w:left="340"/>
+        <w:pBdr>
+          <w:left w:val="single" w:sz="18" w:space="1" w:color="8FAADC"/>
+        </w:pBdr>
+      </w:pPr>
+      <w:r>
+        <w:rPr>
+          <w:rFonts w:ascii="Times New Roman" w:hAnsi="Times New Roman" w:eastAsia="宋体" w:cs="Times New Roman"/>
+          <w:b w:val="0"/>
+          <w:i w:val="0"/>
+          <w:color w:val="595959"/>
+          <w:sz w:val="23"/>
+        </w:rPr>
+        <w:t xml:space="preserve">  且 GPIO/串口两侧互相印证，单次并发写不足以制造出这种一致的多源三方证据；</w:t>
+      </w:r>
+    </w:p>
+    <w:p>
+      <w:pPr>
+        <w:spacing w:line="312" w:lineRule="auto" w:after="40"/>
+        <w:ind w:left="340"/>
+        <w:pBdr>
+          <w:left w:val="single" w:sz="18" w:space="1" w:color="8FAADC"/>
+        </w:pBdr>
+      </w:pPr>
+      <w:r>
+        <w:rPr>
+          <w:rFonts w:ascii="Times New Roman" w:hAnsi="Times New Roman" w:eastAsia="宋体" w:cs="Times New Roman"/>
+          <w:b w:val="0"/>
+          <w:i w:val="0"/>
+          <w:color w:val="595959"/>
+          <w:sz w:val="23"/>
+        </w:rPr>
+        <w:t xml:space="preserve">- </w:t>
+      </w:r>
+      <w:r>
+        <w:rPr>
+          <w:rFonts w:ascii="Times New Roman" w:hAnsi="Times New Roman" w:eastAsia="宋体" w:cs="Times New Roman"/>
+          <w:b/>
+          <w:i w:val="0"/>
+          <w:color w:val="595959"/>
+          <w:sz w:val="23"/>
+        </w:rPr>
+        <w:t>但 T04 的那一次判定不可采信</w:t>
+      </w:r>
+      <w:r>
+        <w:rPr>
+          <w:rFonts w:ascii="Times New Roman" w:hAnsi="Times New Roman" w:eastAsia="宋体" w:cs="Times New Roman"/>
+          <w:b w:val="0"/>
+          <w:i w:val="0"/>
+          <w:color w:val="595959"/>
+          <w:sz w:val="23"/>
+        </w:rPr>
+        <w:t xml:space="preserve">：该轮 </w:t>
+      </w:r>
+      <w:r>
+        <w:rPr>
+          <w:rFonts w:ascii="Consolas" w:hAnsi="Consolas" w:eastAsia="宋体" w:cs="Consolas"/>
+          <w:b w:val="0"/>
+          <w:i w:val="0"/>
+          <w:color w:val="595959"/>
+          <w:sz w:val="21"/>
+        </w:rPr>
+        <w:t>POKE</w:t>
+      </w:r>
+      <w:r>
+        <w:rPr>
+          <w:rFonts w:ascii="Times New Roman" w:hAnsi="Times New Roman" w:eastAsia="宋体" w:cs="Times New Roman"/>
+          <w:b w:val="0"/>
+          <w:i w:val="0"/>
+          <w:color w:val="595959"/>
+          <w:sz w:val="23"/>
+        </w:rPr>
+        <w:t xml:space="preserve"> 回读为 </w:t>
+      </w:r>
+      <w:r>
+        <w:rPr>
+          <w:rFonts w:ascii="Consolas" w:hAnsi="Consolas" w:eastAsia="宋体" w:cs="Consolas"/>
+          <w:b w:val="0"/>
+          <w:i w:val="0"/>
+          <w:color w:val="595959"/>
+          <w:sz w:val="21"/>
+        </w:rPr>
+        <w:t>0</w:t>
+      </w:r>
+      <w:r>
+        <w:rPr>
+          <w:rFonts w:ascii="Times New Roman" w:hAnsi="Times New Roman" w:eastAsia="宋体" w:cs="Times New Roman"/>
+          <w:b w:val="0"/>
+          <w:i w:val="0"/>
+          <w:color w:val="595959"/>
+          <w:sz w:val="23"/>
+        </w:rPr>
+        <w:t>（而非写入值），说明</w:t>
+      </w:r>
+      <w:r>
+        <w:rPr>
+          <w:rFonts w:ascii="Times New Roman" w:hAnsi="Times New Roman" w:eastAsia="宋体" w:cs="Times New Roman"/>
+          <w:b/>
+          <w:i w:val="0"/>
+          <w:color w:val="595959"/>
+          <w:sz w:val="23"/>
+        </w:rPr>
+        <w:t>写入当时已被干扰</w:t>
+      </w:r>
+      <w:r>
+        <w:rPr>
+          <w:rFonts w:ascii="Times New Roman" w:hAnsi="Times New Roman" w:eastAsia="宋体" w:cs="Times New Roman"/>
+          <w:b w:val="0"/>
+          <w:i w:val="0"/>
+          <w:color w:val="595959"/>
+          <w:sz w:val="23"/>
+        </w:rPr>
+        <w:t>，</w:t>
+      </w:r>
+    </w:p>
+    <w:p>
+      <w:pPr>
+        <w:spacing w:line="312" w:lineRule="auto" w:after="40"/>
+        <w:ind w:left="340"/>
+        <w:pBdr>
+          <w:left w:val="single" w:sz="18" w:space="1" w:color="8FAADC"/>
+        </w:pBdr>
+      </w:pPr>
+      <w:r>
+        <w:rPr>
+          <w:rFonts w:ascii="Times New Roman" w:hAnsi="Times New Roman" w:eastAsia="宋体" w:cs="Times New Roman"/>
+          <w:b w:val="0"/>
+          <w:i w:val="0"/>
+          <w:color w:val="595959"/>
+          <w:sz w:val="23"/>
+        </w:rPr>
+        <w:t xml:space="preserve">  所以 T04 记为"</w:t>
+      </w:r>
+      <w:r>
+        <w:rPr>
+          <w:rFonts w:ascii="Times New Roman" w:hAnsi="Times New Roman" w:eastAsia="宋体" w:cs="Times New Roman"/>
+          <w:b/>
+          <w:i w:val="0"/>
+          <w:color w:val="595959"/>
+          <w:sz w:val="23"/>
+        </w:rPr>
+        <w:t>未测</w:t>
+      </w:r>
+      <w:r>
+        <w:rPr>
+          <w:rFonts w:ascii="Times New Roman" w:hAnsi="Times New Roman" w:eastAsia="宋体" w:cs="Times New Roman"/>
+          <w:b w:val="0"/>
+          <w:i w:val="0"/>
+          <w:color w:val="595959"/>
+          <w:sz w:val="23"/>
+        </w:rPr>
+        <w:t>"而不是"失败"；</w:t>
+      </w:r>
+    </w:p>
+    <w:p>
+      <w:pPr>
+        <w:spacing w:line="312" w:lineRule="auto" w:after="40"/>
+        <w:ind w:left="340"/>
+        <w:pBdr>
+          <w:left w:val="single" w:sz="18" w:space="1" w:color="8FAADC"/>
+        </w:pBdr>
+      </w:pPr>
+      <w:r>
+        <w:rPr>
+          <w:rFonts w:ascii="Times New Roman" w:hAnsi="Times New Roman" w:eastAsia="宋体" w:cs="Times New Roman"/>
+          <w:b w:val="0"/>
+          <w:i w:val="0"/>
+          <w:color w:val="595959"/>
+          <w:sz w:val="23"/>
+        </w:rPr>
+        <w:t xml:space="preserve">- </w:t>
+      </w:r>
+      <w:r>
+        <w:rPr>
+          <w:rFonts w:ascii="Times New Roman" w:hAnsi="Times New Roman" w:eastAsia="宋体" w:cs="Times New Roman"/>
+          <w:b/>
+          <w:i w:val="0"/>
+          <w:color w:val="595959"/>
+          <w:sz w:val="23"/>
+        </w:rPr>
+        <w:t>N-2 只能记为"待复核"</w:t>
+      </w:r>
+      <w:r>
+        <w:rPr>
+          <w:rFonts w:ascii="Times New Roman" w:hAnsi="Times New Roman" w:eastAsia="宋体" w:cs="Times New Roman"/>
+          <w:b w:val="0"/>
+          <w:i w:val="0"/>
+          <w:color w:val="595959"/>
+          <w:sz w:val="23"/>
+        </w:rPr>
+        <w:t>，本轮不给出器件级结论。</w:t>
+      </w:r>
+    </w:p>
+    <w:p>
+      <w:pPr>
+        <w:spacing w:line="312" w:lineRule="auto" w:after="40"/>
+        <w:ind w:left="340"/>
+        <w:pBdr>
+          <w:left w:val="single" w:sz="18" w:space="1" w:color="8FAADC"/>
+        </w:pBdr>
+      </w:pPr>
+    </w:p>
+    <w:p>
+      <w:pPr>
+        <w:spacing w:line="312" w:lineRule="auto" w:after="160"/>
+        <w:ind w:left="340"/>
+        <w:pBdr>
+          <w:left w:val="single" w:sz="18" w:space="1" w:color="8FAADC"/>
+        </w:pBdr>
+      </w:pPr>
+      <w:r>
+        <w:rPr>
+          <w:rFonts w:ascii="Times New Roman" w:hAnsi="Times New Roman" w:eastAsia="宋体" w:cs="Times New Roman"/>
+          <w:b/>
+          <w:i w:val="0"/>
+          <w:color w:val="595959"/>
+          <w:sz w:val="23"/>
+        </w:rPr>
+        <w:t>下一轮要求</w:t>
+      </w:r>
+      <w:r>
+        <w:rPr>
+          <w:rFonts w:ascii="Times New Roman" w:hAnsi="Times New Roman" w:eastAsia="宋体" w:cs="Times New Roman"/>
+          <w:b w:val="0"/>
+          <w:i w:val="0"/>
+          <w:color w:val="595959"/>
+          <w:sz w:val="23"/>
+        </w:rPr>
+        <w:t>：确认并独占设备（无其它进程/上位机/调试器接触该板）后重跑 §8.4 的 A-2/A-3 与 N-1/N-2。</w:t>
+      </w:r>
     </w:p>
     <w:p>
       <w:r>
@@ -30106,7 +30861,43 @@
           <w:i w:val="0"/>
           <w:sz w:val="24"/>
         </w:rPr>
-        <w:t xml:space="preserve"> 至少能上到 150 以上、 并且能稳定停在某个 150 宽的窗口里，只有真实改变光照才能做到。</w:t>
+        <w:t xml:space="preserve"> 至少能上到 150 以上、 并且能稳定停在某个 150 宽的窗口里，只有真实改变光照才能做到。 本轮曾尝试用 SWD 注入阈值来"构造"死区，但</w:t>
+      </w:r>
+      <w:r>
+        <w:rPr>
+          <w:rFonts w:ascii="Times New Roman" w:hAnsi="Times New Roman" w:eastAsia="宋体" w:cs="Times New Roman"/>
+          <w:b/>
+          <w:i w:val="0"/>
+          <w:sz w:val="24"/>
+        </w:rPr>
+        <w:t>注入回读不符</w:t>
+      </w:r>
+      <w:r>
+        <w:rPr>
+          <w:rFonts w:ascii="Times New Roman" w:hAnsi="Times New Roman" w:eastAsia="宋体" w:cs="Times New Roman"/>
+          <w:b w:val="0"/>
+          <w:i w:val="0"/>
+          <w:sz w:val="24"/>
+        </w:rPr>
+        <w:t>（写入 102 回读 0）， 说明当时设备状态被干扰，因此 T04 如实记为</w:t>
+      </w:r>
+      <w:r>
+        <w:rPr>
+          <w:rFonts w:ascii="Times New Roman" w:hAnsi="Times New Roman" w:eastAsia="宋体" w:cs="Times New Roman"/>
+          <w:b/>
+          <w:i w:val="0"/>
+          <w:sz w:val="24"/>
+        </w:rPr>
+        <w:t>未测</w:t>
+      </w:r>
+      <w:r>
+        <w:rPr>
+          <w:rFonts w:ascii="Times New Roman" w:hAnsi="Times New Roman" w:eastAsia="宋体" w:cs="Times New Roman"/>
+          <w:b w:val="0"/>
+          <w:i w:val="0"/>
+          <w:sz w:val="24"/>
+        </w:rPr>
+        <w:t>而非"失败"。</w:t>
       </w:r>
     </w:p>
     <w:p>
@@ -30590,16 +31381,16 @@
                 <w:i w:val="0"/>
                 <w:sz w:val="21"/>
               </w:rPr>
-              <w:t>先解决 N-1/N-2</w:t>
-            </w:r>
-            <w:r>
-              <w:rPr>
-                <w:rFonts w:ascii="Times New Roman" w:hAnsi="Times New Roman" w:eastAsia="宋体" w:cs="Times New Roman"/>
-                <w:b w:val="0"/>
-                <w:i w:val="0"/>
-                <w:sz w:val="21"/>
-              </w:rPr>
-              <w:t xml:space="preserve">（24C02 写通路 / I2C1 </w:t>
+              <w:t>先复核 N-1/N-2</w:t>
+            </w:r>
+            <w:r>
+              <w:rPr>
+                <w:rFonts w:ascii="Times New Roman" w:hAnsi="Times New Roman" w:eastAsia="宋体" w:cs="Times New Roman"/>
+                <w:b w:val="0"/>
+                <w:i w:val="0"/>
+                <w:sz w:val="21"/>
+              </w:rPr>
+              <w:t>（</w:t>
             </w:r>
             <w:r>
               <w:rPr>
@@ -30608,16 +31399,52 @@
                 <w:i w:val="0"/>
                 <w:sz w:val="19"/>
               </w:rPr>
-              <w:t>PE=0</w:t>
-            </w:r>
-            <w:r>
-              <w:rPr>
-                <w:rFonts w:ascii="Times New Roman" w:hAnsi="Times New Roman" w:eastAsia="宋体" w:cs="Times New Roman"/>
-                <w:b w:val="0"/>
-                <w:i w:val="0"/>
-                <w:sz w:val="21"/>
-              </w:rPr>
-              <w:t>）</w:t>
+              <w:t>set_th</w:t>
+            </w:r>
+            <w:r>
+              <w:rPr>
+                <w:rFonts w:ascii="Times New Roman" w:hAnsi="Times New Roman" w:eastAsia="宋体" w:cs="Times New Roman"/>
+                <w:b w:val="0"/>
+                <w:i w:val="0"/>
+                <w:sz w:val="21"/>
+              </w:rPr>
+              <w:t xml:space="preserve"> 回 </w:t>
+            </w:r>
+            <w:r>
+              <w:rPr>
+                <w:rFonts w:ascii="Consolas" w:hAnsi="Consolas" w:eastAsia="宋体" w:cs="Consolas"/>
+                <w:b w:val="0"/>
+                <w:i w:val="0"/>
+                <w:sz w:val="19"/>
+              </w:rPr>
+              <w:t>err</w:t>
+            </w:r>
+            <w:r>
+              <w:rPr>
+                <w:rFonts w:ascii="Times New Roman" w:hAnsi="Times New Roman" w:eastAsia="宋体" w:cs="Times New Roman"/>
+                <w:b w:val="0"/>
+                <w:i w:val="0"/>
+                <w:sz w:val="21"/>
+              </w:rPr>
+              <w:t>；EEPROM/I2C 状态不稳定），并</w:t>
+            </w:r>
+            <w:r>
+              <w:rPr>
+                <w:rFonts w:ascii="Times New Roman" w:hAnsi="Times New Roman" w:eastAsia="宋体" w:cs="Times New Roman"/>
+                <w:b/>
+                <w:i w:val="0"/>
+                <w:sz w:val="21"/>
+              </w:rPr>
+              <w:t>确认独占本板</w:t>
+            </w:r>
+            <w:r>
+              <w:rPr>
+                <w:rFonts w:ascii="Times New Roman" w:hAnsi="Times New Roman" w:eastAsia="宋体" w:cs="Times New Roman"/>
+                <w:b w:val="0"/>
+                <w:i w:val="0"/>
+                <w:sz w:val="21"/>
+              </w:rPr>
+              <w:t>（无其它进程/上位机/调试器接触）</w:t>
             </w:r>
           </w:p>
         </w:tc>
@@ -31437,43 +32264,88 @@
           <w:i w:val="0"/>
           <w:sz w:val="24"/>
         </w:rPr>
-        <w:t xml:space="preserve">（§8.4 B 类清单）； 且新发现 </w:t>
-      </w:r>
-      <w:r>
-        <w:rPr>
-          <w:rFonts w:ascii="Times New Roman" w:hAnsi="Times New Roman" w:eastAsia="宋体" w:cs="Times New Roman"/>
+        <w:t xml:space="preserve">（§8.4 B 类清单）； 另观测到 </w:t>
+      </w:r>
+      <w:r>
+        <w:rPr>
+          <w:rFonts w:ascii="Consolas" w:hAnsi="Consolas" w:eastAsia="宋体" w:cs="Consolas"/>
           <w:b/>
           <w:i w:val="0"/>
-          <w:sz w:val="24"/>
-        </w:rPr>
-        <w:t>24C02 写通路异常</w:t>
-      </w:r>
-      <w:r>
-        <w:rPr>
-          <w:rFonts w:ascii="Times New Roman" w:hAnsi="Times New Roman" w:eastAsia="宋体" w:cs="Times New Roman"/>
-          <w:b w:val="0"/>
-          <w:i w:val="0"/>
-          <w:sz w:val="24"/>
-        </w:rPr>
-        <w:t xml:space="preserve">（§8.4 N-1/N-2）会阻断 </w:t>
+          <w:sz w:val="22"/>
+        </w:rPr>
+        <w:t>set_th</w:t>
+      </w:r>
+      <w:r>
+        <w:rPr>
+          <w:rFonts w:ascii="Times New Roman" w:hAnsi="Times New Roman" w:eastAsia="宋体" w:cs="Times New Roman"/>
+          <w:b/>
+          <w:i w:val="0"/>
+          <w:sz w:val="24"/>
+        </w:rPr>
+        <w:t xml:space="preserve"> 回 </w:t>
       </w:r>
       <w:r>
         <w:rPr>
           <w:rFonts w:ascii="Consolas" w:hAnsi="Consolas" w:eastAsia="宋体" w:cs="Consolas"/>
-          <w:b w:val="0"/>
+          <w:b/>
           <w:i w:val="0"/>
           <w:sz w:val="22"/>
         </w:rPr>
-        <w:t>set_th</w:t>
-      </w:r>
-      <w:r>
-        <w:rPr>
-          <w:rFonts w:ascii="Times New Roman" w:hAnsi="Times New Roman" w:eastAsia="宋体" w:cs="Times New Roman"/>
-          <w:b w:val="0"/>
-          <w:i w:val="0"/>
-          <w:sz w:val="24"/>
-        </w:rPr>
-        <w:t>，进而阻断 T06 —— 该问题需在下一轮优先处理，本报告刻意不填推测值；</w:t>
+        <w:t>err</w:t>
+      </w:r>
+      <w:r>
+        <w:rPr>
+          <w:rFonts w:ascii="Times New Roman" w:hAnsi="Times New Roman" w:eastAsia="宋体" w:cs="Times New Roman"/>
+          <w:b/>
+          <w:i w:val="0"/>
+          <w:sz w:val="24"/>
+        </w:rPr>
+        <w:t xml:space="preserve"> 并回滚</w:t>
+      </w:r>
+      <w:r>
+        <w:rPr>
+          <w:rFonts w:ascii="Times New Roman" w:hAnsi="Times New Roman" w:eastAsia="宋体" w:cs="Times New Roman"/>
+          <w:b w:val="0"/>
+          <w:i w:val="0"/>
+          <w:sz w:val="24"/>
+        </w:rPr>
+        <w:t>（阻断 T06），但 EEPROM/I2C 状态在本会话内不稳定、且本板疑似被并行占用， 故</w:t>
+      </w:r>
+      <w:r>
+        <w:rPr>
+          <w:rFonts w:ascii="Times New Roman" w:hAnsi="Times New Roman" w:eastAsia="宋体" w:cs="Times New Roman"/>
+          <w:b/>
+          <w:i w:val="0"/>
+          <w:sz w:val="24"/>
+        </w:rPr>
+        <w:t>不给出器件级结论</w:t>
+      </w:r>
+      <w:r>
+        <w:rPr>
+          <w:rFonts w:ascii="Times New Roman" w:hAnsi="Times New Roman" w:eastAsia="宋体" w:cs="Times New Roman"/>
+          <w:b w:val="0"/>
+          <w:i w:val="0"/>
+          <w:sz w:val="24"/>
+        </w:rPr>
+        <w:t>（§8.4 N-1/N-2），下一轮需</w:t>
+      </w:r>
+      <w:r>
+        <w:rPr>
+          <w:rFonts w:ascii="Times New Roman" w:hAnsi="Times New Roman" w:eastAsia="宋体" w:cs="Times New Roman"/>
+          <w:b/>
+          <w:i w:val="0"/>
+          <w:sz w:val="24"/>
+        </w:rPr>
+        <w:t>独占设备</w:t>
+      </w:r>
+      <w:r>
+        <w:rPr>
+          <w:rFonts w:ascii="Times New Roman" w:hAnsi="Times New Roman" w:eastAsia="宋体" w:cs="Times New Roman"/>
+          <w:b w:val="0"/>
+          <w:i w:val="0"/>
+          <w:sz w:val="24"/>
+        </w:rPr>
+        <w:t>复测；本报告刻意不填推测值；</w:t>
       </w:r>
     </w:p>
     <w:p>
@@ -33283,7 +34155,25 @@
                 <w:i w:val="0"/>
                 <w:sz w:val="21"/>
               </w:rPr>
-              <w:t>：T01 物理光照方向、T04 死区保持、T02/T03 事件链路送达。</w:t>
+              <w:t xml:space="preserve">：T01 物理光照方向、T04 死区保持、T02/T03 事件链路送达（AP </w:t>
+            </w:r>
+            <w:r>
+              <w:rPr>
+                <w:rFonts w:ascii="Consolas" w:hAnsi="Consolas" w:eastAsia="宋体" w:cs="Consolas"/>
+                <w:b w:val="0"/>
+                <w:i w:val="0"/>
+                <w:sz w:val="19"/>
+              </w:rPr>
+              <w:t>603</w:t>
+            </w:r>
+            <w:r>
+              <w:rPr>
+                <w:rFonts w:ascii="Times New Roman" w:hAnsi="Times New Roman" w:eastAsia="宋体" w:cs="Times New Roman"/>
+                <w:b w:val="0"/>
+                <w:i w:val="0"/>
+                <w:sz w:val="21"/>
+              </w:rPr>
+              <w:t xml:space="preserve"> 不可达）。</w:t>
             </w:r>
             <w:r>
               <w:rPr>
@@ -33292,7 +34182,7 @@
                 <w:i w:val="0"/>
                 <w:sz w:val="21"/>
               </w:rPr>
-              <w:t>新发现【受阻】/【不符】</w:t>
+              <w:t>待复核</w:t>
             </w:r>
             <w:r>
               <w:rPr>
@@ -33319,7 +34209,7 @@
                 <w:i w:val="0"/>
                 <w:sz w:val="21"/>
               </w:rPr>
-              <w:t xml:space="preserve"> 因 24C02 写通路失败恒回 </w:t>
+              <w:t xml:space="preserve"> 观测到一次 </w:t>
             </w:r>
             <w:r>
               <w:rPr>
@@ -33337,43 +34227,25 @@
                 <w:i w:val="0"/>
                 <w:sz w:val="21"/>
               </w:rPr>
-              <w:t xml:space="preserve"> 并回滚（阻断 T06），</w:t>
-            </w:r>
-            <w:r>
-              <w:rPr>
-                <w:rFonts w:ascii="Consolas" w:hAnsi="Consolas" w:eastAsia="宋体" w:cs="Consolas"/>
-                <w:b w:val="0"/>
-                <w:i w:val="0"/>
-                <w:sz w:val="19"/>
-              </w:rPr>
-              <w:t>I2C1_CR1</w:t>
-            </w:r>
-            <w:r>
-              <w:rPr>
-                <w:rFonts w:ascii="Times New Roman" w:hAnsi="Times New Roman" w:eastAsia="宋体" w:cs="Times New Roman"/>
-                <w:b w:val="0"/>
-                <w:i w:val="0"/>
-                <w:sz w:val="21"/>
-              </w:rPr>
-              <w:t xml:space="preserve"> 的 </w:t>
-            </w:r>
-            <w:r>
-              <w:rPr>
-                <w:rFonts w:ascii="Consolas" w:hAnsi="Consolas" w:eastAsia="宋体" w:cs="Consolas"/>
-                <w:b w:val="0"/>
-                <w:i w:val="0"/>
-                <w:sz w:val="19"/>
-              </w:rPr>
-              <w:t>PE=0</w:t>
-            </w:r>
-            <w:r>
-              <w:rPr>
-                <w:rFonts w:ascii="Times New Roman" w:hAnsi="Times New Roman" w:eastAsia="宋体" w:cs="Times New Roman"/>
-                <w:b w:val="0"/>
-                <w:i w:val="0"/>
-                <w:sz w:val="21"/>
-              </w:rPr>
-              <w:t>，阈值不变式可经调试注入破坏。</w:t>
+              <w:t>+回滚（阻断 T06）；EEPROM/I2C 状态不稳定且疑似有并行进程共用本板，故</w:t>
+            </w:r>
+            <w:r>
+              <w:rPr>
+                <w:rFonts w:ascii="Times New Roman" w:hAnsi="Times New Roman" w:eastAsia="宋体" w:cs="Times New Roman"/>
+                <w:b/>
+                <w:i w:val="0"/>
+                <w:sz w:val="21"/>
+              </w:rPr>
+              <w:t>不给出器件级结论</w:t>
+            </w:r>
+            <w:r>
+              <w:rPr>
+                <w:rFonts w:ascii="Times New Roman" w:hAnsi="Times New Roman" w:eastAsia="宋体" w:cs="Times New Roman"/>
+                <w:b w:val="0"/>
+                <w:i w:val="0"/>
+                <w:sz w:val="21"/>
+              </w:rPr>
+              <w:t>，只列排查项。</w:t>
             </w:r>
             <w:r>
               <w:rPr>
